--- a/Unidad 11 - Navegación, estado y responsive en Flutter/Unidad 11 - Navegación, estado y responsive en Flutter.docx
+++ b/Unidad 11 - Navegación, estado y responsive en Flutter/Unidad 11 - Navegación, estado y responsive en Flutter.docx
@@ -19,6 +19,7 @@
       <w:r>
         <w:rPr>
           <w:b w:val="0"/>
+          <w:bCs w:val="0"/>
           <w:color w:val="669966"/>
           <w:sz w:val="48"/>
           <w:szCs w:val="48"/>
@@ -74,12 +75,12 @@
             <wp:extent cx="6120000" cy="723900"/>
             <wp:effectExtent b="0" l="0" r="0" t="0"/>
             <wp:wrapSquare wrapText="bothSides" distB="114300" distT="114300" distL="114300" distR="114300"/>
-            <wp:docPr id="4" name="image5.png"/>
+            <wp:docPr id="4" name="image1.png"/>
             <a:graphic>
               <a:graphicData uri="http://schemas.openxmlformats.org/drawingml/2006/picture">
                 <pic:pic>
                   <pic:nvPicPr>
-                    <pic:cNvPr id="0" name="image5.png"/>
+                    <pic:cNvPr id="0" name="image1.png"/>
                     <pic:cNvPicPr preferRelativeResize="0"/>
                   </pic:nvPicPr>
                   <pic:blipFill>
@@ -350,7 +351,7 @@
           <w:szCs w:val="32"/>
           <w:rtl w:val="0"/>
         </w:rPr>
-        <w:t xml:space="preserve">Actualizado Septiembre 2025</w:t>
+        <w:t xml:space="preserve">Actualizado Enero 2026</w:t>
       </w:r>
     </w:p>
     <w:p>
@@ -380,6 +381,7 @@
         <w:ind w:left="395" w:right="404" w:firstLine="0"/>
         <w:rPr>
           <w:b w:val="1"/>
+          <w:bCs w:val="1"/>
           <w:sz w:val="20"/>
           <w:szCs w:val="20"/>
         </w:rPr>
@@ -399,6 +401,7 @@
       <w:r>
         <w:rPr>
           <w:b w:val="1"/>
+          <w:bCs w:val="1"/>
           <w:sz w:val="20"/>
           <w:szCs w:val="20"/>
           <w:rtl w:val="0"/>
@@ -431,12 +434,12 @@
             <wp:extent cx="922564" cy="322898"/>
             <wp:effectExtent b="0" l="0" r="0" t="0"/>
             <wp:wrapSquare wrapText="bothSides" distB="57150" distT="57150" distL="57150" distR="57150"/>
-            <wp:docPr id="1" name="image1.png"/>
+            <wp:docPr id="1" name="image3.png"/>
             <a:graphic>
               <a:graphicData uri="http://schemas.openxmlformats.org/drawingml/2006/picture">
                 <pic:pic>
                   <pic:nvPicPr>
-                    <pic:cNvPr id="0" name="image1.png"/>
+                    <pic:cNvPr id="0" name="image3.png"/>
                     <pic:cNvPicPr preferRelativeResize="0"/>
                   </pic:nvPicPr>
                   <pic:blipFill>
@@ -536,6 +539,7 @@
         <w:ind w:left="0" w:right="57" w:firstLine="0"/>
         <w:rPr>
           <w:b w:val="1"/>
+          <w:bCs w:val="1"/>
         </w:rPr>
       </w:pPr>
       <w:r>
@@ -549,6 +553,7 @@
       <w:r>
         <w:rPr>
           <w:b w:val="1"/>
+          <w:bCs w:val="1"/>
           <w:rtl w:val="0"/>
         </w:rPr>
         <w:t xml:space="preserve">Importante</w:t>
@@ -579,6 +584,7 @@
         <w:ind w:left="0" w:right="57" w:firstLine="0"/>
         <w:rPr>
           <w:b w:val="1"/>
+          <w:bCs w:val="1"/>
         </w:rPr>
       </w:pPr>
       <w:r>
@@ -592,6 +598,7 @@
       <w:r>
         <w:rPr>
           <w:b w:val="1"/>
+          <w:bCs w:val="1"/>
           <w:rtl w:val="0"/>
         </w:rPr>
         <w:t xml:space="preserve">Atención</w:t>
@@ -633,6 +640,7 @@
         <w:ind w:left="0" w:right="57" w:firstLine="0"/>
         <w:rPr>
           <w:b w:val="1"/>
+          <w:bCs w:val="1"/>
           <w:smallCaps w:val="1"/>
           <w:sz w:val="32"/>
           <w:szCs w:val="32"/>
@@ -655,6 +663,7 @@
       <w:r>
         <w:rPr>
           <w:b w:val="1"/>
+          <w:bCs w:val="1"/>
           <w:rtl w:val="0"/>
         </w:rPr>
         <w:t xml:space="preserve">Interesante</w:t>
@@ -672,6 +681,7 @@
         <w:spacing w:after="120" w:before="240" w:lineRule="auto"/>
         <w:rPr>
           <w:b w:val="1"/>
+          <w:bCs w:val="1"/>
           <w:smallCaps w:val="1"/>
           <w:sz w:val="32"/>
           <w:szCs w:val="32"/>
@@ -680,6 +690,7 @@
       <w:r>
         <w:rPr>
           <w:b w:val="1"/>
+          <w:bCs w:val="1"/>
           <w:smallCaps w:val="1"/>
           <w:sz w:val="32"/>
           <w:szCs w:val="32"/>
@@ -690,7 +701,7 @@
     </w:p>
     <w:sdt>
       <w:sdtPr>
-        <w:id w:val="2049528601"/>
+        <w:id w:val="-857913780"/>
         <w:docPartObj>
           <w:docPartGallery w:val="Table of Contents"/>
           <w:docPartUnique w:val="1"/>
@@ -707,7 +718,9 @@
             <w:rPr>
               <w:rFonts w:ascii="Arial" w:cs="Arial" w:eastAsia="Arial" w:hAnsi="Arial"/>
               <w:b w:val="1"/>
+              <w:bCs w:val="1"/>
               <w:i w:val="0"/>
+              <w:iCs w:val="0"/>
               <w:smallCaps w:val="0"/>
               <w:strike w:val="0"/>
               <w:color w:val="000000"/>
@@ -728,7 +741,9 @@
               <w:rPr>
                 <w:rFonts w:ascii="Arial" w:cs="Arial" w:eastAsia="Arial" w:hAnsi="Arial"/>
                 <w:b w:val="1"/>
+                <w:bCs w:val="1"/>
                 <w:i w:val="0"/>
+                <w:iCs w:val="0"/>
                 <w:smallCaps w:val="0"/>
                 <w:strike w:val="0"/>
                 <w:color w:val="000000"/>
@@ -760,7 +775,9 @@
             <w:rPr>
               <w:rFonts w:ascii="Arial" w:cs="Arial" w:eastAsia="Arial" w:hAnsi="Arial"/>
               <w:b w:val="1"/>
+              <w:bCs w:val="1"/>
               <w:i w:val="0"/>
+              <w:iCs w:val="0"/>
               <w:smallCaps w:val="0"/>
               <w:strike w:val="0"/>
               <w:color w:val="000000"/>
@@ -776,7 +793,9 @@
               <w:rPr>
                 <w:rFonts w:ascii="Arial" w:cs="Arial" w:eastAsia="Arial" w:hAnsi="Arial"/>
                 <w:b w:val="1"/>
+                <w:bCs w:val="1"/>
                 <w:i w:val="0"/>
+                <w:iCs w:val="0"/>
                 <w:smallCaps w:val="0"/>
                 <w:strike w:val="0"/>
                 <w:color w:val="000000"/>
@@ -808,7 +827,9 @@
             <w:rPr>
               <w:rFonts w:ascii="Arial" w:cs="Arial" w:eastAsia="Arial" w:hAnsi="Arial"/>
               <w:b w:val="1"/>
+              <w:bCs w:val="1"/>
               <w:i w:val="0"/>
+              <w:iCs w:val="0"/>
               <w:smallCaps w:val="0"/>
               <w:strike w:val="0"/>
               <w:color w:val="000000"/>
@@ -824,7 +845,9 @@
               <w:rPr>
                 <w:rFonts w:ascii="Arial" w:cs="Arial" w:eastAsia="Arial" w:hAnsi="Arial"/>
                 <w:b w:val="1"/>
+                <w:bCs w:val="1"/>
                 <w:i w:val="0"/>
+                <w:iCs w:val="0"/>
                 <w:smallCaps w:val="0"/>
                 <w:strike w:val="0"/>
                 <w:color w:val="000000"/>
@@ -857,7 +880,9 @@
             <w:rPr>
               <w:rFonts w:ascii="Arial" w:cs="Arial" w:eastAsia="Arial" w:hAnsi="Arial"/>
               <w:b w:val="0"/>
+              <w:bCs w:val="0"/>
               <w:i w:val="0"/>
+              <w:iCs w:val="0"/>
               <w:smallCaps w:val="0"/>
               <w:strike w:val="0"/>
               <w:color w:val="000000"/>
@@ -873,7 +898,9 @@
               <w:rPr>
                 <w:rFonts w:ascii="Arial" w:cs="Arial" w:eastAsia="Arial" w:hAnsi="Arial"/>
                 <w:b w:val="0"/>
+                <w:bCs w:val="0"/>
                 <w:i w:val="0"/>
+                <w:iCs w:val="0"/>
                 <w:smallCaps w:val="0"/>
                 <w:strike w:val="0"/>
                 <w:color w:val="000000"/>
@@ -906,7 +933,9 @@
             <w:rPr>
               <w:rFonts w:ascii="Arial" w:cs="Arial" w:eastAsia="Arial" w:hAnsi="Arial"/>
               <w:b w:val="0"/>
+              <w:bCs w:val="0"/>
               <w:i w:val="0"/>
+              <w:iCs w:val="0"/>
               <w:smallCaps w:val="0"/>
               <w:strike w:val="0"/>
               <w:color w:val="000000"/>
@@ -922,7 +951,9 @@
               <w:rPr>
                 <w:rFonts w:ascii="Arial" w:cs="Arial" w:eastAsia="Arial" w:hAnsi="Arial"/>
                 <w:b w:val="0"/>
+                <w:bCs w:val="0"/>
                 <w:i w:val="0"/>
+                <w:iCs w:val="0"/>
                 <w:smallCaps w:val="0"/>
                 <w:strike w:val="0"/>
                 <w:color w:val="000000"/>
@@ -955,7 +986,9 @@
             <w:rPr>
               <w:rFonts w:ascii="Arial" w:cs="Arial" w:eastAsia="Arial" w:hAnsi="Arial"/>
               <w:b w:val="0"/>
+              <w:bCs w:val="0"/>
               <w:i w:val="0"/>
+              <w:iCs w:val="0"/>
               <w:smallCaps w:val="0"/>
               <w:strike w:val="0"/>
               <w:color w:val="000000"/>
@@ -971,7 +1004,9 @@
               <w:rPr>
                 <w:rFonts w:ascii="Arial" w:cs="Arial" w:eastAsia="Arial" w:hAnsi="Arial"/>
                 <w:b w:val="0"/>
+                <w:bCs w:val="0"/>
                 <w:i w:val="0"/>
+                <w:iCs w:val="0"/>
                 <w:smallCaps w:val="0"/>
                 <w:strike w:val="0"/>
                 <w:color w:val="000000"/>
@@ -1004,7 +1039,9 @@
             <w:rPr>
               <w:rFonts w:ascii="Arial" w:cs="Arial" w:eastAsia="Arial" w:hAnsi="Arial"/>
               <w:b w:val="0"/>
+              <w:bCs w:val="0"/>
               <w:i w:val="0"/>
+              <w:iCs w:val="0"/>
               <w:smallCaps w:val="0"/>
               <w:strike w:val="0"/>
               <w:color w:val="000000"/>
@@ -1020,7 +1057,9 @@
               <w:rPr>
                 <w:rFonts w:ascii="Arial" w:cs="Arial" w:eastAsia="Arial" w:hAnsi="Arial"/>
                 <w:b w:val="0"/>
+                <w:bCs w:val="0"/>
                 <w:i w:val="0"/>
+                <w:iCs w:val="0"/>
                 <w:smallCaps w:val="0"/>
                 <w:strike w:val="0"/>
                 <w:color w:val="000000"/>
@@ -1053,7 +1092,9 @@
             <w:rPr>
               <w:rFonts w:ascii="Arial" w:cs="Arial" w:eastAsia="Arial" w:hAnsi="Arial"/>
               <w:b w:val="0"/>
+              <w:bCs w:val="0"/>
               <w:i w:val="0"/>
+              <w:iCs w:val="0"/>
               <w:smallCaps w:val="0"/>
               <w:strike w:val="0"/>
               <w:color w:val="000000"/>
@@ -1069,7 +1110,9 @@
               <w:rPr>
                 <w:rFonts w:ascii="Arial" w:cs="Arial" w:eastAsia="Arial" w:hAnsi="Arial"/>
                 <w:b w:val="0"/>
+                <w:bCs w:val="0"/>
                 <w:i w:val="0"/>
+                <w:iCs w:val="0"/>
                 <w:smallCaps w:val="0"/>
                 <w:strike w:val="0"/>
                 <w:color w:val="000000"/>
@@ -1082,7 +1125,7 @@
               </w:rPr>
               <w:t xml:space="preserve">3.5. Buenas prácticas y cuándo usar cada técnica</w:t>
               <w:tab/>
-              <w:t xml:space="preserve">12</w:t>
+              <w:t xml:space="preserve">13</w:t>
             </w:r>
           </w:hyperlink>
           <w:r>
@@ -1101,7 +1144,9 @@
             <w:rPr>
               <w:rFonts w:ascii="Arial" w:cs="Arial" w:eastAsia="Arial" w:hAnsi="Arial"/>
               <w:b w:val="1"/>
+              <w:bCs w:val="1"/>
               <w:i w:val="0"/>
+              <w:iCs w:val="0"/>
               <w:smallCaps w:val="0"/>
               <w:strike w:val="0"/>
               <w:color w:val="000000"/>
@@ -1117,7 +1162,9 @@
               <w:rPr>
                 <w:rFonts w:ascii="Arial" w:cs="Arial" w:eastAsia="Arial" w:hAnsi="Arial"/>
                 <w:b w:val="1"/>
+                <w:bCs w:val="1"/>
                 <w:i w:val="0"/>
+                <w:iCs w:val="0"/>
                 <w:smallCaps w:val="0"/>
                 <w:strike w:val="0"/>
                 <w:color w:val="000000"/>
@@ -1150,7 +1197,9 @@
             <w:rPr>
               <w:rFonts w:ascii="Arial" w:cs="Arial" w:eastAsia="Arial" w:hAnsi="Arial"/>
               <w:b w:val="0"/>
+              <w:bCs w:val="0"/>
               <w:i w:val="0"/>
+              <w:iCs w:val="0"/>
               <w:smallCaps w:val="0"/>
               <w:strike w:val="0"/>
               <w:color w:val="000000"/>
@@ -1166,7 +1215,9 @@
               <w:rPr>
                 <w:rFonts w:ascii="Arial" w:cs="Arial" w:eastAsia="Arial" w:hAnsi="Arial"/>
                 <w:b w:val="0"/>
+                <w:bCs w:val="0"/>
                 <w:i w:val="0"/>
+                <w:iCs w:val="0"/>
                 <w:smallCaps w:val="0"/>
                 <w:strike w:val="0"/>
                 <w:color w:val="000000"/>
@@ -1177,7 +1228,7 @@
                 <w:vertAlign w:val="baseline"/>
                 <w:rtl w:val="0"/>
               </w:rPr>
-              <w:t xml:space="preserve">4. 1. setState() → Estado Local</w:t>
+              <w:t xml:space="preserve">4.1. setState() → Estado Local</w:t>
               <w:tab/>
               <w:t xml:space="preserve">14</w:t>
             </w:r>
@@ -1199,7 +1250,9 @@
             <w:rPr>
               <w:rFonts w:ascii="Arial" w:cs="Arial" w:eastAsia="Arial" w:hAnsi="Arial"/>
               <w:b w:val="0"/>
+              <w:bCs w:val="0"/>
               <w:i w:val="0"/>
+              <w:iCs w:val="0"/>
               <w:smallCaps w:val="0"/>
               <w:strike w:val="0"/>
               <w:color w:val="000000"/>
@@ -1215,7 +1268,9 @@
               <w:rPr>
                 <w:rFonts w:ascii="Arial" w:cs="Arial" w:eastAsia="Arial" w:hAnsi="Arial"/>
                 <w:b w:val="0"/>
+                <w:bCs w:val="0"/>
                 <w:i w:val="0"/>
+                <w:iCs w:val="0"/>
                 <w:smallCaps w:val="0"/>
                 <w:strike w:val="0"/>
                 <w:color w:val="000000"/>
@@ -1226,7 +1281,7 @@
                 <w:vertAlign w:val="baseline"/>
                 <w:rtl w:val="0"/>
               </w:rPr>
-              <w:t xml:space="preserve">4. 2. Provider → Estado Global</w:t>
+              <w:t xml:space="preserve">4.2. Provider → Estado Global</w:t>
               <w:tab/>
               <w:t xml:space="preserve">15</w:t>
             </w:r>
@@ -1248,7 +1303,9 @@
             <w:rPr>
               <w:rFonts w:ascii="Arial" w:cs="Arial" w:eastAsia="Arial" w:hAnsi="Arial"/>
               <w:b w:val="0"/>
+              <w:bCs w:val="0"/>
               <w:i w:val="0"/>
+              <w:iCs w:val="0"/>
               <w:smallCaps w:val="0"/>
               <w:strike w:val="0"/>
               <w:color w:val="000000"/>
@@ -1264,7 +1321,9 @@
               <w:rPr>
                 <w:rFonts w:ascii="Arial" w:cs="Arial" w:eastAsia="Arial" w:hAnsi="Arial"/>
                 <w:b w:val="0"/>
+                <w:bCs w:val="0"/>
                 <w:i w:val="0"/>
+                <w:iCs w:val="0"/>
                 <w:smallCaps w:val="0"/>
                 <w:strike w:val="0"/>
                 <w:color w:val="000000"/>
@@ -1275,7 +1334,7 @@
                 <w:vertAlign w:val="baseline"/>
                 <w:rtl w:val="0"/>
               </w:rPr>
-              <w:t xml:space="preserve">4. 3. Riverpod → Moderno, escalable y desacoplado</w:t>
+              <w:t xml:space="preserve">4.3. Riverpod → Moderno, escalable y desacoplado</w:t>
               <w:tab/>
               <w:t xml:space="preserve">16</w:t>
             </w:r>
@@ -1296,7 +1355,9 @@
             <w:rPr>
               <w:rFonts w:ascii="Arial" w:cs="Arial" w:eastAsia="Arial" w:hAnsi="Arial"/>
               <w:b w:val="1"/>
+              <w:bCs w:val="1"/>
               <w:i w:val="0"/>
+              <w:iCs w:val="0"/>
               <w:smallCaps w:val="0"/>
               <w:strike w:val="0"/>
               <w:color w:val="000000"/>
@@ -1312,7 +1373,9 @@
               <w:rPr>
                 <w:rFonts w:ascii="Arial" w:cs="Arial" w:eastAsia="Arial" w:hAnsi="Arial"/>
                 <w:b w:val="1"/>
+                <w:bCs w:val="1"/>
                 <w:i w:val="0"/>
+                <w:iCs w:val="0"/>
                 <w:smallCaps w:val="0"/>
                 <w:strike w:val="0"/>
                 <w:color w:val="000000"/>
@@ -1325,7 +1388,7 @@
               </w:rPr>
               <w:t xml:space="preserve">5. Diseño responsive y adaptabilidad en Flutter</w:t>
               <w:tab/>
-              <w:t xml:space="preserve">17</w:t>
+              <w:t xml:space="preserve">18</w:t>
             </w:r>
           </w:hyperlink>
           <w:r>
@@ -1344,7 +1407,9 @@
             <w:rPr>
               <w:rFonts w:ascii="Arial" w:cs="Arial" w:eastAsia="Arial" w:hAnsi="Arial"/>
               <w:b w:val="1"/>
+              <w:bCs w:val="1"/>
               <w:i w:val="0"/>
+              <w:iCs w:val="0"/>
               <w:smallCaps w:val="0"/>
               <w:strike w:val="0"/>
               <w:color w:val="000000"/>
@@ -1360,7 +1425,9 @@
               <w:rPr>
                 <w:rFonts w:ascii="Arial" w:cs="Arial" w:eastAsia="Arial" w:hAnsi="Arial"/>
                 <w:b w:val="1"/>
+                <w:bCs w:val="1"/>
                 <w:i w:val="0"/>
+                <w:iCs w:val="0"/>
                 <w:smallCaps w:val="0"/>
                 <w:strike w:val="0"/>
                 <w:color w:val="000000"/>
@@ -1394,6 +1461,7 @@
         <w:spacing w:after="120" w:before="240" w:lineRule="auto"/>
         <w:rPr>
           <w:b w:val="1"/>
+          <w:bCs w:val="1"/>
           <w:smallCaps w:val="1"/>
           <w:sz w:val="32"/>
           <w:szCs w:val="32"/>
@@ -1412,6 +1480,7 @@
         <w:spacing w:after="120" w:before="240" w:lineRule="auto"/>
         <w:rPr>
           <w:b w:val="1"/>
+          <w:bCs w:val="1"/>
           <w:smallCaps w:val="1"/>
           <w:sz w:val="32"/>
           <w:szCs w:val="32"/>
@@ -1585,6 +1654,7 @@
       <w:r>
         <w:rPr>
           <w:b w:val="1"/>
+          <w:bCs w:val="1"/>
           <w:rtl w:val="0"/>
         </w:rPr>
         <w:t xml:space="preserve">aplicaciones robustas, escalables y con una experiencia de usuario profesional</w:t>
@@ -1610,6 +1680,7 @@
       <w:r>
         <w:rPr>
           <w:b w:val="1"/>
+          <w:bCs w:val="1"/>
           <w:rtl w:val="0"/>
         </w:rPr>
         <w:t xml:space="preserve">patrones de arquitectura como MVVM</w:t>
@@ -1623,6 +1694,7 @@
       <w:r>
         <w:rPr>
           <w:b w:val="1"/>
+          <w:bCs w:val="1"/>
           <w:rtl w:val="0"/>
         </w:rPr>
         <w:t xml:space="preserve">gestor de estado adecuado</w:t>
@@ -1636,6 +1708,7 @@
       <w:r>
         <w:rPr>
           <w:b w:val="1"/>
+          <w:bCs w:val="1"/>
           <w:rtl w:val="0"/>
         </w:rPr>
         <w:t xml:space="preserve">diseñar interfaces responsivas</w:t>
@@ -1661,6 +1734,7 @@
       <w:r>
         <w:rPr>
           <w:b w:val="1"/>
+          <w:bCs w:val="1"/>
           <w:rtl w:val="0"/>
         </w:rPr>
         <w:t xml:space="preserve">visión integral de cómo organizar, escalar y mantener proyectos de manera profesional</w:t>
@@ -1695,11 +1769,13 @@
         <w:jc w:val="both"/>
         <w:rPr>
           <w:b w:val="1"/>
+          <w:bCs w:val="1"/>
         </w:rPr>
       </w:pPr>
       <w:r>
         <w:rPr>
           <w:b w:val="1"/>
+          <w:bCs w:val="1"/>
           <w:rtl w:val="0"/>
         </w:rPr>
         <w:t xml:space="preserve">📚 ¿Qué es MVVM?</w:t>
@@ -1714,6 +1790,7 @@
       <w:r>
         <w:rPr>
           <w:b w:val="1"/>
+          <w:bCs w:val="1"/>
           <w:rtl w:val="0"/>
         </w:rPr>
         <w:t xml:space="preserve">MVVM (Model–View–ViewModel)</w:t>
@@ -1738,6 +1815,7 @@
       <w:r>
         <w:rPr>
           <w:b w:val="1"/>
+          <w:bCs w:val="1"/>
           <w:rtl w:val="0"/>
         </w:rPr>
         <w:t xml:space="preserve">Model</w:t>
@@ -1779,6 +1857,7 @@
       <w:r>
         <w:rPr>
           <w:b w:val="1"/>
+          <w:bCs w:val="1"/>
           <w:rtl w:val="0"/>
         </w:rPr>
         <w:t xml:space="preserve">View</w:t>
@@ -1820,6 +1899,7 @@
       <w:r>
         <w:rPr>
           <w:b w:val="1"/>
+          <w:bCs w:val="1"/>
           <w:rtl w:val="0"/>
         </w:rPr>
         <w:t xml:space="preserve">ViewModel</w:t>
@@ -1897,6 +1977,7 @@
       <w:r>
         <w:rPr>
           <w:b w:val="1"/>
+          <w:bCs w:val="1"/>
           <w:rtl w:val="0"/>
         </w:rPr>
         <w:t xml:space="preserve">único widget gigante</w:t>
@@ -1915,6 +1996,7 @@
         <w:ind w:left="0"/>
         <w:rPr>
           <w:b w:val="1"/>
+          <w:bCs w:val="1"/>
         </w:rPr>
       </w:pPr>
       <w:r>
@@ -1930,6 +2012,7 @@
         <w:ind w:left="0"/>
         <w:rPr>
           <w:b w:val="1"/>
+          <w:bCs w:val="1"/>
         </w:rPr>
       </w:pPr>
       <w:r>
@@ -1945,11 +2028,13 @@
         <w:ind w:left="0"/>
         <w:rPr>
           <w:b w:val="1"/>
+          <w:bCs w:val="1"/>
         </w:rPr>
       </w:pPr>
       <w:r>
         <w:rPr>
           <w:b w:val="1"/>
+          <w:bCs w:val="1"/>
           <w:rtl w:val="0"/>
         </w:rPr>
         <w:t xml:space="preserve">🧩 Analogía Didáctica</w:t>
@@ -1970,6 +2055,7 @@
       <w:r>
         <w:rPr>
           <w:b w:val="1"/>
+          <w:bCs w:val="1"/>
           <w:rtl w:val="0"/>
         </w:rPr>
         <w:t xml:space="preserve">restaurante</w:t>
@@ -1994,6 +2080,7 @@
       <w:r>
         <w:rPr>
           <w:b w:val="1"/>
+          <w:bCs w:val="1"/>
           <w:rtl w:val="0"/>
         </w:rPr>
         <w:t xml:space="preserve">Model → la cocina</w:t>
@@ -2018,6 +2105,7 @@
       <w:r>
         <w:rPr>
           <w:b w:val="1"/>
+          <w:bCs w:val="1"/>
           <w:rtl w:val="0"/>
         </w:rPr>
         <w:t xml:space="preserve">View → el comedor</w:t>
@@ -2042,6 +2130,7 @@
       <w:r>
         <w:rPr>
           <w:b w:val="1"/>
+          <w:bCs w:val="1"/>
           <w:rtl w:val="0"/>
         </w:rPr>
         <w:t xml:space="preserve">ViewModel → el camarero</w:t>
@@ -2068,6 +2157,7 @@
       <w:r>
         <w:rPr>
           <w:b w:val="1"/>
+          <w:bCs w:val="1"/>
           <w:rtl w:val="0"/>
         </w:rPr>
         <w:t xml:space="preserve">nunca habla directamente con la cocina</w:t>
@@ -2086,11 +2176,13 @@
         <w:ind w:left="0"/>
         <w:rPr>
           <w:b w:val="1"/>
+          <w:bCs w:val="1"/>
         </w:rPr>
       </w:pPr>
       <w:r>
         <w:rPr>
           <w:b w:val="1"/>
+          <w:bCs w:val="1"/>
           <w:rtl w:val="0"/>
         </w:rPr>
         <w:t xml:space="preserve">💡 ¿Por qué usar MVVM en Flutter?</w:t>
@@ -2128,6 +2220,7 @@
       <w:r>
         <w:rPr>
           <w:b w:val="1"/>
+          <w:bCs w:val="1"/>
           <w:rtl w:val="0"/>
         </w:rPr>
         <w:t xml:space="preserve">UI + lógica + estado</w:t>
@@ -2158,6 +2251,7 @@
       <w:r>
         <w:rPr>
           <w:b w:val="1"/>
+          <w:bCs w:val="1"/>
           <w:rtl w:val="0"/>
         </w:rPr>
         <w:t xml:space="preserve">escalar</w:t>
@@ -2188,6 +2282,7 @@
       <w:r>
         <w:rPr>
           <w:b w:val="1"/>
+          <w:bCs w:val="1"/>
           <w:rtl w:val="0"/>
         </w:rPr>
         <w:t xml:space="preserve">poco reutilizable</w:t>
@@ -2218,6 +2313,7 @@
       <w:r>
         <w:rPr>
           <w:b w:val="1"/>
+          <w:bCs w:val="1"/>
           <w:rtl w:val="0"/>
         </w:rPr>
         <w:t xml:space="preserve">testabilidad</w:t>
@@ -2248,6 +2344,7 @@
         <w:jc w:val="left"/>
         <w:rPr>
           <w:b w:val="1"/>
+          <w:bCs w:val="1"/>
         </w:rPr>
       </w:pPr>
       <w:r>
@@ -2259,6 +2356,7 @@
       <w:r>
         <w:rPr>
           <w:b w:val="1"/>
+          <w:bCs w:val="1"/>
           <w:rtl w:val="0"/>
         </w:rPr>
         <w:t xml:space="preserve">Separación de responsabilidades</w:t>
@@ -2321,6 +2419,7 @@
         <w:jc w:val="left"/>
         <w:rPr>
           <w:b w:val="1"/>
+          <w:bCs w:val="1"/>
         </w:rPr>
       </w:pPr>
       <w:r>
@@ -2332,6 +2431,7 @@
       <w:r>
         <w:rPr>
           <w:b w:val="1"/>
+          <w:bCs w:val="1"/>
           <w:rtl w:val="0"/>
         </w:rPr>
         <w:t xml:space="preserve">Consistencia</w:t>
@@ -2360,6 +2460,7 @@
         <w:jc w:val="left"/>
         <w:rPr>
           <w:b w:val="1"/>
+          <w:bCs w:val="1"/>
         </w:rPr>
       </w:pPr>
       <w:r>
@@ -2371,6 +2472,7 @@
       <w:r>
         <w:rPr>
           <w:b w:val="1"/>
+          <w:bCs w:val="1"/>
           <w:rtl w:val="0"/>
         </w:rPr>
         <w:t xml:space="preserve">Código mantenible y flexible</w:t>
@@ -2425,6 +2527,7 @@
       <w:r>
         <w:rPr>
           <w:b w:val="1"/>
+          <w:bCs w:val="1"/>
           <w:rtl w:val="0"/>
         </w:rPr>
         <w:t xml:space="preserve">ViewModel suele implementarse con herramientas de gestión de estado</w:t>
@@ -2438,6 +2541,7 @@
       <w:r>
         <w:rPr>
           <w:b w:val="1"/>
+          <w:bCs w:val="1"/>
           <w:rtl w:val="0"/>
         </w:rPr>
         <w:t xml:space="preserve">Provider</w:t>
@@ -2451,6 +2555,7 @@
       <w:r>
         <w:rPr>
           <w:b w:val="1"/>
+          <w:bCs w:val="1"/>
           <w:rtl w:val="0"/>
         </w:rPr>
         <w:t xml:space="preserve">Riverpod</w:t>
@@ -2464,6 +2569,7 @@
       <w:r>
         <w:rPr>
           <w:b w:val="1"/>
+          <w:bCs w:val="1"/>
           <w:rtl w:val="0"/>
         </w:rPr>
         <w:t xml:space="preserve">Bloc</w:t>
@@ -2488,11 +2594,13 @@
         <w:jc w:val="both"/>
         <w:rPr>
           <w:b w:val="1"/>
+          <w:bCs w:val="1"/>
         </w:rPr>
       </w:pPr>
       <w:r>
         <w:rPr>
           <w:b w:val="1"/>
+          <w:bCs w:val="1"/>
           <w:rtl w:val="0"/>
         </w:rPr>
         <w:t xml:space="preserve">🎯 Ejemplos Didácticos en apps reales</w:t>
@@ -2511,6 +2619,7 @@
       <w:r>
         <w:rPr>
           <w:b w:val="1"/>
+          <w:bCs w:val="1"/>
           <w:rtl w:val="0"/>
         </w:rPr>
         <w:t xml:space="preserve">App Lista de tareas</w:t>
@@ -2530,6 +2639,7 @@
       <w:r>
         <w:rPr>
           <w:b w:val="1"/>
+          <w:bCs w:val="1"/>
           <w:rtl w:val="0"/>
         </w:rPr>
         <w:t xml:space="preserve">Model</w:t>
@@ -2554,6 +2664,7 @@
       <w:r>
         <w:rPr>
           <w:b w:val="1"/>
+          <w:bCs w:val="1"/>
           <w:rtl w:val="0"/>
         </w:rPr>
         <w:t xml:space="preserve">ViewModel</w:t>
@@ -2578,6 +2689,7 @@
       <w:r>
         <w:rPr>
           <w:b w:val="1"/>
+          <w:bCs w:val="1"/>
           <w:rtl w:val="0"/>
         </w:rPr>
         <w:t xml:space="preserve">View</w:t>
@@ -2603,6 +2715,7 @@
       <w:r>
         <w:rPr>
           <w:b w:val="1"/>
+          <w:bCs w:val="1"/>
           <w:rtl w:val="0"/>
         </w:rPr>
         <w:t xml:space="preserve">App Comercio electrónico</w:t>
@@ -2621,6 +2734,7 @@
       <w:r>
         <w:rPr>
           <w:b w:val="1"/>
+          <w:bCs w:val="1"/>
           <w:rtl w:val="0"/>
         </w:rPr>
         <w:t xml:space="preserve">Model</w:t>
@@ -2645,6 +2759,7 @@
       <w:r>
         <w:rPr>
           <w:b w:val="1"/>
+          <w:bCs w:val="1"/>
           <w:rtl w:val="0"/>
         </w:rPr>
         <w:t xml:space="preserve">ViewModel</w:t>
@@ -2669,6 +2784,7 @@
       <w:r>
         <w:rPr>
           <w:b w:val="1"/>
+          <w:bCs w:val="1"/>
           <w:rtl w:val="0"/>
         </w:rPr>
         <w:t xml:space="preserve">View</w:t>
@@ -2688,11 +2804,13 @@
         <w:jc w:val="both"/>
         <w:rPr>
           <w:b w:val="1"/>
+          <w:bCs w:val="1"/>
         </w:rPr>
       </w:pPr>
       <w:r>
         <w:rPr>
           <w:b w:val="1"/>
+          <w:bCs w:val="1"/>
           <w:rtl w:val="0"/>
         </w:rPr>
         <w:t xml:space="preserve">✅ En Resumen</w:t>
@@ -2711,6 +2829,7 @@
       <w:r>
         <w:rPr>
           <w:b w:val="1"/>
+          <w:bCs w:val="1"/>
           <w:rtl w:val="0"/>
         </w:rPr>
         <w:t xml:space="preserve">MVVM</w:t>
@@ -2741,6 +2860,7 @@
       <w:r>
         <w:rPr>
           <w:b w:val="1"/>
+          <w:bCs w:val="1"/>
           <w:rtl w:val="0"/>
         </w:rPr>
         <w:t xml:space="preserve">orden y claridad</w:t>
@@ -2771,6 +2891,7 @@
       <w:r>
         <w:rPr>
           <w:b w:val="1"/>
+          <w:bCs w:val="1"/>
           <w:rtl w:val="0"/>
         </w:rPr>
         <w:t xml:space="preserve">mantenibles, escalables y testeables</w:t>
@@ -2801,6 +2922,7 @@
       <w:r>
         <w:rPr>
           <w:b w:val="1"/>
+          <w:bCs w:val="1"/>
           <w:rtl w:val="0"/>
         </w:rPr>
         <w:t xml:space="preserve">Provider</w:t>
@@ -2814,6 +2936,7 @@
       <w:r>
         <w:rPr>
           <w:b w:val="1"/>
+          <w:bCs w:val="1"/>
           <w:rtl w:val="0"/>
         </w:rPr>
         <w:t xml:space="preserve">Riverpod</w:t>
@@ -2830,6 +2953,7 @@
         <w:spacing w:after="240" w:before="240" w:lineRule="auto"/>
         <w:rPr>
           <w:b w:val="1"/>
+          <w:bCs w:val="1"/>
         </w:rPr>
       </w:pPr>
       <w:r>
@@ -2841,6 +2965,7 @@
       <w:r>
         <w:rPr>
           <w:b w:val="1"/>
+          <w:bCs w:val="1"/>
           <w:rtl w:val="0"/>
         </w:rPr>
         <w:t xml:space="preserve">MVVM evita que la lógica y la interfaz se mezclen, como separar la cocina del comedor con un camarero en medio.</w:t>
@@ -2897,6 +3022,7 @@
       <w:r>
         <w:rPr>
           <w:b w:val="1"/>
+          <w:bCs w:val="1"/>
           <w:rtl w:val="0"/>
         </w:rPr>
         <w:t xml:space="preserve">dashboard</w:t>
@@ -2927,6 +3053,7 @@
       <w:r>
         <w:rPr>
           <w:b w:val="1"/>
+          <w:bCs w:val="1"/>
           <w:rtl w:val="0"/>
         </w:rPr>
         <w:t xml:space="preserve">detalle de un producto</w:t>
@@ -2957,6 +3084,7 @@
       <w:r>
         <w:rPr>
           <w:b w:val="1"/>
+          <w:bCs w:val="1"/>
           <w:rtl w:val="0"/>
         </w:rPr>
         <w:t xml:space="preserve">formulario de registro</w:t>
@@ -2987,6 +3115,7 @@
       <w:r>
         <w:rPr>
           <w:b w:val="1"/>
+          <w:bCs w:val="1"/>
           <w:rtl w:val="0"/>
         </w:rPr>
         <w:t xml:space="preserve">secciones distintas</w:t>
@@ -3012,6 +3141,7 @@
       <w:r>
         <w:rPr>
           <w:b w:val="1"/>
+          <w:bCs w:val="1"/>
           <w:rtl w:val="0"/>
         </w:rPr>
         <w:t xml:space="preserve">navegación</w:t>
@@ -3042,6 +3172,7 @@
       <w:r>
         <w:rPr>
           <w:b w:val="1"/>
+          <w:bCs w:val="1"/>
           <w:rtl w:val="0"/>
         </w:rPr>
         <w:t xml:space="preserve">👉 En otras palabras:</w:t>
@@ -3061,11 +3192,13 @@
         <w:jc w:val="both"/>
         <w:rPr>
           <w:b w:val="1"/>
+          <w:bCs w:val="1"/>
         </w:rPr>
       </w:pPr>
       <w:r>
         <w:rPr>
           <w:b w:val="1"/>
+          <w:bCs w:val="1"/>
           <w:rtl w:val="0"/>
         </w:rPr>
         <w:t xml:space="preserve">¿Por qué es importante la navegación?</w:t>
@@ -3084,6 +3217,7 @@
       <w:r>
         <w:rPr>
           <w:b w:val="1"/>
+          <w:bCs w:val="1"/>
           <w:rtl w:val="0"/>
         </w:rPr>
         <w:t xml:space="preserve">Organiza la experiencia de usuario:</w:t>
@@ -3108,6 +3242,7 @@
       <w:r>
         <w:rPr>
           <w:b w:val="1"/>
+          <w:bCs w:val="1"/>
           <w:rtl w:val="0"/>
         </w:rPr>
         <w:t xml:space="preserve">Permite reutilizar pantallas:</w:t>
@@ -3132,6 +3267,7 @@
       <w:r>
         <w:rPr>
           <w:b w:val="1"/>
+          <w:bCs w:val="1"/>
           <w:rtl w:val="0"/>
         </w:rPr>
         <w:t xml:space="preserve">Gestiona el flujo de la aplicación:</w:t>
@@ -3156,6 +3292,7 @@
       <w:r>
         <w:rPr>
           <w:b w:val="1"/>
+          <w:bCs w:val="1"/>
           <w:rtl w:val="0"/>
         </w:rPr>
         <w:t xml:space="preserve">Soporta deep linking y web:</w:t>
@@ -3233,11 +3370,13 @@
       <w:pPr>
         <w:rPr>
           <w:b w:val="1"/>
+          <w:bCs w:val="1"/>
         </w:rPr>
       </w:pPr>
       <w:r>
         <w:rPr>
           <w:b w:val="1"/>
+          <w:bCs w:val="1"/>
           <w:rtl w:val="0"/>
         </w:rPr>
         <w:t xml:space="preserve">Ejemplo completo (push &amp; pop + recibir resultado)</w:t>
@@ -3300,6 +3439,7 @@
               <w:rPr>
                 <w:rFonts w:ascii="Consolas" w:cs="Consolas" w:eastAsia="Consolas" w:hAnsi="Consolas"/>
                 <w:b w:val="1"/>
+                <w:bCs w:val="1"/>
                 <w:color w:val="333333"/>
                 <w:sz w:val="22"/>
                 <w:szCs w:val="22"/>
@@ -3347,6 +3487,7 @@
               <w:rPr>
                 <w:rFonts w:ascii="Consolas" w:cs="Consolas" w:eastAsia="Consolas" w:hAnsi="Consolas"/>
                 <w:b w:val="1"/>
+                <w:bCs w:val="1"/>
                 <w:color w:val="333333"/>
                 <w:sz w:val="22"/>
                 <w:szCs w:val="22"/>
@@ -3370,6 +3511,7 @@
               <w:rPr>
                 <w:rFonts w:ascii="Consolas" w:cs="Consolas" w:eastAsia="Consolas" w:hAnsi="Consolas"/>
                 <w:b w:val="1"/>
+                <w:bCs w:val="1"/>
                 <w:color w:val="333333"/>
                 <w:sz w:val="22"/>
                 <w:szCs w:val="22"/>
@@ -3395,6 +3537,7 @@
               <w:rPr>
                 <w:rFonts w:ascii="Consolas" w:cs="Consolas" w:eastAsia="Consolas" w:hAnsi="Consolas"/>
                 <w:b w:val="1"/>
+                <w:bCs w:val="1"/>
                 <w:color w:val="333333"/>
                 <w:sz w:val="22"/>
                 <w:szCs w:val="22"/>
@@ -3418,6 +3561,7 @@
               <w:rPr>
                 <w:rFonts w:ascii="Consolas" w:cs="Consolas" w:eastAsia="Consolas" w:hAnsi="Consolas"/>
                 <w:b w:val="1"/>
+                <w:bCs w:val="1"/>
                 <w:color w:val="445588"/>
                 <w:sz w:val="22"/>
                 <w:szCs w:val="22"/>
@@ -3441,6 +3585,7 @@
               <w:rPr>
                 <w:rFonts w:ascii="Consolas" w:cs="Consolas" w:eastAsia="Consolas" w:hAnsi="Consolas"/>
                 <w:b w:val="1"/>
+                <w:bCs w:val="1"/>
                 <w:color w:val="333333"/>
                 <w:sz w:val="22"/>
                 <w:szCs w:val="22"/>
@@ -3464,6 +3609,7 @@
               <w:rPr>
                 <w:rFonts w:ascii="Consolas" w:cs="Consolas" w:eastAsia="Consolas" w:hAnsi="Consolas"/>
                 <w:b w:val="1"/>
+                <w:bCs w:val="1"/>
                 <w:color w:val="445588"/>
                 <w:sz w:val="22"/>
                 <w:szCs w:val="22"/>
@@ -3489,6 +3635,7 @@
               <w:rPr>
                 <w:rFonts w:ascii="Consolas" w:cs="Consolas" w:eastAsia="Consolas" w:hAnsi="Consolas"/>
                 <w:b w:val="1"/>
+                <w:bCs w:val="1"/>
                 <w:color w:val="333333"/>
                 <w:sz w:val="22"/>
                 <w:szCs w:val="22"/>
@@ -3512,6 +3659,7 @@
               <w:rPr>
                 <w:rFonts w:ascii="Consolas" w:cs="Consolas" w:eastAsia="Consolas" w:hAnsi="Consolas"/>
                 <w:b w:val="1"/>
+                <w:bCs w:val="1"/>
                 <w:color w:val="333333"/>
                 <w:sz w:val="22"/>
                 <w:szCs w:val="22"/>
@@ -3537,6 +3685,7 @@
               <w:rPr>
                 <w:rFonts w:ascii="Consolas" w:cs="Consolas" w:eastAsia="Consolas" w:hAnsi="Consolas"/>
                 <w:b w:val="1"/>
+                <w:bCs w:val="1"/>
                 <w:color w:val="999999"/>
                 <w:sz w:val="22"/>
                 <w:szCs w:val="22"/>
@@ -3563,6 +3712,7 @@
               <w:rPr>
                 <w:rFonts w:ascii="Consolas" w:cs="Consolas" w:eastAsia="Consolas" w:hAnsi="Consolas"/>
                 <w:b w:val="1"/>
+                <w:bCs w:val="1"/>
                 <w:color w:val="333333"/>
                 <w:sz w:val="22"/>
                 <w:szCs w:val="22"/>
@@ -3614,6 +3764,7 @@
               <w:rPr>
                 <w:rFonts w:ascii="Consolas" w:cs="Consolas" w:eastAsia="Consolas" w:hAnsi="Consolas"/>
                 <w:b w:val="1"/>
+                <w:bCs w:val="1"/>
                 <w:color w:val="333333"/>
                 <w:sz w:val="22"/>
                 <w:szCs w:val="22"/>
@@ -3645,6 +3796,7 @@
               <w:rPr>
                 <w:rFonts w:ascii="Consolas" w:cs="Consolas" w:eastAsia="Consolas" w:hAnsi="Consolas"/>
                 <w:b w:val="1"/>
+                <w:bCs w:val="1"/>
                 <w:color w:val="333333"/>
                 <w:sz w:val="22"/>
                 <w:szCs w:val="22"/>
@@ -3668,6 +3820,7 @@
               <w:rPr>
                 <w:rFonts w:ascii="Consolas" w:cs="Consolas" w:eastAsia="Consolas" w:hAnsi="Consolas"/>
                 <w:b w:val="1"/>
+                <w:bCs w:val="1"/>
                 <w:color w:val="445588"/>
                 <w:sz w:val="22"/>
                 <w:szCs w:val="22"/>
@@ -3691,6 +3844,7 @@
               <w:rPr>
                 <w:rFonts w:ascii="Consolas" w:cs="Consolas" w:eastAsia="Consolas" w:hAnsi="Consolas"/>
                 <w:b w:val="1"/>
+                <w:bCs w:val="1"/>
                 <w:color w:val="333333"/>
                 <w:sz w:val="22"/>
                 <w:szCs w:val="22"/>
@@ -3714,6 +3868,7 @@
               <w:rPr>
                 <w:rFonts w:ascii="Consolas" w:cs="Consolas" w:eastAsia="Consolas" w:hAnsi="Consolas"/>
                 <w:b w:val="1"/>
+                <w:bCs w:val="1"/>
                 <w:color w:val="445588"/>
                 <w:sz w:val="22"/>
                 <w:szCs w:val="22"/>
@@ -3739,6 +3894,7 @@
               <w:rPr>
                 <w:rFonts w:ascii="Consolas" w:cs="Consolas" w:eastAsia="Consolas" w:hAnsi="Consolas"/>
                 <w:b w:val="1"/>
+                <w:bCs w:val="1"/>
                 <w:color w:val="333333"/>
                 <w:sz w:val="22"/>
                 <w:szCs w:val="22"/>
@@ -3762,6 +3918,7 @@
               <w:rPr>
                 <w:rFonts w:ascii="Consolas" w:cs="Consolas" w:eastAsia="Consolas" w:hAnsi="Consolas"/>
                 <w:b w:val="1"/>
+                <w:bCs w:val="1"/>
                 <w:color w:val="333333"/>
                 <w:sz w:val="22"/>
                 <w:szCs w:val="22"/>
@@ -3787,6 +3944,7 @@
               <w:rPr>
                 <w:rFonts w:ascii="Consolas" w:cs="Consolas" w:eastAsia="Consolas" w:hAnsi="Consolas"/>
                 <w:b w:val="1"/>
+                <w:bCs w:val="1"/>
                 <w:color w:val="999999"/>
                 <w:sz w:val="22"/>
                 <w:szCs w:val="22"/>
@@ -3815,6 +3973,7 @@
               <w:rPr>
                 <w:rFonts w:ascii="Consolas" w:cs="Consolas" w:eastAsia="Consolas" w:hAnsi="Consolas"/>
                 <w:b w:val="1"/>
+                <w:bCs w:val="1"/>
                 <w:color w:val="333333"/>
                 <w:sz w:val="22"/>
                 <w:szCs w:val="22"/>
@@ -3838,6 +3997,7 @@
               <w:rPr>
                 <w:rFonts w:ascii="Consolas" w:cs="Consolas" w:eastAsia="Consolas" w:hAnsi="Consolas"/>
                 <w:b w:val="1"/>
+                <w:bCs w:val="1"/>
                 <w:color w:val="445588"/>
                 <w:sz w:val="22"/>
                 <w:szCs w:val="22"/>
@@ -3861,6 +4021,7 @@
               <w:rPr>
                 <w:rFonts w:ascii="Consolas" w:cs="Consolas" w:eastAsia="Consolas" w:hAnsi="Consolas"/>
                 <w:b w:val="1"/>
+                <w:bCs w:val="1"/>
                 <w:color w:val="333333"/>
                 <w:sz w:val="22"/>
                 <w:szCs w:val="22"/>
@@ -3884,6 +4045,7 @@
               <w:rPr>
                 <w:rFonts w:ascii="Consolas" w:cs="Consolas" w:eastAsia="Consolas" w:hAnsi="Consolas"/>
                 <w:b w:val="1"/>
+                <w:bCs w:val="1"/>
                 <w:color w:val="445588"/>
                 <w:sz w:val="22"/>
                 <w:szCs w:val="22"/>
@@ -3907,6 +4069,7 @@
               <w:rPr>
                 <w:rFonts w:ascii="Consolas" w:cs="Consolas" w:eastAsia="Consolas" w:hAnsi="Consolas"/>
                 <w:b w:val="1"/>
+                <w:bCs w:val="1"/>
                 <w:color w:val="445588"/>
                 <w:sz w:val="22"/>
                 <w:szCs w:val="22"/>
@@ -3957,6 +4120,7 @@
               <w:rPr>
                 <w:rFonts w:ascii="Consolas" w:cs="Consolas" w:eastAsia="Consolas" w:hAnsi="Consolas"/>
                 <w:b w:val="1"/>
+                <w:bCs w:val="1"/>
                 <w:color w:val="999999"/>
                 <w:sz w:val="22"/>
                 <w:szCs w:val="22"/>
@@ -3983,6 +4147,7 @@
               <w:rPr>
                 <w:rFonts w:ascii="Consolas" w:cs="Consolas" w:eastAsia="Consolas" w:hAnsi="Consolas"/>
                 <w:b w:val="1"/>
+                <w:bCs w:val="1"/>
                 <w:color w:val="333333"/>
                 <w:sz w:val="22"/>
                 <w:szCs w:val="22"/>
@@ -4008,6 +4173,7 @@
               <w:rPr>
                 <w:rFonts w:ascii="Consolas" w:cs="Consolas" w:eastAsia="Consolas" w:hAnsi="Consolas"/>
                 <w:b w:val="1"/>
+                <w:bCs w:val="1"/>
                 <w:color w:val="333333"/>
                 <w:sz w:val="22"/>
                 <w:szCs w:val="22"/>
@@ -4061,6 +4227,7 @@
               <w:rPr>
                 <w:rFonts w:ascii="Consolas" w:cs="Consolas" w:eastAsia="Consolas" w:hAnsi="Consolas"/>
                 <w:b w:val="1"/>
+                <w:bCs w:val="1"/>
                 <w:color w:val="333333"/>
                 <w:sz w:val="22"/>
                 <w:szCs w:val="22"/>
@@ -4086,6 +4253,7 @@
               <w:rPr>
                 <w:rFonts w:ascii="Consolas" w:cs="Consolas" w:eastAsia="Consolas" w:hAnsi="Consolas"/>
                 <w:i w:val="1"/>
+                <w:iCs w:val="1"/>
                 <w:color w:val="999988"/>
                 <w:sz w:val="22"/>
                 <w:szCs w:val="22"/>
@@ -4110,6 +4278,7 @@
               <w:rPr>
                 <w:rFonts w:ascii="Consolas" w:cs="Consolas" w:eastAsia="Consolas" w:hAnsi="Consolas"/>
                 <w:b w:val="1"/>
+                <w:bCs w:val="1"/>
                 <w:color w:val="333333"/>
                 <w:sz w:val="22"/>
                 <w:szCs w:val="22"/>
@@ -4133,6 +4302,7 @@
               <w:rPr>
                 <w:rFonts w:ascii="Consolas" w:cs="Consolas" w:eastAsia="Consolas" w:hAnsi="Consolas"/>
                 <w:b w:val="1"/>
+                <w:bCs w:val="1"/>
                 <w:color w:val="333333"/>
                 <w:sz w:val="22"/>
                 <w:szCs w:val="22"/>
@@ -4182,6 +4352,7 @@
               <w:rPr>
                 <w:rFonts w:ascii="Consolas" w:cs="Consolas" w:eastAsia="Consolas" w:hAnsi="Consolas"/>
                 <w:b w:val="1"/>
+                <w:bCs w:val="1"/>
                 <w:color w:val="333333"/>
                 <w:sz w:val="22"/>
                 <w:szCs w:val="22"/>
@@ -4209,6 +4380,7 @@
               <w:rPr>
                 <w:rFonts w:ascii="Consolas" w:cs="Consolas" w:eastAsia="Consolas" w:hAnsi="Consolas"/>
                 <w:i w:val="1"/>
+                <w:iCs w:val="1"/>
                 <w:color w:val="999988"/>
                 <w:sz w:val="22"/>
                 <w:szCs w:val="22"/>
@@ -4235,6 +4407,7 @@
               <w:rPr>
                 <w:rFonts w:ascii="Consolas" w:cs="Consolas" w:eastAsia="Consolas" w:hAnsi="Consolas"/>
                 <w:b w:val="1"/>
+                <w:bCs w:val="1"/>
                 <w:color w:val="333333"/>
                 <w:sz w:val="22"/>
                 <w:szCs w:val="22"/>
@@ -4258,6 +4431,7 @@
               <w:rPr>
                 <w:rFonts w:ascii="Consolas" w:cs="Consolas" w:eastAsia="Consolas" w:hAnsi="Consolas"/>
                 <w:b w:val="1"/>
+                <w:bCs w:val="1"/>
                 <w:color w:val="333333"/>
                 <w:sz w:val="22"/>
                 <w:szCs w:val="22"/>
@@ -4315,6 +4489,7 @@
               <w:rPr>
                 <w:rFonts w:ascii="Consolas" w:cs="Consolas" w:eastAsia="Consolas" w:hAnsi="Consolas"/>
                 <w:b w:val="1"/>
+                <w:bCs w:val="1"/>
                 <w:color w:val="333333"/>
                 <w:sz w:val="22"/>
                 <w:szCs w:val="22"/>
@@ -4364,6 +4539,7 @@
               <w:rPr>
                 <w:rFonts w:ascii="Consolas" w:cs="Consolas" w:eastAsia="Consolas" w:hAnsi="Consolas"/>
                 <w:b w:val="1"/>
+                <w:bCs w:val="1"/>
                 <w:color w:val="333333"/>
                 <w:sz w:val="22"/>
                 <w:szCs w:val="22"/>
@@ -4489,6 +4665,7 @@
               <w:rPr>
                 <w:rFonts w:ascii="Consolas" w:cs="Consolas" w:eastAsia="Consolas" w:hAnsi="Consolas"/>
                 <w:b w:val="1"/>
+                <w:bCs w:val="1"/>
                 <w:color w:val="333333"/>
                 <w:sz w:val="22"/>
                 <w:szCs w:val="22"/>
@@ -4512,6 +4689,7 @@
               <w:rPr>
                 <w:rFonts w:ascii="Consolas" w:cs="Consolas" w:eastAsia="Consolas" w:hAnsi="Consolas"/>
                 <w:b w:val="1"/>
+                <w:bCs w:val="1"/>
                 <w:color w:val="445588"/>
                 <w:sz w:val="22"/>
                 <w:szCs w:val="22"/>
@@ -4535,6 +4713,7 @@
               <w:rPr>
                 <w:rFonts w:ascii="Consolas" w:cs="Consolas" w:eastAsia="Consolas" w:hAnsi="Consolas"/>
                 <w:b w:val="1"/>
+                <w:bCs w:val="1"/>
                 <w:color w:val="333333"/>
                 <w:sz w:val="22"/>
                 <w:szCs w:val="22"/>
@@ -4558,6 +4737,7 @@
               <w:rPr>
                 <w:rFonts w:ascii="Consolas" w:cs="Consolas" w:eastAsia="Consolas" w:hAnsi="Consolas"/>
                 <w:b w:val="1"/>
+                <w:bCs w:val="1"/>
                 <w:color w:val="445588"/>
                 <w:sz w:val="22"/>
                 <w:szCs w:val="22"/>
@@ -4583,6 +4763,7 @@
               <w:rPr>
                 <w:rFonts w:ascii="Consolas" w:cs="Consolas" w:eastAsia="Consolas" w:hAnsi="Consolas"/>
                 <w:b w:val="1"/>
+                <w:bCs w:val="1"/>
                 <w:color w:val="333333"/>
                 <w:sz w:val="22"/>
                 <w:szCs w:val="22"/>
@@ -4606,6 +4787,7 @@
               <w:rPr>
                 <w:rFonts w:ascii="Consolas" w:cs="Consolas" w:eastAsia="Consolas" w:hAnsi="Consolas"/>
                 <w:b w:val="1"/>
+                <w:bCs w:val="1"/>
                 <w:color w:val="333333"/>
                 <w:sz w:val="22"/>
                 <w:szCs w:val="22"/>
@@ -4631,6 +4813,7 @@
               <w:rPr>
                 <w:rFonts w:ascii="Consolas" w:cs="Consolas" w:eastAsia="Consolas" w:hAnsi="Consolas"/>
                 <w:b w:val="1"/>
+                <w:bCs w:val="1"/>
                 <w:color w:val="999999"/>
                 <w:sz w:val="22"/>
                 <w:szCs w:val="22"/>
@@ -4657,6 +4840,7 @@
               <w:rPr>
                 <w:rFonts w:ascii="Consolas" w:cs="Consolas" w:eastAsia="Consolas" w:hAnsi="Consolas"/>
                 <w:b w:val="1"/>
+                <w:bCs w:val="1"/>
                 <w:color w:val="333333"/>
                 <w:sz w:val="22"/>
                 <w:szCs w:val="22"/>
@@ -4682,6 +4866,7 @@
               <w:rPr>
                 <w:rFonts w:ascii="Consolas" w:cs="Consolas" w:eastAsia="Consolas" w:hAnsi="Consolas"/>
                 <w:b w:val="1"/>
+                <w:bCs w:val="1"/>
                 <w:color w:val="333333"/>
                 <w:sz w:val="22"/>
                 <w:szCs w:val="22"/>
@@ -4759,6 +4944,7 @@
               <w:rPr>
                 <w:rFonts w:ascii="Consolas" w:cs="Consolas" w:eastAsia="Consolas" w:hAnsi="Consolas"/>
                 <w:b w:val="1"/>
+                <w:bCs w:val="1"/>
                 <w:color w:val="333333"/>
                 <w:sz w:val="22"/>
                 <w:szCs w:val="22"/>
@@ -4834,6 +5020,7 @@
               <w:rPr>
                 <w:rFonts w:ascii="Consolas" w:cs="Consolas" w:eastAsia="Consolas" w:hAnsi="Consolas"/>
                 <w:b w:val="1"/>
+                <w:bCs w:val="1"/>
                 <w:color w:val="333333"/>
                 <w:sz w:val="22"/>
                 <w:szCs w:val="22"/>
@@ -4883,6 +5070,7 @@
               <w:rPr>
                 <w:rFonts w:ascii="Consolas" w:cs="Consolas" w:eastAsia="Consolas" w:hAnsi="Consolas"/>
                 <w:b w:val="1"/>
+                <w:bCs w:val="1"/>
                 <w:color w:val="333333"/>
                 <w:sz w:val="22"/>
                 <w:szCs w:val="22"/>
@@ -4932,6 +5120,7 @@
               <w:rPr>
                 <w:rFonts w:ascii="Consolas" w:cs="Consolas" w:eastAsia="Consolas" w:hAnsi="Consolas"/>
                 <w:i w:val="1"/>
+                <w:iCs w:val="1"/>
                 <w:color w:val="999988"/>
                 <w:sz w:val="22"/>
                 <w:szCs w:val="22"/>
@@ -4956,6 +5145,7 @@
               <w:rPr>
                 <w:rFonts w:ascii="Consolas" w:cs="Consolas" w:eastAsia="Consolas" w:hAnsi="Consolas"/>
                 <w:b w:val="1"/>
+                <w:bCs w:val="1"/>
                 <w:color w:val="333333"/>
                 <w:sz w:val="22"/>
                 <w:szCs w:val="22"/>
@@ -5032,11 +5222,13 @@
       <w:pPr>
         <w:rPr>
           <w:b w:val="1"/>
+          <w:bCs w:val="1"/>
         </w:rPr>
       </w:pPr>
       <w:r>
         <w:rPr>
           <w:b w:val="1"/>
+          <w:bCs w:val="1"/>
           <w:rtl w:val="0"/>
         </w:rPr>
         <w:t xml:space="preserve">Notas prácticas</w:t>
@@ -5118,11 +5310,13 @@
       <w:pPr>
         <w:rPr>
           <w:b w:val="1"/>
+          <w:bCs w:val="1"/>
         </w:rPr>
       </w:pPr>
       <w:r>
         <w:rPr>
           <w:b w:val="1"/>
+          <w:bCs w:val="1"/>
           <w:rtl w:val="0"/>
         </w:rPr>
         <w:t xml:space="preserve">A) Pasar datos al empujar la ruta (constructor / MaterialPageRoute)</w:t>
@@ -5193,6 +5387,7 @@
               <w:rPr>
                 <w:rFonts w:ascii="Consolas" w:cs="Consolas" w:eastAsia="Consolas" w:hAnsi="Consolas"/>
                 <w:b w:val="1"/>
+                <w:bCs w:val="1"/>
                 <w:color w:val="333333"/>
                 <w:shd w:fill="f8f8f8" w:val="clear"/>
                 <w:rtl w:val="0"/>
@@ -5276,11 +5471,13 @@
       <w:pPr>
         <w:rPr>
           <w:b w:val="1"/>
+          <w:bCs w:val="1"/>
         </w:rPr>
       </w:pPr>
       <w:r>
         <w:rPr>
           <w:b w:val="1"/>
+          <w:bCs w:val="1"/>
           <w:rtl w:val="0"/>
         </w:rPr>
         <w:t xml:space="preserve">B) Rutas nombradas con arguments → extraer con ModalRoute.of(context) o onGenerateRoute</w:t>
@@ -5345,11 +5542,13 @@
       <w:pPr>
         <w:rPr>
           <w:b w:val="1"/>
+          <w:bCs w:val="1"/>
         </w:rPr>
       </w:pPr>
       <w:r>
         <w:rPr>
           <w:b w:val="1"/>
+          <w:bCs w:val="1"/>
           <w:rtl w:val="0"/>
         </w:rPr>
         <w:t xml:space="preserve">Ejemplo completo con onGenerateRoute y argumentos</w:t>
@@ -5412,6 +5611,7 @@
               <w:rPr>
                 <w:rFonts w:ascii="Consolas" w:cs="Consolas" w:eastAsia="Consolas" w:hAnsi="Consolas"/>
                 <w:b w:val="1"/>
+                <w:bCs w:val="1"/>
                 <w:color w:val="333333"/>
                 <w:sz w:val="22"/>
                 <w:szCs w:val="22"/>
@@ -5459,6 +5659,7 @@
               <w:rPr>
                 <w:rFonts w:ascii="Consolas" w:cs="Consolas" w:eastAsia="Consolas" w:hAnsi="Consolas"/>
                 <w:b w:val="1"/>
+                <w:bCs w:val="1"/>
                 <w:color w:val="333333"/>
                 <w:sz w:val="22"/>
                 <w:szCs w:val="22"/>
@@ -5482,6 +5683,7 @@
               <w:rPr>
                 <w:rFonts w:ascii="Consolas" w:cs="Consolas" w:eastAsia="Consolas" w:hAnsi="Consolas"/>
                 <w:b w:val="1"/>
+                <w:bCs w:val="1"/>
                 <w:color w:val="333333"/>
                 <w:sz w:val="22"/>
                 <w:szCs w:val="22"/>
@@ -5507,6 +5709,7 @@
               <w:rPr>
                 <w:rFonts w:ascii="Consolas" w:cs="Consolas" w:eastAsia="Consolas" w:hAnsi="Consolas"/>
                 <w:b w:val="1"/>
+                <w:bCs w:val="1"/>
                 <w:color w:val="333333"/>
                 <w:sz w:val="22"/>
                 <w:szCs w:val="22"/>
@@ -5530,6 +5733,7 @@
               <w:rPr>
                 <w:rFonts w:ascii="Consolas" w:cs="Consolas" w:eastAsia="Consolas" w:hAnsi="Consolas"/>
                 <w:b w:val="1"/>
+                <w:bCs w:val="1"/>
                 <w:color w:val="445588"/>
                 <w:sz w:val="22"/>
                 <w:szCs w:val="22"/>
@@ -5555,6 +5759,7 @@
               <w:rPr>
                 <w:rFonts w:ascii="Consolas" w:cs="Consolas" w:eastAsia="Consolas" w:hAnsi="Consolas"/>
                 <w:b w:val="1"/>
+                <w:bCs w:val="1"/>
                 <w:color w:val="333333"/>
                 <w:sz w:val="22"/>
                 <w:szCs w:val="22"/>
@@ -5602,6 +5807,7 @@
               <w:rPr>
                 <w:rFonts w:ascii="Consolas" w:cs="Consolas" w:eastAsia="Consolas" w:hAnsi="Consolas"/>
                 <w:b w:val="1"/>
+                <w:bCs w:val="1"/>
                 <w:color w:val="333333"/>
                 <w:sz w:val="22"/>
                 <w:szCs w:val="22"/>
@@ -5649,6 +5855,7 @@
               <w:rPr>
                 <w:rFonts w:ascii="Consolas" w:cs="Consolas" w:eastAsia="Consolas" w:hAnsi="Consolas"/>
                 <w:b w:val="1"/>
+                <w:bCs w:val="1"/>
                 <w:color w:val="333333"/>
                 <w:sz w:val="22"/>
                 <w:szCs w:val="22"/>
@@ -5672,6 +5879,7 @@
               <w:rPr>
                 <w:rFonts w:ascii="Consolas" w:cs="Consolas" w:eastAsia="Consolas" w:hAnsi="Consolas"/>
                 <w:b w:val="1"/>
+                <w:bCs w:val="1"/>
                 <w:color w:val="333333"/>
                 <w:sz w:val="22"/>
                 <w:szCs w:val="22"/>
@@ -5699,6 +5907,7 @@
               <w:rPr>
                 <w:rFonts w:ascii="Consolas" w:cs="Consolas" w:eastAsia="Consolas" w:hAnsi="Consolas"/>
                 <w:b w:val="1"/>
+                <w:bCs w:val="1"/>
                 <w:color w:val="333333"/>
                 <w:sz w:val="22"/>
                 <w:szCs w:val="22"/>
@@ -5722,6 +5931,7 @@
               <w:rPr>
                 <w:rFonts w:ascii="Consolas" w:cs="Consolas" w:eastAsia="Consolas" w:hAnsi="Consolas"/>
                 <w:b w:val="1"/>
+                <w:bCs w:val="1"/>
                 <w:color w:val="445588"/>
                 <w:sz w:val="22"/>
                 <w:szCs w:val="22"/>
@@ -5745,6 +5955,7 @@
               <w:rPr>
                 <w:rFonts w:ascii="Consolas" w:cs="Consolas" w:eastAsia="Consolas" w:hAnsi="Consolas"/>
                 <w:b w:val="1"/>
+                <w:bCs w:val="1"/>
                 <w:color w:val="333333"/>
                 <w:sz w:val="22"/>
                 <w:szCs w:val="22"/>
@@ -5768,6 +5979,7 @@
               <w:rPr>
                 <w:rFonts w:ascii="Consolas" w:cs="Consolas" w:eastAsia="Consolas" w:hAnsi="Consolas"/>
                 <w:b w:val="1"/>
+                <w:bCs w:val="1"/>
                 <w:color w:val="445588"/>
                 <w:sz w:val="22"/>
                 <w:szCs w:val="22"/>
@@ -5793,6 +6005,7 @@
               <w:rPr>
                 <w:rFonts w:ascii="Consolas" w:cs="Consolas" w:eastAsia="Consolas" w:hAnsi="Consolas"/>
                 <w:b w:val="1"/>
+                <w:bCs w:val="1"/>
                 <w:color w:val="333333"/>
                 <w:sz w:val="22"/>
                 <w:szCs w:val="22"/>
@@ -5816,6 +6029,7 @@
               <w:rPr>
                 <w:rFonts w:ascii="Consolas" w:cs="Consolas" w:eastAsia="Consolas" w:hAnsi="Consolas"/>
                 <w:b w:val="1"/>
+                <w:bCs w:val="1"/>
                 <w:color w:val="333333"/>
                 <w:sz w:val="22"/>
                 <w:szCs w:val="22"/>
@@ -5841,6 +6055,7 @@
               <w:rPr>
                 <w:rFonts w:ascii="Consolas" w:cs="Consolas" w:eastAsia="Consolas" w:hAnsi="Consolas"/>
                 <w:b w:val="1"/>
+                <w:bCs w:val="1"/>
                 <w:color w:val="999999"/>
                 <w:sz w:val="22"/>
                 <w:szCs w:val="22"/>
@@ -5867,6 +6082,7 @@
               <w:rPr>
                 <w:rFonts w:ascii="Consolas" w:cs="Consolas" w:eastAsia="Consolas" w:hAnsi="Consolas"/>
                 <w:b w:val="1"/>
+                <w:bCs w:val="1"/>
                 <w:color w:val="333333"/>
                 <w:sz w:val="22"/>
                 <w:szCs w:val="22"/>
@@ -5942,6 +6158,7 @@
               <w:rPr>
                 <w:rFonts w:ascii="Consolas" w:cs="Consolas" w:eastAsia="Consolas" w:hAnsi="Consolas"/>
                 <w:b w:val="1"/>
+                <w:bCs w:val="1"/>
                 <w:color w:val="333333"/>
                 <w:sz w:val="22"/>
                 <w:szCs w:val="22"/>
@@ -5967,6 +6184,7 @@
               <w:rPr>
                 <w:rFonts w:ascii="Consolas" w:cs="Consolas" w:eastAsia="Consolas" w:hAnsi="Consolas"/>
                 <w:b w:val="1"/>
+                <w:bCs w:val="1"/>
                 <w:color w:val="333333"/>
                 <w:sz w:val="22"/>
                 <w:szCs w:val="22"/>
@@ -5990,6 +6208,7 @@
               <w:rPr>
                 <w:rFonts w:ascii="Consolas" w:cs="Consolas" w:eastAsia="Consolas" w:hAnsi="Consolas"/>
                 <w:b w:val="1"/>
+                <w:bCs w:val="1"/>
                 <w:color w:val="333333"/>
                 <w:sz w:val="22"/>
                 <w:szCs w:val="22"/>
@@ -6015,6 +6234,7 @@
               <w:rPr>
                 <w:rFonts w:ascii="Consolas" w:cs="Consolas" w:eastAsia="Consolas" w:hAnsi="Consolas"/>
                 <w:b w:val="1"/>
+                <w:bCs w:val="1"/>
                 <w:color w:val="333333"/>
                 <w:sz w:val="22"/>
                 <w:szCs w:val="22"/>
@@ -6048,6 +6268,7 @@
               <w:rPr>
                 <w:rFonts w:ascii="Consolas" w:cs="Consolas" w:eastAsia="Consolas" w:hAnsi="Consolas"/>
                 <w:i w:val="1"/>
+                <w:iCs w:val="1"/>
                 <w:color w:val="999988"/>
                 <w:sz w:val="22"/>
                 <w:szCs w:val="22"/>
@@ -6072,6 +6293,7 @@
               <w:rPr>
                 <w:rFonts w:ascii="Consolas" w:cs="Consolas" w:eastAsia="Consolas" w:hAnsi="Consolas"/>
                 <w:b w:val="1"/>
+                <w:bCs w:val="1"/>
                 <w:color w:val="333333"/>
                 <w:sz w:val="22"/>
                 <w:szCs w:val="22"/>
@@ -6095,6 +6317,7 @@
               <w:rPr>
                 <w:rFonts w:ascii="Consolas" w:cs="Consolas" w:eastAsia="Consolas" w:hAnsi="Consolas"/>
                 <w:b w:val="1"/>
+                <w:bCs w:val="1"/>
                 <w:color w:val="333333"/>
                 <w:sz w:val="22"/>
                 <w:szCs w:val="22"/>
@@ -6128,6 +6351,7 @@
               <w:rPr>
                 <w:rFonts w:ascii="Consolas" w:cs="Consolas" w:eastAsia="Consolas" w:hAnsi="Consolas"/>
                 <w:b w:val="1"/>
+                <w:bCs w:val="1"/>
                 <w:color w:val="333333"/>
                 <w:sz w:val="22"/>
                 <w:szCs w:val="22"/>
@@ -6151,6 +6375,7 @@
               <w:rPr>
                 <w:rFonts w:ascii="Consolas" w:cs="Consolas" w:eastAsia="Consolas" w:hAnsi="Consolas"/>
                 <w:b w:val="1"/>
+                <w:bCs w:val="1"/>
                 <w:color w:val="445588"/>
                 <w:sz w:val="22"/>
                 <w:szCs w:val="22"/>
@@ -6174,6 +6399,7 @@
               <w:rPr>
                 <w:rFonts w:ascii="Consolas" w:cs="Consolas" w:eastAsia="Consolas" w:hAnsi="Consolas"/>
                 <w:b w:val="1"/>
+                <w:bCs w:val="1"/>
                 <w:color w:val="333333"/>
                 <w:sz w:val="22"/>
                 <w:szCs w:val="22"/>
@@ -6197,6 +6423,7 @@
               <w:rPr>
                 <w:rFonts w:ascii="Consolas" w:cs="Consolas" w:eastAsia="Consolas" w:hAnsi="Consolas"/>
                 <w:b w:val="1"/>
+                <w:bCs w:val="1"/>
                 <w:color w:val="445588"/>
                 <w:sz w:val="22"/>
                 <w:szCs w:val="22"/>
@@ -6222,6 +6449,7 @@
               <w:rPr>
                 <w:rFonts w:ascii="Consolas" w:cs="Consolas" w:eastAsia="Consolas" w:hAnsi="Consolas"/>
                 <w:b w:val="1"/>
+                <w:bCs w:val="1"/>
                 <w:color w:val="333333"/>
                 <w:sz w:val="22"/>
                 <w:szCs w:val="22"/>
@@ -6245,6 +6473,7 @@
               <w:rPr>
                 <w:rFonts w:ascii="Consolas" w:cs="Consolas" w:eastAsia="Consolas" w:hAnsi="Consolas"/>
                 <w:b w:val="1"/>
+                <w:bCs w:val="1"/>
                 <w:color w:val="333333"/>
                 <w:sz w:val="22"/>
                 <w:szCs w:val="22"/>
@@ -6270,6 +6499,7 @@
               <w:rPr>
                 <w:rFonts w:ascii="Consolas" w:cs="Consolas" w:eastAsia="Consolas" w:hAnsi="Consolas"/>
                 <w:b w:val="1"/>
+                <w:bCs w:val="1"/>
                 <w:color w:val="999999"/>
                 <w:sz w:val="22"/>
                 <w:szCs w:val="22"/>
@@ -6296,6 +6526,7 @@
               <w:rPr>
                 <w:rFonts w:ascii="Consolas" w:cs="Consolas" w:eastAsia="Consolas" w:hAnsi="Consolas"/>
                 <w:b w:val="1"/>
+                <w:bCs w:val="1"/>
                 <w:color w:val="333333"/>
                 <w:sz w:val="22"/>
                 <w:szCs w:val="22"/>
@@ -6365,6 +6596,7 @@
               <w:rPr>
                 <w:rFonts w:ascii="Consolas" w:cs="Consolas" w:eastAsia="Consolas" w:hAnsi="Consolas"/>
                 <w:b w:val="1"/>
+                <w:bCs w:val="1"/>
                 <w:color w:val="333333"/>
                 <w:sz w:val="22"/>
                 <w:szCs w:val="22"/>
@@ -6390,6 +6622,7 @@
               <w:rPr>
                 <w:rFonts w:ascii="Consolas" w:cs="Consolas" w:eastAsia="Consolas" w:hAnsi="Consolas"/>
                 <w:b w:val="1"/>
+                <w:bCs w:val="1"/>
                 <w:color w:val="333333"/>
                 <w:sz w:val="22"/>
                 <w:szCs w:val="22"/>
@@ -6447,6 +6680,7 @@
               <w:rPr>
                 <w:rFonts w:ascii="Consolas" w:cs="Consolas" w:eastAsia="Consolas" w:hAnsi="Consolas"/>
                 <w:b w:val="1"/>
+                <w:bCs w:val="1"/>
                 <w:color w:val="333333"/>
                 <w:sz w:val="22"/>
                 <w:szCs w:val="22"/>
@@ -6504,6 +6738,7 @@
               <w:rPr>
                 <w:rFonts w:ascii="Consolas" w:cs="Consolas" w:eastAsia="Consolas" w:hAnsi="Consolas"/>
                 <w:b w:val="1"/>
+                <w:bCs w:val="1"/>
                 <w:color w:val="333333"/>
                 <w:sz w:val="22"/>
                 <w:szCs w:val="22"/>
@@ -6527,6 +6762,7 @@
               <w:rPr>
                 <w:rFonts w:ascii="Consolas" w:cs="Consolas" w:eastAsia="Consolas" w:hAnsi="Consolas"/>
                 <w:b w:val="1"/>
+                <w:bCs w:val="1"/>
                 <w:color w:val="445588"/>
                 <w:sz w:val="22"/>
                 <w:szCs w:val="22"/>
@@ -6550,6 +6786,7 @@
               <w:rPr>
                 <w:rFonts w:ascii="Consolas" w:cs="Consolas" w:eastAsia="Consolas" w:hAnsi="Consolas"/>
                 <w:b w:val="1"/>
+                <w:bCs w:val="1"/>
                 <w:color w:val="333333"/>
                 <w:sz w:val="22"/>
                 <w:szCs w:val="22"/>
@@ -6573,6 +6810,7 @@
               <w:rPr>
                 <w:rFonts w:ascii="Consolas" w:cs="Consolas" w:eastAsia="Consolas" w:hAnsi="Consolas"/>
                 <w:b w:val="1"/>
+                <w:bCs w:val="1"/>
                 <w:color w:val="445588"/>
                 <w:sz w:val="22"/>
                 <w:szCs w:val="22"/>
@@ -6598,6 +6836,7 @@
               <w:rPr>
                 <w:rFonts w:ascii="Consolas" w:cs="Consolas" w:eastAsia="Consolas" w:hAnsi="Consolas"/>
                 <w:b w:val="1"/>
+                <w:bCs w:val="1"/>
                 <w:color w:val="333333"/>
                 <w:sz w:val="22"/>
                 <w:szCs w:val="22"/>
@@ -6621,6 +6860,7 @@
               <w:rPr>
                 <w:rFonts w:ascii="Consolas" w:cs="Consolas" w:eastAsia="Consolas" w:hAnsi="Consolas"/>
                 <w:b w:val="1"/>
+                <w:bCs w:val="1"/>
                 <w:color w:val="333333"/>
                 <w:sz w:val="22"/>
                 <w:szCs w:val="22"/>
@@ -6668,6 +6908,7 @@
               <w:rPr>
                 <w:rFonts w:ascii="Consolas" w:cs="Consolas" w:eastAsia="Consolas" w:hAnsi="Consolas"/>
                 <w:b w:val="1"/>
+                <w:bCs w:val="1"/>
                 <w:color w:val="333333"/>
                 <w:sz w:val="22"/>
                 <w:szCs w:val="22"/>
@@ -6715,6 +6956,7 @@
               <w:rPr>
                 <w:rFonts w:ascii="Consolas" w:cs="Consolas" w:eastAsia="Consolas" w:hAnsi="Consolas"/>
                 <w:b w:val="1"/>
+                <w:bCs w:val="1"/>
                 <w:color w:val="333333"/>
                 <w:sz w:val="22"/>
                 <w:szCs w:val="22"/>
@@ -6762,6 +7004,7 @@
               <w:rPr>
                 <w:rFonts w:ascii="Consolas" w:cs="Consolas" w:eastAsia="Consolas" w:hAnsi="Consolas"/>
                 <w:b w:val="1"/>
+                <w:bCs w:val="1"/>
                 <w:color w:val="333333"/>
                 <w:sz w:val="22"/>
                 <w:szCs w:val="22"/>
@@ -6785,6 +7028,7 @@
               <w:rPr>
                 <w:rFonts w:ascii="Consolas" w:cs="Consolas" w:eastAsia="Consolas" w:hAnsi="Consolas"/>
                 <w:b w:val="1"/>
+                <w:bCs w:val="1"/>
                 <w:color w:val="333333"/>
                 <w:sz w:val="22"/>
                 <w:szCs w:val="22"/>
@@ -6808,6 +7052,7 @@
               <w:rPr>
                 <w:rFonts w:ascii="Consolas" w:cs="Consolas" w:eastAsia="Consolas" w:hAnsi="Consolas"/>
                 <w:b w:val="1"/>
+                <w:bCs w:val="1"/>
                 <w:color w:val="333333"/>
                 <w:sz w:val="22"/>
                 <w:szCs w:val="22"/>
@@ -6831,6 +7076,7 @@
               <w:rPr>
                 <w:rFonts w:ascii="Consolas" w:cs="Consolas" w:eastAsia="Consolas" w:hAnsi="Consolas"/>
                 <w:b w:val="1"/>
+                <w:bCs w:val="1"/>
                 <w:color w:val="333333"/>
                 <w:sz w:val="22"/>
                 <w:szCs w:val="22"/>
@@ -6856,6 +7102,7 @@
               <w:rPr>
                 <w:rFonts w:ascii="Consolas" w:cs="Consolas" w:eastAsia="Consolas" w:hAnsi="Consolas"/>
                 <w:b w:val="1"/>
+                <w:bCs w:val="1"/>
                 <w:color w:val="999999"/>
                 <w:sz w:val="22"/>
                 <w:szCs w:val="22"/>
@@ -6882,6 +7129,7 @@
               <w:rPr>
                 <w:rFonts w:ascii="Consolas" w:cs="Consolas" w:eastAsia="Consolas" w:hAnsi="Consolas"/>
                 <w:b w:val="1"/>
+                <w:bCs w:val="1"/>
                 <w:color w:val="333333"/>
                 <w:sz w:val="22"/>
                 <w:szCs w:val="22"/>
@@ -6981,6 +7229,7 @@
       <w:r>
         <w:rPr>
           <w:b w:val="1"/>
+          <w:bCs w:val="1"/>
           <w:rtl w:val="0"/>
         </w:rPr>
         <w:t xml:space="preserve">Consejo</w:t>
@@ -7039,6 +7288,7 @@
       <w:r>
         <w:rPr>
           <w:b w:val="1"/>
+          <w:bCs w:val="1"/>
           <w:rtl w:val="0"/>
         </w:rPr>
         <w:t xml:space="preserve">routes / onGenerateRoute</w:t>
@@ -7052,6 +7302,7 @@
       <w:r>
         <w:rPr>
           <w:b w:val="1"/>
+          <w:bCs w:val="1"/>
           <w:rtl w:val="0"/>
         </w:rPr>
         <w:t xml:space="preserve">pushNamed</w:t>
@@ -7098,11 +7349,13 @@
       <w:pPr>
         <w:rPr>
           <w:b w:val="1"/>
+          <w:bCs w:val="1"/>
         </w:rPr>
       </w:pPr>
       <w:r>
         <w:rPr>
           <w:b w:val="1"/>
+          <w:bCs w:val="1"/>
           <w:rtl w:val="0"/>
         </w:rPr>
         <w:t xml:space="preserve">Pros de rutas nombradas</w:t>
@@ -7142,11 +7395,13 @@
       <w:pPr>
         <w:rPr>
           <w:b w:val="1"/>
+          <w:bCs w:val="1"/>
         </w:rPr>
       </w:pPr>
       <w:r>
         <w:rPr>
           <w:b w:val="1"/>
+          <w:bCs w:val="1"/>
           <w:rtl w:val="0"/>
         </w:rPr>
         <w:t xml:space="preserve">Contras</w:t>
@@ -7203,6 +7458,7 @@
       <w:r>
         <w:rPr>
           <w:b w:val="1"/>
+          <w:bCs w:val="1"/>
           <w:rtl w:val="0"/>
         </w:rPr>
         <w:t xml:space="preserve">Qué es:</w:t>
@@ -7233,11 +7489,13 @@
       <w:pPr>
         <w:rPr>
           <w:b w:val="1"/>
+          <w:bCs w:val="1"/>
         </w:rPr>
       </w:pPr>
       <w:r>
         <w:rPr>
           <w:b w:val="1"/>
+          <w:bCs w:val="1"/>
           <w:rtl w:val="0"/>
         </w:rPr>
         <w:t xml:space="preserve">Idea clave (go vs push):</w:t>
@@ -7254,6 +7512,7 @@
       <w:r>
         <w:rPr>
           <w:b w:val="1"/>
+          <w:bCs w:val="1"/>
           <w:rtl w:val="0"/>
         </w:rPr>
         <w:t xml:space="preserve">context.push(...) </w:t>
@@ -7276,6 +7535,7 @@
       <w:r>
         <w:rPr>
           <w:b w:val="1"/>
+          <w:bCs w:val="1"/>
           <w:rtl w:val="0"/>
         </w:rPr>
         <w:t xml:space="preserve">context.go(...)</w:t>
@@ -7294,6 +7554,7 @@
       <w:r>
         <w:rPr>
           <w:b w:val="1"/>
+          <w:bCs w:val="1"/>
           <w:rtl w:val="0"/>
         </w:rPr>
         <w:t xml:space="preserve">Ejemplo completo con go_router (path parameter + extra + MaterialApp.router)</w:t>
@@ -7353,36 +7614,33 @@
               <w:ind w:left="0" w:right="0" w:firstLine="0"/>
               <w:jc w:val="left"/>
               <w:rPr>
-                <w:sz w:val="22"/>
-                <w:szCs w:val="22"/>
+                <w:rFonts w:ascii="Consolas" w:cs="Consolas" w:eastAsia="Consolas" w:hAnsi="Consolas"/>
+                <w:b w:val="1"/>
+                <w:bCs w:val="1"/>
+                <w:color w:val="333333"/>
+                <w:sz w:val="22"/>
+                <w:szCs w:val="22"/>
+                <w:shd w:fill="f8f8f8" w:val="clear"/>
               </w:rPr>
             </w:pPr>
             <w:r>
               <w:rPr>
                 <w:rFonts w:ascii="Consolas" w:cs="Consolas" w:eastAsia="Consolas" w:hAnsi="Consolas"/>
                 <w:b w:val="1"/>
-                <w:color w:val="333333"/>
-                <w:sz w:val="22"/>
-                <w:szCs w:val="22"/>
-                <w:shd w:fill="f8f8f8" w:val="clear"/>
-                <w:rtl w:val="0"/>
-              </w:rPr>
-              <w:t xml:space="preserve">import</w:t>
-            </w:r>
-            <w:r>
-              <w:rPr>
-                <w:rFonts w:ascii="Consolas" w:cs="Consolas" w:eastAsia="Consolas" w:hAnsi="Consolas"/>
-                <w:color w:val="333333"/>
-                <w:sz w:val="22"/>
-                <w:szCs w:val="22"/>
-                <w:shd w:fill="f8f8f8" w:val="clear"/>
-                <w:rtl w:val="0"/>
-              </w:rPr>
-              <w:t xml:space="preserve"> </w:t>
-            </w:r>
-            <w:r>
-              <w:rPr>
-                <w:rFonts w:ascii="Consolas" w:cs="Consolas" w:eastAsia="Consolas" w:hAnsi="Consolas"/>
+                <w:bCs w:val="1"/>
+                <w:color w:val="333333"/>
+                <w:sz w:val="22"/>
+                <w:szCs w:val="22"/>
+                <w:shd w:fill="f8f8f8" w:val="clear"/>
+                <w:rtl w:val="0"/>
+              </w:rPr>
+              <w:t xml:space="preserve">import </w:t>
+            </w:r>
+            <w:r>
+              <w:rPr>
+                <w:rFonts w:ascii="Consolas" w:cs="Consolas" w:eastAsia="Consolas" w:hAnsi="Consolas"/>
+                <w:b w:val="1"/>
+                <w:bCs w:val="1"/>
                 <w:color w:val="dd1144"/>
                 <w:sz w:val="22"/>
                 <w:szCs w:val="22"/>
@@ -7394,6 +7652,8 @@
             <w:r>
               <w:rPr>
                 <w:rFonts w:ascii="Consolas" w:cs="Consolas" w:eastAsia="Consolas" w:hAnsi="Consolas"/>
+                <w:b w:val="1"/>
+                <w:bCs w:val="1"/>
                 <w:color w:val="333333"/>
                 <w:sz w:val="22"/>
                 <w:szCs w:val="22"/>
@@ -7402,33 +7662,13 @@
               </w:rPr>
               <w:t xml:space="preserve">;</w:t>
               <w:br w:type="textWrapping"/>
-            </w:r>
-            <w:r>
-              <w:rPr>
-                <w:rFonts w:ascii="Consolas" w:cs="Consolas" w:eastAsia="Consolas" w:hAnsi="Consolas"/>
-                <w:b w:val="1"/>
-                <w:color w:val="333333"/>
-                <w:sz w:val="22"/>
-                <w:szCs w:val="22"/>
-                <w:shd w:fill="f8f8f8" w:val="clear"/>
-                <w:rtl w:val="0"/>
-              </w:rPr>
-              <w:t xml:space="preserve">import</w:t>
-            </w:r>
-            <w:r>
-              <w:rPr>
-                <w:rFonts w:ascii="Consolas" w:cs="Consolas" w:eastAsia="Consolas" w:hAnsi="Consolas"/>
-                <w:color w:val="333333"/>
-                <w:sz w:val="22"/>
-                <w:szCs w:val="22"/>
-                <w:shd w:fill="f8f8f8" w:val="clear"/>
-                <w:rtl w:val="0"/>
-              </w:rPr>
-              <w:t xml:space="preserve"> </w:t>
-            </w:r>
-            <w:r>
-              <w:rPr>
-                <w:rFonts w:ascii="Consolas" w:cs="Consolas" w:eastAsia="Consolas" w:hAnsi="Consolas"/>
+              <w:t xml:space="preserve">import </w:t>
+            </w:r>
+            <w:r>
+              <w:rPr>
+                <w:rFonts w:ascii="Consolas" w:cs="Consolas" w:eastAsia="Consolas" w:hAnsi="Consolas"/>
+                <w:b w:val="1"/>
+                <w:bCs w:val="1"/>
                 <w:color w:val="dd1144"/>
                 <w:sz w:val="22"/>
                 <w:szCs w:val="22"/>
@@ -7440,6 +7680,8 @@
             <w:r>
               <w:rPr>
                 <w:rFonts w:ascii="Consolas" w:cs="Consolas" w:eastAsia="Consolas" w:hAnsi="Consolas"/>
+                <w:b w:val="1"/>
+                <w:bCs w:val="1"/>
                 <w:color w:val="333333"/>
                 <w:sz w:val="22"/>
                 <w:szCs w:val="22"/>
@@ -7449,83 +7691,18 @@
               <w:t xml:space="preserve">;</w:t>
               <w:br w:type="textWrapping"/>
               <w:br w:type="textWrapping"/>
-            </w:r>
-            <w:r>
-              <w:rPr>
-                <w:rFonts w:ascii="Consolas" w:cs="Consolas" w:eastAsia="Consolas" w:hAnsi="Consolas"/>
-                <w:b w:val="1"/>
-                <w:color w:val="333333"/>
-                <w:sz w:val="22"/>
-                <w:szCs w:val="22"/>
-                <w:shd w:fill="f8f8f8" w:val="clear"/>
-                <w:rtl w:val="0"/>
-              </w:rPr>
-              <w:t xml:space="preserve">void</w:t>
-            </w:r>
-            <w:r>
-              <w:rPr>
-                <w:rFonts w:ascii="Consolas" w:cs="Consolas" w:eastAsia="Consolas" w:hAnsi="Consolas"/>
-                <w:color w:val="333333"/>
-                <w:sz w:val="22"/>
-                <w:szCs w:val="22"/>
-                <w:shd w:fill="f8f8f8" w:val="clear"/>
-                <w:rtl w:val="0"/>
-              </w:rPr>
-              <w:t xml:space="preserve"> main() =&gt; runApp(</w:t>
-            </w:r>
-            <w:r>
-              <w:rPr>
-                <w:rFonts w:ascii="Consolas" w:cs="Consolas" w:eastAsia="Consolas" w:hAnsi="Consolas"/>
-                <w:b w:val="1"/>
-                <w:color w:val="333333"/>
-                <w:sz w:val="22"/>
-                <w:szCs w:val="22"/>
-                <w:shd w:fill="f8f8f8" w:val="clear"/>
-                <w:rtl w:val="0"/>
-              </w:rPr>
-              <w:t xml:space="preserve">const</w:t>
-            </w:r>
-            <w:r>
-              <w:rPr>
-                <w:rFonts w:ascii="Consolas" w:cs="Consolas" w:eastAsia="Consolas" w:hAnsi="Consolas"/>
-                <w:color w:val="333333"/>
-                <w:sz w:val="22"/>
-                <w:szCs w:val="22"/>
-                <w:shd w:fill="f8f8f8" w:val="clear"/>
-                <w:rtl w:val="0"/>
-              </w:rPr>
-              <w:t xml:space="preserve"> MyApp());</w:t>
-              <w:br w:type="textWrapping"/>
-              <w:br w:type="textWrapping"/>
-            </w:r>
-            <w:r>
-              <w:rPr>
-                <w:rFonts w:ascii="Consolas" w:cs="Consolas" w:eastAsia="Consolas" w:hAnsi="Consolas"/>
-                <w:b w:val="1"/>
-                <w:color w:val="333333"/>
-                <w:sz w:val="22"/>
-                <w:szCs w:val="22"/>
-                <w:shd w:fill="f8f8f8" w:val="clear"/>
-                <w:rtl w:val="0"/>
-              </w:rPr>
-              <w:t xml:space="preserve">final</w:t>
-            </w:r>
-            <w:r>
-              <w:rPr>
-                <w:rFonts w:ascii="Consolas" w:cs="Consolas" w:eastAsia="Consolas" w:hAnsi="Consolas"/>
-                <w:color w:val="333333"/>
-                <w:sz w:val="22"/>
-                <w:szCs w:val="22"/>
-                <w:shd w:fill="f8f8f8" w:val="clear"/>
-                <w:rtl w:val="0"/>
-              </w:rPr>
-              <w:t xml:space="preserve"> GoRouter _router = GoRouter(</w:t>
+              <w:t xml:space="preserve">void main() =&gt; runApp(const MyApp());</w:t>
+              <w:br w:type="textWrapping"/>
+              <w:br w:type="textWrapping"/>
+              <w:t xml:space="preserve">final GoRouter _router = GoRouter(</w:t>
               <w:br w:type="textWrapping"/>
               <w:t xml:space="preserve">  initialLocation: </w:t>
             </w:r>
             <w:r>
               <w:rPr>
                 <w:rFonts w:ascii="Consolas" w:cs="Consolas" w:eastAsia="Consolas" w:hAnsi="Consolas"/>
+                <w:b w:val="1"/>
+                <w:bCs w:val="1"/>
                 <w:color w:val="dd1144"/>
                 <w:sz w:val="22"/>
                 <w:szCs w:val="22"/>
@@ -7537,6 +7714,8 @@
             <w:r>
               <w:rPr>
                 <w:rFonts w:ascii="Consolas" w:cs="Consolas" w:eastAsia="Consolas" w:hAnsi="Consolas"/>
+                <w:b w:val="1"/>
+                <w:bCs w:val="1"/>
                 <w:color w:val="333333"/>
                 <w:sz w:val="22"/>
                 <w:szCs w:val="22"/>
@@ -7554,6 +7733,8 @@
             <w:r>
               <w:rPr>
                 <w:rFonts w:ascii="Consolas" w:cs="Consolas" w:eastAsia="Consolas" w:hAnsi="Consolas"/>
+                <w:b w:val="1"/>
+                <w:bCs w:val="1"/>
                 <w:color w:val="dd1144"/>
                 <w:sz w:val="22"/>
                 <w:szCs w:val="22"/>
@@ -7565,6 +7746,8 @@
             <w:r>
               <w:rPr>
                 <w:rFonts w:ascii="Consolas" w:cs="Consolas" w:eastAsia="Consolas" w:hAnsi="Consolas"/>
+                <w:b w:val="1"/>
+                <w:bCs w:val="1"/>
                 <w:color w:val="333333"/>
                 <w:sz w:val="22"/>
                 <w:szCs w:val="22"/>
@@ -7578,6 +7761,8 @@
             <w:r>
               <w:rPr>
                 <w:rFonts w:ascii="Consolas" w:cs="Consolas" w:eastAsia="Consolas" w:hAnsi="Consolas"/>
+                <w:b w:val="1"/>
+                <w:bCs w:val="1"/>
                 <w:color w:val="dd1144"/>
                 <w:sz w:val="22"/>
                 <w:szCs w:val="22"/>
@@ -7589,6 +7774,8 @@
             <w:r>
               <w:rPr>
                 <w:rFonts w:ascii="Consolas" w:cs="Consolas" w:eastAsia="Consolas" w:hAnsi="Consolas"/>
+                <w:b w:val="1"/>
+                <w:bCs w:val="1"/>
                 <w:color w:val="333333"/>
                 <w:sz w:val="22"/>
                 <w:szCs w:val="22"/>
@@ -7597,30 +7784,7 @@
               </w:rPr>
               <w:t xml:space="preserve">,</w:t>
               <w:br w:type="textWrapping"/>
-              <w:t xml:space="preserve">      builder: (context, state) =&gt; </w:t>
-            </w:r>
-            <w:r>
-              <w:rPr>
-                <w:rFonts w:ascii="Consolas" w:cs="Consolas" w:eastAsia="Consolas" w:hAnsi="Consolas"/>
-                <w:b w:val="1"/>
-                <w:color w:val="333333"/>
-                <w:sz w:val="22"/>
-                <w:szCs w:val="22"/>
-                <w:shd w:fill="f8f8f8" w:val="clear"/>
-                <w:rtl w:val="0"/>
-              </w:rPr>
-              <w:t xml:space="preserve">const</w:t>
-            </w:r>
-            <w:r>
-              <w:rPr>
-                <w:rFonts w:ascii="Consolas" w:cs="Consolas" w:eastAsia="Consolas" w:hAnsi="Consolas"/>
-                <w:color w:val="333333"/>
-                <w:sz w:val="22"/>
-                <w:szCs w:val="22"/>
-                <w:shd w:fill="f8f8f8" w:val="clear"/>
-                <w:rtl w:val="0"/>
-              </w:rPr>
-              <w:t xml:space="preserve"> HomeScreen(),</w:t>
+              <w:t xml:space="preserve">      builder: (context, state) =&gt; const HomeScreen(),</w:t>
               <w:br w:type="textWrapping"/>
               <w:t xml:space="preserve">      routes: [</w:t>
               <w:br w:type="textWrapping"/>
@@ -7629,18 +7793,23 @@
             <w:r>
               <w:rPr>
                 <w:rFonts w:ascii="Consolas" w:cs="Consolas" w:eastAsia="Consolas" w:hAnsi="Consolas"/>
+                <w:b w:val="1"/>
+                <w:bCs w:val="1"/>
                 <w:i w:val="1"/>
+                <w:iCs w:val="1"/>
                 <w:color w:val="999988"/>
                 <w:sz w:val="22"/>
                 <w:szCs w:val="22"/>
                 <w:shd w:fill="f8f8f8" w:val="clear"/>
                 <w:rtl w:val="0"/>
               </w:rPr>
-              <w:t xml:space="preserve">// subruta con parametro en path</w:t>
-            </w:r>
-            <w:r>
-              <w:rPr>
-                <w:rFonts w:ascii="Consolas" w:cs="Consolas" w:eastAsia="Consolas" w:hAnsi="Consolas"/>
+              <w:t xml:space="preserve">// subruta con parámetro obligatorio en path</w:t>
+            </w:r>
+            <w:r>
+              <w:rPr>
+                <w:rFonts w:ascii="Consolas" w:cs="Consolas" w:eastAsia="Consolas" w:hAnsi="Consolas"/>
+                <w:b w:val="1"/>
+                <w:bCs w:val="1"/>
                 <w:color w:val="333333"/>
                 <w:sz w:val="22"/>
                 <w:szCs w:val="22"/>
@@ -7655,6 +7824,8 @@
             <w:r>
               <w:rPr>
                 <w:rFonts w:ascii="Consolas" w:cs="Consolas" w:eastAsia="Consolas" w:hAnsi="Consolas"/>
+                <w:b w:val="1"/>
+                <w:bCs w:val="1"/>
                 <w:color w:val="dd1144"/>
                 <w:sz w:val="22"/>
                 <w:szCs w:val="22"/>
@@ -7666,6 +7837,8 @@
             <w:r>
               <w:rPr>
                 <w:rFonts w:ascii="Consolas" w:cs="Consolas" w:eastAsia="Consolas" w:hAnsi="Consolas"/>
+                <w:b w:val="1"/>
+                <w:bCs w:val="1"/>
                 <w:color w:val="333333"/>
                 <w:sz w:val="22"/>
                 <w:szCs w:val="22"/>
@@ -7679,6 +7852,8 @@
             <w:r>
               <w:rPr>
                 <w:rFonts w:ascii="Consolas" w:cs="Consolas" w:eastAsia="Consolas" w:hAnsi="Consolas"/>
+                <w:b w:val="1"/>
+                <w:bCs w:val="1"/>
                 <w:color w:val="dd1144"/>
                 <w:sz w:val="22"/>
                 <w:szCs w:val="22"/>
@@ -7690,6 +7865,8 @@
             <w:r>
               <w:rPr>
                 <w:rFonts w:ascii="Consolas" w:cs="Consolas" w:eastAsia="Consolas" w:hAnsi="Consolas"/>
+                <w:b w:val="1"/>
+                <w:bCs w:val="1"/>
                 <w:color w:val="333333"/>
                 <w:sz w:val="22"/>
                 <w:szCs w:val="22"/>
@@ -7706,28 +7883,36 @@
               <w:rPr>
                 <w:rFonts w:ascii="Consolas" w:cs="Consolas" w:eastAsia="Consolas" w:hAnsi="Consolas"/>
                 <w:b w:val="1"/>
-                <w:color w:val="333333"/>
-                <w:sz w:val="22"/>
-                <w:szCs w:val="22"/>
-                <w:shd w:fill="f8f8f8" w:val="clear"/>
-                <w:rtl w:val="0"/>
-              </w:rPr>
-              <w:t xml:space="preserve">final</w:t>
-            </w:r>
-            <w:r>
-              <w:rPr>
-                <w:rFonts w:ascii="Consolas" w:cs="Consolas" w:eastAsia="Consolas" w:hAnsi="Consolas"/>
-                <w:color w:val="333333"/>
-                <w:sz w:val="22"/>
-                <w:szCs w:val="22"/>
-                <w:shd w:fill="f8f8f8" w:val="clear"/>
-                <w:rtl w:val="0"/>
-              </w:rPr>
-              <w:t xml:space="preserve"> id = state.params[</w:t>
-            </w:r>
-            <w:r>
-              <w:rPr>
-                <w:rFonts w:ascii="Consolas" w:cs="Consolas" w:eastAsia="Consolas" w:hAnsi="Consolas"/>
+                <w:bCs w:val="1"/>
+                <w:i w:val="1"/>
+                <w:iCs w:val="1"/>
+                <w:color w:val="999988"/>
+                <w:sz w:val="22"/>
+                <w:szCs w:val="22"/>
+                <w:shd w:fill="f8f8f8" w:val="clear"/>
+                <w:rtl w:val="0"/>
+              </w:rPr>
+              <w:t xml:space="preserve">// ¡Correcto en 2026! state.pathParameters en vez de params</w:t>
+            </w:r>
+            <w:r>
+              <w:rPr>
+                <w:rFonts w:ascii="Consolas" w:cs="Consolas" w:eastAsia="Consolas" w:hAnsi="Consolas"/>
+                <w:b w:val="1"/>
+                <w:bCs w:val="1"/>
+                <w:color w:val="333333"/>
+                <w:sz w:val="22"/>
+                <w:szCs w:val="22"/>
+                <w:shd w:fill="f8f8f8" w:val="clear"/>
+                <w:rtl w:val="0"/>
+              </w:rPr>
+              <w:br w:type="textWrapping"/>
+              <w:t xml:space="preserve">            final id = state.pathParameters[</w:t>
+            </w:r>
+            <w:r>
+              <w:rPr>
+                <w:rFonts w:ascii="Consolas" w:cs="Consolas" w:eastAsia="Consolas" w:hAnsi="Consolas"/>
+                <w:b w:val="1"/>
+                <w:bCs w:val="1"/>
                 <w:color w:val="dd1144"/>
                 <w:sz w:val="22"/>
                 <w:szCs w:val="22"/>
@@ -7739,6 +7924,8 @@
             <w:r>
               <w:rPr>
                 <w:rFonts w:ascii="Consolas" w:cs="Consolas" w:eastAsia="Consolas" w:hAnsi="Consolas"/>
+                <w:b w:val="1"/>
+                <w:bCs w:val="1"/>
                 <w:color w:val="333333"/>
                 <w:sz w:val="22"/>
                 <w:szCs w:val="22"/>
@@ -7750,76 +7937,37 @@
             <w:r>
               <w:rPr>
                 <w:rFonts w:ascii="Consolas" w:cs="Consolas" w:eastAsia="Consolas" w:hAnsi="Consolas"/>
+                <w:b w:val="1"/>
+                <w:bCs w:val="1"/>
                 <w:i w:val="1"/>
+                <w:iCs w:val="1"/>
                 <w:color w:val="999988"/>
                 <w:sz w:val="22"/>
                 <w:szCs w:val="22"/>
                 <w:shd w:fill="f8f8f8" w:val="clear"/>
                 <w:rtl w:val="0"/>
               </w:rPr>
-              <w:t xml:space="preserve">// path param</w:t>
-            </w:r>
-            <w:r>
-              <w:rPr>
-                <w:rFonts w:ascii="Consolas" w:cs="Consolas" w:eastAsia="Consolas" w:hAnsi="Consolas"/>
-                <w:color w:val="333333"/>
-                <w:sz w:val="22"/>
-                <w:szCs w:val="22"/>
-                <w:shd w:fill="f8f8f8" w:val="clear"/>
-                <w:rtl w:val="0"/>
-              </w:rPr>
-              <w:br w:type="textWrapping"/>
-              <w:t xml:space="preserve">            </w:t>
-            </w:r>
-            <w:r>
-              <w:rPr>
-                <w:rFonts w:ascii="Consolas" w:cs="Consolas" w:eastAsia="Consolas" w:hAnsi="Consolas"/>
-                <w:b w:val="1"/>
-                <w:color w:val="333333"/>
-                <w:sz w:val="22"/>
-                <w:szCs w:val="22"/>
-                <w:shd w:fill="f8f8f8" w:val="clear"/>
-                <w:rtl w:val="0"/>
-              </w:rPr>
-              <w:t xml:space="preserve">final</w:t>
-            </w:r>
-            <w:r>
-              <w:rPr>
-                <w:rFonts w:ascii="Consolas" w:cs="Consolas" w:eastAsia="Consolas" w:hAnsi="Consolas"/>
-                <w:color w:val="333333"/>
-                <w:sz w:val="22"/>
-                <w:szCs w:val="22"/>
-                <w:shd w:fill="f8f8f8" w:val="clear"/>
-                <w:rtl w:val="0"/>
-              </w:rPr>
-              <w:t xml:space="preserve"> extra = state.extra </w:t>
-            </w:r>
-            <w:r>
-              <w:rPr>
-                <w:rFonts w:ascii="Consolas" w:cs="Consolas" w:eastAsia="Consolas" w:hAnsi="Consolas"/>
-                <w:b w:val="1"/>
-                <w:color w:val="333333"/>
-                <w:sz w:val="22"/>
-                <w:szCs w:val="22"/>
-                <w:shd w:fill="f8f8f8" w:val="clear"/>
-                <w:rtl w:val="0"/>
-              </w:rPr>
-              <w:t xml:space="preserve">as</w:t>
-            </w:r>
-            <w:r>
-              <w:rPr>
-                <w:rFonts w:ascii="Consolas" w:cs="Consolas" w:eastAsia="Consolas" w:hAnsi="Consolas"/>
-                <w:color w:val="333333"/>
-                <w:sz w:val="22"/>
-                <w:szCs w:val="22"/>
-                <w:shd w:fill="f8f8f8" w:val="clear"/>
-                <w:rtl w:val="0"/>
-              </w:rPr>
-              <w:t xml:space="preserve"> </w:t>
-            </w:r>
-            <w:r>
-              <w:rPr>
-                <w:rFonts w:ascii="Consolas" w:cs="Consolas" w:eastAsia="Consolas" w:hAnsi="Consolas"/>
+              <w:t xml:space="preserve">// siempre existe porque :id es required</w:t>
+            </w:r>
+            <w:r>
+              <w:rPr>
+                <w:rFonts w:ascii="Consolas" w:cs="Consolas" w:eastAsia="Consolas" w:hAnsi="Consolas"/>
+                <w:b w:val="1"/>
+                <w:bCs w:val="1"/>
+                <w:color w:val="333333"/>
+                <w:sz w:val="22"/>
+                <w:szCs w:val="22"/>
+                <w:shd w:fill="f8f8f8" w:val="clear"/>
+                <w:rtl w:val="0"/>
+              </w:rPr>
+              <w:br w:type="textWrapping"/>
+              <w:t xml:space="preserve">            final extra = state.extra as </w:t>
+            </w:r>
+            <w:r>
+              <w:rPr>
+                <w:rFonts w:ascii="Consolas" w:cs="Consolas" w:eastAsia="Consolas" w:hAnsi="Consolas"/>
+                <w:b w:val="1"/>
+                <w:bCs w:val="1"/>
                 <w:color w:val="0086b3"/>
                 <w:sz w:val="22"/>
                 <w:szCs w:val="22"/>
@@ -7831,148 +7979,665 @@
             <w:r>
               <w:rPr>
                 <w:rFonts w:ascii="Consolas" w:cs="Consolas" w:eastAsia="Consolas" w:hAnsi="Consolas"/>
-                <w:color w:val="333333"/>
-                <w:sz w:val="22"/>
-                <w:szCs w:val="22"/>
-                <w:shd w:fill="f8f8f8" w:val="clear"/>
-                <w:rtl w:val="0"/>
-              </w:rPr>
-              <w:t xml:space="preserve">?; </w:t>
-            </w:r>
-            <w:r>
-              <w:rPr>
-                <w:rFonts w:ascii="Consolas" w:cs="Consolas" w:eastAsia="Consolas" w:hAnsi="Consolas"/>
+                <w:b w:val="1"/>
+                <w:bCs w:val="1"/>
+                <w:color w:val="333333"/>
+                <w:sz w:val="22"/>
+                <w:szCs w:val="22"/>
+                <w:shd w:fill="f8f8f8" w:val="clear"/>
+                <w:rtl w:val="0"/>
+              </w:rPr>
+              <w:t xml:space="preserve">?;</w:t>
+              <w:br w:type="textWrapping"/>
+              <w:t xml:space="preserve">            return DetailsScreen(id: id, extra: extra);</w:t>
+              <w:br w:type="textWrapping"/>
+              <w:t xml:space="preserve">          },</w:t>
+              <w:br w:type="textWrapping"/>
+              <w:t xml:space="preserve">        ),</w:t>
+              <w:br w:type="textWrapping"/>
+              <w:t xml:space="preserve">      ],</w:t>
+              <w:br w:type="textWrapping"/>
+              <w:t xml:space="preserve">    ),</w:t>
+              <w:br w:type="textWrapping"/>
+              <w:t xml:space="preserve">  ],</w:t>
+              <w:br w:type="textWrapping"/>
+              <w:t xml:space="preserve">);</w:t>
+              <w:br w:type="textWrapping"/>
+              <w:br w:type="textWrapping"/>
+              <w:t xml:space="preserve">class </w:t>
+            </w:r>
+            <w:r>
+              <w:rPr>
+                <w:rFonts w:ascii="Consolas" w:cs="Consolas" w:eastAsia="Consolas" w:hAnsi="Consolas"/>
+                <w:b w:val="1"/>
+                <w:bCs w:val="1"/>
+                <w:color w:val="445588"/>
+                <w:sz w:val="22"/>
+                <w:szCs w:val="22"/>
+                <w:shd w:fill="f8f8f8" w:val="clear"/>
+                <w:rtl w:val="0"/>
+              </w:rPr>
+              <w:t xml:space="preserve">MyApp</w:t>
+            </w:r>
+            <w:r>
+              <w:rPr>
+                <w:rFonts w:ascii="Consolas" w:cs="Consolas" w:eastAsia="Consolas" w:hAnsi="Consolas"/>
+                <w:b w:val="1"/>
+                <w:bCs w:val="1"/>
+                <w:color w:val="333333"/>
+                <w:sz w:val="22"/>
+                <w:szCs w:val="22"/>
+                <w:shd w:fill="f8f8f8" w:val="clear"/>
+                <w:rtl w:val="0"/>
+              </w:rPr>
+              <w:t xml:space="preserve"> extends </w:t>
+            </w:r>
+            <w:r>
+              <w:rPr>
+                <w:rFonts w:ascii="Consolas" w:cs="Consolas" w:eastAsia="Consolas" w:hAnsi="Consolas"/>
+                <w:b w:val="1"/>
+                <w:bCs w:val="1"/>
+                <w:color w:val="445588"/>
+                <w:sz w:val="22"/>
+                <w:szCs w:val="22"/>
+                <w:shd w:fill="f8f8f8" w:val="clear"/>
+                <w:rtl w:val="0"/>
+              </w:rPr>
+              <w:t xml:space="preserve">StatelessWidget</w:t>
+            </w:r>
+            <w:r>
+              <w:rPr>
+                <w:rFonts w:ascii="Consolas" w:cs="Consolas" w:eastAsia="Consolas" w:hAnsi="Consolas"/>
+                <w:b w:val="1"/>
+                <w:bCs w:val="1"/>
+                <w:color w:val="333333"/>
+                <w:sz w:val="22"/>
+                <w:szCs w:val="22"/>
+                <w:shd w:fill="f8f8f8" w:val="clear"/>
+                <w:rtl w:val="0"/>
+              </w:rPr>
+              <w:t xml:space="preserve"> {</w:t>
+              <w:br w:type="textWrapping"/>
+              <w:t xml:space="preserve">  const MyApp({super.key});</w:t>
+              <w:br w:type="textWrapping"/>
+              <w:br w:type="textWrapping"/>
+              <w:t xml:space="preserve">  </w:t>
+            </w:r>
+            <w:r>
+              <w:rPr>
+                <w:rFonts w:ascii="Consolas" w:cs="Consolas" w:eastAsia="Consolas" w:hAnsi="Consolas"/>
+                <w:b w:val="1"/>
+                <w:bCs w:val="1"/>
+                <w:color w:val="999999"/>
+                <w:sz w:val="22"/>
+                <w:szCs w:val="22"/>
+                <w:shd w:fill="f8f8f8" w:val="clear"/>
+                <w:rtl w:val="0"/>
+              </w:rPr>
+              <w:t xml:space="preserve">@override</w:t>
+            </w:r>
+            <w:r>
+              <w:rPr>
+                <w:rFonts w:ascii="Consolas" w:cs="Consolas" w:eastAsia="Consolas" w:hAnsi="Consolas"/>
+                <w:b w:val="1"/>
+                <w:bCs w:val="1"/>
+                <w:color w:val="333333"/>
+                <w:sz w:val="22"/>
+                <w:szCs w:val="22"/>
+                <w:shd w:fill="f8f8f8" w:val="clear"/>
+                <w:rtl w:val="0"/>
+              </w:rPr>
+              <w:br w:type="textWrapping"/>
+              <w:t xml:space="preserve">  Widget build(BuildContext context) {</w:t>
+              <w:br w:type="textWrapping"/>
+              <w:t xml:space="preserve">    return MaterialApp.router(</w:t>
+              <w:br w:type="textWrapping"/>
+              <w:t xml:space="preserve">      title: </w:t>
+            </w:r>
+            <w:r>
+              <w:rPr>
+                <w:rFonts w:ascii="Consolas" w:cs="Consolas" w:eastAsia="Consolas" w:hAnsi="Consolas"/>
+                <w:b w:val="1"/>
+                <w:bCs w:val="1"/>
+                <w:color w:val="dd1144"/>
+                <w:sz w:val="22"/>
+                <w:szCs w:val="22"/>
+                <w:shd w:fill="f8f8f8" w:val="clear"/>
+                <w:rtl w:val="0"/>
+              </w:rPr>
+              <w:t xml:space="preserve">'GoRouter Demo'</w:t>
+            </w:r>
+            <w:r>
+              <w:rPr>
+                <w:rFonts w:ascii="Consolas" w:cs="Consolas" w:eastAsia="Consolas" w:hAnsi="Consolas"/>
+                <w:b w:val="1"/>
+                <w:bCs w:val="1"/>
+                <w:color w:val="333333"/>
+                <w:sz w:val="22"/>
+                <w:szCs w:val="22"/>
+                <w:shd w:fill="f8f8f8" w:val="clear"/>
+                <w:rtl w:val="0"/>
+              </w:rPr>
+              <w:t xml:space="preserve">,</w:t>
+              <w:br w:type="textWrapping"/>
+              <w:t xml:space="preserve">      routerConfig: _router,</w:t>
+              <w:br w:type="textWrapping"/>
+              <w:t xml:space="preserve">      debugShowCheckedModeBanner: false,</w:t>
+              <w:br w:type="textWrapping"/>
+              <w:t xml:space="preserve">    );</w:t>
+              <w:br w:type="textWrapping"/>
+              <w:t xml:space="preserve">  }</w:t>
+              <w:br w:type="textWrapping"/>
+              <w:t xml:space="preserve">}</w:t>
+              <w:br w:type="textWrapping"/>
+              <w:br w:type="textWrapping"/>
+              <w:t xml:space="preserve">class </w:t>
+            </w:r>
+            <w:r>
+              <w:rPr>
+                <w:rFonts w:ascii="Consolas" w:cs="Consolas" w:eastAsia="Consolas" w:hAnsi="Consolas"/>
+                <w:b w:val="1"/>
+                <w:bCs w:val="1"/>
+                <w:color w:val="445588"/>
+                <w:sz w:val="22"/>
+                <w:szCs w:val="22"/>
+                <w:shd w:fill="f8f8f8" w:val="clear"/>
+                <w:rtl w:val="0"/>
+              </w:rPr>
+              <w:t xml:space="preserve">HomeScreen</w:t>
+            </w:r>
+            <w:r>
+              <w:rPr>
+                <w:rFonts w:ascii="Consolas" w:cs="Consolas" w:eastAsia="Consolas" w:hAnsi="Consolas"/>
+                <w:b w:val="1"/>
+                <w:bCs w:val="1"/>
+                <w:color w:val="333333"/>
+                <w:sz w:val="22"/>
+                <w:szCs w:val="22"/>
+                <w:shd w:fill="f8f8f8" w:val="clear"/>
+                <w:rtl w:val="0"/>
+              </w:rPr>
+              <w:t xml:space="preserve"> extends </w:t>
+            </w:r>
+            <w:r>
+              <w:rPr>
+                <w:rFonts w:ascii="Consolas" w:cs="Consolas" w:eastAsia="Consolas" w:hAnsi="Consolas"/>
+                <w:b w:val="1"/>
+                <w:bCs w:val="1"/>
+                <w:color w:val="445588"/>
+                <w:sz w:val="22"/>
+                <w:szCs w:val="22"/>
+                <w:shd w:fill="f8f8f8" w:val="clear"/>
+                <w:rtl w:val="0"/>
+              </w:rPr>
+              <w:t xml:space="preserve">StatelessWidget</w:t>
+            </w:r>
+            <w:r>
+              <w:rPr>
+                <w:rFonts w:ascii="Consolas" w:cs="Consolas" w:eastAsia="Consolas" w:hAnsi="Consolas"/>
+                <w:b w:val="1"/>
+                <w:bCs w:val="1"/>
+                <w:color w:val="333333"/>
+                <w:sz w:val="22"/>
+                <w:szCs w:val="22"/>
+                <w:shd w:fill="f8f8f8" w:val="clear"/>
+                <w:rtl w:val="0"/>
+              </w:rPr>
+              <w:t xml:space="preserve"> {</w:t>
+              <w:br w:type="textWrapping"/>
+              <w:t xml:space="preserve">  const HomeScreen({super.key});</w:t>
+              <w:br w:type="textWrapping"/>
+              <w:br w:type="textWrapping"/>
+              <w:t xml:space="preserve">  </w:t>
+            </w:r>
+            <w:r>
+              <w:rPr>
+                <w:rFonts w:ascii="Consolas" w:cs="Consolas" w:eastAsia="Consolas" w:hAnsi="Consolas"/>
+                <w:b w:val="1"/>
+                <w:bCs w:val="1"/>
+                <w:color w:val="999999"/>
+                <w:sz w:val="22"/>
+                <w:szCs w:val="22"/>
+                <w:shd w:fill="f8f8f8" w:val="clear"/>
+                <w:rtl w:val="0"/>
+              </w:rPr>
+              <w:t xml:space="preserve">@override</w:t>
+            </w:r>
+            <w:r>
+              <w:rPr>
+                <w:rFonts w:ascii="Consolas" w:cs="Consolas" w:eastAsia="Consolas" w:hAnsi="Consolas"/>
+                <w:b w:val="1"/>
+                <w:bCs w:val="1"/>
+                <w:color w:val="333333"/>
+                <w:sz w:val="22"/>
+                <w:szCs w:val="22"/>
+                <w:shd w:fill="f8f8f8" w:val="clear"/>
+                <w:rtl w:val="0"/>
+              </w:rPr>
+              <w:br w:type="textWrapping"/>
+              <w:t xml:space="preserve">  Widget build(BuildContext context) {</w:t>
+              <w:br w:type="textWrapping"/>
+              <w:t xml:space="preserve">    return Scaffold(</w:t>
+              <w:br w:type="textWrapping"/>
+              <w:t xml:space="preserve">      appBar: AppBar(title: const Text(</w:t>
+            </w:r>
+            <w:r>
+              <w:rPr>
+                <w:rFonts w:ascii="Consolas" w:cs="Consolas" w:eastAsia="Consolas" w:hAnsi="Consolas"/>
+                <w:b w:val="1"/>
+                <w:bCs w:val="1"/>
+                <w:color w:val="dd1144"/>
+                <w:sz w:val="22"/>
+                <w:szCs w:val="22"/>
+                <w:shd w:fill="f8f8f8" w:val="clear"/>
+                <w:rtl w:val="0"/>
+              </w:rPr>
+              <w:t xml:space="preserve">'Home (GoRouter)'</w:t>
+            </w:r>
+            <w:r>
+              <w:rPr>
+                <w:rFonts w:ascii="Consolas" w:cs="Consolas" w:eastAsia="Consolas" w:hAnsi="Consolas"/>
+                <w:b w:val="1"/>
+                <w:bCs w:val="1"/>
+                <w:color w:val="333333"/>
+                <w:sz w:val="22"/>
+                <w:szCs w:val="22"/>
+                <w:shd w:fill="f8f8f8" w:val="clear"/>
+                <w:rtl w:val="0"/>
+              </w:rPr>
+              <w:t xml:space="preserve">)),</w:t>
+              <w:br w:type="textWrapping"/>
+              <w:t xml:space="preserve">      body: Center(</w:t>
+              <w:br w:type="textWrapping"/>
+              <w:t xml:space="preserve">        child: Column(</w:t>
+              <w:br w:type="textWrapping"/>
+              <w:t xml:space="preserve">          mainAxisSize: MainAxisSize.min,</w:t>
+              <w:br w:type="textWrapping"/>
+              <w:t xml:space="preserve">          children: [</w:t>
+              <w:br w:type="textWrapping"/>
+              <w:t xml:space="preserve">            ElevatedButton(</w:t>
+              <w:br w:type="textWrapping"/>
+              <w:t xml:space="preserve">              onPressed: () {</w:t>
+              <w:br w:type="textWrapping"/>
+              <w:t xml:space="preserve">                </w:t>
+            </w:r>
+            <w:r>
+              <w:rPr>
+                <w:rFonts w:ascii="Consolas" w:cs="Consolas" w:eastAsia="Consolas" w:hAnsi="Consolas"/>
+                <w:b w:val="1"/>
+                <w:bCs w:val="1"/>
                 <w:i w:val="1"/>
+                <w:iCs w:val="1"/>
                 <w:color w:val="999988"/>
                 <w:sz w:val="22"/>
                 <w:szCs w:val="22"/>
                 <w:shd w:fill="f8f8f8" w:val="clear"/>
                 <w:rtl w:val="0"/>
               </w:rPr>
-              <w:t xml:space="preserve">// extra (opcional)</w:t>
-            </w:r>
-            <w:r>
-              <w:rPr>
-                <w:rFonts w:ascii="Consolas" w:cs="Consolas" w:eastAsia="Consolas" w:hAnsi="Consolas"/>
-                <w:color w:val="333333"/>
-                <w:sz w:val="22"/>
-                <w:szCs w:val="22"/>
-                <w:shd w:fill="f8f8f8" w:val="clear"/>
-                <w:rtl w:val="0"/>
-              </w:rPr>
-              <w:br w:type="textWrapping"/>
-              <w:t xml:space="preserve">            </w:t>
-            </w:r>
-            <w:r>
-              <w:rPr>
-                <w:rFonts w:ascii="Consolas" w:cs="Consolas" w:eastAsia="Consolas" w:hAnsi="Consolas"/>
-                <w:b w:val="1"/>
-                <w:color w:val="333333"/>
-                <w:sz w:val="22"/>
-                <w:szCs w:val="22"/>
-                <w:shd w:fill="f8f8f8" w:val="clear"/>
-                <w:rtl w:val="0"/>
-              </w:rPr>
-              <w:t xml:space="preserve">return</w:t>
-            </w:r>
-            <w:r>
-              <w:rPr>
-                <w:rFonts w:ascii="Consolas" w:cs="Consolas" w:eastAsia="Consolas" w:hAnsi="Consolas"/>
-                <w:color w:val="333333"/>
-                <w:sz w:val="22"/>
-                <w:szCs w:val="22"/>
-                <w:shd w:fill="f8f8f8" w:val="clear"/>
-                <w:rtl w:val="0"/>
-              </w:rPr>
-              <w:t xml:space="preserve"> DetailsScreen(id: id, extra: extra);</w:t>
-              <w:br w:type="textWrapping"/>
-              <w:t xml:space="preserve">          },</w:t>
+              <w:t xml:space="preserve">// Navegación declarativa (recomendada para la mayoría de casos)</w:t>
+            </w:r>
+            <w:r>
+              <w:rPr>
+                <w:rFonts w:ascii="Consolas" w:cs="Consolas" w:eastAsia="Consolas" w:hAnsi="Consolas"/>
+                <w:b w:val="1"/>
+                <w:bCs w:val="1"/>
+                <w:color w:val="333333"/>
+                <w:sz w:val="22"/>
+                <w:szCs w:val="22"/>
+                <w:shd w:fill="f8f8f8" w:val="clear"/>
+                <w:rtl w:val="0"/>
+              </w:rPr>
+              <w:br w:type="textWrapping"/>
+              <w:t xml:space="preserve">                context.go(</w:t>
+            </w:r>
+            <w:r>
+              <w:rPr>
+                <w:rFonts w:ascii="Consolas" w:cs="Consolas" w:eastAsia="Consolas" w:hAnsi="Consolas"/>
+                <w:b w:val="1"/>
+                <w:bCs w:val="1"/>
+                <w:color w:val="dd1144"/>
+                <w:sz w:val="22"/>
+                <w:szCs w:val="22"/>
+                <w:shd w:fill="f8f8f8" w:val="clear"/>
+                <w:rtl w:val="0"/>
+              </w:rPr>
+              <w:t xml:space="preserve">'/details/42'</w:t>
+            </w:r>
+            <w:r>
+              <w:rPr>
+                <w:rFonts w:ascii="Consolas" w:cs="Consolas" w:eastAsia="Consolas" w:hAnsi="Consolas"/>
+                <w:b w:val="1"/>
+                <w:bCs w:val="1"/>
+                <w:color w:val="333333"/>
+                <w:sz w:val="22"/>
+                <w:szCs w:val="22"/>
+                <w:shd w:fill="f8f8f8" w:val="clear"/>
+                <w:rtl w:val="0"/>
+              </w:rPr>
+              <w:t xml:space="preserve">);</w:t>
+              <w:br w:type="textWrapping"/>
+              <w:t xml:space="preserve">              },</w:t>
+              <w:br w:type="textWrapping"/>
+              <w:t xml:space="preserve">              child: const Text(</w:t>
+            </w:r>
+            <w:r>
+              <w:rPr>
+                <w:rFonts w:ascii="Consolas" w:cs="Consolas" w:eastAsia="Consolas" w:hAnsi="Consolas"/>
+                <w:b w:val="1"/>
+                <w:bCs w:val="1"/>
+                <w:color w:val="dd1144"/>
+                <w:sz w:val="22"/>
+                <w:szCs w:val="22"/>
+                <w:shd w:fill="f8f8f8" w:val="clear"/>
+                <w:rtl w:val="0"/>
+              </w:rPr>
+              <w:t xml:space="preserve">'Ir a details/42 (context.go)'</w:t>
+            </w:r>
+            <w:r>
+              <w:rPr>
+                <w:rFonts w:ascii="Consolas" w:cs="Consolas" w:eastAsia="Consolas" w:hAnsi="Consolas"/>
+                <w:b w:val="1"/>
+                <w:bCs w:val="1"/>
+                <w:color w:val="333333"/>
+                <w:sz w:val="22"/>
+                <w:szCs w:val="22"/>
+                <w:shd w:fill="f8f8f8" w:val="clear"/>
+                <w:rtl w:val="0"/>
+              </w:rPr>
+              <w:t xml:space="preserve">),</w:t>
+              <w:br w:type="textWrapping"/>
+              <w:t xml:space="preserve">            ),</w:t>
+              <w:br w:type="textWrapping"/>
+              <w:t xml:space="preserve">            const SizedBox(height: </w:t>
+            </w:r>
+            <w:r>
+              <w:rPr>
+                <w:rFonts w:ascii="Consolas" w:cs="Consolas" w:eastAsia="Consolas" w:hAnsi="Consolas"/>
+                <w:b w:val="1"/>
+                <w:bCs w:val="1"/>
+                <w:color w:val="008080"/>
+                <w:sz w:val="22"/>
+                <w:szCs w:val="22"/>
+                <w:shd w:fill="f8f8f8" w:val="clear"/>
+                <w:rtl w:val="0"/>
+              </w:rPr>
+              <w:t xml:space="preserve">16</w:t>
+            </w:r>
+            <w:r>
+              <w:rPr>
+                <w:rFonts w:ascii="Consolas" w:cs="Consolas" w:eastAsia="Consolas" w:hAnsi="Consolas"/>
+                <w:b w:val="1"/>
+                <w:bCs w:val="1"/>
+                <w:color w:val="333333"/>
+                <w:sz w:val="22"/>
+                <w:szCs w:val="22"/>
+                <w:shd w:fill="f8f8f8" w:val="clear"/>
+                <w:rtl w:val="0"/>
+              </w:rPr>
+              <w:t xml:space="preserve">),</w:t>
+              <w:br w:type="textWrapping"/>
+              <w:t xml:space="preserve">            ElevatedButton(</w:t>
+              <w:br w:type="textWrapping"/>
+              <w:t xml:space="preserve">              onPressed: () async {</w:t>
+              <w:br w:type="textWrapping"/>
+              <w:t xml:space="preserve">                </w:t>
+            </w:r>
+            <w:r>
+              <w:rPr>
+                <w:rFonts w:ascii="Consolas" w:cs="Consolas" w:eastAsia="Consolas" w:hAnsi="Consolas"/>
+                <w:b w:val="1"/>
+                <w:bCs w:val="1"/>
+                <w:i w:val="1"/>
+                <w:iCs w:val="1"/>
+                <w:color w:val="999988"/>
+                <w:sz w:val="22"/>
+                <w:szCs w:val="22"/>
+                <w:shd w:fill="f8f8f8" w:val="clear"/>
+                <w:rtl w:val="0"/>
+              </w:rPr>
+              <w:t xml:space="preserve">// Guardamos el messenger ANTES del await (buena práctica)</w:t>
+            </w:r>
+            <w:r>
+              <w:rPr>
+                <w:rFonts w:ascii="Consolas" w:cs="Consolas" w:eastAsia="Consolas" w:hAnsi="Consolas"/>
+                <w:b w:val="1"/>
+                <w:bCs w:val="1"/>
+                <w:color w:val="333333"/>
+                <w:sz w:val="22"/>
+                <w:szCs w:val="22"/>
+                <w:shd w:fill="f8f8f8" w:val="clear"/>
+                <w:rtl w:val="0"/>
+              </w:rPr>
+              <w:br w:type="textWrapping"/>
+              <w:t xml:space="preserve">                final messenger = ScaffoldMessenger.of(context);</w:t>
+              <w:br w:type="textWrapping"/>
+              <w:br w:type="textWrapping"/>
+              <w:t xml:space="preserve">                </w:t>
+            </w:r>
+            <w:r>
+              <w:rPr>
+                <w:rFonts w:ascii="Consolas" w:cs="Consolas" w:eastAsia="Consolas" w:hAnsi="Consolas"/>
+                <w:b w:val="1"/>
+                <w:bCs w:val="1"/>
+                <w:i w:val="1"/>
+                <w:iCs w:val="1"/>
+                <w:color w:val="999988"/>
+                <w:sz w:val="22"/>
+                <w:szCs w:val="22"/>
+                <w:shd w:fill="f8f8f8" w:val="clear"/>
+                <w:rtl w:val="0"/>
+              </w:rPr>
+              <w:t xml:space="preserve">// push → apila y permite volver + ejecutar código al regresar</w:t>
+            </w:r>
+            <w:r>
+              <w:rPr>
+                <w:rFonts w:ascii="Consolas" w:cs="Consolas" w:eastAsia="Consolas" w:hAnsi="Consolas"/>
+                <w:b w:val="1"/>
+                <w:bCs w:val="1"/>
+                <w:color w:val="333333"/>
+                <w:sz w:val="22"/>
+                <w:szCs w:val="22"/>
+                <w:shd w:fill="f8f8f8" w:val="clear"/>
+                <w:rtl w:val="0"/>
+              </w:rPr>
+              <w:br w:type="textWrapping"/>
+              <w:t xml:space="preserve">                await context.push(</w:t>
+            </w:r>
+            <w:r>
+              <w:rPr>
+                <w:rFonts w:ascii="Consolas" w:cs="Consolas" w:eastAsia="Consolas" w:hAnsi="Consolas"/>
+                <w:b w:val="1"/>
+                <w:bCs w:val="1"/>
+                <w:color w:val="dd1144"/>
+                <w:sz w:val="22"/>
+                <w:szCs w:val="22"/>
+                <w:shd w:fill="f8f8f8" w:val="clear"/>
+                <w:rtl w:val="0"/>
+              </w:rPr>
+              <w:t xml:space="preserve">'/details/99'</w:t>
+            </w:r>
+            <w:r>
+              <w:rPr>
+                <w:rFonts w:ascii="Consolas" w:cs="Consolas" w:eastAsia="Consolas" w:hAnsi="Consolas"/>
+                <w:b w:val="1"/>
+                <w:bCs w:val="1"/>
+                <w:color w:val="333333"/>
+                <w:sz w:val="22"/>
+                <w:szCs w:val="22"/>
+                <w:shd w:fill="f8f8f8" w:val="clear"/>
+                <w:rtl w:val="0"/>
+              </w:rPr>
+              <w:t xml:space="preserve">, extra: </w:t>
+            </w:r>
+            <w:r>
+              <w:rPr>
+                <w:rFonts w:ascii="Consolas" w:cs="Consolas" w:eastAsia="Consolas" w:hAnsi="Consolas"/>
+                <w:b w:val="1"/>
+                <w:bCs w:val="1"/>
+                <w:color w:val="dd1144"/>
+                <w:sz w:val="22"/>
+                <w:szCs w:val="22"/>
+                <w:shd w:fill="f8f8f8" w:val="clear"/>
+                <w:rtl w:val="0"/>
+              </w:rPr>
+              <w:t xml:space="preserve">'Extra desde Home'</w:t>
+            </w:r>
+            <w:r>
+              <w:rPr>
+                <w:rFonts w:ascii="Consolas" w:cs="Consolas" w:eastAsia="Consolas" w:hAnsi="Consolas"/>
+                <w:b w:val="1"/>
+                <w:bCs w:val="1"/>
+                <w:color w:val="333333"/>
+                <w:sz w:val="22"/>
+                <w:szCs w:val="22"/>
+                <w:shd w:fill="f8f8f8" w:val="clear"/>
+                <w:rtl w:val="0"/>
+              </w:rPr>
+              <w:t xml:space="preserve">);</w:t>
+              <w:br w:type="textWrapping"/>
+              <w:br w:type="textWrapping"/>
+              <w:t xml:space="preserve">                </w:t>
+            </w:r>
+            <w:r>
+              <w:rPr>
+                <w:rFonts w:ascii="Consolas" w:cs="Consolas" w:eastAsia="Consolas" w:hAnsi="Consolas"/>
+                <w:b w:val="1"/>
+                <w:bCs w:val="1"/>
+                <w:i w:val="1"/>
+                <w:iCs w:val="1"/>
+                <w:color w:val="999988"/>
+                <w:sz w:val="22"/>
+                <w:szCs w:val="22"/>
+                <w:shd w:fill="f8f8f8" w:val="clear"/>
+                <w:rtl w:val="0"/>
+              </w:rPr>
+              <w:t xml:space="preserve">// Protección obligatoria contra "async gap"</w:t>
+            </w:r>
+            <w:r>
+              <w:rPr>
+                <w:rFonts w:ascii="Consolas" w:cs="Consolas" w:eastAsia="Consolas" w:hAnsi="Consolas"/>
+                <w:b w:val="1"/>
+                <w:bCs w:val="1"/>
+                <w:color w:val="333333"/>
+                <w:sz w:val="22"/>
+                <w:szCs w:val="22"/>
+                <w:shd w:fill="f8f8f8" w:val="clear"/>
+                <w:rtl w:val="0"/>
+              </w:rPr>
+              <w:br w:type="textWrapping"/>
+              <w:t xml:space="preserve">                if (!context.mounted) return;</w:t>
+              <w:br w:type="textWrapping"/>
+              <w:br w:type="textWrapping"/>
+              <w:t xml:space="preserve">                messenger.showSnackBar(</w:t>
+              <w:br w:type="textWrapping"/>
+              <w:t xml:space="preserve">                  const SnackBar(content: Text(</w:t>
+            </w:r>
+            <w:r>
+              <w:rPr>
+                <w:rFonts w:ascii="Consolas" w:cs="Consolas" w:eastAsia="Consolas" w:hAnsi="Consolas"/>
+                <w:b w:val="1"/>
+                <w:bCs w:val="1"/>
+                <w:color w:val="dd1144"/>
+                <w:sz w:val="22"/>
+                <w:szCs w:val="22"/>
+                <w:shd w:fill="f8f8f8" w:val="clear"/>
+                <w:rtl w:val="0"/>
+              </w:rPr>
+              <w:t xml:space="preserve">'Volvimos desde details (push)'</w:t>
+            </w:r>
+            <w:r>
+              <w:rPr>
+                <w:rFonts w:ascii="Consolas" w:cs="Consolas" w:eastAsia="Consolas" w:hAnsi="Consolas"/>
+                <w:b w:val="1"/>
+                <w:bCs w:val="1"/>
+                <w:color w:val="333333"/>
+                <w:sz w:val="22"/>
+                <w:szCs w:val="22"/>
+                <w:shd w:fill="f8f8f8" w:val="clear"/>
+                <w:rtl w:val="0"/>
+              </w:rPr>
+              <w:t xml:space="preserve">)),</w:t>
+              <w:br w:type="textWrapping"/>
+              <w:t xml:space="preserve">                );</w:t>
+              <w:br w:type="textWrapping"/>
+              <w:t xml:space="preserve">              },</w:t>
+              <w:br w:type="textWrapping"/>
+              <w:t xml:space="preserve">              child: const Text(</w:t>
+            </w:r>
+            <w:r>
+              <w:rPr>
+                <w:rFonts w:ascii="Consolas" w:cs="Consolas" w:eastAsia="Consolas" w:hAnsi="Consolas"/>
+                <w:b w:val="1"/>
+                <w:bCs w:val="1"/>
+                <w:color w:val="dd1144"/>
+                <w:sz w:val="22"/>
+                <w:szCs w:val="22"/>
+                <w:shd w:fill="f8f8f8" w:val="clear"/>
+                <w:rtl w:val="0"/>
+              </w:rPr>
+              <w:t xml:space="preserve">'Push /details/99 + extra + refresh al volver'</w:t>
+            </w:r>
+            <w:r>
+              <w:rPr>
+                <w:rFonts w:ascii="Consolas" w:cs="Consolas" w:eastAsia="Consolas" w:hAnsi="Consolas"/>
+                <w:b w:val="1"/>
+                <w:bCs w:val="1"/>
+                <w:color w:val="333333"/>
+                <w:sz w:val="22"/>
+                <w:szCs w:val="22"/>
+                <w:shd w:fill="f8f8f8" w:val="clear"/>
+                <w:rtl w:val="0"/>
+              </w:rPr>
+              <w:t xml:space="preserve">),</w:t>
+              <w:br w:type="textWrapping"/>
+              <w:t xml:space="preserve">            ),</w:t>
+              <w:br w:type="textWrapping"/>
+              <w:t xml:space="preserve">          ],</w:t>
               <w:br w:type="textWrapping"/>
               <w:t xml:space="preserve">        ),</w:t>
               <w:br w:type="textWrapping"/>
-              <w:t xml:space="preserve">      ],</w:t>
-              <w:br w:type="textWrapping"/>
-              <w:t xml:space="preserve">    ),</w:t>
-              <w:br w:type="textWrapping"/>
-              <w:t xml:space="preserve">  ],</w:t>
-              <w:br w:type="textWrapping"/>
-              <w:t xml:space="preserve">);</w:t>
-              <w:br w:type="textWrapping"/>
-              <w:br w:type="textWrapping"/>
-            </w:r>
-            <w:r>
-              <w:rPr>
-                <w:rFonts w:ascii="Consolas" w:cs="Consolas" w:eastAsia="Consolas" w:hAnsi="Consolas"/>
-                <w:b w:val="1"/>
-                <w:color w:val="333333"/>
-                <w:sz w:val="22"/>
-                <w:szCs w:val="22"/>
-                <w:shd w:fill="f8f8f8" w:val="clear"/>
-                <w:rtl w:val="0"/>
-              </w:rPr>
-              <w:t xml:space="preserve">class</w:t>
-            </w:r>
-            <w:r>
-              <w:rPr>
-                <w:rFonts w:ascii="Consolas" w:cs="Consolas" w:eastAsia="Consolas" w:hAnsi="Consolas"/>
-                <w:color w:val="333333"/>
-                <w:sz w:val="22"/>
-                <w:szCs w:val="22"/>
-                <w:shd w:fill="f8f8f8" w:val="clear"/>
-                <w:rtl w:val="0"/>
-              </w:rPr>
-              <w:t xml:space="preserve"> </w:t>
-            </w:r>
-            <w:r>
-              <w:rPr>
-                <w:rFonts w:ascii="Consolas" w:cs="Consolas" w:eastAsia="Consolas" w:hAnsi="Consolas"/>
-                <w:b w:val="1"/>
+              <w:t xml:space="preserve">      ),</w:t>
+              <w:br w:type="textWrapping"/>
+              <w:t xml:space="preserve">    );</w:t>
+              <w:br w:type="textWrapping"/>
+              <w:t xml:space="preserve">  }</w:t>
+              <w:br w:type="textWrapping"/>
+              <w:t xml:space="preserve">}</w:t>
+              <w:br w:type="textWrapping"/>
+              <w:br w:type="textWrapping"/>
+              <w:t xml:space="preserve">class </w:t>
+            </w:r>
+            <w:r>
+              <w:rPr>
+                <w:rFonts w:ascii="Consolas" w:cs="Consolas" w:eastAsia="Consolas" w:hAnsi="Consolas"/>
+                <w:b w:val="1"/>
+                <w:bCs w:val="1"/>
                 <w:color w:val="445588"/>
                 <w:sz w:val="22"/>
                 <w:szCs w:val="22"/>
                 <w:shd w:fill="f8f8f8" w:val="clear"/>
                 <w:rtl w:val="0"/>
               </w:rPr>
-              <w:t xml:space="preserve">MyApp</w:t>
-            </w:r>
-            <w:r>
-              <w:rPr>
-                <w:rFonts w:ascii="Consolas" w:cs="Consolas" w:eastAsia="Consolas" w:hAnsi="Consolas"/>
-                <w:color w:val="333333"/>
-                <w:sz w:val="22"/>
-                <w:szCs w:val="22"/>
-                <w:shd w:fill="f8f8f8" w:val="clear"/>
-                <w:rtl w:val="0"/>
-              </w:rPr>
-              <w:t xml:space="preserve"> </w:t>
-            </w:r>
-            <w:r>
-              <w:rPr>
-                <w:rFonts w:ascii="Consolas" w:cs="Consolas" w:eastAsia="Consolas" w:hAnsi="Consolas"/>
-                <w:b w:val="1"/>
-                <w:color w:val="333333"/>
-                <w:sz w:val="22"/>
-                <w:szCs w:val="22"/>
-                <w:shd w:fill="f8f8f8" w:val="clear"/>
-                <w:rtl w:val="0"/>
-              </w:rPr>
-              <w:t xml:space="preserve">extends</w:t>
-            </w:r>
-            <w:r>
-              <w:rPr>
-                <w:rFonts w:ascii="Consolas" w:cs="Consolas" w:eastAsia="Consolas" w:hAnsi="Consolas"/>
-                <w:color w:val="333333"/>
-                <w:sz w:val="22"/>
-                <w:szCs w:val="22"/>
-                <w:shd w:fill="f8f8f8" w:val="clear"/>
-                <w:rtl w:val="0"/>
-              </w:rPr>
-              <w:t xml:space="preserve"> </w:t>
-            </w:r>
-            <w:r>
-              <w:rPr>
-                <w:rFonts w:ascii="Consolas" w:cs="Consolas" w:eastAsia="Consolas" w:hAnsi="Consolas"/>
-                <w:b w:val="1"/>
+              <w:t xml:space="preserve">DetailsScreen</w:t>
+            </w:r>
+            <w:r>
+              <w:rPr>
+                <w:rFonts w:ascii="Consolas" w:cs="Consolas" w:eastAsia="Consolas" w:hAnsi="Consolas"/>
+                <w:b w:val="1"/>
+                <w:bCs w:val="1"/>
+                <w:color w:val="333333"/>
+                <w:sz w:val="22"/>
+                <w:szCs w:val="22"/>
+                <w:shd w:fill="f8f8f8" w:val="clear"/>
+                <w:rtl w:val="0"/>
+              </w:rPr>
+              <w:t xml:space="preserve"> extends </w:t>
+            </w:r>
+            <w:r>
+              <w:rPr>
+                <w:rFonts w:ascii="Consolas" w:cs="Consolas" w:eastAsia="Consolas" w:hAnsi="Consolas"/>
+                <w:b w:val="1"/>
+                <w:bCs w:val="1"/>
                 <w:color w:val="445588"/>
                 <w:sz w:val="22"/>
                 <w:szCs w:val="22"/>
@@ -7984,6 +8649,8 @@
             <w:r>
               <w:rPr>
                 <w:rFonts w:ascii="Consolas" w:cs="Consolas" w:eastAsia="Consolas" w:hAnsi="Consolas"/>
+                <w:b w:val="1"/>
+                <w:bCs w:val="1"/>
                 <w:color w:val="333333"/>
                 <w:sz w:val="22"/>
                 <w:szCs w:val="22"/>
@@ -7992,60 +8659,73 @@
               </w:rPr>
               <w:t xml:space="preserve"> {</w:t>
               <w:br w:type="textWrapping"/>
+              <w:t xml:space="preserve">  final </w:t>
+            </w:r>
+            <w:r>
+              <w:rPr>
+                <w:rFonts w:ascii="Consolas" w:cs="Consolas" w:eastAsia="Consolas" w:hAnsi="Consolas"/>
+                <w:b w:val="1"/>
+                <w:bCs w:val="1"/>
+                <w:color w:val="0086b3"/>
+                <w:sz w:val="22"/>
+                <w:szCs w:val="22"/>
+                <w:shd w:fill="f8f8f8" w:val="clear"/>
+                <w:rtl w:val="0"/>
+              </w:rPr>
+              <w:t xml:space="preserve">String</w:t>
+            </w:r>
+            <w:r>
+              <w:rPr>
+                <w:rFonts w:ascii="Consolas" w:cs="Consolas" w:eastAsia="Consolas" w:hAnsi="Consolas"/>
+                <w:b w:val="1"/>
+                <w:bCs w:val="1"/>
+                <w:color w:val="333333"/>
+                <w:sz w:val="22"/>
+                <w:szCs w:val="22"/>
+                <w:shd w:fill="f8f8f8" w:val="clear"/>
+                <w:rtl w:val="0"/>
+              </w:rPr>
+              <w:t xml:space="preserve"> id;</w:t>
+              <w:br w:type="textWrapping"/>
+              <w:t xml:space="preserve">  final </w:t>
+            </w:r>
+            <w:r>
+              <w:rPr>
+                <w:rFonts w:ascii="Consolas" w:cs="Consolas" w:eastAsia="Consolas" w:hAnsi="Consolas"/>
+                <w:b w:val="1"/>
+                <w:bCs w:val="1"/>
+                <w:color w:val="0086b3"/>
+                <w:sz w:val="22"/>
+                <w:szCs w:val="22"/>
+                <w:shd w:fill="f8f8f8" w:val="clear"/>
+                <w:rtl w:val="0"/>
+              </w:rPr>
+              <w:t xml:space="preserve">String</w:t>
+            </w:r>
+            <w:r>
+              <w:rPr>
+                <w:rFonts w:ascii="Consolas" w:cs="Consolas" w:eastAsia="Consolas" w:hAnsi="Consolas"/>
+                <w:b w:val="1"/>
+                <w:bCs w:val="1"/>
+                <w:color w:val="333333"/>
+                <w:sz w:val="22"/>
+                <w:szCs w:val="22"/>
+                <w:shd w:fill="f8f8f8" w:val="clear"/>
+                <w:rtl w:val="0"/>
+              </w:rPr>
+              <w:t xml:space="preserve">? extra;</w:t>
+              <w:br w:type="textWrapping"/>
+              <w:br w:type="textWrapping"/>
+              <w:t xml:space="preserve">  const DetailsScreen({super.key, required this.id, this.extra});</w:t>
+              <w:br w:type="textWrapping"/>
+              <w:br w:type="textWrapping"/>
               <w:t xml:space="preserve">  </w:t>
             </w:r>
             <w:r>
               <w:rPr>
                 <w:rFonts w:ascii="Consolas" w:cs="Consolas" w:eastAsia="Consolas" w:hAnsi="Consolas"/>
                 <w:b w:val="1"/>
-                <w:color w:val="333333"/>
-                <w:sz w:val="22"/>
-                <w:szCs w:val="22"/>
-                <w:shd w:fill="f8f8f8" w:val="clear"/>
-                <w:rtl w:val="0"/>
-              </w:rPr>
-              <w:t xml:space="preserve">const</w:t>
-            </w:r>
-            <w:r>
-              <w:rPr>
-                <w:rFonts w:ascii="Consolas" w:cs="Consolas" w:eastAsia="Consolas" w:hAnsi="Consolas"/>
-                <w:color w:val="333333"/>
-                <w:sz w:val="22"/>
-                <w:szCs w:val="22"/>
-                <w:shd w:fill="f8f8f8" w:val="clear"/>
-                <w:rtl w:val="0"/>
-              </w:rPr>
-              <w:t xml:space="preserve"> MyApp({</w:t>
-            </w:r>
-            <w:r>
-              <w:rPr>
-                <w:rFonts w:ascii="Consolas" w:cs="Consolas" w:eastAsia="Consolas" w:hAnsi="Consolas"/>
-                <w:b w:val="1"/>
-                <w:color w:val="333333"/>
-                <w:sz w:val="22"/>
-                <w:szCs w:val="22"/>
-                <w:shd w:fill="f8f8f8" w:val="clear"/>
-                <w:rtl w:val="0"/>
-              </w:rPr>
-              <w:t xml:space="preserve">super</w:t>
-            </w:r>
-            <w:r>
-              <w:rPr>
-                <w:rFonts w:ascii="Consolas" w:cs="Consolas" w:eastAsia="Consolas" w:hAnsi="Consolas"/>
-                <w:color w:val="333333"/>
-                <w:sz w:val="22"/>
-                <w:szCs w:val="22"/>
-                <w:shd w:fill="f8f8f8" w:val="clear"/>
-                <w:rtl w:val="0"/>
-              </w:rPr>
-              <w:t xml:space="preserve">.key});</w:t>
-              <w:br w:type="textWrapping"/>
-              <w:t xml:space="preserve">  </w:t>
-            </w:r>
-            <w:r>
-              <w:rPr>
-                <w:rFonts w:ascii="Consolas" w:cs="Consolas" w:eastAsia="Consolas" w:hAnsi="Consolas"/>
-                <w:b w:val="1"/>
+                <w:bCs w:val="1"/>
                 <w:color w:val="999999"/>
                 <w:sz w:val="22"/>
                 <w:szCs w:val="22"/>
@@ -8057,6 +8737,8 @@
             <w:r>
               <w:rPr>
                 <w:rFonts w:ascii="Consolas" w:cs="Consolas" w:eastAsia="Consolas" w:hAnsi="Consolas"/>
+                <w:b w:val="1"/>
+                <w:bCs w:val="1"/>
                 <w:color w:val="333333"/>
                 <w:sz w:val="22"/>
                 <w:szCs w:val="22"/>
@@ -8066,1283 +8748,257 @@
               <w:br w:type="textWrapping"/>
               <w:t xml:space="preserve">  Widget build(BuildContext context) {</w:t>
               <w:br w:type="textWrapping"/>
-              <w:t xml:space="preserve">    </w:t>
-            </w:r>
-            <w:r>
-              <w:rPr>
-                <w:rFonts w:ascii="Consolas" w:cs="Consolas" w:eastAsia="Consolas" w:hAnsi="Consolas"/>
-                <w:b w:val="1"/>
-                <w:color w:val="333333"/>
-                <w:sz w:val="22"/>
-                <w:szCs w:val="22"/>
-                <w:shd w:fill="f8f8f8" w:val="clear"/>
-                <w:rtl w:val="0"/>
-              </w:rPr>
-              <w:t xml:space="preserve">return</w:t>
-            </w:r>
-            <w:r>
-              <w:rPr>
-                <w:rFonts w:ascii="Consolas" w:cs="Consolas" w:eastAsia="Consolas" w:hAnsi="Consolas"/>
-                <w:color w:val="333333"/>
-                <w:sz w:val="22"/>
-                <w:szCs w:val="22"/>
-                <w:shd w:fill="f8f8f8" w:val="clear"/>
-                <w:rtl w:val="0"/>
-              </w:rPr>
-              <w:t xml:space="preserve"> MaterialApp.router(</w:t>
-              <w:br w:type="textWrapping"/>
-              <w:t xml:space="preserve">      title: </w:t>
-            </w:r>
-            <w:r>
-              <w:rPr>
-                <w:rFonts w:ascii="Consolas" w:cs="Consolas" w:eastAsia="Consolas" w:hAnsi="Consolas"/>
+              <w:t xml:space="preserve">    return Scaffold(</w:t>
+              <w:br w:type="textWrapping"/>
+              <w:t xml:space="preserve">      appBar: AppBar(title: Text(</w:t>
+            </w:r>
+            <w:r>
+              <w:rPr>
+                <w:rFonts w:ascii="Consolas" w:cs="Consolas" w:eastAsia="Consolas" w:hAnsi="Consolas"/>
+                <w:b w:val="1"/>
+                <w:bCs w:val="1"/>
                 <w:color w:val="dd1144"/>
                 <w:sz w:val="22"/>
                 <w:szCs w:val="22"/>
                 <w:shd w:fill="f8f8f8" w:val="clear"/>
                 <w:rtl w:val="0"/>
               </w:rPr>
-              <w:t xml:space="preserve">'GoRouter Demo'</w:t>
-            </w:r>
-            <w:r>
-              <w:rPr>
-                <w:rFonts w:ascii="Consolas" w:cs="Consolas" w:eastAsia="Consolas" w:hAnsi="Consolas"/>
-                <w:color w:val="333333"/>
-                <w:sz w:val="22"/>
-                <w:szCs w:val="22"/>
-                <w:shd w:fill="f8f8f8" w:val="clear"/>
-                <w:rtl w:val="0"/>
-              </w:rPr>
-              <w:t xml:space="preserve">,</w:t>
-              <w:br w:type="textWrapping"/>
-              <w:t xml:space="preserve">      routerConfig: _router,</w:t>
-              <w:br w:type="textWrapping"/>
-              <w:t xml:space="preserve">      debugShowCheckedModeBanner: </w:t>
-            </w:r>
-            <w:r>
-              <w:rPr>
-                <w:rFonts w:ascii="Consolas" w:cs="Consolas" w:eastAsia="Consolas" w:hAnsi="Consolas"/>
-                <w:b w:val="1"/>
-                <w:color w:val="333333"/>
-                <w:sz w:val="22"/>
-                <w:szCs w:val="22"/>
-                <w:shd w:fill="f8f8f8" w:val="clear"/>
-                <w:rtl w:val="0"/>
-              </w:rPr>
-              <w:t xml:space="preserve">false</w:t>
-            </w:r>
-            <w:r>
-              <w:rPr>
-                <w:rFonts w:ascii="Consolas" w:cs="Consolas" w:eastAsia="Consolas" w:hAnsi="Consolas"/>
-                <w:color w:val="333333"/>
-                <w:sz w:val="22"/>
-                <w:szCs w:val="22"/>
-                <w:shd w:fill="f8f8f8" w:val="clear"/>
-                <w:rtl w:val="0"/>
-              </w:rPr>
-              <w:t xml:space="preserve">,</w:t>
+              <w:t xml:space="preserve">'Details #$id'</w:t>
+            </w:r>
+            <w:r>
+              <w:rPr>
+                <w:rFonts w:ascii="Consolas" w:cs="Consolas" w:eastAsia="Consolas" w:hAnsi="Consolas"/>
+                <w:b w:val="1"/>
+                <w:bCs w:val="1"/>
+                <w:color w:val="333333"/>
+                <w:sz w:val="22"/>
+                <w:szCs w:val="22"/>
+                <w:shd w:fill="f8f8f8" w:val="clear"/>
+                <w:rtl w:val="0"/>
+              </w:rPr>
+              <w:t xml:space="preserve">)),</w:t>
+              <w:br w:type="textWrapping"/>
+              <w:t xml:space="preserve">      body: Center(</w:t>
+              <w:br w:type="textWrapping"/>
+              <w:t xml:space="preserve">        child: Column(</w:t>
+              <w:br w:type="textWrapping"/>
+              <w:t xml:space="preserve">          mainAxisSize: MainAxisSize.min,</w:t>
+              <w:br w:type="textWrapping"/>
+              <w:t xml:space="preserve">          children: [</w:t>
+              <w:br w:type="textWrapping"/>
+              <w:t xml:space="preserve">            Text(</w:t>
+            </w:r>
+            <w:r>
+              <w:rPr>
+                <w:rFonts w:ascii="Consolas" w:cs="Consolas" w:eastAsia="Consolas" w:hAnsi="Consolas"/>
+                <w:b w:val="1"/>
+                <w:bCs w:val="1"/>
+                <w:color w:val="dd1144"/>
+                <w:sz w:val="22"/>
+                <w:szCs w:val="22"/>
+                <w:shd w:fill="f8f8f8" w:val="clear"/>
+                <w:rtl w:val="0"/>
+              </w:rPr>
+              <w:t xml:space="preserve">'ID: $id'</w:t>
+            </w:r>
+            <w:r>
+              <w:rPr>
+                <w:rFonts w:ascii="Consolas" w:cs="Consolas" w:eastAsia="Consolas" w:hAnsi="Consolas"/>
+                <w:b w:val="1"/>
+                <w:bCs w:val="1"/>
+                <w:color w:val="333333"/>
+                <w:sz w:val="22"/>
+                <w:szCs w:val="22"/>
+                <w:shd w:fill="f8f8f8" w:val="clear"/>
+                <w:rtl w:val="0"/>
+              </w:rPr>
+              <w:t xml:space="preserve">, style: const TextStyle(fontSize: </w:t>
+            </w:r>
+            <w:r>
+              <w:rPr>
+                <w:rFonts w:ascii="Consolas" w:cs="Consolas" w:eastAsia="Consolas" w:hAnsi="Consolas"/>
+                <w:b w:val="1"/>
+                <w:bCs w:val="1"/>
+                <w:color w:val="008080"/>
+                <w:sz w:val="22"/>
+                <w:szCs w:val="22"/>
+                <w:shd w:fill="f8f8f8" w:val="clear"/>
+                <w:rtl w:val="0"/>
+              </w:rPr>
+              <w:t xml:space="preserve">24</w:t>
+            </w:r>
+            <w:r>
+              <w:rPr>
+                <w:rFonts w:ascii="Consolas" w:cs="Consolas" w:eastAsia="Consolas" w:hAnsi="Consolas"/>
+                <w:b w:val="1"/>
+                <w:bCs w:val="1"/>
+                <w:color w:val="333333"/>
+                <w:sz w:val="22"/>
+                <w:szCs w:val="22"/>
+                <w:shd w:fill="f8f8f8" w:val="clear"/>
+                <w:rtl w:val="0"/>
+              </w:rPr>
+              <w:t xml:space="preserve">)),</w:t>
+              <w:br w:type="textWrapping"/>
+              <w:t xml:space="preserve">            if (extra != null) ...[</w:t>
+              <w:br w:type="textWrapping"/>
+              <w:t xml:space="preserve">              const SizedBox(height: </w:t>
+            </w:r>
+            <w:r>
+              <w:rPr>
+                <w:rFonts w:ascii="Consolas" w:cs="Consolas" w:eastAsia="Consolas" w:hAnsi="Consolas"/>
+                <w:b w:val="1"/>
+                <w:bCs w:val="1"/>
+                <w:color w:val="008080"/>
+                <w:sz w:val="22"/>
+                <w:szCs w:val="22"/>
+                <w:shd w:fill="f8f8f8" w:val="clear"/>
+                <w:rtl w:val="0"/>
+              </w:rPr>
+              <w:t xml:space="preserve">16</w:t>
+            </w:r>
+            <w:r>
+              <w:rPr>
+                <w:rFonts w:ascii="Consolas" w:cs="Consolas" w:eastAsia="Consolas" w:hAnsi="Consolas"/>
+                <w:b w:val="1"/>
+                <w:bCs w:val="1"/>
+                <w:color w:val="333333"/>
+                <w:sz w:val="22"/>
+                <w:szCs w:val="22"/>
+                <w:shd w:fill="f8f8f8" w:val="clear"/>
+                <w:rtl w:val="0"/>
+              </w:rPr>
+              <w:t xml:space="preserve">),</w:t>
+              <w:br w:type="textWrapping"/>
+              <w:t xml:space="preserve">              Text(</w:t>
+            </w:r>
+            <w:r>
+              <w:rPr>
+                <w:rFonts w:ascii="Consolas" w:cs="Consolas" w:eastAsia="Consolas" w:hAnsi="Consolas"/>
+                <w:b w:val="1"/>
+                <w:bCs w:val="1"/>
+                <w:color w:val="dd1144"/>
+                <w:sz w:val="22"/>
+                <w:szCs w:val="22"/>
+                <w:shd w:fill="f8f8f8" w:val="clear"/>
+                <w:rtl w:val="0"/>
+              </w:rPr>
+              <w:t xml:space="preserve">'Extra: $extra'</w:t>
+            </w:r>
+            <w:r>
+              <w:rPr>
+                <w:rFonts w:ascii="Consolas" w:cs="Consolas" w:eastAsia="Consolas" w:hAnsi="Consolas"/>
+                <w:b w:val="1"/>
+                <w:bCs w:val="1"/>
+                <w:color w:val="333333"/>
+                <w:sz w:val="22"/>
+                <w:szCs w:val="22"/>
+                <w:shd w:fill="f8f8f8" w:val="clear"/>
+                <w:rtl w:val="0"/>
+              </w:rPr>
+              <w:t xml:space="preserve">, style: const TextStyle(fontSize: </w:t>
+            </w:r>
+            <w:r>
+              <w:rPr>
+                <w:rFonts w:ascii="Consolas" w:cs="Consolas" w:eastAsia="Consolas" w:hAnsi="Consolas"/>
+                <w:b w:val="1"/>
+                <w:bCs w:val="1"/>
+                <w:color w:val="008080"/>
+                <w:sz w:val="22"/>
+                <w:szCs w:val="22"/>
+                <w:shd w:fill="f8f8f8" w:val="clear"/>
+                <w:rtl w:val="0"/>
+              </w:rPr>
+              <w:t xml:space="preserve">18</w:t>
+            </w:r>
+            <w:r>
+              <w:rPr>
+                <w:rFonts w:ascii="Consolas" w:cs="Consolas" w:eastAsia="Consolas" w:hAnsi="Consolas"/>
+                <w:b w:val="1"/>
+                <w:bCs w:val="1"/>
+                <w:color w:val="333333"/>
+                <w:sz w:val="22"/>
+                <w:szCs w:val="22"/>
+                <w:shd w:fill="f8f8f8" w:val="clear"/>
+                <w:rtl w:val="0"/>
+              </w:rPr>
+              <w:t xml:space="preserve">)),</w:t>
+              <w:br w:type="textWrapping"/>
+              <w:t xml:space="preserve">            ],</w:t>
+              <w:br w:type="textWrapping"/>
+              <w:t xml:space="preserve">            const SizedBox(height: </w:t>
+            </w:r>
+            <w:r>
+              <w:rPr>
+                <w:rFonts w:ascii="Consolas" w:cs="Consolas" w:eastAsia="Consolas" w:hAnsi="Consolas"/>
+                <w:b w:val="1"/>
+                <w:bCs w:val="1"/>
+                <w:color w:val="008080"/>
+                <w:sz w:val="22"/>
+                <w:szCs w:val="22"/>
+                <w:shd w:fill="f8f8f8" w:val="clear"/>
+                <w:rtl w:val="0"/>
+              </w:rPr>
+              <w:t xml:space="preserve">32</w:t>
+            </w:r>
+            <w:r>
+              <w:rPr>
+                <w:rFonts w:ascii="Consolas" w:cs="Consolas" w:eastAsia="Consolas" w:hAnsi="Consolas"/>
+                <w:b w:val="1"/>
+                <w:bCs w:val="1"/>
+                <w:color w:val="333333"/>
+                <w:sz w:val="22"/>
+                <w:szCs w:val="22"/>
+                <w:shd w:fill="f8f8f8" w:val="clear"/>
+                <w:rtl w:val="0"/>
+              </w:rPr>
+              <w:t xml:space="preserve">),</w:t>
+              <w:br w:type="textWrapping"/>
+              <w:t xml:space="preserve">            ElevatedButton(</w:t>
+              <w:br w:type="textWrapping"/>
+              <w:t xml:space="preserve">              onPressed: () =&gt; context.pop(),</w:t>
+              <w:br w:type="textWrapping"/>
+              <w:t xml:space="preserve">              child: const Text(</w:t>
+            </w:r>
+            <w:r>
+              <w:rPr>
+                <w:rFonts w:ascii="Consolas" w:cs="Consolas" w:eastAsia="Consolas" w:hAnsi="Consolas"/>
+                <w:b w:val="1"/>
+                <w:bCs w:val="1"/>
+                <w:color w:val="dd1144"/>
+                <w:sz w:val="22"/>
+                <w:szCs w:val="22"/>
+                <w:shd w:fill="f8f8f8" w:val="clear"/>
+                <w:rtl w:val="0"/>
+              </w:rPr>
+              <w:t xml:space="preserve">'Volver'</w:t>
+            </w:r>
+            <w:r>
+              <w:rPr>
+                <w:rFonts w:ascii="Consolas" w:cs="Consolas" w:eastAsia="Consolas" w:hAnsi="Consolas"/>
+                <w:b w:val="1"/>
+                <w:bCs w:val="1"/>
+                <w:color w:val="333333"/>
+                <w:sz w:val="22"/>
+                <w:szCs w:val="22"/>
+                <w:shd w:fill="f8f8f8" w:val="clear"/>
+                <w:rtl w:val="0"/>
+              </w:rPr>
+              <w:t xml:space="preserve">),</w:t>
+              <w:br w:type="textWrapping"/>
+              <w:t xml:space="preserve">            ),</w:t>
+              <w:br w:type="textWrapping"/>
+              <w:t xml:space="preserve">          ],</w:t>
+              <w:br w:type="textWrapping"/>
+              <w:t xml:space="preserve">        ),</w:t>
+              <w:br w:type="textWrapping"/>
+              <w:t xml:space="preserve">      ),</w:t>
               <w:br w:type="textWrapping"/>
               <w:t xml:space="preserve">    );</w:t>
               <w:br w:type="textWrapping"/>
               <w:t xml:space="preserve">  }</w:t>
               <w:br w:type="textWrapping"/>
               <w:t xml:space="preserve">}</w:t>
-              <w:br w:type="textWrapping"/>
-              <w:br w:type="textWrapping"/>
-            </w:r>
-            <w:r>
-              <w:rPr>
-                <w:rFonts w:ascii="Consolas" w:cs="Consolas" w:eastAsia="Consolas" w:hAnsi="Consolas"/>
-                <w:b w:val="1"/>
-                <w:color w:val="333333"/>
-                <w:sz w:val="22"/>
-                <w:szCs w:val="22"/>
-                <w:shd w:fill="f8f8f8" w:val="clear"/>
-                <w:rtl w:val="0"/>
-              </w:rPr>
-              <w:t xml:space="preserve">class</w:t>
-            </w:r>
-            <w:r>
-              <w:rPr>
-                <w:rFonts w:ascii="Consolas" w:cs="Consolas" w:eastAsia="Consolas" w:hAnsi="Consolas"/>
-                <w:color w:val="333333"/>
-                <w:sz w:val="22"/>
-                <w:szCs w:val="22"/>
-                <w:shd w:fill="f8f8f8" w:val="clear"/>
-                <w:rtl w:val="0"/>
-              </w:rPr>
-              <w:t xml:space="preserve"> </w:t>
-            </w:r>
-            <w:r>
-              <w:rPr>
-                <w:rFonts w:ascii="Consolas" w:cs="Consolas" w:eastAsia="Consolas" w:hAnsi="Consolas"/>
-                <w:b w:val="1"/>
-                <w:color w:val="445588"/>
-                <w:sz w:val="22"/>
-                <w:szCs w:val="22"/>
-                <w:shd w:fill="f8f8f8" w:val="clear"/>
-                <w:rtl w:val="0"/>
-              </w:rPr>
-              <w:t xml:space="preserve">HomeScreen</w:t>
-            </w:r>
-            <w:r>
-              <w:rPr>
-                <w:rFonts w:ascii="Consolas" w:cs="Consolas" w:eastAsia="Consolas" w:hAnsi="Consolas"/>
-                <w:color w:val="333333"/>
-                <w:sz w:val="22"/>
-                <w:szCs w:val="22"/>
-                <w:shd w:fill="f8f8f8" w:val="clear"/>
-                <w:rtl w:val="0"/>
-              </w:rPr>
-              <w:t xml:space="preserve"> </w:t>
-            </w:r>
-            <w:r>
-              <w:rPr>
-                <w:rFonts w:ascii="Consolas" w:cs="Consolas" w:eastAsia="Consolas" w:hAnsi="Consolas"/>
-                <w:b w:val="1"/>
-                <w:color w:val="333333"/>
-                <w:sz w:val="22"/>
-                <w:szCs w:val="22"/>
-                <w:shd w:fill="f8f8f8" w:val="clear"/>
-                <w:rtl w:val="0"/>
-              </w:rPr>
-              <w:t xml:space="preserve">extends</w:t>
-            </w:r>
-            <w:r>
-              <w:rPr>
-                <w:rFonts w:ascii="Consolas" w:cs="Consolas" w:eastAsia="Consolas" w:hAnsi="Consolas"/>
-                <w:color w:val="333333"/>
-                <w:sz w:val="22"/>
-                <w:szCs w:val="22"/>
-                <w:shd w:fill="f8f8f8" w:val="clear"/>
-                <w:rtl w:val="0"/>
-              </w:rPr>
-              <w:t xml:space="preserve"> </w:t>
-            </w:r>
-            <w:r>
-              <w:rPr>
-                <w:rFonts w:ascii="Consolas" w:cs="Consolas" w:eastAsia="Consolas" w:hAnsi="Consolas"/>
-                <w:b w:val="1"/>
-                <w:color w:val="445588"/>
-                <w:sz w:val="22"/>
-                <w:szCs w:val="22"/>
-                <w:shd w:fill="f8f8f8" w:val="clear"/>
-                <w:rtl w:val="0"/>
-              </w:rPr>
-              <w:t xml:space="preserve">StatelessWidget</w:t>
-            </w:r>
-            <w:r>
-              <w:rPr>
-                <w:rFonts w:ascii="Consolas" w:cs="Consolas" w:eastAsia="Consolas" w:hAnsi="Consolas"/>
-                <w:color w:val="333333"/>
-                <w:sz w:val="22"/>
-                <w:szCs w:val="22"/>
-                <w:shd w:fill="f8f8f8" w:val="clear"/>
-                <w:rtl w:val="0"/>
-              </w:rPr>
-              <w:t xml:space="preserve"> {</w:t>
-              <w:br w:type="textWrapping"/>
-              <w:t xml:space="preserve">  </w:t>
-            </w:r>
-            <w:r>
-              <w:rPr>
-                <w:rFonts w:ascii="Consolas" w:cs="Consolas" w:eastAsia="Consolas" w:hAnsi="Consolas"/>
-                <w:b w:val="1"/>
-                <w:color w:val="333333"/>
-                <w:sz w:val="22"/>
-                <w:szCs w:val="22"/>
-                <w:shd w:fill="f8f8f8" w:val="clear"/>
-                <w:rtl w:val="0"/>
-              </w:rPr>
-              <w:t xml:space="preserve">const</w:t>
-            </w:r>
-            <w:r>
-              <w:rPr>
-                <w:rFonts w:ascii="Consolas" w:cs="Consolas" w:eastAsia="Consolas" w:hAnsi="Consolas"/>
-                <w:color w:val="333333"/>
-                <w:sz w:val="22"/>
-                <w:szCs w:val="22"/>
-                <w:shd w:fill="f8f8f8" w:val="clear"/>
-                <w:rtl w:val="0"/>
-              </w:rPr>
-              <w:t xml:space="preserve"> HomeScreen({</w:t>
-            </w:r>
-            <w:r>
-              <w:rPr>
-                <w:rFonts w:ascii="Consolas" w:cs="Consolas" w:eastAsia="Consolas" w:hAnsi="Consolas"/>
-                <w:b w:val="1"/>
-                <w:color w:val="333333"/>
-                <w:sz w:val="22"/>
-                <w:szCs w:val="22"/>
-                <w:shd w:fill="f8f8f8" w:val="clear"/>
-                <w:rtl w:val="0"/>
-              </w:rPr>
-              <w:t xml:space="preserve">super</w:t>
-            </w:r>
-            <w:r>
-              <w:rPr>
-                <w:rFonts w:ascii="Consolas" w:cs="Consolas" w:eastAsia="Consolas" w:hAnsi="Consolas"/>
-                <w:color w:val="333333"/>
-                <w:sz w:val="22"/>
-                <w:szCs w:val="22"/>
-                <w:shd w:fill="f8f8f8" w:val="clear"/>
-                <w:rtl w:val="0"/>
-              </w:rPr>
-              <w:t xml:space="preserve">.key});</w:t>
-              <w:br w:type="textWrapping"/>
-              <w:t xml:space="preserve">  </w:t>
-            </w:r>
-            <w:r>
-              <w:rPr>
-                <w:rFonts w:ascii="Consolas" w:cs="Consolas" w:eastAsia="Consolas" w:hAnsi="Consolas"/>
-                <w:b w:val="1"/>
-                <w:color w:val="999999"/>
-                <w:sz w:val="22"/>
-                <w:szCs w:val="22"/>
-                <w:shd w:fill="f8f8f8" w:val="clear"/>
-                <w:rtl w:val="0"/>
-              </w:rPr>
-              <w:t xml:space="preserve">@override</w:t>
-            </w:r>
-            <w:r>
-              <w:rPr>
-                <w:rFonts w:ascii="Consolas" w:cs="Consolas" w:eastAsia="Consolas" w:hAnsi="Consolas"/>
-                <w:color w:val="333333"/>
-                <w:sz w:val="22"/>
-                <w:szCs w:val="22"/>
-                <w:shd w:fill="f8f8f8" w:val="clear"/>
-                <w:rtl w:val="0"/>
-              </w:rPr>
-              <w:br w:type="textWrapping"/>
-              <w:t xml:space="preserve">  Widget build(BuildContext context) {</w:t>
-              <w:br w:type="textWrapping"/>
-              <w:t xml:space="preserve">    </w:t>
-            </w:r>
-            <w:r>
-              <w:rPr>
-                <w:rFonts w:ascii="Consolas" w:cs="Consolas" w:eastAsia="Consolas" w:hAnsi="Consolas"/>
-                <w:b w:val="1"/>
-                <w:color w:val="333333"/>
-                <w:sz w:val="22"/>
-                <w:szCs w:val="22"/>
-                <w:shd w:fill="f8f8f8" w:val="clear"/>
-                <w:rtl w:val="0"/>
-              </w:rPr>
-              <w:t xml:space="preserve">return</w:t>
-            </w:r>
-            <w:r>
-              <w:rPr>
-                <w:rFonts w:ascii="Consolas" w:cs="Consolas" w:eastAsia="Consolas" w:hAnsi="Consolas"/>
-                <w:color w:val="333333"/>
-                <w:sz w:val="22"/>
-                <w:szCs w:val="22"/>
-                <w:shd w:fill="f8f8f8" w:val="clear"/>
-                <w:rtl w:val="0"/>
-              </w:rPr>
-              <w:t xml:space="preserve"> Scaffold(</w:t>
-              <w:br w:type="textWrapping"/>
-              <w:t xml:space="preserve">      appBar: AppBar(title: </w:t>
-            </w:r>
-            <w:r>
-              <w:rPr>
-                <w:rFonts w:ascii="Consolas" w:cs="Consolas" w:eastAsia="Consolas" w:hAnsi="Consolas"/>
-                <w:b w:val="1"/>
-                <w:color w:val="333333"/>
-                <w:sz w:val="22"/>
-                <w:szCs w:val="22"/>
-                <w:shd w:fill="f8f8f8" w:val="clear"/>
-                <w:rtl w:val="0"/>
-              </w:rPr>
-              <w:t xml:space="preserve">const</w:t>
-            </w:r>
-            <w:r>
-              <w:rPr>
-                <w:rFonts w:ascii="Consolas" w:cs="Consolas" w:eastAsia="Consolas" w:hAnsi="Consolas"/>
-                <w:color w:val="333333"/>
-                <w:sz w:val="22"/>
-                <w:szCs w:val="22"/>
-                <w:shd w:fill="f8f8f8" w:val="clear"/>
-                <w:rtl w:val="0"/>
-              </w:rPr>
-              <w:t xml:space="preserve"> Text(</w:t>
-            </w:r>
-            <w:r>
-              <w:rPr>
-                <w:rFonts w:ascii="Consolas" w:cs="Consolas" w:eastAsia="Consolas" w:hAnsi="Consolas"/>
-                <w:color w:val="dd1144"/>
-                <w:sz w:val="22"/>
-                <w:szCs w:val="22"/>
-                <w:shd w:fill="f8f8f8" w:val="clear"/>
-                <w:rtl w:val="0"/>
-              </w:rPr>
-              <w:t xml:space="preserve">'Home (GoRouter)'</w:t>
-            </w:r>
-            <w:r>
-              <w:rPr>
-                <w:rFonts w:ascii="Consolas" w:cs="Consolas" w:eastAsia="Consolas" w:hAnsi="Consolas"/>
-                <w:color w:val="333333"/>
-                <w:sz w:val="22"/>
-                <w:szCs w:val="22"/>
-                <w:shd w:fill="f8f8f8" w:val="clear"/>
-                <w:rtl w:val="0"/>
-              </w:rPr>
-              <w:t xml:space="preserve">)),</w:t>
-              <w:br w:type="textWrapping"/>
-              <w:t xml:space="preserve">      body: Center(</w:t>
-              <w:br w:type="textWrapping"/>
-              <w:t xml:space="preserve">        child: Column(mainAxisSize: MainAxisSize.min, children: [</w:t>
-              <w:br w:type="textWrapping"/>
-              <w:t xml:space="preserve">          ElevatedButton(</w:t>
-              <w:br w:type="textWrapping"/>
-              <w:t xml:space="preserve">            onPressed: () {</w:t>
-              <w:br w:type="textWrapping"/>
-              <w:t xml:space="preserve">              </w:t>
-            </w:r>
-            <w:r>
-              <w:rPr>
-                <w:rFonts w:ascii="Consolas" w:cs="Consolas" w:eastAsia="Consolas" w:hAnsi="Consolas"/>
-                <w:i w:val="1"/>
-                <w:color w:val="999988"/>
-                <w:sz w:val="22"/>
-                <w:szCs w:val="22"/>
-                <w:shd w:fill="f8f8f8" w:val="clear"/>
-                <w:rtl w:val="0"/>
-              </w:rPr>
-              <w:t xml:space="preserve">// navegar usando path param</w:t>
-            </w:r>
-            <w:r>
-              <w:rPr>
-                <w:rFonts w:ascii="Consolas" w:cs="Consolas" w:eastAsia="Consolas" w:hAnsi="Consolas"/>
-                <w:color w:val="333333"/>
-                <w:sz w:val="22"/>
-                <w:szCs w:val="22"/>
-                <w:shd w:fill="f8f8f8" w:val="clear"/>
-                <w:rtl w:val="0"/>
-              </w:rPr>
-              <w:br w:type="textWrapping"/>
-              <w:t xml:space="preserve">              context.go(</w:t>
-            </w:r>
-            <w:r>
-              <w:rPr>
-                <w:rFonts w:ascii="Consolas" w:cs="Consolas" w:eastAsia="Consolas" w:hAnsi="Consolas"/>
-                <w:color w:val="dd1144"/>
-                <w:sz w:val="22"/>
-                <w:szCs w:val="22"/>
-                <w:shd w:fill="f8f8f8" w:val="clear"/>
-                <w:rtl w:val="0"/>
-              </w:rPr>
-              <w:t xml:space="preserve">'/details/42'</w:t>
-            </w:r>
-            <w:r>
-              <w:rPr>
-                <w:rFonts w:ascii="Consolas" w:cs="Consolas" w:eastAsia="Consolas" w:hAnsi="Consolas"/>
-                <w:color w:val="333333"/>
-                <w:sz w:val="22"/>
-                <w:szCs w:val="22"/>
-                <w:shd w:fill="f8f8f8" w:val="clear"/>
-                <w:rtl w:val="0"/>
-              </w:rPr>
-              <w:t xml:space="preserve">);</w:t>
-              <w:br w:type="textWrapping"/>
-              <w:t xml:space="preserve">            },</w:t>
-              <w:br w:type="textWrapping"/>
-              <w:t xml:space="preserve">            child: </w:t>
-            </w:r>
-            <w:r>
-              <w:rPr>
-                <w:rFonts w:ascii="Consolas" w:cs="Consolas" w:eastAsia="Consolas" w:hAnsi="Consolas"/>
-                <w:b w:val="1"/>
-                <w:color w:val="333333"/>
-                <w:sz w:val="22"/>
-                <w:szCs w:val="22"/>
-                <w:shd w:fill="f8f8f8" w:val="clear"/>
-                <w:rtl w:val="0"/>
-              </w:rPr>
-              <w:t xml:space="preserve">const</w:t>
-            </w:r>
-            <w:r>
-              <w:rPr>
-                <w:rFonts w:ascii="Consolas" w:cs="Consolas" w:eastAsia="Consolas" w:hAnsi="Consolas"/>
-                <w:color w:val="333333"/>
-                <w:sz w:val="22"/>
-                <w:szCs w:val="22"/>
-                <w:shd w:fill="f8f8f8" w:val="clear"/>
-                <w:rtl w:val="0"/>
-              </w:rPr>
-              <w:t xml:space="preserve"> Text(</w:t>
-            </w:r>
-            <w:r>
-              <w:rPr>
-                <w:rFonts w:ascii="Consolas" w:cs="Consolas" w:eastAsia="Consolas" w:hAnsi="Consolas"/>
-                <w:color w:val="dd1144"/>
-                <w:sz w:val="22"/>
-                <w:szCs w:val="22"/>
-                <w:shd w:fill="f8f8f8" w:val="clear"/>
-                <w:rtl w:val="0"/>
-              </w:rPr>
-              <w:t xml:space="preserve">'Ir a details/42 (context.go)'</w:t>
-            </w:r>
-            <w:r>
-              <w:rPr>
-                <w:rFonts w:ascii="Consolas" w:cs="Consolas" w:eastAsia="Consolas" w:hAnsi="Consolas"/>
-                <w:color w:val="333333"/>
-                <w:sz w:val="22"/>
-                <w:szCs w:val="22"/>
-                <w:shd w:fill="f8f8f8" w:val="clear"/>
-                <w:rtl w:val="0"/>
-              </w:rPr>
-              <w:t xml:space="preserve">),</w:t>
-              <w:br w:type="textWrapping"/>
-              <w:t xml:space="preserve">          ),</w:t>
-              <w:br w:type="textWrapping"/>
-              <w:t xml:space="preserve">          ElevatedButton(</w:t>
-              <w:br w:type="textWrapping"/>
-              <w:t xml:space="preserve">            onPressed: () </w:t>
-            </w:r>
-            <w:r>
-              <w:rPr>
-                <w:rFonts w:ascii="Consolas" w:cs="Consolas" w:eastAsia="Consolas" w:hAnsi="Consolas"/>
-                <w:b w:val="1"/>
-                <w:color w:val="333333"/>
-                <w:sz w:val="22"/>
-                <w:szCs w:val="22"/>
-                <w:shd w:fill="f8f8f8" w:val="clear"/>
-                <w:rtl w:val="0"/>
-              </w:rPr>
-              <w:t xml:space="preserve">async</w:t>
-            </w:r>
-            <w:r>
-              <w:rPr>
-                <w:rFonts w:ascii="Consolas" w:cs="Consolas" w:eastAsia="Consolas" w:hAnsi="Consolas"/>
-                <w:color w:val="333333"/>
-                <w:sz w:val="22"/>
-                <w:szCs w:val="22"/>
-                <w:shd w:fill="f8f8f8" w:val="clear"/>
-                <w:rtl w:val="0"/>
-              </w:rPr>
-              <w:t xml:space="preserve"> {</w:t>
-              <w:br w:type="textWrapping"/>
-              <w:t xml:space="preserve">              </w:t>
-            </w:r>
-            <w:r>
-              <w:rPr>
-                <w:rFonts w:ascii="Consolas" w:cs="Consolas" w:eastAsia="Consolas" w:hAnsi="Consolas"/>
-                <w:i w:val="1"/>
-                <w:color w:val="999988"/>
-                <w:sz w:val="22"/>
-                <w:szCs w:val="22"/>
-                <w:shd w:fill="f8f8f8" w:val="clear"/>
-                <w:rtl w:val="0"/>
-              </w:rPr>
-              <w:t xml:space="preserve">// push mantiene el stack y permite que al hacer pop volvamos a esta pantalla</w:t>
-            </w:r>
-            <w:r>
-              <w:rPr>
-                <w:rFonts w:ascii="Consolas" w:cs="Consolas" w:eastAsia="Consolas" w:hAnsi="Consolas"/>
-                <w:color w:val="333333"/>
-                <w:sz w:val="22"/>
-                <w:szCs w:val="22"/>
-                <w:shd w:fill="f8f8f8" w:val="clear"/>
-                <w:rtl w:val="0"/>
-              </w:rPr>
-              <w:br w:type="textWrapping"/>
-              <w:t xml:space="preserve">              </w:t>
-            </w:r>
-            <w:r>
-              <w:rPr>
-                <w:rFonts w:ascii="Consolas" w:cs="Consolas" w:eastAsia="Consolas" w:hAnsi="Consolas"/>
-                <w:b w:val="1"/>
-                <w:color w:val="333333"/>
-                <w:sz w:val="22"/>
-                <w:szCs w:val="22"/>
-                <w:shd w:fill="f8f8f8" w:val="clear"/>
-                <w:rtl w:val="0"/>
-              </w:rPr>
-              <w:t xml:space="preserve">await</w:t>
-            </w:r>
-            <w:r>
-              <w:rPr>
-                <w:rFonts w:ascii="Consolas" w:cs="Consolas" w:eastAsia="Consolas" w:hAnsi="Consolas"/>
-                <w:color w:val="333333"/>
-                <w:sz w:val="22"/>
-                <w:szCs w:val="22"/>
-                <w:shd w:fill="f8f8f8" w:val="clear"/>
-                <w:rtl w:val="0"/>
-              </w:rPr>
-              <w:t xml:space="preserve"> context.push(</w:t>
-            </w:r>
-            <w:r>
-              <w:rPr>
-                <w:rFonts w:ascii="Consolas" w:cs="Consolas" w:eastAsia="Consolas" w:hAnsi="Consolas"/>
-                <w:color w:val="dd1144"/>
-                <w:sz w:val="22"/>
-                <w:szCs w:val="22"/>
-                <w:shd w:fill="f8f8f8" w:val="clear"/>
-                <w:rtl w:val="0"/>
-              </w:rPr>
-              <w:t xml:space="preserve">'/details/99'</w:t>
-            </w:r>
-            <w:r>
-              <w:rPr>
-                <w:rFonts w:ascii="Consolas" w:cs="Consolas" w:eastAsia="Consolas" w:hAnsi="Consolas"/>
-                <w:color w:val="333333"/>
-                <w:sz w:val="22"/>
-                <w:szCs w:val="22"/>
-                <w:shd w:fill="f8f8f8" w:val="clear"/>
-                <w:rtl w:val="0"/>
-              </w:rPr>
-              <w:t xml:space="preserve">, extra: </w:t>
-            </w:r>
-            <w:r>
-              <w:rPr>
-                <w:rFonts w:ascii="Consolas" w:cs="Consolas" w:eastAsia="Consolas" w:hAnsi="Consolas"/>
-                <w:color w:val="dd1144"/>
-                <w:sz w:val="22"/>
-                <w:szCs w:val="22"/>
-                <w:shd w:fill="f8f8f8" w:val="clear"/>
-                <w:rtl w:val="0"/>
-              </w:rPr>
-              <w:t xml:space="preserve">'Extra desde Home'</w:t>
-            </w:r>
-            <w:r>
-              <w:rPr>
-                <w:rFonts w:ascii="Consolas" w:cs="Consolas" w:eastAsia="Consolas" w:hAnsi="Consolas"/>
-                <w:color w:val="333333"/>
-                <w:sz w:val="22"/>
-                <w:szCs w:val="22"/>
-                <w:shd w:fill="f8f8f8" w:val="clear"/>
-                <w:rtl w:val="0"/>
-              </w:rPr>
-              <w:t xml:space="preserve">);</w:t>
-              <w:br w:type="textWrapping"/>
-              <w:t xml:space="preserve">              </w:t>
-            </w:r>
-            <w:r>
-              <w:rPr>
-                <w:rFonts w:ascii="Consolas" w:cs="Consolas" w:eastAsia="Consolas" w:hAnsi="Consolas"/>
-                <w:i w:val="1"/>
-                <w:color w:val="999988"/>
-                <w:sz w:val="22"/>
-                <w:szCs w:val="22"/>
-                <w:shd w:fill="f8f8f8" w:val="clear"/>
-                <w:rtl w:val="0"/>
-              </w:rPr>
-              <w:t xml:space="preserve">// Aquí podemos ejecutar lógica tras volver (si se usó push y se hizo pop)</w:t>
-            </w:r>
-            <w:r>
-              <w:rPr>
-                <w:rFonts w:ascii="Consolas" w:cs="Consolas" w:eastAsia="Consolas" w:hAnsi="Consolas"/>
-                <w:color w:val="333333"/>
-                <w:sz w:val="22"/>
-                <w:szCs w:val="22"/>
-                <w:shd w:fill="f8f8f8" w:val="clear"/>
-                <w:rtl w:val="0"/>
-              </w:rPr>
-              <w:br w:type="textWrapping"/>
-              <w:t xml:space="preserve">              ScaffoldMessenger.of(context).showSnackBar(</w:t>
-              <w:br w:type="textWrapping"/>
-              <w:t xml:space="preserve">                </w:t>
-            </w:r>
-            <w:r>
-              <w:rPr>
-                <w:rFonts w:ascii="Consolas" w:cs="Consolas" w:eastAsia="Consolas" w:hAnsi="Consolas"/>
-                <w:b w:val="1"/>
-                <w:color w:val="333333"/>
-                <w:sz w:val="22"/>
-                <w:szCs w:val="22"/>
-                <w:shd w:fill="f8f8f8" w:val="clear"/>
-                <w:rtl w:val="0"/>
-              </w:rPr>
-              <w:t xml:space="preserve">const</w:t>
-            </w:r>
-            <w:r>
-              <w:rPr>
-                <w:rFonts w:ascii="Consolas" w:cs="Consolas" w:eastAsia="Consolas" w:hAnsi="Consolas"/>
-                <w:color w:val="333333"/>
-                <w:sz w:val="22"/>
-                <w:szCs w:val="22"/>
-                <w:shd w:fill="f8f8f8" w:val="clear"/>
-                <w:rtl w:val="0"/>
-              </w:rPr>
-              <w:t xml:space="preserve"> SnackBar(content: Text(</w:t>
-            </w:r>
-            <w:r>
-              <w:rPr>
-                <w:rFonts w:ascii="Consolas" w:cs="Consolas" w:eastAsia="Consolas" w:hAnsi="Consolas"/>
-                <w:color w:val="dd1144"/>
-                <w:sz w:val="22"/>
-                <w:szCs w:val="22"/>
-                <w:shd w:fill="f8f8f8" w:val="clear"/>
-                <w:rtl w:val="0"/>
-              </w:rPr>
-              <w:t xml:space="preserve">'Volvimos desde details (push)'</w:t>
-            </w:r>
-            <w:r>
-              <w:rPr>
-                <w:rFonts w:ascii="Consolas" w:cs="Consolas" w:eastAsia="Consolas" w:hAnsi="Consolas"/>
-                <w:color w:val="333333"/>
-                <w:sz w:val="22"/>
-                <w:szCs w:val="22"/>
-                <w:shd w:fill="f8f8f8" w:val="clear"/>
-                <w:rtl w:val="0"/>
-              </w:rPr>
-              <w:t xml:space="preserve">)),</w:t>
-              <w:br w:type="textWrapping"/>
-              <w:t xml:space="preserve">              );</w:t>
-              <w:br w:type="textWrapping"/>
-              <w:t xml:space="preserve">            },</w:t>
-              <w:br w:type="textWrapping"/>
-              <w:t xml:space="preserve">            child: </w:t>
-            </w:r>
-            <w:r>
-              <w:rPr>
-                <w:rFonts w:ascii="Consolas" w:cs="Consolas" w:eastAsia="Consolas" w:hAnsi="Consolas"/>
-                <w:b w:val="1"/>
-                <w:color w:val="333333"/>
-                <w:sz w:val="22"/>
-                <w:szCs w:val="22"/>
-                <w:shd w:fill="f8f8f8" w:val="clear"/>
-                <w:rtl w:val="0"/>
-              </w:rPr>
-              <w:t xml:space="preserve">const</w:t>
-            </w:r>
-            <w:r>
-              <w:rPr>
-                <w:rFonts w:ascii="Consolas" w:cs="Consolas" w:eastAsia="Consolas" w:hAnsi="Consolas"/>
-                <w:color w:val="333333"/>
-                <w:sz w:val="22"/>
-                <w:szCs w:val="22"/>
-                <w:shd w:fill="f8f8f8" w:val="clear"/>
-                <w:rtl w:val="0"/>
-              </w:rPr>
-              <w:t xml:space="preserve"> Text(</w:t>
-            </w:r>
-            <w:r>
-              <w:rPr>
-                <w:rFonts w:ascii="Consolas" w:cs="Consolas" w:eastAsia="Consolas" w:hAnsi="Consolas"/>
-                <w:color w:val="dd1144"/>
-                <w:sz w:val="22"/>
-                <w:szCs w:val="22"/>
-                <w:shd w:fill="f8f8f8" w:val="clear"/>
-                <w:rtl w:val="0"/>
-              </w:rPr>
-              <w:t xml:space="preserve">'Push /details/99 (context.push + extra)'</w:t>
-            </w:r>
-            <w:r>
-              <w:rPr>
-                <w:rFonts w:ascii="Consolas" w:cs="Consolas" w:eastAsia="Consolas" w:hAnsi="Consolas"/>
-                <w:color w:val="333333"/>
-                <w:sz w:val="22"/>
-                <w:szCs w:val="22"/>
-                <w:shd w:fill="f8f8f8" w:val="clear"/>
-                <w:rtl w:val="0"/>
-              </w:rPr>
-              <w:t xml:space="preserve">),</w:t>
-              <w:br w:type="textWrapping"/>
-              <w:t xml:space="preserve">          ),</w:t>
-              <w:br w:type="textWrapping"/>
-              <w:t xml:space="preserve">        ]),</w:t>
-              <w:br w:type="textWrapping"/>
-              <w:t xml:space="preserve">      ),</w:t>
-              <w:br w:type="textWrapping"/>
-              <w:t xml:space="preserve">    );</w:t>
-              <w:br w:type="textWrapping"/>
-              <w:t xml:space="preserve">  }</w:t>
-              <w:br w:type="textWrapping"/>
-              <w:t xml:space="preserve">}</w:t>
-              <w:br w:type="textWrapping"/>
-              <w:br w:type="textWrapping"/>
-            </w:r>
-            <w:r>
-              <w:rPr>
-                <w:rFonts w:ascii="Consolas" w:cs="Consolas" w:eastAsia="Consolas" w:hAnsi="Consolas"/>
-                <w:b w:val="1"/>
-                <w:color w:val="333333"/>
-                <w:sz w:val="22"/>
-                <w:szCs w:val="22"/>
-                <w:shd w:fill="f8f8f8" w:val="clear"/>
-                <w:rtl w:val="0"/>
-              </w:rPr>
-              <w:t xml:space="preserve">class</w:t>
-            </w:r>
-            <w:r>
-              <w:rPr>
-                <w:rFonts w:ascii="Consolas" w:cs="Consolas" w:eastAsia="Consolas" w:hAnsi="Consolas"/>
-                <w:color w:val="333333"/>
-                <w:sz w:val="22"/>
-                <w:szCs w:val="22"/>
-                <w:shd w:fill="f8f8f8" w:val="clear"/>
-                <w:rtl w:val="0"/>
-              </w:rPr>
-              <w:t xml:space="preserve"> </w:t>
-            </w:r>
-            <w:r>
-              <w:rPr>
-                <w:rFonts w:ascii="Consolas" w:cs="Consolas" w:eastAsia="Consolas" w:hAnsi="Consolas"/>
-                <w:b w:val="1"/>
-                <w:color w:val="445588"/>
-                <w:sz w:val="22"/>
-                <w:szCs w:val="22"/>
-                <w:shd w:fill="f8f8f8" w:val="clear"/>
-                <w:rtl w:val="0"/>
-              </w:rPr>
-              <w:t xml:space="preserve">DetailsScreen</w:t>
-            </w:r>
-            <w:r>
-              <w:rPr>
-                <w:rFonts w:ascii="Consolas" w:cs="Consolas" w:eastAsia="Consolas" w:hAnsi="Consolas"/>
-                <w:color w:val="333333"/>
-                <w:sz w:val="22"/>
-                <w:szCs w:val="22"/>
-                <w:shd w:fill="f8f8f8" w:val="clear"/>
-                <w:rtl w:val="0"/>
-              </w:rPr>
-              <w:t xml:space="preserve"> </w:t>
-            </w:r>
-            <w:r>
-              <w:rPr>
-                <w:rFonts w:ascii="Consolas" w:cs="Consolas" w:eastAsia="Consolas" w:hAnsi="Consolas"/>
-                <w:b w:val="1"/>
-                <w:color w:val="333333"/>
-                <w:sz w:val="22"/>
-                <w:szCs w:val="22"/>
-                <w:shd w:fill="f8f8f8" w:val="clear"/>
-                <w:rtl w:val="0"/>
-              </w:rPr>
-              <w:t xml:space="preserve">extends</w:t>
-            </w:r>
-            <w:r>
-              <w:rPr>
-                <w:rFonts w:ascii="Consolas" w:cs="Consolas" w:eastAsia="Consolas" w:hAnsi="Consolas"/>
-                <w:color w:val="333333"/>
-                <w:sz w:val="22"/>
-                <w:szCs w:val="22"/>
-                <w:shd w:fill="f8f8f8" w:val="clear"/>
-                <w:rtl w:val="0"/>
-              </w:rPr>
-              <w:t xml:space="preserve"> </w:t>
-            </w:r>
-            <w:r>
-              <w:rPr>
-                <w:rFonts w:ascii="Consolas" w:cs="Consolas" w:eastAsia="Consolas" w:hAnsi="Consolas"/>
-                <w:b w:val="1"/>
-                <w:color w:val="445588"/>
-                <w:sz w:val="22"/>
-                <w:szCs w:val="22"/>
-                <w:shd w:fill="f8f8f8" w:val="clear"/>
-                <w:rtl w:val="0"/>
-              </w:rPr>
-              <w:t xml:space="preserve">StatelessWidget</w:t>
-            </w:r>
-            <w:r>
-              <w:rPr>
-                <w:rFonts w:ascii="Consolas" w:cs="Consolas" w:eastAsia="Consolas" w:hAnsi="Consolas"/>
-                <w:color w:val="333333"/>
-                <w:sz w:val="22"/>
-                <w:szCs w:val="22"/>
-                <w:shd w:fill="f8f8f8" w:val="clear"/>
-                <w:rtl w:val="0"/>
-              </w:rPr>
-              <w:t xml:space="preserve"> {</w:t>
-              <w:br w:type="textWrapping"/>
-              <w:t xml:space="preserve">  </w:t>
-            </w:r>
-            <w:r>
-              <w:rPr>
-                <w:rFonts w:ascii="Consolas" w:cs="Consolas" w:eastAsia="Consolas" w:hAnsi="Consolas"/>
-                <w:b w:val="1"/>
-                <w:color w:val="333333"/>
-                <w:sz w:val="22"/>
-                <w:szCs w:val="22"/>
-                <w:shd w:fill="f8f8f8" w:val="clear"/>
-                <w:rtl w:val="0"/>
-              </w:rPr>
-              <w:t xml:space="preserve">final</w:t>
-            </w:r>
-            <w:r>
-              <w:rPr>
-                <w:rFonts w:ascii="Consolas" w:cs="Consolas" w:eastAsia="Consolas" w:hAnsi="Consolas"/>
-                <w:color w:val="333333"/>
-                <w:sz w:val="22"/>
-                <w:szCs w:val="22"/>
-                <w:shd w:fill="f8f8f8" w:val="clear"/>
-                <w:rtl w:val="0"/>
-              </w:rPr>
-              <w:t xml:space="preserve"> </w:t>
-            </w:r>
-            <w:r>
-              <w:rPr>
-                <w:rFonts w:ascii="Consolas" w:cs="Consolas" w:eastAsia="Consolas" w:hAnsi="Consolas"/>
-                <w:color w:val="0086b3"/>
-                <w:sz w:val="22"/>
-                <w:szCs w:val="22"/>
-                <w:shd w:fill="f8f8f8" w:val="clear"/>
-                <w:rtl w:val="0"/>
-              </w:rPr>
-              <w:t xml:space="preserve">String</w:t>
-            </w:r>
-            <w:r>
-              <w:rPr>
-                <w:rFonts w:ascii="Consolas" w:cs="Consolas" w:eastAsia="Consolas" w:hAnsi="Consolas"/>
-                <w:color w:val="333333"/>
-                <w:sz w:val="22"/>
-                <w:szCs w:val="22"/>
-                <w:shd w:fill="f8f8f8" w:val="clear"/>
-                <w:rtl w:val="0"/>
-              </w:rPr>
-              <w:t xml:space="preserve"> id;</w:t>
-              <w:br w:type="textWrapping"/>
-              <w:t xml:space="preserve">  </w:t>
-            </w:r>
-            <w:r>
-              <w:rPr>
-                <w:rFonts w:ascii="Consolas" w:cs="Consolas" w:eastAsia="Consolas" w:hAnsi="Consolas"/>
-                <w:b w:val="1"/>
-                <w:color w:val="333333"/>
-                <w:sz w:val="22"/>
-                <w:szCs w:val="22"/>
-                <w:shd w:fill="f8f8f8" w:val="clear"/>
-                <w:rtl w:val="0"/>
-              </w:rPr>
-              <w:t xml:space="preserve">final</w:t>
-            </w:r>
-            <w:r>
-              <w:rPr>
-                <w:rFonts w:ascii="Consolas" w:cs="Consolas" w:eastAsia="Consolas" w:hAnsi="Consolas"/>
-                <w:color w:val="333333"/>
-                <w:sz w:val="22"/>
-                <w:szCs w:val="22"/>
-                <w:shd w:fill="f8f8f8" w:val="clear"/>
-                <w:rtl w:val="0"/>
-              </w:rPr>
-              <w:t xml:space="preserve"> </w:t>
-            </w:r>
-            <w:r>
-              <w:rPr>
-                <w:rFonts w:ascii="Consolas" w:cs="Consolas" w:eastAsia="Consolas" w:hAnsi="Consolas"/>
-                <w:color w:val="0086b3"/>
-                <w:sz w:val="22"/>
-                <w:szCs w:val="22"/>
-                <w:shd w:fill="f8f8f8" w:val="clear"/>
-                <w:rtl w:val="0"/>
-              </w:rPr>
-              <w:t xml:space="preserve">String</w:t>
-            </w:r>
-            <w:r>
-              <w:rPr>
-                <w:rFonts w:ascii="Consolas" w:cs="Consolas" w:eastAsia="Consolas" w:hAnsi="Consolas"/>
-                <w:color w:val="333333"/>
-                <w:sz w:val="22"/>
-                <w:szCs w:val="22"/>
-                <w:shd w:fill="f8f8f8" w:val="clear"/>
-                <w:rtl w:val="0"/>
-              </w:rPr>
-              <w:t xml:space="preserve">? extra;</w:t>
-              <w:br w:type="textWrapping"/>
-              <w:t xml:space="preserve">  </w:t>
-            </w:r>
-            <w:r>
-              <w:rPr>
-                <w:rFonts w:ascii="Consolas" w:cs="Consolas" w:eastAsia="Consolas" w:hAnsi="Consolas"/>
-                <w:b w:val="1"/>
-                <w:color w:val="333333"/>
-                <w:sz w:val="22"/>
-                <w:szCs w:val="22"/>
-                <w:shd w:fill="f8f8f8" w:val="clear"/>
-                <w:rtl w:val="0"/>
-              </w:rPr>
-              <w:t xml:space="preserve">const</w:t>
-            </w:r>
-            <w:r>
-              <w:rPr>
-                <w:rFonts w:ascii="Consolas" w:cs="Consolas" w:eastAsia="Consolas" w:hAnsi="Consolas"/>
-                <w:color w:val="333333"/>
-                <w:sz w:val="22"/>
-                <w:szCs w:val="22"/>
-                <w:shd w:fill="f8f8f8" w:val="clear"/>
-                <w:rtl w:val="0"/>
-              </w:rPr>
-              <w:t xml:space="preserve"> DetailsScreen({</w:t>
-            </w:r>
-            <w:r>
-              <w:rPr>
-                <w:rFonts w:ascii="Consolas" w:cs="Consolas" w:eastAsia="Consolas" w:hAnsi="Consolas"/>
-                <w:b w:val="1"/>
-                <w:color w:val="333333"/>
-                <w:sz w:val="22"/>
-                <w:szCs w:val="22"/>
-                <w:shd w:fill="f8f8f8" w:val="clear"/>
-                <w:rtl w:val="0"/>
-              </w:rPr>
-              <w:t xml:space="preserve">super</w:t>
-            </w:r>
-            <w:r>
-              <w:rPr>
-                <w:rFonts w:ascii="Consolas" w:cs="Consolas" w:eastAsia="Consolas" w:hAnsi="Consolas"/>
-                <w:color w:val="333333"/>
-                <w:sz w:val="22"/>
-                <w:szCs w:val="22"/>
-                <w:shd w:fill="f8f8f8" w:val="clear"/>
-                <w:rtl w:val="0"/>
-              </w:rPr>
-              <w:t xml:space="preserve">.key, required </w:t>
-            </w:r>
-            <w:r>
-              <w:rPr>
-                <w:rFonts w:ascii="Consolas" w:cs="Consolas" w:eastAsia="Consolas" w:hAnsi="Consolas"/>
-                <w:b w:val="1"/>
-                <w:color w:val="333333"/>
-                <w:sz w:val="22"/>
-                <w:szCs w:val="22"/>
-                <w:shd w:fill="f8f8f8" w:val="clear"/>
-                <w:rtl w:val="0"/>
-              </w:rPr>
-              <w:t xml:space="preserve">this</w:t>
-            </w:r>
-            <w:r>
-              <w:rPr>
-                <w:rFonts w:ascii="Consolas" w:cs="Consolas" w:eastAsia="Consolas" w:hAnsi="Consolas"/>
-                <w:color w:val="333333"/>
-                <w:sz w:val="22"/>
-                <w:szCs w:val="22"/>
-                <w:shd w:fill="f8f8f8" w:val="clear"/>
-                <w:rtl w:val="0"/>
-              </w:rPr>
-              <w:t xml:space="preserve">.id, </w:t>
-            </w:r>
-            <w:r>
-              <w:rPr>
-                <w:rFonts w:ascii="Consolas" w:cs="Consolas" w:eastAsia="Consolas" w:hAnsi="Consolas"/>
-                <w:b w:val="1"/>
-                <w:color w:val="333333"/>
-                <w:sz w:val="22"/>
-                <w:szCs w:val="22"/>
-                <w:shd w:fill="f8f8f8" w:val="clear"/>
-                <w:rtl w:val="0"/>
-              </w:rPr>
-              <w:t xml:space="preserve">this</w:t>
-            </w:r>
-            <w:r>
-              <w:rPr>
-                <w:rFonts w:ascii="Consolas" w:cs="Consolas" w:eastAsia="Consolas" w:hAnsi="Consolas"/>
-                <w:color w:val="333333"/>
-                <w:sz w:val="22"/>
-                <w:szCs w:val="22"/>
-                <w:shd w:fill="f8f8f8" w:val="clear"/>
-                <w:rtl w:val="0"/>
-              </w:rPr>
-              <w:t xml:space="preserve">.extra});</w:t>
-              <w:br w:type="textWrapping"/>
-              <w:br w:type="textWrapping"/>
-              <w:t xml:space="preserve">  </w:t>
-            </w:r>
-            <w:r>
-              <w:rPr>
-                <w:rFonts w:ascii="Consolas" w:cs="Consolas" w:eastAsia="Consolas" w:hAnsi="Consolas"/>
-                <w:b w:val="1"/>
-                <w:color w:val="999999"/>
-                <w:sz w:val="22"/>
-                <w:szCs w:val="22"/>
-                <w:shd w:fill="f8f8f8" w:val="clear"/>
-                <w:rtl w:val="0"/>
-              </w:rPr>
-              <w:t xml:space="preserve">@override</w:t>
-            </w:r>
-            <w:r>
-              <w:rPr>
-                <w:rFonts w:ascii="Consolas" w:cs="Consolas" w:eastAsia="Consolas" w:hAnsi="Consolas"/>
-                <w:color w:val="333333"/>
-                <w:sz w:val="22"/>
-                <w:szCs w:val="22"/>
-                <w:shd w:fill="f8f8f8" w:val="clear"/>
-                <w:rtl w:val="0"/>
-              </w:rPr>
-              <w:br w:type="textWrapping"/>
-              <w:t xml:space="preserve">  Widget build(BuildContext context) {</w:t>
-              <w:br w:type="textWrapping"/>
-              <w:t xml:space="preserve">    </w:t>
-            </w:r>
-            <w:r>
-              <w:rPr>
-                <w:rFonts w:ascii="Consolas" w:cs="Consolas" w:eastAsia="Consolas" w:hAnsi="Consolas"/>
-                <w:b w:val="1"/>
-                <w:color w:val="333333"/>
-                <w:sz w:val="22"/>
-                <w:szCs w:val="22"/>
-                <w:shd w:fill="f8f8f8" w:val="clear"/>
-                <w:rtl w:val="0"/>
-              </w:rPr>
-              <w:t xml:space="preserve">return</w:t>
-            </w:r>
-            <w:r>
-              <w:rPr>
-                <w:rFonts w:ascii="Consolas" w:cs="Consolas" w:eastAsia="Consolas" w:hAnsi="Consolas"/>
-                <w:color w:val="333333"/>
-                <w:sz w:val="22"/>
-                <w:szCs w:val="22"/>
-                <w:shd w:fill="f8f8f8" w:val="clear"/>
-                <w:rtl w:val="0"/>
-              </w:rPr>
-              <w:t xml:space="preserve"> Scaffold(</w:t>
-              <w:br w:type="textWrapping"/>
-              <w:t xml:space="preserve">      appBar: AppBar(title: Text(</w:t>
-            </w:r>
-            <w:r>
-              <w:rPr>
-                <w:rFonts w:ascii="Consolas" w:cs="Consolas" w:eastAsia="Consolas" w:hAnsi="Consolas"/>
-                <w:color w:val="dd1144"/>
-                <w:sz w:val="22"/>
-                <w:szCs w:val="22"/>
-                <w:shd w:fill="f8f8f8" w:val="clear"/>
-                <w:rtl w:val="0"/>
-              </w:rPr>
-              <w:t xml:space="preserve">'Details #$id'</w:t>
-            </w:r>
-            <w:r>
-              <w:rPr>
-                <w:rFonts w:ascii="Consolas" w:cs="Consolas" w:eastAsia="Consolas" w:hAnsi="Consolas"/>
-                <w:color w:val="333333"/>
-                <w:sz w:val="22"/>
-                <w:szCs w:val="22"/>
-                <w:shd w:fill="f8f8f8" w:val="clear"/>
-                <w:rtl w:val="0"/>
-              </w:rPr>
-              <w:t xml:space="preserve">)),</w:t>
-              <w:br w:type="textWrapping"/>
-              <w:t xml:space="preserve">      body: Center(</w:t>
-              <w:br w:type="textWrapping"/>
-              <w:t xml:space="preserve">        child: Column(mainAxisSize: MainAxisSize.min, children: [</w:t>
-              <w:br w:type="textWrapping"/>
-              <w:t xml:space="preserve">          Text(</w:t>
-            </w:r>
-            <w:r>
-              <w:rPr>
-                <w:rFonts w:ascii="Consolas" w:cs="Consolas" w:eastAsia="Consolas" w:hAnsi="Consolas"/>
-                <w:color w:val="dd1144"/>
-                <w:sz w:val="22"/>
-                <w:szCs w:val="22"/>
-                <w:shd w:fill="f8f8f8" w:val="clear"/>
-                <w:rtl w:val="0"/>
-              </w:rPr>
-              <w:t xml:space="preserve">'ID: $id'</w:t>
-            </w:r>
-            <w:r>
-              <w:rPr>
-                <w:rFonts w:ascii="Consolas" w:cs="Consolas" w:eastAsia="Consolas" w:hAnsi="Consolas"/>
-                <w:color w:val="333333"/>
-                <w:sz w:val="22"/>
-                <w:szCs w:val="22"/>
-                <w:shd w:fill="f8f8f8" w:val="clear"/>
-                <w:rtl w:val="0"/>
-              </w:rPr>
-              <w:t xml:space="preserve">),</w:t>
-              <w:br w:type="textWrapping"/>
-              <w:t xml:space="preserve">          </w:t>
-            </w:r>
-            <w:r>
-              <w:rPr>
-                <w:rFonts w:ascii="Consolas" w:cs="Consolas" w:eastAsia="Consolas" w:hAnsi="Consolas"/>
-                <w:b w:val="1"/>
-                <w:color w:val="333333"/>
-                <w:sz w:val="22"/>
-                <w:szCs w:val="22"/>
-                <w:shd w:fill="f8f8f8" w:val="clear"/>
-                <w:rtl w:val="0"/>
-              </w:rPr>
-              <w:t xml:space="preserve">if</w:t>
-            </w:r>
-            <w:r>
-              <w:rPr>
-                <w:rFonts w:ascii="Consolas" w:cs="Consolas" w:eastAsia="Consolas" w:hAnsi="Consolas"/>
-                <w:color w:val="333333"/>
-                <w:sz w:val="22"/>
-                <w:szCs w:val="22"/>
-                <w:shd w:fill="f8f8f8" w:val="clear"/>
-                <w:rtl w:val="0"/>
-              </w:rPr>
-              <w:t xml:space="preserve"> (extra != </w:t>
-            </w:r>
-            <w:r>
-              <w:rPr>
-                <w:rFonts w:ascii="Consolas" w:cs="Consolas" w:eastAsia="Consolas" w:hAnsi="Consolas"/>
-                <w:b w:val="1"/>
-                <w:color w:val="333333"/>
-                <w:sz w:val="22"/>
-                <w:szCs w:val="22"/>
-                <w:shd w:fill="f8f8f8" w:val="clear"/>
-                <w:rtl w:val="0"/>
-              </w:rPr>
-              <w:t xml:space="preserve">null</w:t>
-            </w:r>
-            <w:r>
-              <w:rPr>
-                <w:rFonts w:ascii="Consolas" w:cs="Consolas" w:eastAsia="Consolas" w:hAnsi="Consolas"/>
-                <w:color w:val="333333"/>
-                <w:sz w:val="22"/>
-                <w:szCs w:val="22"/>
-                <w:shd w:fill="f8f8f8" w:val="clear"/>
-                <w:rtl w:val="0"/>
-              </w:rPr>
-              <w:t xml:space="preserve">) Text(</w:t>
-            </w:r>
-            <w:r>
-              <w:rPr>
-                <w:rFonts w:ascii="Consolas" w:cs="Consolas" w:eastAsia="Consolas" w:hAnsi="Consolas"/>
-                <w:color w:val="dd1144"/>
-                <w:sz w:val="22"/>
-                <w:szCs w:val="22"/>
-                <w:shd w:fill="f8f8f8" w:val="clear"/>
-                <w:rtl w:val="0"/>
-              </w:rPr>
-              <w:t xml:space="preserve">'Extra: $extra'</w:t>
-            </w:r>
-            <w:r>
-              <w:rPr>
-                <w:rFonts w:ascii="Consolas" w:cs="Consolas" w:eastAsia="Consolas" w:hAnsi="Consolas"/>
-                <w:color w:val="333333"/>
-                <w:sz w:val="22"/>
-                <w:szCs w:val="22"/>
-                <w:shd w:fill="f8f8f8" w:val="clear"/>
-                <w:rtl w:val="0"/>
-              </w:rPr>
-              <w:t xml:space="preserve">),</w:t>
-              <w:br w:type="textWrapping"/>
-              <w:t xml:space="preserve">          </w:t>
-            </w:r>
-            <w:r>
-              <w:rPr>
-                <w:rFonts w:ascii="Consolas" w:cs="Consolas" w:eastAsia="Consolas" w:hAnsi="Consolas"/>
-                <w:b w:val="1"/>
-                <w:color w:val="333333"/>
-                <w:sz w:val="22"/>
-                <w:szCs w:val="22"/>
-                <w:shd w:fill="f8f8f8" w:val="clear"/>
-                <w:rtl w:val="0"/>
-              </w:rPr>
-              <w:t xml:space="preserve">const</w:t>
-            </w:r>
-            <w:r>
-              <w:rPr>
-                <w:rFonts w:ascii="Consolas" w:cs="Consolas" w:eastAsia="Consolas" w:hAnsi="Consolas"/>
-                <w:color w:val="333333"/>
-                <w:sz w:val="22"/>
-                <w:szCs w:val="22"/>
-                <w:shd w:fill="f8f8f8" w:val="clear"/>
-                <w:rtl w:val="0"/>
-              </w:rPr>
-              <w:t xml:space="preserve"> SizedBox(height: </w:t>
-            </w:r>
-            <w:r>
-              <w:rPr>
-                <w:rFonts w:ascii="Consolas" w:cs="Consolas" w:eastAsia="Consolas" w:hAnsi="Consolas"/>
-                <w:color w:val="008080"/>
-                <w:sz w:val="22"/>
-                <w:szCs w:val="22"/>
-                <w:shd w:fill="f8f8f8" w:val="clear"/>
-                <w:rtl w:val="0"/>
-              </w:rPr>
-              <w:t xml:space="preserve">12</w:t>
-            </w:r>
-            <w:r>
-              <w:rPr>
-                <w:rFonts w:ascii="Consolas" w:cs="Consolas" w:eastAsia="Consolas" w:hAnsi="Consolas"/>
-                <w:color w:val="333333"/>
-                <w:sz w:val="22"/>
-                <w:szCs w:val="22"/>
-                <w:shd w:fill="f8f8f8" w:val="clear"/>
-                <w:rtl w:val="0"/>
-              </w:rPr>
-              <w:t xml:space="preserve">),</w:t>
-              <w:br w:type="textWrapping"/>
-              <w:t xml:space="preserve">          ElevatedButton(</w:t>
-              <w:br w:type="textWrapping"/>
-              <w:t xml:space="preserve">            onPressed: () =&gt; context.pop(), </w:t>
-            </w:r>
-            <w:r>
-              <w:rPr>
-                <w:rFonts w:ascii="Consolas" w:cs="Consolas" w:eastAsia="Consolas" w:hAnsi="Consolas"/>
-                <w:i w:val="1"/>
-                <w:color w:val="999988"/>
-                <w:sz w:val="22"/>
-                <w:szCs w:val="22"/>
-                <w:shd w:fill="f8f8f8" w:val="clear"/>
-                <w:rtl w:val="0"/>
-              </w:rPr>
-              <w:t xml:space="preserve">// equivalente a Navigator.pop(context)</w:t>
-            </w:r>
-            <w:r>
-              <w:rPr>
-                <w:rFonts w:ascii="Consolas" w:cs="Consolas" w:eastAsia="Consolas" w:hAnsi="Consolas"/>
-                <w:color w:val="333333"/>
-                <w:sz w:val="22"/>
-                <w:szCs w:val="22"/>
-                <w:shd w:fill="f8f8f8" w:val="clear"/>
-                <w:rtl w:val="0"/>
-              </w:rPr>
-              <w:br w:type="textWrapping"/>
-              <w:t xml:space="preserve">            child: </w:t>
-            </w:r>
-            <w:r>
-              <w:rPr>
-                <w:rFonts w:ascii="Consolas" w:cs="Consolas" w:eastAsia="Consolas" w:hAnsi="Consolas"/>
-                <w:b w:val="1"/>
-                <w:color w:val="333333"/>
-                <w:sz w:val="22"/>
-                <w:szCs w:val="22"/>
-                <w:shd w:fill="f8f8f8" w:val="clear"/>
-                <w:rtl w:val="0"/>
-              </w:rPr>
-              <w:t xml:space="preserve">const</w:t>
-            </w:r>
-            <w:r>
-              <w:rPr>
-                <w:rFonts w:ascii="Consolas" w:cs="Consolas" w:eastAsia="Consolas" w:hAnsi="Consolas"/>
-                <w:color w:val="333333"/>
-                <w:sz w:val="22"/>
-                <w:szCs w:val="22"/>
-                <w:shd w:fill="f8f8f8" w:val="clear"/>
-                <w:rtl w:val="0"/>
-              </w:rPr>
-              <w:t xml:space="preserve"> Text(</w:t>
-            </w:r>
-            <w:r>
-              <w:rPr>
-                <w:rFonts w:ascii="Consolas" w:cs="Consolas" w:eastAsia="Consolas" w:hAnsi="Consolas"/>
-                <w:color w:val="dd1144"/>
-                <w:sz w:val="22"/>
-                <w:szCs w:val="22"/>
-                <w:shd w:fill="f8f8f8" w:val="clear"/>
-                <w:rtl w:val="0"/>
-              </w:rPr>
-              <w:t xml:space="preserve">'Volver'</w:t>
-            </w:r>
-            <w:r>
-              <w:rPr>
-                <w:rFonts w:ascii="Consolas" w:cs="Consolas" w:eastAsia="Consolas" w:hAnsi="Consolas"/>
-                <w:color w:val="333333"/>
-                <w:sz w:val="22"/>
-                <w:szCs w:val="22"/>
-                <w:shd w:fill="f8f8f8" w:val="clear"/>
-                <w:rtl w:val="0"/>
-              </w:rPr>
-              <w:t xml:space="preserve">),</w:t>
-              <w:br w:type="textWrapping"/>
-              <w:t xml:space="preserve">          ),</w:t>
-              <w:br w:type="textWrapping"/>
-              <w:t xml:space="preserve">        ]),</w:t>
-              <w:br w:type="textWrapping"/>
-              <w:t xml:space="preserve">      ),</w:t>
-              <w:br w:type="textWrapping"/>
-              <w:t xml:space="preserve">    );</w:t>
-              <w:br w:type="textWrapping"/>
-              <w:t xml:space="preserve">  }</w:t>
-              <w:br w:type="textWrapping"/>
-              <w:t xml:space="preserve">}</w:t>
-            </w:r>
-            <w:r>
-              <w:rPr>
-                <w:rtl w:val="0"/>
-              </w:rPr>
             </w:r>
           </w:p>
         </w:tc>
@@ -9362,11 +9018,13 @@
       <w:pPr>
         <w:rPr>
           <w:b w:val="1"/>
+          <w:bCs w:val="1"/>
         </w:rPr>
       </w:pPr>
       <w:r>
         <w:rPr>
           <w:b w:val="1"/>
+          <w:bCs w:val="1"/>
           <w:rtl w:val="0"/>
         </w:rPr>
         <w:t xml:space="preserve">Notas GoRouter</w:t>
@@ -9384,7 +9042,7 @@
         <w:rPr>
           <w:rtl w:val="0"/>
         </w:rPr>
-        <w:t xml:space="preserve">Puedes usar state.params (path params), state.uri.queryParameters (query params) y state.extra (objetos) para pasar datos.</w:t>
+        <w:t xml:space="preserve">Puedes usar state.pathParameters , state.uri.queryParameters (query params) y state.extra (objetos) para pasar datos.</w:t>
       </w:r>
     </w:p>
     <w:p>
@@ -9397,9 +9055,17 @@
       </w:pPr>
       <w:r>
         <w:rPr>
-          <w:rtl w:val="0"/>
-        </w:rPr>
-        <w:t xml:space="preserve">context.goNamed('name', params: {...}, queryParams: {...}) es útil cuando defines name en GoRoute.</w:t>
+          <w:b w:val="1"/>
+          <w:bCs w:val="1"/>
+          <w:rtl w:val="0"/>
+        </w:rPr>
+        <w:t xml:space="preserve">Después de await en push</w:t>
+      </w:r>
+      <w:r>
+        <w:rPr>
+          <w:rtl w:val="0"/>
+        </w:rPr>
+        <w:t xml:space="preserve"> → siempre protege con if (!context.mounted) return; para evitar el warning "BuildContext across async gaps".</w:t>
       </w:r>
     </w:p>
     <w:p>
@@ -9412,9 +9078,17 @@
       </w:pPr>
       <w:r>
         <w:rPr>
-          <w:rtl w:val="0"/>
-        </w:rPr>
-        <w:t xml:space="preserve">push vs go: elige push si quieres apilar y luego volver al punto anterior; usa go cuando quieres navegar declarativamente a una ubicación (útil para deep links y rutas "salto directo").</w:t>
+          <w:b w:val="1"/>
+          <w:bCs w:val="1"/>
+          <w:rtl w:val="0"/>
+        </w:rPr>
+        <w:t xml:space="preserve">push vs go</w:t>
+      </w:r>
+      <w:r>
+        <w:rPr>
+          <w:rtl w:val="0"/>
+        </w:rPr>
+        <w:t xml:space="preserve">: elige push si quieres apilar y luego volver al punto anterior; usa go cuando quieres navegar declarativamente a una ubicación (útil para deep links y rutas "salto directo").</w:t>
       </w:r>
       <w:hyperlink r:id="rId16">
         <w:r>
@@ -9423,17 +9097,6 @@
             <w:u w:val="single"/>
             <w:rtl w:val="0"/>
           </w:rPr>
-          <w:t xml:space="preserve"> Code With Andrea</w:t>
-        </w:r>
-      </w:hyperlink>
-      <w:hyperlink r:id="rId17">
-        <w:r>
-          <w:rPr>
-            <w:color w:val="1155cc"/>
-            <w:u w:val="single"/>
-            <w:rtl w:val="0"/>
-          </w:rPr>
-          <w:t xml:space="preserve">Codemagic blog</w:t>
           <w:br w:type="textWrapping"/>
         </w:r>
       </w:hyperlink>
@@ -9565,11 +9228,13 @@
       <w:pPr>
         <w:rPr>
           <w:b w:val="1"/>
+          <w:bCs w:val="1"/>
         </w:rPr>
       </w:pPr>
       <w:r>
         <w:rPr>
           <w:b w:val="1"/>
+          <w:bCs w:val="1"/>
           <w:rtl w:val="0"/>
         </w:rPr>
         <w:t xml:space="preserve">🔷 ¿Qué es el estado?</w:t>
@@ -9579,6 +9244,7 @@
       <w:pPr>
         <w:rPr>
           <w:b w:val="1"/>
+          <w:bCs w:val="1"/>
         </w:rPr>
       </w:pPr>
       <w:r>
@@ -9591,6 +9257,7 @@
       <w:r>
         <w:rPr>
           <w:b w:val="1"/>
+          <w:bCs w:val="1"/>
           <w:rtl w:val="0"/>
         </w:rPr>
         <w:t xml:space="preserve"> Algunos ejemplos comunes:</w:t>
@@ -9668,11 +9335,13 @@
       <w:pPr>
         <w:rPr>
           <w:b w:val="1"/>
+          <w:bCs w:val="1"/>
         </w:rPr>
       </w:pPr>
       <w:r>
         <w:rPr>
           <w:b w:val="1"/>
+          <w:bCs w:val="1"/>
           <w:rtl w:val="0"/>
         </w:rPr>
         <w:t xml:space="preserve">🔷 ¿Por qué necesitamos gestores de estado?</w:t>
@@ -9710,11 +9379,13 @@
         <w:ind w:left="720" w:hanging="360"/>
         <w:rPr>
           <w:b w:val="1"/>
+          <w:bCs w:val="1"/>
         </w:rPr>
       </w:pPr>
       <w:r>
         <w:rPr>
           <w:b w:val="1"/>
+          <w:bCs w:val="1"/>
           <w:rtl w:val="0"/>
         </w:rPr>
         <w:t xml:space="preserve">Complejidad en el manejo de datos</w:t>
@@ -9768,11 +9439,13 @@
         <w:ind w:left="720" w:hanging="360"/>
         <w:rPr>
           <w:b w:val="1"/>
+          <w:bCs w:val="1"/>
         </w:rPr>
       </w:pPr>
       <w:r>
         <w:rPr>
           <w:b w:val="1"/>
+          <w:bCs w:val="1"/>
           <w:rtl w:val="0"/>
         </w:rPr>
         <w:t xml:space="preserve">Escalabilidad</w:t>
@@ -9826,11 +9499,13 @@
         <w:ind w:left="720" w:hanging="360"/>
         <w:rPr>
           <w:b w:val="1"/>
+          <w:bCs w:val="1"/>
         </w:rPr>
       </w:pPr>
       <w:r>
         <w:rPr>
           <w:b w:val="1"/>
+          <w:bCs w:val="1"/>
           <w:rtl w:val="0"/>
         </w:rPr>
         <w:t xml:space="preserve">Separación de responsabilidades</w:t>
@@ -9884,11 +9559,13 @@
         <w:ind w:left="720" w:hanging="360"/>
         <w:rPr>
           <w:b w:val="1"/>
+          <w:bCs w:val="1"/>
         </w:rPr>
       </w:pPr>
       <w:r>
         <w:rPr>
           <w:b w:val="1"/>
+          <w:bCs w:val="1"/>
           <w:rtl w:val="0"/>
         </w:rPr>
         <w:t xml:space="preserve">Reactividad</w:t>
@@ -9942,11 +9619,13 @@
         <w:ind w:left="720" w:hanging="360"/>
         <w:rPr>
           <w:b w:val="1"/>
+          <w:bCs w:val="1"/>
         </w:rPr>
       </w:pPr>
       <w:r>
         <w:rPr>
           <w:b w:val="1"/>
+          <w:bCs w:val="1"/>
           <w:rtl w:val="0"/>
         </w:rPr>
         <w:t xml:space="preserve">Testabilidad</w:t>
@@ -9997,6 +9676,7 @@
       <w:r>
         <w:rPr>
           <w:b w:val="1"/>
+          <w:bCs w:val="1"/>
           <w:rtl w:val="0"/>
         </w:rPr>
         <w:t xml:space="preserve">👉 En resumen:</w:t>
@@ -10041,7 +9721,7 @@
         <w:rPr>
           <w:rtl w:val="0"/>
         </w:rPr>
-        <w:t xml:space="preserve">4. 1. setState() → Estado Local</w:t>
+        <w:t xml:space="preserve">4.1. setState() → Estado Local</w:t>
       </w:r>
     </w:p>
     <w:p>
@@ -10059,11 +9739,13 @@
       <w:pPr>
         <w:rPr>
           <w:b w:val="1"/>
+          <w:bCs w:val="1"/>
         </w:rPr>
       </w:pPr>
       <w:r>
         <w:rPr>
           <w:b w:val="1"/>
+          <w:bCs w:val="1"/>
           <w:rtl w:val="0"/>
         </w:rPr>
         <w:t xml:space="preserve">Ejemplo: Contador básico con setState</w:t>
@@ -10126,6 +9808,7 @@
               <w:rPr>
                 <w:rFonts w:ascii="Consolas" w:cs="Consolas" w:eastAsia="Consolas" w:hAnsi="Consolas"/>
                 <w:b w:val="1"/>
+                <w:bCs w:val="1"/>
                 <w:color w:val="333333"/>
                 <w:sz w:val="22"/>
                 <w:szCs w:val="22"/>
@@ -10173,6 +9856,7 @@
               <w:rPr>
                 <w:rFonts w:ascii="Consolas" w:cs="Consolas" w:eastAsia="Consolas" w:hAnsi="Consolas"/>
                 <w:b w:val="1"/>
+                <w:bCs w:val="1"/>
                 <w:color w:val="333333"/>
                 <w:sz w:val="22"/>
                 <w:szCs w:val="22"/>
@@ -10196,6 +9880,7 @@
               <w:rPr>
                 <w:rFonts w:ascii="Consolas" w:cs="Consolas" w:eastAsia="Consolas" w:hAnsi="Consolas"/>
                 <w:b w:val="1"/>
+                <w:bCs w:val="1"/>
                 <w:color w:val="445588"/>
                 <w:sz w:val="22"/>
                 <w:szCs w:val="22"/>
@@ -10219,6 +9904,7 @@
               <w:rPr>
                 <w:rFonts w:ascii="Consolas" w:cs="Consolas" w:eastAsia="Consolas" w:hAnsi="Consolas"/>
                 <w:b w:val="1"/>
+                <w:bCs w:val="1"/>
                 <w:color w:val="333333"/>
                 <w:sz w:val="22"/>
                 <w:szCs w:val="22"/>
@@ -10242,6 +9928,7 @@
               <w:rPr>
                 <w:rFonts w:ascii="Consolas" w:cs="Consolas" w:eastAsia="Consolas" w:hAnsi="Consolas"/>
                 <w:b w:val="1"/>
+                <w:bCs w:val="1"/>
                 <w:color w:val="445588"/>
                 <w:sz w:val="22"/>
                 <w:szCs w:val="22"/>
@@ -10267,6 +9954,7 @@
               <w:rPr>
                 <w:rFonts w:ascii="Consolas" w:cs="Consolas" w:eastAsia="Consolas" w:hAnsi="Consolas"/>
                 <w:b w:val="1"/>
+                <w:bCs w:val="1"/>
                 <w:color w:val="333333"/>
                 <w:sz w:val="22"/>
                 <w:szCs w:val="22"/>
@@ -10290,6 +9978,7 @@
               <w:rPr>
                 <w:rFonts w:ascii="Consolas" w:cs="Consolas" w:eastAsia="Consolas" w:hAnsi="Consolas"/>
                 <w:b w:val="1"/>
+                <w:bCs w:val="1"/>
                 <w:color w:val="333333"/>
                 <w:sz w:val="22"/>
                 <w:szCs w:val="22"/>
@@ -10316,6 +10005,7 @@
               <w:rPr>
                 <w:rFonts w:ascii="Consolas" w:cs="Consolas" w:eastAsia="Consolas" w:hAnsi="Consolas"/>
                 <w:b w:val="1"/>
+                <w:bCs w:val="1"/>
                 <w:color w:val="999999"/>
                 <w:sz w:val="22"/>
                 <w:szCs w:val="22"/>
@@ -10344,6 +10034,7 @@
               <w:rPr>
                 <w:rFonts w:ascii="Consolas" w:cs="Consolas" w:eastAsia="Consolas" w:hAnsi="Consolas"/>
                 <w:b w:val="1"/>
+                <w:bCs w:val="1"/>
                 <w:color w:val="333333"/>
                 <w:sz w:val="22"/>
                 <w:szCs w:val="22"/>
@@ -10367,6 +10058,7 @@
               <w:rPr>
                 <w:rFonts w:ascii="Consolas" w:cs="Consolas" w:eastAsia="Consolas" w:hAnsi="Consolas"/>
                 <w:b w:val="1"/>
+                <w:bCs w:val="1"/>
                 <w:color w:val="445588"/>
                 <w:sz w:val="22"/>
                 <w:szCs w:val="22"/>
@@ -10390,6 +10082,7 @@
               <w:rPr>
                 <w:rFonts w:ascii="Consolas" w:cs="Consolas" w:eastAsia="Consolas" w:hAnsi="Consolas"/>
                 <w:b w:val="1"/>
+                <w:bCs w:val="1"/>
                 <w:color w:val="333333"/>
                 <w:sz w:val="22"/>
                 <w:szCs w:val="22"/>
@@ -10413,6 +10106,7 @@
               <w:rPr>
                 <w:rFonts w:ascii="Consolas" w:cs="Consolas" w:eastAsia="Consolas" w:hAnsi="Consolas"/>
                 <w:b w:val="1"/>
+                <w:bCs w:val="1"/>
                 <w:color w:val="445588"/>
                 <w:sz w:val="22"/>
                 <w:szCs w:val="22"/>
@@ -10436,6 +10130,7 @@
               <w:rPr>
                 <w:rFonts w:ascii="Consolas" w:cs="Consolas" w:eastAsia="Consolas" w:hAnsi="Consolas"/>
                 <w:b w:val="1"/>
+                <w:bCs w:val="1"/>
                 <w:color w:val="445588"/>
                 <w:sz w:val="22"/>
                 <w:szCs w:val="22"/>
@@ -10508,6 +10203,7 @@
               <w:rPr>
                 <w:rFonts w:ascii="Consolas" w:cs="Consolas" w:eastAsia="Consolas" w:hAnsi="Consolas"/>
                 <w:b w:val="1"/>
+                <w:bCs w:val="1"/>
                 <w:color w:val="333333"/>
                 <w:sz w:val="22"/>
                 <w:szCs w:val="22"/>
@@ -10542,6 +10238,7 @@
               <w:rPr>
                 <w:rFonts w:ascii="Consolas" w:cs="Consolas" w:eastAsia="Consolas" w:hAnsi="Consolas"/>
                 <w:b w:val="1"/>
+                <w:bCs w:val="1"/>
                 <w:color w:val="999999"/>
                 <w:sz w:val="22"/>
                 <w:szCs w:val="22"/>
@@ -10568,6 +10265,7 @@
               <w:rPr>
                 <w:rFonts w:ascii="Consolas" w:cs="Consolas" w:eastAsia="Consolas" w:hAnsi="Consolas"/>
                 <w:b w:val="1"/>
+                <w:bCs w:val="1"/>
                 <w:color w:val="333333"/>
                 <w:sz w:val="22"/>
                 <w:szCs w:val="22"/>
@@ -10593,6 +10291,7 @@
               <w:rPr>
                 <w:rFonts w:ascii="Consolas" w:cs="Consolas" w:eastAsia="Consolas" w:hAnsi="Consolas"/>
                 <w:b w:val="1"/>
+                <w:bCs w:val="1"/>
                 <w:color w:val="333333"/>
                 <w:sz w:val="22"/>
                 <w:szCs w:val="22"/>
@@ -10664,6 +10363,7 @@
               <w:rPr>
                 <w:rFonts w:ascii="Consolas" w:cs="Consolas" w:eastAsia="Consolas" w:hAnsi="Consolas"/>
                 <w:b w:val="1"/>
+                <w:bCs w:val="1"/>
                 <w:color w:val="333333"/>
                 <w:sz w:val="22"/>
                 <w:szCs w:val="22"/>
@@ -10717,6 +10417,7 @@
               <w:rPr>
                 <w:rFonts w:ascii="Consolas" w:cs="Consolas" w:eastAsia="Consolas" w:hAnsi="Consolas"/>
                 <w:b w:val="1"/>
+                <w:bCs w:val="1"/>
                 <w:color w:val="333333"/>
                 <w:sz w:val="22"/>
                 <w:szCs w:val="22"/>
@@ -10760,6 +10461,7 @@
       <w:r>
         <w:rPr>
           <w:b w:val="1"/>
+          <w:bCs w:val="1"/>
           <w:rtl w:val="0"/>
         </w:rPr>
         <w:t xml:space="preserve">✅ Ventajas</w:t>
@@ -10774,6 +10476,7 @@
       <w:r>
         <w:rPr>
           <w:b w:val="1"/>
+          <w:bCs w:val="1"/>
           <w:rtl w:val="0"/>
         </w:rPr>
         <w:t xml:space="preserve">⚠️ Limitaciones</w:t>
@@ -10796,7 +10499,7 @@
         <w:rPr>
           <w:rtl w:val="0"/>
         </w:rPr>
-        <w:t xml:space="preserve">4. 2. Provider → Estado Global</w:t>
+        <w:t xml:space="preserve">4.2. Provider → Estado Global</w:t>
       </w:r>
     </w:p>
     <w:p>
@@ -10814,11 +10517,13 @@
       <w:pPr>
         <w:rPr>
           <w:b w:val="1"/>
+          <w:bCs w:val="1"/>
         </w:rPr>
       </w:pPr>
       <w:r>
         <w:rPr>
           <w:b w:val="1"/>
+          <w:bCs w:val="1"/>
           <w:rtl w:val="0"/>
         </w:rPr>
         <w:t xml:space="preserve">Ejemplo: Definir modelo de estado</w:t>
@@ -10878,6 +10583,7 @@
               <w:rPr>
                 <w:rFonts w:ascii="Consolas" w:cs="Consolas" w:eastAsia="Consolas" w:hAnsi="Consolas"/>
                 <w:b w:val="1"/>
+                <w:bCs w:val="1"/>
                 <w:color w:val="333333"/>
                 <w:shd w:fill="f8f8f8" w:val="clear"/>
                 <w:rtl w:val="0"/>
@@ -10917,6 +10623,7 @@
               <w:rPr>
                 <w:rFonts w:ascii="Consolas" w:cs="Consolas" w:eastAsia="Consolas" w:hAnsi="Consolas"/>
                 <w:b w:val="1"/>
+                <w:bCs w:val="1"/>
                 <w:color w:val="333333"/>
                 <w:shd w:fill="f8f8f8" w:val="clear"/>
                 <w:rtl w:val="0"/>
@@ -10936,6 +10643,7 @@
               <w:rPr>
                 <w:rFonts w:ascii="Consolas" w:cs="Consolas" w:eastAsia="Consolas" w:hAnsi="Consolas"/>
                 <w:b w:val="1"/>
+                <w:bCs w:val="1"/>
                 <w:color w:val="445588"/>
                 <w:shd w:fill="f8f8f8" w:val="clear"/>
                 <w:rtl w:val="0"/>
@@ -10955,6 +10663,7 @@
               <w:rPr>
                 <w:rFonts w:ascii="Consolas" w:cs="Consolas" w:eastAsia="Consolas" w:hAnsi="Consolas"/>
                 <w:b w:val="1"/>
+                <w:bCs w:val="1"/>
                 <w:color w:val="333333"/>
                 <w:shd w:fill="f8f8f8" w:val="clear"/>
                 <w:rtl w:val="0"/>
@@ -10974,6 +10683,7 @@
               <w:rPr>
                 <w:rFonts w:ascii="Consolas" w:cs="Consolas" w:eastAsia="Consolas" w:hAnsi="Consolas"/>
                 <w:b w:val="1"/>
+                <w:bCs w:val="1"/>
                 <w:color w:val="445588"/>
                 <w:shd w:fill="f8f8f8" w:val="clear"/>
                 <w:rtl w:val="0"/>
@@ -11051,6 +10761,7 @@
               <w:rPr>
                 <w:rFonts w:ascii="Consolas" w:cs="Consolas" w:eastAsia="Consolas" w:hAnsi="Consolas"/>
                 <w:b w:val="1"/>
+                <w:bCs w:val="1"/>
                 <w:color w:val="333333"/>
                 <w:shd w:fill="f8f8f8" w:val="clear"/>
                 <w:rtl w:val="0"/>
@@ -11073,6 +10784,7 @@
               <w:rPr>
                 <w:rFonts w:ascii="Consolas" w:cs="Consolas" w:eastAsia="Consolas" w:hAnsi="Consolas"/>
                 <w:b w:val="1"/>
+                <w:bCs w:val="1"/>
                 <w:color w:val="333333"/>
                 <w:shd w:fill="f8f8f8" w:val="clear"/>
                 <w:rtl w:val="0"/>
@@ -11096,6 +10808,7 @@
               <w:rPr>
                 <w:rFonts w:ascii="Consolas" w:cs="Consolas" w:eastAsia="Consolas" w:hAnsi="Consolas"/>
                 <w:i w:val="1"/>
+                <w:iCs w:val="1"/>
                 <w:color w:val="999988"/>
                 <w:shd w:fill="f8f8f8" w:val="clear"/>
                 <w:rtl w:val="0"/>
@@ -11137,11 +10850,13 @@
       <w:pPr>
         <w:rPr>
           <w:b w:val="1"/>
+          <w:bCs w:val="1"/>
         </w:rPr>
       </w:pPr>
       <w:r>
         <w:rPr>
           <w:b w:val="1"/>
+          <w:bCs w:val="1"/>
           <w:rtl w:val="0"/>
         </w:rPr>
         <w:t xml:space="preserve">Integración en la app</w:t>
@@ -11201,6 +10916,7 @@
               <w:rPr>
                 <w:rFonts w:ascii="Consolas" w:cs="Consolas" w:eastAsia="Consolas" w:hAnsi="Consolas"/>
                 <w:b w:val="1"/>
+                <w:bCs w:val="1"/>
                 <w:color w:val="333333"/>
                 <w:shd w:fill="f8f8f8" w:val="clear"/>
                 <w:rtl w:val="0"/>
@@ -11239,6 +10955,7 @@
               <w:rPr>
                 <w:rFonts w:ascii="Consolas" w:cs="Consolas" w:eastAsia="Consolas" w:hAnsi="Consolas"/>
                 <w:b w:val="1"/>
+                <w:bCs w:val="1"/>
                 <w:color w:val="333333"/>
                 <w:shd w:fill="f8f8f8" w:val="clear"/>
                 <w:rtl w:val="0"/>
@@ -11277,6 +10994,7 @@
               <w:rPr>
                 <w:rFonts w:ascii="Consolas" w:cs="Consolas" w:eastAsia="Consolas" w:hAnsi="Consolas"/>
                 <w:b w:val="1"/>
+                <w:bCs w:val="1"/>
                 <w:color w:val="333333"/>
                 <w:shd w:fill="f8f8f8" w:val="clear"/>
                 <w:rtl w:val="0"/>
@@ -11314,6 +11032,7 @@
               <w:rPr>
                 <w:rFonts w:ascii="Consolas" w:cs="Consolas" w:eastAsia="Consolas" w:hAnsi="Consolas"/>
                 <w:i w:val="1"/>
+                <w:iCs w:val="1"/>
                 <w:color w:val="999988"/>
                 <w:shd w:fill="f8f8f8" w:val="clear"/>
                 <w:rtl w:val="0"/>
@@ -11334,6 +11053,7 @@
               <w:rPr>
                 <w:rFonts w:ascii="Consolas" w:cs="Consolas" w:eastAsia="Consolas" w:hAnsi="Consolas"/>
                 <w:b w:val="1"/>
+                <w:bCs w:val="1"/>
                 <w:color w:val="333333"/>
                 <w:shd w:fill="f8f8f8" w:val="clear"/>
                 <w:rtl w:val="0"/>
@@ -11361,6 +11081,7 @@
               <w:rPr>
                 <w:rFonts w:ascii="Consolas" w:cs="Consolas" w:eastAsia="Consolas" w:hAnsi="Consolas"/>
                 <w:b w:val="1"/>
+                <w:bCs w:val="1"/>
                 <w:color w:val="333333"/>
                 <w:shd w:fill="f8f8f8" w:val="clear"/>
                 <w:rtl w:val="0"/>
@@ -11388,6 +11109,7 @@
               <w:rPr>
                 <w:rFonts w:ascii="Consolas" w:cs="Consolas" w:eastAsia="Consolas" w:hAnsi="Consolas"/>
                 <w:b w:val="1"/>
+                <w:bCs w:val="1"/>
                 <w:color w:val="333333"/>
                 <w:shd w:fill="f8f8f8" w:val="clear"/>
                 <w:rtl w:val="0"/>
@@ -11407,6 +11129,7 @@
               <w:rPr>
                 <w:rFonts w:ascii="Consolas" w:cs="Consolas" w:eastAsia="Consolas" w:hAnsi="Consolas"/>
                 <w:b w:val="1"/>
+                <w:bCs w:val="1"/>
                 <w:color w:val="445588"/>
                 <w:shd w:fill="f8f8f8" w:val="clear"/>
                 <w:rtl w:val="0"/>
@@ -11426,6 +11149,7 @@
               <w:rPr>
                 <w:rFonts w:ascii="Consolas" w:cs="Consolas" w:eastAsia="Consolas" w:hAnsi="Consolas"/>
                 <w:b w:val="1"/>
+                <w:bCs w:val="1"/>
                 <w:color w:val="333333"/>
                 <w:shd w:fill="f8f8f8" w:val="clear"/>
                 <w:rtl w:val="0"/>
@@ -11445,6 +11169,7 @@
               <w:rPr>
                 <w:rFonts w:ascii="Consolas" w:cs="Consolas" w:eastAsia="Consolas" w:hAnsi="Consolas"/>
                 <w:b w:val="1"/>
+                <w:bCs w:val="1"/>
                 <w:color w:val="445588"/>
                 <w:shd w:fill="f8f8f8" w:val="clear"/>
                 <w:rtl w:val="0"/>
@@ -11466,6 +11191,7 @@
               <w:rPr>
                 <w:rFonts w:ascii="Consolas" w:cs="Consolas" w:eastAsia="Consolas" w:hAnsi="Consolas"/>
                 <w:b w:val="1"/>
+                <w:bCs w:val="1"/>
                 <w:color w:val="333333"/>
                 <w:shd w:fill="f8f8f8" w:val="clear"/>
                 <w:rtl w:val="0"/>
@@ -11485,6 +11211,7 @@
               <w:rPr>
                 <w:rFonts w:ascii="Consolas" w:cs="Consolas" w:eastAsia="Consolas" w:hAnsi="Consolas"/>
                 <w:b w:val="1"/>
+                <w:bCs w:val="1"/>
                 <w:color w:val="333333"/>
                 <w:shd w:fill="f8f8f8" w:val="clear"/>
                 <w:rtl w:val="0"/>
@@ -11506,6 +11233,7 @@
               <w:rPr>
                 <w:rFonts w:ascii="Consolas" w:cs="Consolas" w:eastAsia="Consolas" w:hAnsi="Consolas"/>
                 <w:b w:val="1"/>
+                <w:bCs w:val="1"/>
                 <w:color w:val="999999"/>
                 <w:shd w:fill="f8f8f8" w:val="clear"/>
                 <w:rtl w:val="0"/>
@@ -11528,6 +11256,7 @@
               <w:rPr>
                 <w:rFonts w:ascii="Consolas" w:cs="Consolas" w:eastAsia="Consolas" w:hAnsi="Consolas"/>
                 <w:b w:val="1"/>
+                <w:bCs w:val="1"/>
                 <w:color w:val="333333"/>
                 <w:shd w:fill="f8f8f8" w:val="clear"/>
                 <w:rtl w:val="0"/>
@@ -11547,6 +11276,7 @@
               <w:rPr>
                 <w:rFonts w:ascii="Consolas" w:cs="Consolas" w:eastAsia="Consolas" w:hAnsi="Consolas"/>
                 <w:b w:val="1"/>
+                <w:bCs w:val="1"/>
                 <w:color w:val="333333"/>
                 <w:shd w:fill="f8f8f8" w:val="clear"/>
                 <w:rtl w:val="0"/>
@@ -11572,6 +11302,7 @@
               <w:rPr>
                 <w:rFonts w:ascii="Consolas" w:cs="Consolas" w:eastAsia="Consolas" w:hAnsi="Consolas"/>
                 <w:b w:val="1"/>
+                <w:bCs w:val="1"/>
                 <w:color w:val="333333"/>
                 <w:shd w:fill="f8f8f8" w:val="clear"/>
                 <w:rtl w:val="0"/>
@@ -11591,6 +11322,7 @@
               <w:rPr>
                 <w:rFonts w:ascii="Consolas" w:cs="Consolas" w:eastAsia="Consolas" w:hAnsi="Consolas"/>
                 <w:b w:val="1"/>
+                <w:bCs w:val="1"/>
                 <w:color w:val="445588"/>
                 <w:shd w:fill="f8f8f8" w:val="clear"/>
                 <w:rtl w:val="0"/>
@@ -11610,6 +11342,7 @@
               <w:rPr>
                 <w:rFonts w:ascii="Consolas" w:cs="Consolas" w:eastAsia="Consolas" w:hAnsi="Consolas"/>
                 <w:b w:val="1"/>
+                <w:bCs w:val="1"/>
                 <w:color w:val="333333"/>
                 <w:shd w:fill="f8f8f8" w:val="clear"/>
                 <w:rtl w:val="0"/>
@@ -11629,6 +11362,7 @@
               <w:rPr>
                 <w:rFonts w:ascii="Consolas" w:cs="Consolas" w:eastAsia="Consolas" w:hAnsi="Consolas"/>
                 <w:b w:val="1"/>
+                <w:bCs w:val="1"/>
                 <w:color w:val="445588"/>
                 <w:shd w:fill="f8f8f8" w:val="clear"/>
                 <w:rtl w:val="0"/>
@@ -11650,6 +11384,7 @@
               <w:rPr>
                 <w:rFonts w:ascii="Consolas" w:cs="Consolas" w:eastAsia="Consolas" w:hAnsi="Consolas"/>
                 <w:b w:val="1"/>
+                <w:bCs w:val="1"/>
                 <w:color w:val="333333"/>
                 <w:shd w:fill="f8f8f8" w:val="clear"/>
                 <w:rtl w:val="0"/>
@@ -11669,6 +11404,7 @@
               <w:rPr>
                 <w:rFonts w:ascii="Consolas" w:cs="Consolas" w:eastAsia="Consolas" w:hAnsi="Consolas"/>
                 <w:b w:val="1"/>
+                <w:bCs w:val="1"/>
                 <w:color w:val="333333"/>
                 <w:shd w:fill="f8f8f8" w:val="clear"/>
                 <w:rtl w:val="0"/>
@@ -11690,6 +11426,7 @@
               <w:rPr>
                 <w:rFonts w:ascii="Consolas" w:cs="Consolas" w:eastAsia="Consolas" w:hAnsi="Consolas"/>
                 <w:b w:val="1"/>
+                <w:bCs w:val="1"/>
                 <w:color w:val="999999"/>
                 <w:shd w:fill="f8f8f8" w:val="clear"/>
                 <w:rtl w:val="0"/>
@@ -11712,6 +11449,7 @@
               <w:rPr>
                 <w:rFonts w:ascii="Consolas" w:cs="Consolas" w:eastAsia="Consolas" w:hAnsi="Consolas"/>
                 <w:b w:val="1"/>
+                <w:bCs w:val="1"/>
                 <w:color w:val="333333"/>
                 <w:shd w:fill="f8f8f8" w:val="clear"/>
                 <w:rtl w:val="0"/>
@@ -11734,6 +11472,7 @@
               <w:rPr>
                 <w:rFonts w:ascii="Consolas" w:cs="Consolas" w:eastAsia="Consolas" w:hAnsi="Consolas"/>
                 <w:b w:val="1"/>
+                <w:bCs w:val="1"/>
                 <w:color w:val="333333"/>
                 <w:shd w:fill="f8f8f8" w:val="clear"/>
                 <w:rtl w:val="0"/>
@@ -11755,6 +11494,7 @@
               <w:rPr>
                 <w:rFonts w:ascii="Consolas" w:cs="Consolas" w:eastAsia="Consolas" w:hAnsi="Consolas"/>
                 <w:b w:val="1"/>
+                <w:bCs w:val="1"/>
                 <w:color w:val="333333"/>
                 <w:shd w:fill="f8f8f8" w:val="clear"/>
                 <w:rtl w:val="0"/>
@@ -11832,6 +11572,7 @@
               <w:rPr>
                 <w:rFonts w:ascii="Consolas" w:cs="Consolas" w:eastAsia="Consolas" w:hAnsi="Consolas"/>
                 <w:b w:val="1"/>
+                <w:bCs w:val="1"/>
                 <w:color w:val="333333"/>
                 <w:shd w:fill="f8f8f8" w:val="clear"/>
                 <w:rtl w:val="0"/>
@@ -11877,6 +11618,7 @@
               <w:rPr>
                 <w:rFonts w:ascii="Consolas" w:cs="Consolas" w:eastAsia="Consolas" w:hAnsi="Consolas"/>
                 <w:b w:val="1"/>
+                <w:bCs w:val="1"/>
                 <w:color w:val="333333"/>
                 <w:shd w:fill="f8f8f8" w:val="clear"/>
                 <w:rtl w:val="0"/>
@@ -11943,7 +11685,7 @@
         <w:rPr>
           <w:rtl w:val="0"/>
         </w:rPr>
-        <w:t xml:space="preserve">4. 3. Riverpod → Moderno, escalable y desacoplado</w:t>
+        <w:t xml:space="preserve">4.3. Riverpod → Moderno, escalable y desacoplado</w:t>
       </w:r>
     </w:p>
     <w:p>
@@ -11971,11 +11713,13 @@
       <w:pPr>
         <w:rPr>
           <w:b w:val="1"/>
+          <w:bCs w:val="1"/>
         </w:rPr>
       </w:pPr>
       <w:r>
         <w:rPr>
           <w:b w:val="1"/>
+          <w:bCs w:val="1"/>
           <w:rtl w:val="0"/>
         </w:rPr>
         <w:t xml:space="preserve">Ejemplo: Definir Provider con StateNotifier</w:t>
@@ -12035,6 +11779,7 @@
               <w:rPr>
                 <w:rFonts w:ascii="Consolas" w:cs="Consolas" w:eastAsia="Consolas" w:hAnsi="Consolas"/>
                 <w:b w:val="1"/>
+                <w:bCs w:val="1"/>
                 <w:color w:val="333333"/>
                 <w:shd w:fill="f8f8f8" w:val="clear"/>
                 <w:rtl w:val="0"/>
@@ -12074,6 +11819,7 @@
               <w:rPr>
                 <w:rFonts w:ascii="Consolas" w:cs="Consolas" w:eastAsia="Consolas" w:hAnsi="Consolas"/>
                 <w:b w:val="1"/>
+                <w:bCs w:val="1"/>
                 <w:color w:val="333333"/>
                 <w:shd w:fill="f8f8f8" w:val="clear"/>
                 <w:rtl w:val="0"/>
@@ -12113,6 +11859,7 @@
               <w:rPr>
                 <w:rFonts w:ascii="Consolas" w:cs="Consolas" w:eastAsia="Consolas" w:hAnsi="Consolas"/>
                 <w:b w:val="1"/>
+                <w:bCs w:val="1"/>
                 <w:color w:val="333333"/>
                 <w:shd w:fill="f8f8f8" w:val="clear"/>
                 <w:rtl w:val="0"/>
@@ -12136,6 +11883,7 @@
               <w:rPr>
                 <w:rFonts w:ascii="Consolas" w:cs="Consolas" w:eastAsia="Consolas" w:hAnsi="Consolas"/>
                 <w:b w:val="1"/>
+                <w:bCs w:val="1"/>
                 <w:color w:val="333333"/>
                 <w:shd w:fill="f8f8f8" w:val="clear"/>
                 <w:rtl w:val="0"/>
@@ -12155,6 +11903,7 @@
               <w:rPr>
                 <w:rFonts w:ascii="Consolas" w:cs="Consolas" w:eastAsia="Consolas" w:hAnsi="Consolas"/>
                 <w:b w:val="1"/>
+                <w:bCs w:val="1"/>
                 <w:color w:val="445588"/>
                 <w:shd w:fill="f8f8f8" w:val="clear"/>
                 <w:rtl w:val="0"/>
@@ -12174,6 +11923,7 @@
               <w:rPr>
                 <w:rFonts w:ascii="Consolas" w:cs="Consolas" w:eastAsia="Consolas" w:hAnsi="Consolas"/>
                 <w:b w:val="1"/>
+                <w:bCs w:val="1"/>
                 <w:color w:val="333333"/>
                 <w:shd w:fill="f8f8f8" w:val="clear"/>
                 <w:rtl w:val="0"/>
@@ -12193,6 +11943,7 @@
               <w:rPr>
                 <w:rFonts w:ascii="Consolas" w:cs="Consolas" w:eastAsia="Consolas" w:hAnsi="Consolas"/>
                 <w:b w:val="1"/>
+                <w:bCs w:val="1"/>
                 <w:color w:val="445588"/>
                 <w:shd w:fill="f8f8f8" w:val="clear"/>
                 <w:rtl w:val="0"/>
@@ -12212,6 +11963,7 @@
               <w:rPr>
                 <w:rFonts w:ascii="Consolas" w:cs="Consolas" w:eastAsia="Consolas" w:hAnsi="Consolas"/>
                 <w:b w:val="1"/>
+                <w:bCs w:val="1"/>
                 <w:color w:val="445588"/>
                 <w:shd w:fill="f8f8f8" w:val="clear"/>
                 <w:rtl w:val="0"/>
@@ -12233,6 +11985,7 @@
               <w:rPr>
                 <w:rFonts w:ascii="Consolas" w:cs="Consolas" w:eastAsia="Consolas" w:hAnsi="Consolas"/>
                 <w:b w:val="1"/>
+                <w:bCs w:val="1"/>
                 <w:color w:val="333333"/>
                 <w:shd w:fill="f8f8f8" w:val="clear"/>
                 <w:rtl w:val="0"/>
@@ -12272,6 +12025,7 @@
               <w:rPr>
                 <w:rFonts w:ascii="Consolas" w:cs="Consolas" w:eastAsia="Consolas" w:hAnsi="Consolas"/>
                 <w:b w:val="1"/>
+                <w:bCs w:val="1"/>
                 <w:color w:val="333333"/>
                 <w:shd w:fill="f8f8f8" w:val="clear"/>
                 <w:rtl w:val="0"/>
@@ -12297,6 +12051,7 @@
               <w:rPr>
                 <w:rFonts w:ascii="Consolas" w:cs="Consolas" w:eastAsia="Consolas" w:hAnsi="Consolas"/>
                 <w:b w:val="1"/>
+                <w:bCs w:val="1"/>
                 <w:color w:val="333333"/>
                 <w:shd w:fill="f8f8f8" w:val="clear"/>
                 <w:rtl w:val="0"/>
@@ -12335,6 +12090,7 @@
               <w:rPr>
                 <w:rFonts w:ascii="Consolas" w:cs="Consolas" w:eastAsia="Consolas" w:hAnsi="Consolas"/>
                 <w:b w:val="1"/>
+                <w:bCs w:val="1"/>
                 <w:color w:val="333333"/>
                 <w:shd w:fill="f8f8f8" w:val="clear"/>
                 <w:rtl w:val="0"/>
@@ -12373,6 +12129,7 @@
               <w:rPr>
                 <w:rFonts w:ascii="Consolas" w:cs="Consolas" w:eastAsia="Consolas" w:hAnsi="Consolas"/>
                 <w:b w:val="1"/>
+                <w:bCs w:val="1"/>
                 <w:color w:val="333333"/>
                 <w:shd w:fill="f8f8f8" w:val="clear"/>
                 <w:rtl w:val="0"/>
@@ -12412,6 +12169,7 @@
               <w:rPr>
                 <w:rFonts w:ascii="Consolas" w:cs="Consolas" w:eastAsia="Consolas" w:hAnsi="Consolas"/>
                 <w:b w:val="1"/>
+                <w:bCs w:val="1"/>
                 <w:color w:val="333333"/>
                 <w:shd w:fill="f8f8f8" w:val="clear"/>
                 <w:rtl w:val="0"/>
@@ -12431,6 +12189,7 @@
               <w:rPr>
                 <w:rFonts w:ascii="Consolas" w:cs="Consolas" w:eastAsia="Consolas" w:hAnsi="Consolas"/>
                 <w:b w:val="1"/>
+                <w:bCs w:val="1"/>
                 <w:color w:val="445588"/>
                 <w:shd w:fill="f8f8f8" w:val="clear"/>
                 <w:rtl w:val="0"/>
@@ -12450,6 +12209,7 @@
               <w:rPr>
                 <w:rFonts w:ascii="Consolas" w:cs="Consolas" w:eastAsia="Consolas" w:hAnsi="Consolas"/>
                 <w:b w:val="1"/>
+                <w:bCs w:val="1"/>
                 <w:color w:val="333333"/>
                 <w:shd w:fill="f8f8f8" w:val="clear"/>
                 <w:rtl w:val="0"/>
@@ -12469,6 +12229,7 @@
               <w:rPr>
                 <w:rFonts w:ascii="Consolas" w:cs="Consolas" w:eastAsia="Consolas" w:hAnsi="Consolas"/>
                 <w:b w:val="1"/>
+                <w:bCs w:val="1"/>
                 <w:color w:val="445588"/>
                 <w:shd w:fill="f8f8f8" w:val="clear"/>
                 <w:rtl w:val="0"/>
@@ -12490,6 +12251,7 @@
               <w:rPr>
                 <w:rFonts w:ascii="Consolas" w:cs="Consolas" w:eastAsia="Consolas" w:hAnsi="Consolas"/>
                 <w:b w:val="1"/>
+                <w:bCs w:val="1"/>
                 <w:color w:val="333333"/>
                 <w:shd w:fill="f8f8f8" w:val="clear"/>
                 <w:rtl w:val="0"/>
@@ -12509,6 +12271,7 @@
               <w:rPr>
                 <w:rFonts w:ascii="Consolas" w:cs="Consolas" w:eastAsia="Consolas" w:hAnsi="Consolas"/>
                 <w:b w:val="1"/>
+                <w:bCs w:val="1"/>
                 <w:color w:val="333333"/>
                 <w:shd w:fill="f8f8f8" w:val="clear"/>
                 <w:rtl w:val="0"/>
@@ -12531,6 +12294,7 @@
               <w:rPr>
                 <w:rFonts w:ascii="Consolas" w:cs="Consolas" w:eastAsia="Consolas" w:hAnsi="Consolas"/>
                 <w:b w:val="1"/>
+                <w:bCs w:val="1"/>
                 <w:color w:val="999999"/>
                 <w:shd w:fill="f8f8f8" w:val="clear"/>
                 <w:rtl w:val="0"/>
@@ -12553,6 +12317,7 @@
               <w:rPr>
                 <w:rFonts w:ascii="Consolas" w:cs="Consolas" w:eastAsia="Consolas" w:hAnsi="Consolas"/>
                 <w:b w:val="1"/>
+                <w:bCs w:val="1"/>
                 <w:color w:val="333333"/>
                 <w:shd w:fill="f8f8f8" w:val="clear"/>
                 <w:rtl w:val="0"/>
@@ -12575,6 +12340,7 @@
               <w:rPr>
                 <w:rFonts w:ascii="Consolas" w:cs="Consolas" w:eastAsia="Consolas" w:hAnsi="Consolas"/>
                 <w:b w:val="1"/>
+                <w:bCs w:val="1"/>
                 <w:color w:val="333333"/>
                 <w:shd w:fill="f8f8f8" w:val="clear"/>
                 <w:rtl w:val="0"/>
@@ -12596,6 +12362,7 @@
               <w:rPr>
                 <w:rFonts w:ascii="Consolas" w:cs="Consolas" w:eastAsia="Consolas" w:hAnsi="Consolas"/>
                 <w:b w:val="1"/>
+                <w:bCs w:val="1"/>
                 <w:color w:val="333333"/>
                 <w:shd w:fill="f8f8f8" w:val="clear"/>
                 <w:rtl w:val="0"/>
@@ -12655,6 +12422,7 @@
               <w:rPr>
                 <w:rFonts w:ascii="Consolas" w:cs="Consolas" w:eastAsia="Consolas" w:hAnsi="Consolas"/>
                 <w:b w:val="1"/>
+                <w:bCs w:val="1"/>
                 <w:color w:val="333333"/>
                 <w:shd w:fill="f8f8f8" w:val="clear"/>
                 <w:rtl w:val="0"/>
@@ -12700,6 +12468,7 @@
               <w:rPr>
                 <w:rFonts w:ascii="Consolas" w:cs="Consolas" w:eastAsia="Consolas" w:hAnsi="Consolas"/>
                 <w:b w:val="1"/>
+                <w:bCs w:val="1"/>
                 <w:color w:val="333333"/>
                 <w:shd w:fill="f8f8f8" w:val="clear"/>
                 <w:rtl w:val="0"/>
@@ -12749,6 +12518,7 @@
       <w:r>
         <w:rPr>
           <w:b w:val="1"/>
+          <w:bCs w:val="1"/>
           <w:rtl w:val="0"/>
         </w:rPr>
         <w:t xml:space="preserve">✅ Ventajas:</w:t>
@@ -12763,6 +12533,7 @@
       <w:r>
         <w:rPr>
           <w:b w:val="1"/>
+          <w:bCs w:val="1"/>
           <w:rtl w:val="0"/>
         </w:rPr>
         <w:t xml:space="preserve">⚠️ Limitaciones:</w:t>
@@ -12814,11 +12585,13 @@
       <w:pPr>
         <w:rPr>
           <w:b w:val="1"/>
+          <w:bCs w:val="1"/>
         </w:rPr>
       </w:pPr>
       <w:r>
         <w:rPr>
           <w:b w:val="1"/>
+          <w:bCs w:val="1"/>
           <w:rtl w:val="0"/>
         </w:rPr>
         <w:t xml:space="preserve">📌 Conceptos Clave de Responsividad</w:t>
@@ -12828,11 +12601,13 @@
       <w:pPr>
         <w:rPr>
           <w:b w:val="1"/>
+          <w:bCs w:val="1"/>
         </w:rPr>
       </w:pPr>
       <w:r>
         <w:rPr>
           <w:b w:val="1"/>
+          <w:bCs w:val="1"/>
           <w:rtl w:val="0"/>
         </w:rPr>
         <w:t xml:space="preserve">🔹 MediaQuery</w:t>
@@ -12906,6 +12681,7 @@
               <w:rPr>
                 <w:rFonts w:ascii="Consolas" w:cs="Consolas" w:eastAsia="Consolas" w:hAnsi="Consolas"/>
                 <w:b w:val="1"/>
+                <w:bCs w:val="1"/>
                 <w:color w:val="333333"/>
                 <w:sz w:val="20"/>
                 <w:szCs w:val="20"/>
@@ -12930,6 +12706,7 @@
               <w:rPr>
                 <w:rFonts w:ascii="Consolas" w:cs="Consolas" w:eastAsia="Consolas" w:hAnsi="Consolas"/>
                 <w:b w:val="1"/>
+                <w:bCs w:val="1"/>
                 <w:color w:val="333333"/>
                 <w:sz w:val="20"/>
                 <w:szCs w:val="20"/>
@@ -12954,6 +12731,7 @@
               <w:rPr>
                 <w:rFonts w:ascii="Consolas" w:cs="Consolas" w:eastAsia="Consolas" w:hAnsi="Consolas"/>
                 <w:b w:val="1"/>
+                <w:bCs w:val="1"/>
                 <w:color w:val="333333"/>
                 <w:sz w:val="20"/>
                 <w:szCs w:val="20"/>
@@ -12978,6 +12756,7 @@
               <w:rPr>
                 <w:rFonts w:ascii="Consolas" w:cs="Consolas" w:eastAsia="Consolas" w:hAnsi="Consolas"/>
                 <w:b w:val="1"/>
+                <w:bCs w:val="1"/>
                 <w:color w:val="333333"/>
                 <w:sz w:val="20"/>
                 <w:szCs w:val="20"/>
@@ -13031,11 +12810,13 @@
       <w:pPr>
         <w:rPr>
           <w:b w:val="1"/>
+          <w:bCs w:val="1"/>
         </w:rPr>
       </w:pPr>
       <w:r>
         <w:rPr>
           <w:b w:val="1"/>
+          <w:bCs w:val="1"/>
           <w:rtl w:val="0"/>
         </w:rPr>
         <w:t xml:space="preserve">🔹 LayoutBuilder</w:t>
@@ -13119,6 +12900,7 @@
               <w:rPr>
                 <w:rFonts w:ascii="Consolas" w:cs="Consolas" w:eastAsia="Consolas" w:hAnsi="Consolas"/>
                 <w:b w:val="1"/>
+                <w:bCs w:val="1"/>
                 <w:color w:val="333333"/>
                 <w:shd w:fill="f8f8f8" w:val="clear"/>
                 <w:rtl w:val="0"/>
@@ -13158,6 +12940,7 @@
               <w:rPr>
                 <w:rFonts w:ascii="Consolas" w:cs="Consolas" w:eastAsia="Consolas" w:hAnsi="Consolas"/>
                 <w:b w:val="1"/>
+                <w:bCs w:val="1"/>
                 <w:color w:val="333333"/>
                 <w:shd w:fill="f8f8f8" w:val="clear"/>
                 <w:rtl w:val="0"/>
@@ -13177,6 +12960,7 @@
               <w:rPr>
                 <w:rFonts w:ascii="Consolas" w:cs="Consolas" w:eastAsia="Consolas" w:hAnsi="Consolas"/>
                 <w:i w:val="1"/>
+                <w:iCs w:val="1"/>
                 <w:color w:val="999988"/>
                 <w:shd w:fill="f8f8f8" w:val="clear"/>
                 <w:rtl w:val="0"/>
@@ -13197,6 +12981,7 @@
               <w:rPr>
                 <w:rFonts w:ascii="Consolas" w:cs="Consolas" w:eastAsia="Consolas" w:hAnsi="Consolas"/>
                 <w:b w:val="1"/>
+                <w:bCs w:val="1"/>
                 <w:color w:val="333333"/>
                 <w:shd w:fill="f8f8f8" w:val="clear"/>
                 <w:rtl w:val="0"/>
@@ -13218,6 +13003,7 @@
               <w:rPr>
                 <w:rFonts w:ascii="Consolas" w:cs="Consolas" w:eastAsia="Consolas" w:hAnsi="Consolas"/>
                 <w:b w:val="1"/>
+                <w:bCs w:val="1"/>
                 <w:color w:val="333333"/>
                 <w:shd w:fill="f8f8f8" w:val="clear"/>
                 <w:rtl w:val="0"/>
@@ -13237,6 +13023,7 @@
               <w:rPr>
                 <w:rFonts w:ascii="Consolas" w:cs="Consolas" w:eastAsia="Consolas" w:hAnsi="Consolas"/>
                 <w:i w:val="1"/>
+                <w:iCs w:val="1"/>
                 <w:color w:val="999988"/>
                 <w:shd w:fill="f8f8f8" w:val="clear"/>
                 <w:rtl w:val="0"/>
@@ -13281,6 +13068,7 @@
       <w:pPr>
         <w:rPr>
           <w:b w:val="1"/>
+          <w:bCs w:val="1"/>
         </w:rPr>
       </w:pPr>
       <w:r>
@@ -13293,11 +13081,13 @@
       <w:pPr>
         <w:rPr>
           <w:b w:val="1"/>
+          <w:bCs w:val="1"/>
         </w:rPr>
       </w:pPr>
       <w:r>
         <w:rPr>
           <w:b w:val="1"/>
+          <w:bCs w:val="1"/>
           <w:rtl w:val="0"/>
         </w:rPr>
         <w:t xml:space="preserve">🔹 Expanded y Flexible</w:t>
@@ -13381,6 +13171,7 @@
               <w:rPr>
                 <w:rFonts w:ascii="Consolas" w:cs="Consolas" w:eastAsia="Consolas" w:hAnsi="Consolas"/>
                 <w:i w:val="1"/>
+                <w:iCs w:val="1"/>
                 <w:color w:val="999988"/>
                 <w:shd w:fill="f8f8f8" w:val="clear"/>
                 <w:rtl w:val="0"/>
@@ -13425,6 +13216,7 @@
               <w:rPr>
                 <w:rFonts w:ascii="Consolas" w:cs="Consolas" w:eastAsia="Consolas" w:hAnsi="Consolas"/>
                 <w:i w:val="1"/>
+                <w:iCs w:val="1"/>
                 <w:color w:val="999988"/>
                 <w:shd w:fill="f8f8f8" w:val="clear"/>
                 <w:rtl w:val="0"/>
@@ -13491,6 +13283,7 @@
       <w:pPr>
         <w:rPr>
           <w:b w:val="1"/>
+          <w:bCs w:val="1"/>
         </w:rPr>
       </w:pPr>
       <w:r>
@@ -13503,11 +13296,13 @@
       <w:pPr>
         <w:rPr>
           <w:b w:val="1"/>
+          <w:bCs w:val="1"/>
         </w:rPr>
       </w:pPr>
       <w:r>
         <w:rPr>
           <w:b w:val="1"/>
+          <w:bCs w:val="1"/>
           <w:rtl w:val="0"/>
         </w:rPr>
         <w:t xml:space="preserve">📱 Ejemplo Práctico: App Responsiva</w:t>
@@ -13581,6 +13376,7 @@
               <w:rPr>
                 <w:rFonts w:ascii="Consolas" w:cs="Consolas" w:eastAsia="Consolas" w:hAnsi="Consolas"/>
                 <w:b w:val="1"/>
+                <w:bCs w:val="1"/>
                 <w:color w:val="333333"/>
                 <w:sz w:val="20"/>
                 <w:szCs w:val="20"/>
@@ -13604,6 +13400,7 @@
               <w:rPr>
                 <w:rFonts w:ascii="Consolas" w:cs="Consolas" w:eastAsia="Consolas" w:hAnsi="Consolas"/>
                 <w:b w:val="1"/>
+                <w:bCs w:val="1"/>
                 <w:color w:val="445588"/>
                 <w:sz w:val="20"/>
                 <w:szCs w:val="20"/>
@@ -13627,6 +13424,7 @@
               <w:rPr>
                 <w:rFonts w:ascii="Consolas" w:cs="Consolas" w:eastAsia="Consolas" w:hAnsi="Consolas"/>
                 <w:b w:val="1"/>
+                <w:bCs w:val="1"/>
                 <w:color w:val="333333"/>
                 <w:sz w:val="20"/>
                 <w:szCs w:val="20"/>
@@ -13650,6 +13448,7 @@
               <w:rPr>
                 <w:rFonts w:ascii="Consolas" w:cs="Consolas" w:eastAsia="Consolas" w:hAnsi="Consolas"/>
                 <w:b w:val="1"/>
+                <w:bCs w:val="1"/>
                 <w:color w:val="445588"/>
                 <w:sz w:val="20"/>
                 <w:szCs w:val="20"/>
@@ -13675,6 +13474,7 @@
               <w:rPr>
                 <w:rFonts w:ascii="Consolas" w:cs="Consolas" w:eastAsia="Consolas" w:hAnsi="Consolas"/>
                 <w:b w:val="1"/>
+                <w:bCs w:val="1"/>
                 <w:color w:val="999999"/>
                 <w:sz w:val="20"/>
                 <w:szCs w:val="20"/>
@@ -13701,6 +13501,7 @@
               <w:rPr>
                 <w:rFonts w:ascii="Consolas" w:cs="Consolas" w:eastAsia="Consolas" w:hAnsi="Consolas"/>
                 <w:b w:val="1"/>
+                <w:bCs w:val="1"/>
                 <w:color w:val="333333"/>
                 <w:sz w:val="20"/>
                 <w:szCs w:val="20"/>
@@ -13754,6 +13555,7 @@
               <w:rPr>
                 <w:rFonts w:ascii="Consolas" w:cs="Consolas" w:eastAsia="Consolas" w:hAnsi="Consolas"/>
                 <w:b w:val="1"/>
+                <w:bCs w:val="1"/>
                 <w:color w:val="333333"/>
                 <w:sz w:val="20"/>
                 <w:szCs w:val="20"/>
@@ -13801,6 +13603,7 @@
               <w:rPr>
                 <w:rFonts w:ascii="Consolas" w:cs="Consolas" w:eastAsia="Consolas" w:hAnsi="Consolas"/>
                 <w:i w:val="1"/>
+                <w:iCs w:val="1"/>
                 <w:color w:val="999988"/>
                 <w:sz w:val="20"/>
                 <w:szCs w:val="20"/>
@@ -13825,6 +13628,7 @@
               <w:rPr>
                 <w:rFonts w:ascii="Consolas" w:cs="Consolas" w:eastAsia="Consolas" w:hAnsi="Consolas"/>
                 <w:b w:val="1"/>
+                <w:bCs w:val="1"/>
                 <w:color w:val="333333"/>
                 <w:sz w:val="20"/>
                 <w:szCs w:val="20"/>
@@ -13882,6 +13686,7 @@
               <w:rPr>
                 <w:rFonts w:ascii="Consolas" w:cs="Consolas" w:eastAsia="Consolas" w:hAnsi="Consolas"/>
                 <w:b w:val="1"/>
+                <w:bCs w:val="1"/>
                 <w:color w:val="333333"/>
                 <w:sz w:val="20"/>
                 <w:szCs w:val="20"/>
@@ -13907,6 +13712,7 @@
               <w:rPr>
                 <w:rFonts w:ascii="Consolas" w:cs="Consolas" w:eastAsia="Consolas" w:hAnsi="Consolas"/>
                 <w:i w:val="1"/>
+                <w:iCs w:val="1"/>
                 <w:color w:val="999988"/>
                 <w:sz w:val="20"/>
                 <w:szCs w:val="20"/>
@@ -13931,6 +13737,7 @@
               <w:rPr>
                 <w:rFonts w:ascii="Consolas" w:cs="Consolas" w:eastAsia="Consolas" w:hAnsi="Consolas"/>
                 <w:b w:val="1"/>
+                <w:bCs w:val="1"/>
                 <w:color w:val="333333"/>
                 <w:sz w:val="20"/>
                 <w:szCs w:val="20"/>
@@ -13972,6 +13779,7 @@
               <w:rPr>
                 <w:rFonts w:ascii="Consolas" w:cs="Consolas" w:eastAsia="Consolas" w:hAnsi="Consolas"/>
                 <w:b w:val="1"/>
+                <w:bCs w:val="1"/>
                 <w:color w:val="333333"/>
                 <w:sz w:val="20"/>
                 <w:szCs w:val="20"/>
@@ -13995,6 +13803,7 @@
               <w:rPr>
                 <w:rFonts w:ascii="Consolas" w:cs="Consolas" w:eastAsia="Consolas" w:hAnsi="Consolas"/>
                 <w:b w:val="1"/>
+                <w:bCs w:val="1"/>
                 <w:color w:val="445588"/>
                 <w:sz w:val="20"/>
                 <w:szCs w:val="20"/>
@@ -14018,6 +13827,7 @@
               <w:rPr>
                 <w:rFonts w:ascii="Consolas" w:cs="Consolas" w:eastAsia="Consolas" w:hAnsi="Consolas"/>
                 <w:b w:val="1"/>
+                <w:bCs w:val="1"/>
                 <w:color w:val="333333"/>
                 <w:sz w:val="20"/>
                 <w:szCs w:val="20"/>
@@ -14041,6 +13851,7 @@
               <w:rPr>
                 <w:rFonts w:ascii="Consolas" w:cs="Consolas" w:eastAsia="Consolas" w:hAnsi="Consolas"/>
                 <w:b w:val="1"/>
+                <w:bCs w:val="1"/>
                 <w:color w:val="445588"/>
                 <w:sz w:val="20"/>
                 <w:szCs w:val="20"/>
@@ -14066,6 +13877,7 @@
               <w:rPr>
                 <w:rFonts w:ascii="Consolas" w:cs="Consolas" w:eastAsia="Consolas" w:hAnsi="Consolas"/>
                 <w:b w:val="1"/>
+                <w:bCs w:val="1"/>
                 <w:color w:val="333333"/>
                 <w:sz w:val="20"/>
                 <w:szCs w:val="20"/>
@@ -14113,6 +13925,7 @@
               <w:rPr>
                 <w:rFonts w:ascii="Consolas" w:cs="Consolas" w:eastAsia="Consolas" w:hAnsi="Consolas"/>
                 <w:b w:val="1"/>
+                <w:bCs w:val="1"/>
                 <w:color w:val="333333"/>
                 <w:sz w:val="20"/>
                 <w:szCs w:val="20"/>
@@ -14139,6 +13952,7 @@
               <w:rPr>
                 <w:rFonts w:ascii="Consolas" w:cs="Consolas" w:eastAsia="Consolas" w:hAnsi="Consolas"/>
                 <w:b w:val="1"/>
+                <w:bCs w:val="1"/>
                 <w:color w:val="999999"/>
                 <w:sz w:val="20"/>
                 <w:szCs w:val="20"/>
@@ -14165,6 +13979,7 @@
               <w:rPr>
                 <w:rFonts w:ascii="Consolas" w:cs="Consolas" w:eastAsia="Consolas" w:hAnsi="Consolas"/>
                 <w:b w:val="1"/>
+                <w:bCs w:val="1"/>
                 <w:color w:val="333333"/>
                 <w:sz w:val="20"/>
                 <w:szCs w:val="20"/>
@@ -14237,11 +14052,13 @@
       <w:pPr>
         <w:rPr>
           <w:b w:val="1"/>
+          <w:bCs w:val="1"/>
         </w:rPr>
       </w:pPr>
       <w:r>
         <w:rPr>
           <w:b w:val="1"/>
+          <w:bCs w:val="1"/>
           <w:rtl w:val="0"/>
         </w:rPr>
         <w:t xml:space="preserve">📐 Técnicas Avanzadas</w:t>
@@ -14251,11 +14068,13 @@
       <w:pPr>
         <w:rPr>
           <w:b w:val="1"/>
+          <w:bCs w:val="1"/>
         </w:rPr>
       </w:pPr>
       <w:r>
         <w:rPr>
           <w:b w:val="1"/>
+          <w:bCs w:val="1"/>
           <w:rtl w:val="0"/>
         </w:rPr>
         <w:t xml:space="preserve">🔹 Breakpoints personalizados</w:t>
@@ -14494,6 +14313,7 @@
       <w:pPr>
         <w:rPr>
           <w:b w:val="1"/>
+          <w:bCs w:val="1"/>
         </w:rPr>
       </w:pPr>
       <w:r>
@@ -14506,11 +14326,13 @@
       <w:pPr>
         <w:rPr>
           <w:b w:val="1"/>
+          <w:bCs w:val="1"/>
         </w:rPr>
       </w:pPr>
       <w:r>
         <w:rPr>
           <w:b w:val="1"/>
+          <w:bCs w:val="1"/>
           <w:rtl w:val="0"/>
         </w:rPr>
         <w:t xml:space="preserve">🔹 OrientationBuilder</w:t>
@@ -14594,6 +14416,7 @@
               <w:rPr>
                 <w:rFonts w:ascii="Consolas" w:cs="Consolas" w:eastAsia="Consolas" w:hAnsi="Consolas"/>
                 <w:b w:val="1"/>
+                <w:bCs w:val="1"/>
                 <w:color w:val="333333"/>
                 <w:shd w:fill="f8f8f8" w:val="clear"/>
                 <w:rtl w:val="0"/>
@@ -14640,11 +14463,13 @@
       <w:pPr>
         <w:rPr>
           <w:b w:val="1"/>
+          <w:bCs w:val="1"/>
         </w:rPr>
       </w:pPr>
       <w:r>
         <w:rPr>
           <w:b w:val="1"/>
+          <w:bCs w:val="1"/>
           <w:rtl w:val="0"/>
         </w:rPr>
         <w:t xml:space="preserve">🔹 FractionallySizedBox</w:t>
@@ -14754,6 +14579,7 @@
               <w:rPr>
                 <w:rFonts w:ascii="Consolas" w:cs="Consolas" w:eastAsia="Consolas" w:hAnsi="Consolas"/>
                 <w:i w:val="1"/>
+                <w:iCs w:val="1"/>
                 <w:color w:val="999988"/>
                 <w:shd w:fill="f8f8f8" w:val="clear"/>
                 <w:rtl w:val="0"/>
@@ -14819,11 +14645,13 @@
       <w:pPr>
         <w:rPr>
           <w:b w:val="1"/>
+          <w:bCs w:val="1"/>
         </w:rPr>
       </w:pPr>
       <w:r>
         <w:rPr>
           <w:b w:val="1"/>
+          <w:bCs w:val="1"/>
           <w:rtl w:val="0"/>
         </w:rPr>
         <w:t xml:space="preserve">✅ Buenas Prácticas en Diseño Responsivo</w:t>
@@ -14860,11 +14688,13 @@
       <w:pPr>
         <w:rPr>
           <w:b w:val="1"/>
+          <w:bCs w:val="1"/>
         </w:rPr>
       </w:pPr>
       <w:r>
         <w:rPr>
           <w:b w:val="1"/>
+          <w:bCs w:val="1"/>
           <w:rtl w:val="0"/>
         </w:rPr>
         <w:t xml:space="preserve">📊 Ejemplo Final: App de Noticias Responsiva</w:t>
@@ -14981,6 +14811,7 @@
               <w:rPr>
                 <w:rFonts w:ascii="Consolas" w:cs="Consolas" w:eastAsia="Consolas" w:hAnsi="Consolas"/>
                 <w:b w:val="1"/>
+                <w:bCs w:val="1"/>
                 <w:color w:val="333333"/>
                 <w:shd w:fill="f8f8f8" w:val="clear"/>
                 <w:rtl w:val="0"/>
@@ -15003,6 +14834,7 @@
               <w:rPr>
                 <w:rFonts w:ascii="Consolas" w:cs="Consolas" w:eastAsia="Consolas" w:hAnsi="Consolas"/>
                 <w:b w:val="1"/>
+                <w:bCs w:val="1"/>
                 <w:color w:val="333333"/>
                 <w:shd w:fill="f8f8f8" w:val="clear"/>
                 <w:rtl w:val="0"/>
@@ -15042,6 +14874,7 @@
               <w:rPr>
                 <w:rFonts w:ascii="Consolas" w:cs="Consolas" w:eastAsia="Consolas" w:hAnsi="Consolas"/>
                 <w:b w:val="1"/>
+                <w:bCs w:val="1"/>
                 <w:color w:val="333333"/>
                 <w:shd w:fill="f8f8f8" w:val="clear"/>
                 <w:rtl w:val="0"/>
@@ -15061,6 +14894,7 @@
               <w:rPr>
                 <w:rFonts w:ascii="Consolas" w:cs="Consolas" w:eastAsia="Consolas" w:hAnsi="Consolas"/>
                 <w:i w:val="1"/>
+                <w:iCs w:val="1"/>
                 <w:color w:val="999988"/>
                 <w:shd w:fill="f8f8f8" w:val="clear"/>
                 <w:rtl w:val="0"/>
@@ -15081,6 +14915,7 @@
               <w:rPr>
                 <w:rFonts w:ascii="Consolas" w:cs="Consolas" w:eastAsia="Consolas" w:hAnsi="Consolas"/>
                 <w:b w:val="1"/>
+                <w:bCs w:val="1"/>
                 <w:color w:val="333333"/>
                 <w:shd w:fill="f8f8f8" w:val="clear"/>
                 <w:rtl w:val="0"/>
@@ -15100,6 +14935,7 @@
               <w:rPr>
                 <w:rFonts w:ascii="Consolas" w:cs="Consolas" w:eastAsia="Consolas" w:hAnsi="Consolas"/>
                 <w:b w:val="1"/>
+                <w:bCs w:val="1"/>
                 <w:color w:val="333333"/>
                 <w:shd w:fill="f8f8f8" w:val="clear"/>
                 <w:rtl w:val="0"/>
@@ -15139,6 +14975,7 @@
               <w:rPr>
                 <w:rFonts w:ascii="Consolas" w:cs="Consolas" w:eastAsia="Consolas" w:hAnsi="Consolas"/>
                 <w:b w:val="1"/>
+                <w:bCs w:val="1"/>
                 <w:color w:val="333333"/>
                 <w:shd w:fill="f8f8f8" w:val="clear"/>
                 <w:rtl w:val="0"/>
@@ -15158,6 +14995,7 @@
               <w:rPr>
                 <w:rFonts w:ascii="Consolas" w:cs="Consolas" w:eastAsia="Consolas" w:hAnsi="Consolas"/>
                 <w:i w:val="1"/>
+                <w:iCs w:val="1"/>
                 <w:color w:val="999988"/>
                 <w:shd w:fill="f8f8f8" w:val="clear"/>
                 <w:rtl w:val="0"/>
@@ -15178,6 +15016,7 @@
               <w:rPr>
                 <w:rFonts w:ascii="Consolas" w:cs="Consolas" w:eastAsia="Consolas" w:hAnsi="Consolas"/>
                 <w:b w:val="1"/>
+                <w:bCs w:val="1"/>
                 <w:color w:val="333333"/>
                 <w:shd w:fill="f8f8f8" w:val="clear"/>
                 <w:rtl w:val="0"/>
@@ -15199,6 +15038,7 @@
               <w:rPr>
                 <w:rFonts w:ascii="Consolas" w:cs="Consolas" w:eastAsia="Consolas" w:hAnsi="Consolas"/>
                 <w:b w:val="1"/>
+                <w:bCs w:val="1"/>
                 <w:color w:val="333333"/>
                 <w:shd w:fill="f8f8f8" w:val="clear"/>
                 <w:rtl w:val="0"/>
@@ -15218,6 +15058,7 @@
               <w:rPr>
                 <w:rFonts w:ascii="Consolas" w:cs="Consolas" w:eastAsia="Consolas" w:hAnsi="Consolas"/>
                 <w:i w:val="1"/>
+                <w:iCs w:val="1"/>
                 <w:color w:val="999988"/>
                 <w:shd w:fill="f8f8f8" w:val="clear"/>
                 <w:rtl w:val="0"/>
@@ -15259,11 +15100,13 @@
       <w:pPr>
         <w:rPr>
           <w:b w:val="1"/>
+          <w:bCs w:val="1"/>
         </w:rPr>
       </w:pPr>
       <w:r>
         <w:rPr>
           <w:b w:val="1"/>
+          <w:bCs w:val="1"/>
           <w:rtl w:val="0"/>
         </w:rPr>
         <w:t xml:space="preserve">📊 Código Completo – Layout Responsivo Realista</w:t>
@@ -15326,6 +15169,7 @@
               <w:rPr>
                 <w:rFonts w:ascii="Consolas" w:cs="Consolas" w:eastAsia="Consolas" w:hAnsi="Consolas"/>
                 <w:b w:val="1"/>
+                <w:bCs w:val="1"/>
                 <w:color w:val="333333"/>
                 <w:sz w:val="20"/>
                 <w:szCs w:val="20"/>
@@ -15373,6 +15217,7 @@
               <w:rPr>
                 <w:rFonts w:ascii="Consolas" w:cs="Consolas" w:eastAsia="Consolas" w:hAnsi="Consolas"/>
                 <w:b w:val="1"/>
+                <w:bCs w:val="1"/>
                 <w:color w:val="333333"/>
                 <w:sz w:val="20"/>
                 <w:szCs w:val="20"/>
@@ -15406,6 +15251,7 @@
               <w:rPr>
                 <w:rFonts w:ascii="Consolas" w:cs="Consolas" w:eastAsia="Consolas" w:hAnsi="Consolas"/>
                 <w:b w:val="1"/>
+                <w:bCs w:val="1"/>
                 <w:color w:val="333333"/>
                 <w:sz w:val="20"/>
                 <w:szCs w:val="20"/>
@@ -15429,6 +15275,7 @@
               <w:rPr>
                 <w:rFonts w:ascii="Consolas" w:cs="Consolas" w:eastAsia="Consolas" w:hAnsi="Consolas"/>
                 <w:b w:val="1"/>
+                <w:bCs w:val="1"/>
                 <w:color w:val="445588"/>
                 <w:sz w:val="20"/>
                 <w:szCs w:val="20"/>
@@ -15452,6 +15299,7 @@
               <w:rPr>
                 <w:rFonts w:ascii="Consolas" w:cs="Consolas" w:eastAsia="Consolas" w:hAnsi="Consolas"/>
                 <w:b w:val="1"/>
+                <w:bCs w:val="1"/>
                 <w:color w:val="333333"/>
                 <w:sz w:val="20"/>
                 <w:szCs w:val="20"/>
@@ -15475,6 +15323,7 @@
               <w:rPr>
                 <w:rFonts w:ascii="Consolas" w:cs="Consolas" w:eastAsia="Consolas" w:hAnsi="Consolas"/>
                 <w:b w:val="1"/>
+                <w:bCs w:val="1"/>
                 <w:color w:val="445588"/>
                 <w:sz w:val="20"/>
                 <w:szCs w:val="20"/>
@@ -15500,6 +15349,7 @@
               <w:rPr>
                 <w:rFonts w:ascii="Consolas" w:cs="Consolas" w:eastAsia="Consolas" w:hAnsi="Consolas"/>
                 <w:b w:val="1"/>
+                <w:bCs w:val="1"/>
                 <w:color w:val="999999"/>
                 <w:sz w:val="20"/>
                 <w:szCs w:val="20"/>
@@ -15526,6 +15376,7 @@
               <w:rPr>
                 <w:rFonts w:ascii="Consolas" w:cs="Consolas" w:eastAsia="Consolas" w:hAnsi="Consolas"/>
                 <w:b w:val="1"/>
+                <w:bCs w:val="1"/>
                 <w:color w:val="333333"/>
                 <w:sz w:val="20"/>
                 <w:szCs w:val="20"/>
@@ -15552,6 +15403,7 @@
               <w:rPr>
                 <w:rFonts w:ascii="Consolas" w:cs="Consolas" w:eastAsia="Consolas" w:hAnsi="Consolas"/>
                 <w:b w:val="1"/>
+                <w:bCs w:val="1"/>
                 <w:color w:val="333333"/>
                 <w:sz w:val="20"/>
                 <w:szCs w:val="20"/>
@@ -15599,6 +15451,7 @@
               <w:rPr>
                 <w:rFonts w:ascii="Consolas" w:cs="Consolas" w:eastAsia="Consolas" w:hAnsi="Consolas"/>
                 <w:i w:val="1"/>
+                <w:iCs w:val="1"/>
                 <w:color w:val="999988"/>
                 <w:sz w:val="20"/>
                 <w:szCs w:val="20"/>
@@ -15623,6 +15476,7 @@
               <w:rPr>
                 <w:rFonts w:ascii="Consolas" w:cs="Consolas" w:eastAsia="Consolas" w:hAnsi="Consolas"/>
                 <w:b w:val="1"/>
+                <w:bCs w:val="1"/>
                 <w:color w:val="333333"/>
                 <w:sz w:val="20"/>
                 <w:szCs w:val="20"/>
@@ -15756,6 +15610,7 @@
               <w:rPr>
                 <w:rFonts w:ascii="Consolas" w:cs="Consolas" w:eastAsia="Consolas" w:hAnsi="Consolas"/>
                 <w:b w:val="1"/>
+                <w:bCs w:val="1"/>
                 <w:color w:val="333333"/>
                 <w:sz w:val="20"/>
                 <w:szCs w:val="20"/>
@@ -15779,6 +15634,7 @@
               <w:rPr>
                 <w:rFonts w:ascii="Consolas" w:cs="Consolas" w:eastAsia="Consolas" w:hAnsi="Consolas"/>
                 <w:b w:val="1"/>
+                <w:bCs w:val="1"/>
                 <w:color w:val="333333"/>
                 <w:sz w:val="20"/>
                 <w:szCs w:val="20"/>
@@ -15826,6 +15682,7 @@
               <w:rPr>
                 <w:rFonts w:ascii="Consolas" w:cs="Consolas" w:eastAsia="Consolas" w:hAnsi="Consolas"/>
                 <w:i w:val="1"/>
+                <w:iCs w:val="1"/>
                 <w:color w:val="999988"/>
                 <w:sz w:val="20"/>
                 <w:szCs w:val="20"/>
@@ -15850,6 +15707,7 @@
               <w:rPr>
                 <w:rFonts w:ascii="Consolas" w:cs="Consolas" w:eastAsia="Consolas" w:hAnsi="Consolas"/>
                 <w:b w:val="1"/>
+                <w:bCs w:val="1"/>
                 <w:color w:val="333333"/>
                 <w:sz w:val="20"/>
                 <w:szCs w:val="20"/>
@@ -15925,6 +15783,7 @@
               <w:rPr>
                 <w:rFonts w:ascii="Consolas" w:cs="Consolas" w:eastAsia="Consolas" w:hAnsi="Consolas"/>
                 <w:i w:val="1"/>
+                <w:iCs w:val="1"/>
                 <w:color w:val="999988"/>
                 <w:sz w:val="20"/>
                 <w:szCs w:val="20"/>
@@ -16159,6 +16018,7 @@
               <w:rPr>
                 <w:rFonts w:ascii="Consolas" w:cs="Consolas" w:eastAsia="Consolas" w:hAnsi="Consolas"/>
                 <w:b w:val="1"/>
+                <w:bCs w:val="1"/>
                 <w:color w:val="333333"/>
                 <w:sz w:val="20"/>
                 <w:szCs w:val="20"/>
@@ -16184,6 +16044,7 @@
               <w:rPr>
                 <w:rFonts w:ascii="Consolas" w:cs="Consolas" w:eastAsia="Consolas" w:hAnsi="Consolas"/>
                 <w:i w:val="1"/>
+                <w:iCs w:val="1"/>
                 <w:color w:val="999988"/>
                 <w:sz w:val="20"/>
                 <w:szCs w:val="20"/>
@@ -16208,6 +16069,7 @@
               <w:rPr>
                 <w:rFonts w:ascii="Consolas" w:cs="Consolas" w:eastAsia="Consolas" w:hAnsi="Consolas"/>
                 <w:b w:val="1"/>
+                <w:bCs w:val="1"/>
                 <w:color w:val="333333"/>
                 <w:sz w:val="20"/>
                 <w:szCs w:val="20"/>
@@ -16261,6 +16123,7 @@
               <w:rPr>
                 <w:rFonts w:ascii="Consolas" w:cs="Consolas" w:eastAsia="Consolas" w:hAnsi="Consolas"/>
                 <w:i w:val="1"/>
+                <w:iCs w:val="1"/>
                 <w:color w:val="999988"/>
                 <w:sz w:val="20"/>
                 <w:szCs w:val="20"/>
@@ -16467,6 +16330,7 @@
               <w:rPr>
                 <w:rFonts w:ascii="Consolas" w:cs="Consolas" w:eastAsia="Consolas" w:hAnsi="Consolas"/>
                 <w:i w:val="1"/>
+                <w:iCs w:val="1"/>
                 <w:color w:val="999988"/>
                 <w:sz w:val="20"/>
                 <w:szCs w:val="20"/>
@@ -16519,6 +16383,7 @@
               <w:rPr>
                 <w:rFonts w:ascii="Consolas" w:cs="Consolas" w:eastAsia="Consolas" w:hAnsi="Consolas"/>
                 <w:i w:val="1"/>
+                <w:iCs w:val="1"/>
                 <w:color w:val="999988"/>
                 <w:sz w:val="20"/>
                 <w:szCs w:val="20"/>
@@ -16721,6 +16586,7 @@
               <w:rPr>
                 <w:rFonts w:ascii="Consolas" w:cs="Consolas" w:eastAsia="Consolas" w:hAnsi="Consolas"/>
                 <w:b w:val="1"/>
+                <w:bCs w:val="1"/>
                 <w:color w:val="333333"/>
                 <w:sz w:val="20"/>
                 <w:szCs w:val="20"/>
@@ -16833,11 +16699,13 @@
       <w:pPr>
         <w:rPr>
           <w:b w:val="1"/>
+          <w:bCs w:val="1"/>
         </w:rPr>
       </w:pPr>
       <w:r>
         <w:rPr>
           <w:b w:val="1"/>
+          <w:bCs w:val="1"/>
           <w:rtl w:val="0"/>
         </w:rPr>
         <w:t xml:space="preserve">📝 Explicación</w:t>
@@ -16951,11 +16819,13 @@
       <w:pPr>
         <w:rPr>
           <w:b w:val="1"/>
+          <w:bCs w:val="1"/>
         </w:rPr>
       </w:pPr>
       <w:r>
         <w:rPr>
           <w:b w:val="1"/>
+          <w:bCs w:val="1"/>
           <w:rtl w:val="0"/>
         </w:rPr>
         <w:t xml:space="preserve">📚 Documentación Oficial</w:t>
@@ -16977,7 +16847,7 @@
         <w:br w:type="textWrapping"/>
         <w:t xml:space="preserve">🔗 </w:t>
       </w:r>
-      <w:hyperlink r:id="rId18">
+      <w:hyperlink r:id="rId17">
         <w:r>
           <w:rPr>
             <w:color w:val="1155cc"/>
@@ -17009,7 +16879,7 @@
         <w:br w:type="textWrapping"/>
         <w:t xml:space="preserve">🔗 </w:t>
       </w:r>
-      <w:hyperlink r:id="rId19">
+      <w:hyperlink r:id="rId18">
         <w:r>
           <w:rPr>
             <w:color w:val="1155cc"/>
@@ -17029,11 +16899,13 @@
       <w:pPr>
         <w:rPr>
           <w:b w:val="1"/>
+          <w:bCs w:val="1"/>
         </w:rPr>
       </w:pPr>
       <w:r>
         <w:rPr>
           <w:b w:val="1"/>
+          <w:bCs w:val="1"/>
           <w:rtl w:val="0"/>
         </w:rPr>
         <w:t xml:space="preserve">🎓 Cursos Gratuitos</w:t>
@@ -17055,7 +16927,7 @@
         <w:br w:type="textWrapping"/>
         <w:t xml:space="preserve">🔗 </w:t>
       </w:r>
-      <w:hyperlink r:id="rId20">
+      <w:hyperlink r:id="rId19">
         <w:r>
           <w:rPr>
             <w:color w:val="1155cc"/>
@@ -17087,7 +16959,7 @@
         <w:br w:type="textWrapping"/>
         <w:t xml:space="preserve">🔗 </w:t>
       </w:r>
-      <w:hyperlink r:id="rId21">
+      <w:hyperlink r:id="rId20">
         <w:r>
           <w:rPr>
             <w:color w:val="1155cc"/>
@@ -17119,7 +16991,7 @@
         <w:br w:type="textWrapping"/>
         <w:t xml:space="preserve">🔗 </w:t>
       </w:r>
-      <w:hyperlink r:id="rId22">
+      <w:hyperlink r:id="rId21">
         <w:r>
           <w:rPr>
             <w:color w:val="1155cc"/>
@@ -17139,11 +17011,13 @@
       <w:pPr>
         <w:rPr>
           <w:b w:val="1"/>
+          <w:bCs w:val="1"/>
         </w:rPr>
       </w:pPr>
       <w:r>
         <w:rPr>
           <w:b w:val="1"/>
+          <w:bCs w:val="1"/>
           <w:rtl w:val="0"/>
         </w:rPr>
         <w:t xml:space="preserve">📦 Paquetes y bibliotecas</w:t>
@@ -17165,7 +17039,7 @@
         <w:br w:type="textWrapping"/>
         <w:t xml:space="preserve">🔗 </w:t>
       </w:r>
-      <w:hyperlink r:id="rId23">
+      <w:hyperlink r:id="rId22">
         <w:r>
           <w:rPr>
             <w:color w:val="1155cc"/>
@@ -17197,7 +17071,7 @@
         <w:br w:type="textWrapping"/>
         <w:t xml:space="preserve">🔗 </w:t>
       </w:r>
-      <w:hyperlink r:id="rId24">
+      <w:hyperlink r:id="rId23">
         <w:r>
           <w:rPr>
             <w:color w:val="1155cc"/>
@@ -17217,11 +17091,13 @@
       <w:pPr>
         <w:rPr>
           <w:b w:val="1"/>
+          <w:bCs w:val="1"/>
         </w:rPr>
       </w:pPr>
       <w:r>
         <w:rPr>
           <w:b w:val="1"/>
+          <w:bCs w:val="1"/>
           <w:rtl w:val="0"/>
         </w:rPr>
         <w:t xml:space="preserve">📌 Libros</w:t>
@@ -17243,7 +17119,7 @@
         <w:br w:type="textWrapping"/>
         <w:t xml:space="preserve">🔗 </w:t>
       </w:r>
-      <w:hyperlink r:id="rId25">
+      <w:hyperlink r:id="rId24">
         <w:r>
           <w:rPr>
             <w:color w:val="1155cc"/>
@@ -17275,7 +17151,7 @@
         <w:br w:type="textWrapping"/>
         <w:t xml:space="preserve">🔗 </w:t>
       </w:r>
-      <w:hyperlink r:id="rId26">
+      <w:hyperlink r:id="rId25">
         <w:r>
           <w:rPr>
             <w:color w:val="1155cc"/>
@@ -17295,11 +17171,13 @@
       <w:pPr>
         <w:rPr>
           <w:b w:val="1"/>
+          <w:bCs w:val="1"/>
         </w:rPr>
       </w:pPr>
       <w:r>
         <w:rPr>
           <w:b w:val="1"/>
+          <w:bCs w:val="1"/>
           <w:rtl w:val="0"/>
         </w:rPr>
         <w:t xml:space="preserve">💬 Comunidad</w:t>
@@ -17321,7 +17199,7 @@
         <w:br w:type="textWrapping"/>
         <w:t xml:space="preserve">🔗 </w:t>
       </w:r>
-      <w:hyperlink r:id="rId27">
+      <w:hyperlink r:id="rId26">
         <w:r>
           <w:rPr>
             <w:color w:val="1155cc"/>
@@ -17353,7 +17231,7 @@
         <w:br w:type="textWrapping"/>
         <w:t xml:space="preserve">🔗 </w:t>
       </w:r>
-      <w:hyperlink r:id="rId28">
+      <w:hyperlink r:id="rId27">
         <w:r>
           <w:rPr>
             <w:color w:val="1155cc"/>
@@ -17385,7 +17263,7 @@
         <w:br w:type="textWrapping"/>
         <w:t xml:space="preserve">🔗 </w:t>
       </w:r>
-      <w:hyperlink r:id="rId29">
+      <w:hyperlink r:id="rId28">
         <w:r>
           <w:rPr>
             <w:color w:val="1155cc"/>
@@ -17405,11 +17283,13 @@
       <w:pPr>
         <w:rPr>
           <w:b w:val="1"/>
+          <w:bCs w:val="1"/>
         </w:rPr>
       </w:pPr>
       <w:r>
         <w:rPr>
           <w:b w:val="1"/>
+          <w:bCs w:val="1"/>
           <w:rtl w:val="0"/>
         </w:rPr>
         <w:t xml:space="preserve">🛠️ Herramientas Clave</w:t>
@@ -17431,7 +17311,7 @@
         <w:br w:type="textWrapping"/>
         <w:t xml:space="preserve">🔗 </w:t>
       </w:r>
-      <w:hyperlink r:id="rId30">
+      <w:hyperlink r:id="rId29">
         <w:r>
           <w:rPr>
             <w:color w:val="1155cc"/>
@@ -17463,7 +17343,7 @@
         <w:br w:type="textWrapping"/>
         <w:t xml:space="preserve">🔗 </w:t>
       </w:r>
-      <w:hyperlink r:id="rId31">
+      <w:hyperlink r:id="rId30">
         <w:r>
           <w:rPr>
             <w:color w:val="1155cc"/>
@@ -17495,7 +17375,7 @@
         <w:br w:type="textWrapping"/>
         <w:t xml:space="preserve">🔗 </w:t>
       </w:r>
-      <w:hyperlink r:id="rId32">
+      <w:hyperlink r:id="rId31">
         <w:r>
           <w:rPr>
             <w:color w:val="1155cc"/>
@@ -17527,7 +17407,7 @@
         <w:br w:type="textWrapping"/>
         <w:t xml:space="preserve">🔗 </w:t>
       </w:r>
-      <w:hyperlink r:id="rId33">
+      <w:hyperlink r:id="rId32">
         <w:r>
           <w:rPr>
             <w:color w:val="1155cc"/>
@@ -17547,11 +17427,13 @@
       <w:pPr>
         <w:rPr>
           <w:b w:val="1"/>
+          <w:bCs w:val="1"/>
         </w:rPr>
       </w:pPr>
       <w:r>
         <w:rPr>
           <w:b w:val="1"/>
+          <w:bCs w:val="1"/>
           <w:rtl w:val="0"/>
         </w:rPr>
         <w:t xml:space="preserve">🌟 Extra: Proyectos Open-Source</w:t>
@@ -17573,7 +17455,7 @@
         <w:br w:type="textWrapping"/>
         <w:t xml:space="preserve">🔗 </w:t>
       </w:r>
-      <w:hyperlink r:id="rId34">
+      <w:hyperlink r:id="rId33">
         <w:r>
           <w:rPr>
             <w:color w:val="1155cc"/>
@@ -17590,10 +17472,10 @@
       </w:r>
     </w:p>
     <w:sectPr>
-      <w:headerReference r:id="rId35" w:type="default"/>
-      <w:headerReference r:id="rId36" w:type="first"/>
-      <w:footerReference r:id="rId37" w:type="default"/>
-      <w:footerReference r:id="rId38" w:type="first"/>
+      <w:headerReference r:id="rId34" w:type="default"/>
+      <w:headerReference r:id="rId35" w:type="first"/>
+      <w:footerReference r:id="rId36" w:type="default"/>
+      <w:footerReference r:id="rId37" w:type="first"/>
       <w:pgSz w:h="16838" w:w="11906" w:orient="portrait"/>
       <w:pgMar w:bottom="1106.574803149607" w:top="1133.8582677165355" w:left="1133.8582677165355" w:right="1133.8582677165355" w:header="0" w:footer="0"/>
       <w:pgNumType w:start="1"/>
@@ -17771,7 +17653,7 @@
       <w:t xml:space="preserve">Desarrollo de Interfaces</w:t>
       <w:tab/>
       <w:tab/>
-      <w:t xml:space="preserve">Unidad 11. Navegación, estado  y responsive en Flutter</w:t>
+      <w:t xml:space="preserve">Unidad 11. Navegación, estado y responsive en Flutter</w:t>
     </w:r>
     <w:r>
       <w:rPr>
@@ -21074,6 +20956,7 @@
     <w:rPr>
       <w:rFonts w:ascii="Arial" w:cs="Arial" w:eastAsia="Arial" w:hAnsi="Arial"/>
       <w:b w:val="0"/>
+      <w:bCs w:val="0"/>
       <w:smallCaps w:val="0"/>
       <w:color w:val="669966"/>
       <w:sz w:val="22"/>
@@ -21094,7 +20977,9 @@
     <w:rPr>
       <w:rFonts w:ascii="Arial" w:cs="Arial" w:eastAsia="Arial" w:hAnsi="Arial"/>
       <w:b w:val="1"/>
+      <w:bCs w:val="1"/>
       <w:i w:val="1"/>
+      <w:iCs w:val="1"/>
       <w:smallCaps w:val="0"/>
       <w:sz w:val="21"/>
       <w:szCs w:val="21"/>
@@ -21115,6 +21000,7 @@
     <w:rPr>
       <w:rFonts w:ascii="Arial" w:cs="Arial" w:eastAsia="Arial" w:hAnsi="Arial"/>
       <w:b w:val="1"/>
+      <w:bCs w:val="1"/>
       <w:smallCaps w:val="1"/>
       <w:sz w:val="24"/>
       <w:szCs w:val="24"/>
@@ -21132,6 +21018,7 @@
     </w:pPr>
     <w:rPr>
       <w:b w:val="1"/>
+      <w:bCs w:val="1"/>
       <w:sz w:val="20"/>
       <w:szCs w:val="20"/>
     </w:rPr>
@@ -21148,6 +21035,7 @@
     </w:pPr>
     <w:rPr>
       <w:b w:val="1"/>
+      <w:bCs w:val="1"/>
       <w:sz w:val="72"/>
       <w:szCs w:val="72"/>
     </w:rPr>
@@ -21165,6 +21053,7 @@
     <w:rPr>
       <w:rFonts w:ascii="Georgia" w:cs="Georgia" w:eastAsia="Georgia" w:hAnsi="Georgia"/>
       <w:i w:val="1"/>
+      <w:iCs w:val="1"/>
       <w:color w:val="666666"/>
       <w:sz w:val="48"/>
       <w:szCs w:val="48"/>

--- a/Unidad 11 - Navegación, estado y responsive en Flutter/Unidad 11 - Navegación, estado y responsive en Flutter.docx
+++ b/Unidad 11 - Navegación, estado y responsive en Flutter/Unidad 11 - Navegación, estado y responsive en Flutter.docx
@@ -75,12 +75,12 @@
             <wp:extent cx="6120000" cy="723900"/>
             <wp:effectExtent b="0" l="0" r="0" t="0"/>
             <wp:wrapSquare wrapText="bothSides" distB="114300" distT="114300" distL="114300" distR="114300"/>
-            <wp:docPr id="4" name="image1.png"/>
+            <wp:docPr id="4" name="image4.png"/>
             <a:graphic>
               <a:graphicData uri="http://schemas.openxmlformats.org/drawingml/2006/picture">
                 <pic:pic>
                   <pic:nvPicPr>
-                    <pic:cNvPr id="0" name="image1.png"/>
+                    <pic:cNvPr id="0" name="image4.png"/>
                     <pic:cNvPicPr preferRelativeResize="0"/>
                   </pic:nvPicPr>
                   <pic:blipFill>
@@ -114,12 +114,12 @@
           <wp:inline distB="114300" distT="114300" distL="114300" distR="114300">
             <wp:extent cx="447675" cy="57150"/>
             <wp:effectExtent b="0" l="0" r="0" t="0"/>
-            <wp:docPr descr="short line" id="2" name="image4.png"/>
+            <wp:docPr descr="short line" id="2" name="image3.png"/>
             <a:graphic>
               <a:graphicData uri="http://schemas.openxmlformats.org/drawingml/2006/picture">
                 <pic:pic>
                   <pic:nvPicPr>
-                    <pic:cNvPr descr="short line" id="0" name="image4.png"/>
+                    <pic:cNvPr descr="short line" id="0" name="image3.png"/>
                     <pic:cNvPicPr preferRelativeResize="0"/>
                   </pic:nvPicPr>
                   <pic:blipFill>
@@ -434,12 +434,12 @@
             <wp:extent cx="922564" cy="322898"/>
             <wp:effectExtent b="0" l="0" r="0" t="0"/>
             <wp:wrapSquare wrapText="bothSides" distB="57150" distT="57150" distL="57150" distR="57150"/>
-            <wp:docPr id="1" name="image3.png"/>
+            <wp:docPr id="1" name="image1.png"/>
             <a:graphic>
               <a:graphicData uri="http://schemas.openxmlformats.org/drawingml/2006/picture">
                 <pic:pic>
                   <pic:nvPicPr>
-                    <pic:cNvPr id="0" name="image3.png"/>
+                    <pic:cNvPr id="0" name="image1.png"/>
                     <pic:cNvPicPr preferRelativeResize="0"/>
                   </pic:nvPicPr>
                   <pic:blipFill>
@@ -701,7 +701,7 @@
     </w:p>
     <w:sdt>
       <w:sdtPr>
-        <w:id w:val="-857913780"/>
+        <w:id w:val="-406541573"/>
         <w:docPartObj>
           <w:docPartGallery w:val="Table of Contents"/>
           <w:docPartUnique w:val="1"/>
@@ -1125,7 +1125,7 @@
               </w:rPr>
               <w:t xml:space="preserve">3.5. Buenas prácticas y cuándo usar cada técnica</w:t>
               <w:tab/>
-              <w:t xml:space="preserve">13</w:t>
+              <w:t xml:space="preserve">14</w:t>
             </w:r>
           </w:hyperlink>
           <w:r>
@@ -1177,7 +1177,7 @@
               </w:rPr>
               <w:t xml:space="preserve">4. Gestión de estado en Flutter</w:t>
               <w:tab/>
-              <w:t xml:space="preserve">13</w:t>
+              <w:t xml:space="preserve">14</w:t>
             </w:r>
           </w:hyperlink>
           <w:r>
@@ -1230,7 +1230,7 @@
               </w:rPr>
               <w:t xml:space="preserve">4.1. setState() → Estado Local</w:t>
               <w:tab/>
-              <w:t xml:space="preserve">14</w:t>
+              <w:t xml:space="preserve">15</w:t>
             </w:r>
           </w:hyperlink>
           <w:r>
@@ -1283,7 +1283,7 @@
               </w:rPr>
               <w:t xml:space="preserve">4.2. Provider → Estado Global</w:t>
               <w:tab/>
-              <w:t xml:space="preserve">15</w:t>
+              <w:t xml:space="preserve">16</w:t>
             </w:r>
           </w:hyperlink>
           <w:r>
@@ -1336,7 +1336,7 @@
               </w:rPr>
               <w:t xml:space="preserve">4.3. Riverpod → Moderno, escalable y desacoplado</w:t>
               <w:tab/>
-              <w:t xml:space="preserve">16</w:t>
+              <w:t xml:space="preserve">17</w:t>
             </w:r>
           </w:hyperlink>
           <w:r>
@@ -1440,7 +1440,7 @@
               </w:rPr>
               <w:t xml:space="preserve">6. Recursos recomendados para aprender Flutter</w:t>
               <w:tab/>
-              <w:t xml:space="preserve">23</w:t>
+              <w:t xml:space="preserve">24</w:t>
             </w:r>
           </w:hyperlink>
           <w:r>
@@ -2071,6 +2071,417 @@
       <w:pPr>
         <w:numPr>
           <w:ilvl w:val="0"/>
+          <w:numId w:val="27"/>
+        </w:numPr>
+        <w:spacing w:after="0" w:afterAutospacing="0" w:before="240" w:lineRule="auto"/>
+        <w:ind w:left="720" w:hanging="360"/>
+        <w:jc w:val="left"/>
+      </w:pPr>
+      <w:r>
+        <w:rPr>
+          <w:b w:val="1"/>
+          <w:bCs w:val="1"/>
+          <w:rtl w:val="0"/>
+        </w:rPr>
+        <w:t xml:space="preserve">Model → la cocina</w:t>
+      </w:r>
+      <w:r>
+        <w:rPr>
+          <w:rtl w:val="0"/>
+        </w:rPr>
+        <w:t xml:space="preserve">: donde están los ingredientes y se preparan los platos (los datos).</w:t>
+      </w:r>
+    </w:p>
+    <w:p>
+      <w:pPr>
+        <w:numPr>
+          <w:ilvl w:val="0"/>
+          <w:numId w:val="27"/>
+        </w:numPr>
+        <w:spacing w:after="0" w:afterAutospacing="0" w:before="0" w:beforeAutospacing="0" w:lineRule="auto"/>
+        <w:ind w:left="720" w:hanging="360"/>
+        <w:jc w:val="left"/>
+      </w:pPr>
+      <w:r>
+        <w:rPr>
+          <w:b w:val="1"/>
+          <w:bCs w:val="1"/>
+          <w:rtl w:val="0"/>
+        </w:rPr>
+        <w:t xml:space="preserve">View → el comedor</w:t>
+      </w:r>
+      <w:r>
+        <w:rPr>
+          <w:rtl w:val="0"/>
+        </w:rPr>
+        <w:t xml:space="preserve">: los clientes ven el menú y disfrutan la comida (la interfaz de usuario).</w:t>
+      </w:r>
+    </w:p>
+    <w:p>
+      <w:pPr>
+        <w:numPr>
+          <w:ilvl w:val="0"/>
+          <w:numId w:val="27"/>
+        </w:numPr>
+        <w:spacing w:after="240" w:before="0" w:beforeAutospacing="0" w:lineRule="auto"/>
+        <w:ind w:left="720" w:hanging="360"/>
+        <w:jc w:val="left"/>
+      </w:pPr>
+      <w:r>
+        <w:rPr>
+          <w:b w:val="1"/>
+          <w:bCs w:val="1"/>
+          <w:rtl w:val="0"/>
+        </w:rPr>
+        <w:t xml:space="preserve">ViewModel → el camarero</w:t>
+      </w:r>
+      <w:r>
+        <w:rPr>
+          <w:rtl w:val="0"/>
+        </w:rPr>
+        <w:t xml:space="preserve">: recibe el pedido del cliente, lo comunica a la cocina, y luego entrega el plato listo.</w:t>
+      </w:r>
+    </w:p>
+    <w:p>
+      <w:pPr>
+        <w:spacing w:after="240" w:before="240" w:lineRule="auto"/>
+        <w:jc w:val="left"/>
+        <w:rPr/>
+      </w:pPr>
+      <w:r>
+        <w:rPr>
+          <w:rtl w:val="0"/>
+        </w:rPr>
+        <w:t xml:space="preserve">👉 El punto clave es que el cliente </w:t>
+      </w:r>
+      <w:r>
+        <w:rPr>
+          <w:b w:val="1"/>
+          <w:bCs w:val="1"/>
+          <w:rtl w:val="0"/>
+        </w:rPr>
+        <w:t xml:space="preserve">nunca habla directamente con la cocina</w:t>
+      </w:r>
+      <w:r>
+        <w:rPr>
+          <w:rtl w:val="0"/>
+        </w:rPr>
+        <w:t xml:space="preserve">. Del mismo modo, en Flutter la View nunca accede directamente a los datos, sino que se comunica siempre a través del ViewModel.</w:t>
+      </w:r>
+    </w:p>
+    <w:p>
+      <w:pPr>
+        <w:keepNext w:val="0"/>
+        <w:spacing w:after="80" w:before="280" w:lineRule="auto"/>
+        <w:ind w:left="0"/>
+        <w:rPr>
+          <w:b w:val="1"/>
+          <w:bCs w:val="1"/>
+        </w:rPr>
+      </w:pPr>
+      <w:r>
+        <w:rPr>
+          <w:b w:val="1"/>
+          <w:bCs w:val="1"/>
+          <w:rtl w:val="0"/>
+        </w:rPr>
+        <w:t xml:space="preserve">💡 ¿Por qué usar MVVM en Flutter?</w:t>
+      </w:r>
+    </w:p>
+    <w:p>
+      <w:pPr>
+        <w:spacing w:after="240" w:before="240" w:lineRule="auto"/>
+        <w:jc w:val="left"/>
+        <w:rPr/>
+      </w:pPr>
+      <w:r>
+        <w:rPr>
+          <w:rtl w:val="0"/>
+        </w:rPr>
+        <w:t xml:space="preserve">Flutter permite crear interfaces muy rápido, pero si no organizamos el código, acabamos con:</w:t>
+      </w:r>
+    </w:p>
+    <w:p>
+      <w:pPr>
+        <w:numPr>
+          <w:ilvl w:val="0"/>
+          <w:numId w:val="20"/>
+        </w:numPr>
+        <w:spacing w:after="0" w:afterAutospacing="0" w:before="240" w:lineRule="auto"/>
+        <w:ind w:left="720" w:hanging="360"/>
+        <w:jc w:val="left"/>
+      </w:pPr>
+      <w:r>
+        <w:rPr>
+          <w:rtl w:val="0"/>
+        </w:rPr>
+        <w:t xml:space="preserve">Widgets que mezclan </w:t>
+      </w:r>
+      <w:r>
+        <w:rPr>
+          <w:b w:val="1"/>
+          <w:bCs w:val="1"/>
+          <w:rtl w:val="0"/>
+        </w:rPr>
+        <w:t xml:space="preserve">UI + lógica + estado</w:t>
+      </w:r>
+      <w:r>
+        <w:rPr>
+          <w:rtl w:val="0"/>
+        </w:rPr>
+        <w:t xml:space="preserve"> en el mismo archivo.</w:t>
+      </w:r>
+    </w:p>
+    <w:p>
+      <w:pPr>
+        <w:numPr>
+          <w:ilvl w:val="0"/>
+          <w:numId w:val="20"/>
+        </w:numPr>
+        <w:spacing w:after="0" w:afterAutospacing="0" w:before="0" w:beforeAutospacing="0" w:lineRule="auto"/>
+        <w:ind w:left="720" w:hanging="360"/>
+        <w:jc w:val="left"/>
+      </w:pPr>
+      <w:r>
+        <w:rPr>
+          <w:rtl w:val="0"/>
+        </w:rPr>
+        <w:t xml:space="preserve">Dificultad para </w:t>
+      </w:r>
+      <w:r>
+        <w:rPr>
+          <w:b w:val="1"/>
+          <w:bCs w:val="1"/>
+          <w:rtl w:val="0"/>
+        </w:rPr>
+        <w:t xml:space="preserve">escalar</w:t>
+      </w:r>
+      <w:r>
+        <w:rPr>
+          <w:rtl w:val="0"/>
+        </w:rPr>
+        <w:t xml:space="preserve"> el proyecto.</w:t>
+      </w:r>
+    </w:p>
+    <w:p>
+      <w:pPr>
+        <w:numPr>
+          <w:ilvl w:val="0"/>
+          <w:numId w:val="20"/>
+        </w:numPr>
+        <w:spacing w:after="0" w:afterAutospacing="0" w:before="0" w:beforeAutospacing="0" w:lineRule="auto"/>
+        <w:ind w:left="720" w:hanging="360"/>
+        <w:jc w:val="left"/>
+      </w:pPr>
+      <w:r>
+        <w:rPr>
+          <w:rtl w:val="0"/>
+        </w:rPr>
+        <w:t xml:space="preserve">Código </w:t>
+      </w:r>
+      <w:r>
+        <w:rPr>
+          <w:b w:val="1"/>
+          <w:bCs w:val="1"/>
+          <w:rtl w:val="0"/>
+        </w:rPr>
+        <w:t xml:space="preserve">poco reutilizable</w:t>
+      </w:r>
+      <w:r>
+        <w:rPr>
+          <w:rtl w:val="0"/>
+        </w:rPr>
+        <w:t xml:space="preserve">.</w:t>
+      </w:r>
+    </w:p>
+    <w:p>
+      <w:pPr>
+        <w:numPr>
+          <w:ilvl w:val="0"/>
+          <w:numId w:val="20"/>
+        </w:numPr>
+        <w:spacing w:after="240" w:before="0" w:beforeAutospacing="0" w:lineRule="auto"/>
+        <w:ind w:left="720" w:hanging="360"/>
+        <w:jc w:val="left"/>
+      </w:pPr>
+      <w:r>
+        <w:rPr>
+          <w:rtl w:val="0"/>
+        </w:rPr>
+        <w:t xml:space="preserve">Problemas de </w:t>
+      </w:r>
+      <w:r>
+        <w:rPr>
+          <w:b w:val="1"/>
+          <w:bCs w:val="1"/>
+          <w:rtl w:val="0"/>
+        </w:rPr>
+        <w:t xml:space="preserve">testabilidad</w:t>
+      </w:r>
+      <w:r>
+        <w:rPr>
+          <w:rtl w:val="0"/>
+        </w:rPr>
+        <w:t xml:space="preserve">, ya que la lógica depende de la UI.</w:t>
+      </w:r>
+    </w:p>
+    <w:p>
+      <w:pPr>
+        <w:spacing w:after="240" w:before="240" w:lineRule="auto"/>
+        <w:jc w:val="left"/>
+        <w:rPr/>
+      </w:pPr>
+      <w:r>
+        <w:rPr>
+          <w:rtl w:val="0"/>
+        </w:rPr>
+        <w:t xml:space="preserve">Con MVVM ganamos:</w:t>
+      </w:r>
+    </w:p>
+    <w:p>
+      <w:pPr>
+        <w:spacing w:after="240" w:before="240" w:lineRule="auto"/>
+        <w:jc w:val="left"/>
+        <w:rPr>
+          <w:b w:val="1"/>
+          <w:bCs w:val="1"/>
+        </w:rPr>
+      </w:pPr>
+      <w:r>
+        <w:rPr>
+          <w:rtl w:val="0"/>
+        </w:rPr>
+        <w:t xml:space="preserve">✅ </w:t>
+      </w:r>
+      <w:r>
+        <w:rPr>
+          <w:b w:val="1"/>
+          <w:bCs w:val="1"/>
+          <w:rtl w:val="0"/>
+        </w:rPr>
+        <w:t xml:space="preserve">Separación de responsabilidades</w:t>
+      </w:r>
+    </w:p>
+    <w:p>
+      <w:pPr>
+        <w:numPr>
+          <w:ilvl w:val="0"/>
+          <w:numId w:val="11"/>
+        </w:numPr>
+        <w:spacing w:after="0" w:afterAutospacing="0" w:before="240" w:lineRule="auto"/>
+        <w:ind w:left="720" w:hanging="360"/>
+        <w:jc w:val="left"/>
+      </w:pPr>
+      <w:r>
+        <w:rPr>
+          <w:rtl w:val="0"/>
+        </w:rPr>
+        <w:t xml:space="preserve">La View se centra en mostrar datos.</w:t>
+      </w:r>
+    </w:p>
+    <w:p>
+      <w:pPr>
+        <w:numPr>
+          <w:ilvl w:val="0"/>
+          <w:numId w:val="11"/>
+        </w:numPr>
+        <w:spacing w:after="0" w:afterAutospacing="0" w:before="0" w:beforeAutospacing="0" w:lineRule="auto"/>
+        <w:ind w:left="720" w:hanging="360"/>
+        <w:jc w:val="left"/>
+      </w:pPr>
+      <w:r>
+        <w:rPr>
+          <w:rtl w:val="0"/>
+        </w:rPr>
+        <w:t xml:space="preserve">El ViewModel en manejar la lógica y el estado.</w:t>
+      </w:r>
+    </w:p>
+    <w:p>
+      <w:pPr>
+        <w:numPr>
+          <w:ilvl w:val="0"/>
+          <w:numId w:val="11"/>
+        </w:numPr>
+        <w:spacing w:after="240" w:before="0" w:beforeAutospacing="0" w:lineRule="auto"/>
+        <w:ind w:left="720" w:hanging="360"/>
+        <w:jc w:val="left"/>
+      </w:pPr>
+      <w:r>
+        <w:rPr>
+          <w:rtl w:val="0"/>
+        </w:rPr>
+        <w:t xml:space="preserve">El Model en gestionar los datos.</w:t>
+      </w:r>
+    </w:p>
+    <w:p>
+      <w:pPr>
+        <w:spacing w:after="240" w:before="240" w:lineRule="auto"/>
+        <w:jc w:val="left"/>
+        <w:rPr>
+          <w:b w:val="1"/>
+          <w:bCs w:val="1"/>
+        </w:rPr>
+      </w:pPr>
+      <w:r>
+        <w:rPr>
+          <w:rtl w:val="0"/>
+        </w:rPr>
+        <w:t xml:space="preserve">✅ </w:t>
+      </w:r>
+      <w:r>
+        <w:rPr>
+          <w:b w:val="1"/>
+          <w:bCs w:val="1"/>
+          <w:rtl w:val="0"/>
+        </w:rPr>
+        <w:t xml:space="preserve">Consistencia</w:t>
+      </w:r>
+    </w:p>
+    <w:p>
+      <w:pPr>
+        <w:numPr>
+          <w:ilvl w:val="0"/>
+          <w:numId w:val="22"/>
+        </w:numPr>
+        <w:spacing w:after="240" w:before="240" w:lineRule="auto"/>
+        <w:ind w:left="720" w:hanging="360"/>
+        <w:jc w:val="left"/>
+      </w:pPr>
+      <w:r>
+        <w:rPr>
+          <w:rtl w:val="0"/>
+        </w:rPr>
+        <w:t xml:space="preserve">Todas las pantallas siguen una estructura clara y predecible.</w:t>
+      </w:r>
+    </w:p>
+    <w:p>
+      <w:pPr>
+        <w:spacing w:after="240" w:before="240" w:lineRule="auto"/>
+        <w:jc w:val="left"/>
+        <w:rPr>
+          <w:b w:val="1"/>
+          <w:bCs w:val="1"/>
+        </w:rPr>
+      </w:pPr>
+      <w:r>
+        <w:rPr>
+          <w:rtl w:val="0"/>
+        </w:rPr>
+        <w:t xml:space="preserve">✅ </w:t>
+      </w:r>
+      <w:r>
+        <w:rPr>
+          <w:b w:val="1"/>
+          <w:bCs w:val="1"/>
+          <w:rtl w:val="0"/>
+        </w:rPr>
+        <w:t xml:space="preserve">Código mantenible y flexible</w:t>
+      </w:r>
+    </w:p>
+    <w:p>
+      <w:pPr>
+        <w:numPr>
+          <w:ilvl w:val="0"/>
           <w:numId w:val="26"/>
         </w:numPr>
         <w:spacing w:after="0" w:afterAutospacing="0" w:before="240" w:lineRule="auto"/>
@@ -2079,42 +2490,9 @@
       </w:pPr>
       <w:r>
         <w:rPr>
-          <w:b w:val="1"/>
-          <w:bCs w:val="1"/>
-          <w:rtl w:val="0"/>
-        </w:rPr>
-        <w:t xml:space="preserve">Model → la cocina</w:t>
-      </w:r>
-      <w:r>
-        <w:rPr>
-          <w:rtl w:val="0"/>
-        </w:rPr>
-        <w:t xml:space="preserve">: donde están los ingredientes y se preparan los platos (los datos).</w:t>
-      </w:r>
-    </w:p>
-    <w:p>
-      <w:pPr>
-        <w:numPr>
-          <w:ilvl w:val="0"/>
-          <w:numId w:val="26"/>
-        </w:numPr>
-        <w:spacing w:after="0" w:afterAutospacing="0" w:before="0" w:beforeAutospacing="0" w:lineRule="auto"/>
-        <w:ind w:left="720" w:hanging="360"/>
-        <w:jc w:val="left"/>
-      </w:pPr>
-      <w:r>
-        <w:rPr>
-          <w:b w:val="1"/>
-          <w:bCs w:val="1"/>
-          <w:rtl w:val="0"/>
-        </w:rPr>
-        <w:t xml:space="preserve">View → el comedor</w:t>
-      </w:r>
-      <w:r>
-        <w:rPr>
-          <w:rtl w:val="0"/>
-        </w:rPr>
-        <w:t xml:space="preserve">: los clientes ven el menú y disfrutan la comida (la interfaz de usuario).</w:t>
+          <w:rtl w:val="0"/>
+        </w:rPr>
+        <w:t xml:space="preserve">Cambiar la UI no rompe la lógica.</w:t>
       </w:r>
     </w:p>
     <w:p>
@@ -2129,17 +2507,9 @@
       </w:pPr>
       <w:r>
         <w:rPr>
-          <w:b w:val="1"/>
-          <w:bCs w:val="1"/>
-          <w:rtl w:val="0"/>
-        </w:rPr>
-        <w:t xml:space="preserve">ViewModel → el camarero</w:t>
-      </w:r>
-      <w:r>
-        <w:rPr>
-          <w:rtl w:val="0"/>
-        </w:rPr>
-        <w:t xml:space="preserve">: recibe el pedido del cliente, lo comunica a la cocina, y luego entrega el plato listo.</w:t>
+          <w:rtl w:val="0"/>
+        </w:rPr>
+        <w:t xml:space="preserve">Modificar una API no obliga a rehacer la interfaz.</w:t>
       </w:r>
     </w:p>
     <w:p>
@@ -2152,7 +2522,7 @@
         <w:rPr>
           <w:rtl w:val="0"/>
         </w:rPr>
-        <w:t xml:space="preserve">👉 El punto clave es que el cliente </w:t>
+        <w:t xml:space="preserve">En Flutter, el </w:t>
       </w:r>
       <w:r>
         <w:rPr>
@@ -2160,52 +2530,87 @@
           <w:bCs w:val="1"/>
           <w:rtl w:val="0"/>
         </w:rPr>
-        <w:t xml:space="preserve">nunca habla directamente con la cocina</w:t>
-      </w:r>
-      <w:r>
-        <w:rPr>
-          <w:rtl w:val="0"/>
-        </w:rPr>
-        <w:t xml:space="preserve">. Del mismo modo, en Flutter la View nunca accede directamente a los datos, sino que se comunica siempre a través del ViewModel.</w:t>
-      </w:r>
-    </w:p>
-    <w:p>
-      <w:pPr>
-        <w:keepNext w:val="0"/>
-        <w:spacing w:after="80" w:before="280" w:lineRule="auto"/>
-        <w:ind w:left="0"/>
+        <w:t xml:space="preserve">ViewModel suele implementarse con herramientas de gestión de estado</w:t>
+      </w:r>
+      <w:r>
+        <w:rPr>
+          <w:rtl w:val="0"/>
+        </w:rPr>
+        <w:t xml:space="preserve"> como </w:t>
+      </w:r>
+      <w:r>
         <w:rPr>
           <w:b w:val="1"/>
           <w:bCs w:val="1"/>
-        </w:rPr>
-      </w:pPr>
+          <w:rtl w:val="0"/>
+        </w:rPr>
+        <w:t xml:space="preserve">Provider</w:t>
+      </w:r>
+      <w:r>
+        <w:rPr>
+          <w:rtl w:val="0"/>
+        </w:rPr>
+        <w:t xml:space="preserve">, </w:t>
+      </w:r>
       <w:r>
         <w:rPr>
           <w:b w:val="1"/>
           <w:bCs w:val="1"/>
           <w:rtl w:val="0"/>
         </w:rPr>
-        <w:t xml:space="preserve">💡 ¿Por qué usar MVVM en Flutter?</w:t>
-      </w:r>
-    </w:p>
-    <w:p>
-      <w:pPr>
-        <w:spacing w:after="240" w:before="240" w:lineRule="auto"/>
-        <w:jc w:val="left"/>
-        <w:rPr/>
-      </w:pPr>
-      <w:r>
-        <w:rPr>
-          <w:rtl w:val="0"/>
-        </w:rPr>
-        <w:t xml:space="preserve">Flutter permite crear interfaces muy rápido, pero si no organizamos el código, acabamos con:</w:t>
+        <w:t xml:space="preserve">Riverpod</w:t>
+      </w:r>
+      <w:r>
+        <w:rPr>
+          <w:rtl w:val="0"/>
+        </w:rPr>
+        <w:t xml:space="preserve"> o </w:t>
+      </w:r>
+      <w:r>
+        <w:rPr>
+          <w:b w:val="1"/>
+          <w:bCs w:val="1"/>
+          <w:rtl w:val="0"/>
+        </w:rPr>
+        <w:t xml:space="preserve">Bloc</w:t>
+      </w:r>
+      <w:r>
+        <w:rPr>
+          <w:rtl w:val="0"/>
+        </w:rPr>
+        <w:t xml:space="preserve">, que permiten que la UI reaccione automáticamente a los cambios de datos.</w:t>
+      </w:r>
+      <w:r>
+        <w:rPr>
+          <w:rtl w:val="0"/>
+        </w:rPr>
+      </w:r>
+    </w:p>
+    <w:p>
+      <w:pPr>
+        <w:keepNext w:val="0"/>
+        <w:spacing w:after="80" w:before="360" w:lineRule="auto"/>
+        <w:ind w:left="0"/>
+        <w:jc w:val="both"/>
+        <w:rPr>
+          <w:b w:val="1"/>
+          <w:bCs w:val="1"/>
+        </w:rPr>
+      </w:pPr>
+      <w:r>
+        <w:rPr>
+          <w:b w:val="1"/>
+          <w:bCs w:val="1"/>
+          <w:rtl w:val="0"/>
+        </w:rPr>
+        <w:t xml:space="preserve">🎯 Ejemplos Didácticos en apps reales</w:t>
       </w:r>
     </w:p>
     <w:p>
       <w:pPr>
         <w:numPr>
           <w:ilvl w:val="0"/>
-          <w:numId w:val="20"/>
+          <w:numId w:val="16"/>
         </w:numPr>
         <w:spacing w:after="0" w:afterAutospacing="0" w:before="240" w:lineRule="auto"/>
         <w:ind w:left="720" w:hanging="360"/>
@@ -2213,30 +2618,95 @@
       </w:pPr>
       <w:r>
         <w:rPr>
-          <w:rtl w:val="0"/>
-        </w:rPr>
-        <w:t xml:space="preserve">Widgets que mezclan </w:t>
-      </w:r>
-      <w:r>
-        <w:rPr>
           <w:b w:val="1"/>
           <w:bCs w:val="1"/>
           <w:rtl w:val="0"/>
         </w:rPr>
-        <w:t xml:space="preserve">UI + lógica + estado</w:t>
-      </w:r>
-      <w:r>
-        <w:rPr>
-          <w:rtl w:val="0"/>
-        </w:rPr>
-        <w:t xml:space="preserve"> en el mismo archivo.</w:t>
+        <w:t xml:space="preserve">App Lista de tareas</w:t>
+        <w:br w:type="textWrapping"/>
+      </w:r>
+    </w:p>
+    <w:p>
+      <w:pPr>
+        <w:numPr>
+          <w:ilvl w:val="1"/>
+          <w:numId w:val="16"/>
+        </w:numPr>
+        <w:spacing w:after="0" w:afterAutospacing="0" w:before="0" w:beforeAutospacing="0" w:lineRule="auto"/>
+        <w:ind w:left="1440" w:hanging="360"/>
+        <w:jc w:val="left"/>
+      </w:pPr>
+      <w:r>
+        <w:rPr>
+          <w:b w:val="1"/>
+          <w:bCs w:val="1"/>
+          <w:rtl w:val="0"/>
+        </w:rPr>
+        <w:t xml:space="preserve">Model</w:t>
+      </w:r>
+      <w:r>
+        <w:rPr>
+          <w:rtl w:val="0"/>
+        </w:rPr>
+        <w:t xml:space="preserve">: lista de tareas (con título, fecha, estado).</w:t>
+      </w:r>
+    </w:p>
+    <w:p>
+      <w:pPr>
+        <w:numPr>
+          <w:ilvl w:val="1"/>
+          <w:numId w:val="16"/>
+        </w:numPr>
+        <w:spacing w:after="0" w:afterAutospacing="0" w:before="0" w:beforeAutospacing="0" w:lineRule="auto"/>
+        <w:ind w:left="1440" w:hanging="360"/>
+        <w:jc w:val="left"/>
+      </w:pPr>
+      <w:r>
+        <w:rPr>
+          <w:b w:val="1"/>
+          <w:bCs w:val="1"/>
+          <w:rtl w:val="0"/>
+        </w:rPr>
+        <w:t xml:space="preserve">ViewModel</w:t>
+      </w:r>
+      <w:r>
+        <w:rPr>
+          <w:rtl w:val="0"/>
+        </w:rPr>
+        <w:t xml:space="preserve">: gestiona añadir, borrar, marcar como completada. Expone una lista "lista para mostrar".</w:t>
+      </w:r>
+    </w:p>
+    <w:p>
+      <w:pPr>
+        <w:numPr>
+          <w:ilvl w:val="1"/>
+          <w:numId w:val="16"/>
+        </w:numPr>
+        <w:spacing w:after="0" w:afterAutospacing="0" w:before="0" w:beforeAutospacing="0" w:lineRule="auto"/>
+        <w:ind w:left="1440" w:hanging="360"/>
+        <w:jc w:val="left"/>
+      </w:pPr>
+      <w:r>
+        <w:rPr>
+          <w:b w:val="1"/>
+          <w:bCs w:val="1"/>
+          <w:rtl w:val="0"/>
+        </w:rPr>
+        <w:t xml:space="preserve">View</w:t>
+      </w:r>
+      <w:r>
+        <w:rPr>
+          <w:rtl w:val="0"/>
+        </w:rPr>
+        <w:t xml:space="preserve">: solo muestra la lista y botones.</w:t>
+        <w:br w:type="textWrapping"/>
       </w:r>
     </w:p>
     <w:p>
       <w:pPr>
         <w:numPr>
           <w:ilvl w:val="0"/>
-          <w:numId w:val="20"/>
+          <w:numId w:val="16"/>
         </w:numPr>
         <w:spacing w:after="0" w:afterAutospacing="0" w:before="0" w:beforeAutospacing="0" w:lineRule="auto"/>
         <w:ind w:left="720" w:hanging="360"/>
@@ -2244,346 +2714,86 @@
       </w:pPr>
       <w:r>
         <w:rPr>
-          <w:rtl w:val="0"/>
-        </w:rPr>
-        <w:t xml:space="preserve">Dificultad para </w:t>
-      </w:r>
-      <w:r>
-        <w:rPr>
           <w:b w:val="1"/>
           <w:bCs w:val="1"/>
           <w:rtl w:val="0"/>
         </w:rPr>
-        <w:t xml:space="preserve">escalar</w:t>
-      </w:r>
-      <w:r>
-        <w:rPr>
-          <w:rtl w:val="0"/>
-        </w:rPr>
-        <w:t xml:space="preserve"> el proyecto.</w:t>
+        <w:t xml:space="preserve">App Comercio electrónico</w:t>
       </w:r>
     </w:p>
     <w:p>
       <w:pPr>
         <w:numPr>
-          <w:ilvl w:val="0"/>
-          <w:numId w:val="20"/>
+          <w:ilvl w:val="1"/>
+          <w:numId w:val="16"/>
         </w:numPr>
         <w:spacing w:after="0" w:afterAutospacing="0" w:before="0" w:beforeAutospacing="0" w:lineRule="auto"/>
-        <w:ind w:left="720" w:hanging="360"/>
+        <w:ind w:left="1440" w:hanging="360"/>
         <w:jc w:val="left"/>
       </w:pPr>
-      <w:r>
-        <w:rPr>
-          <w:rtl w:val="0"/>
-        </w:rPr>
-        <w:t xml:space="preserve">Código </w:t>
-      </w:r>
       <w:r>
         <w:rPr>
           <w:b w:val="1"/>
           <w:bCs w:val="1"/>
           <w:rtl w:val="0"/>
         </w:rPr>
-        <w:t xml:space="preserve">poco reutilizable</w:t>
-      </w:r>
-      <w:r>
-        <w:rPr>
-          <w:rtl w:val="0"/>
-        </w:rPr>
-        <w:t xml:space="preserve">.</w:t>
+        <w:t xml:space="preserve">Model</w:t>
+      </w:r>
+      <w:r>
+        <w:rPr>
+          <w:rtl w:val="0"/>
+        </w:rPr>
+        <w:t xml:space="preserve">: productos con precio, stock, imágenes.</w:t>
       </w:r>
     </w:p>
     <w:p>
       <w:pPr>
         <w:numPr>
-          <w:ilvl w:val="0"/>
-          <w:numId w:val="20"/>
+          <w:ilvl w:val="1"/>
+          <w:numId w:val="16"/>
+        </w:numPr>
+        <w:spacing w:after="0" w:afterAutospacing="0" w:before="0" w:beforeAutospacing="0" w:lineRule="auto"/>
+        <w:ind w:left="1440" w:hanging="360"/>
+        <w:jc w:val="left"/>
+      </w:pPr>
+      <w:r>
+        <w:rPr>
+          <w:b w:val="1"/>
+          <w:bCs w:val="1"/>
+          <w:rtl w:val="0"/>
+        </w:rPr>
+        <w:t xml:space="preserve">ViewModel</w:t>
+      </w:r>
+      <w:r>
+        <w:rPr>
+          <w:rtl w:val="0"/>
+        </w:rPr>
+        <w:t xml:space="preserve">: gestiona carrito, calcula total, aplica descuentos.</w:t>
+      </w:r>
+    </w:p>
+    <w:p>
+      <w:pPr>
+        <w:numPr>
+          <w:ilvl w:val="1"/>
+          <w:numId w:val="16"/>
         </w:numPr>
         <w:spacing w:after="240" w:before="0" w:beforeAutospacing="0" w:lineRule="auto"/>
-        <w:ind w:left="720" w:hanging="360"/>
+        <w:ind w:left="1440" w:hanging="360"/>
         <w:jc w:val="left"/>
       </w:pPr>
-      <w:r>
-        <w:rPr>
-          <w:rtl w:val="0"/>
-        </w:rPr>
-        <w:t xml:space="preserve">Problemas de </w:t>
-      </w:r>
       <w:r>
         <w:rPr>
           <w:b w:val="1"/>
           <w:bCs w:val="1"/>
           <w:rtl w:val="0"/>
         </w:rPr>
-        <w:t xml:space="preserve">testabilidad</w:t>
-      </w:r>
-      <w:r>
-        <w:rPr>
-          <w:rtl w:val="0"/>
-        </w:rPr>
-        <w:t xml:space="preserve">, ya que la lógica depende de la UI.</w:t>
-      </w:r>
-    </w:p>
-    <w:p>
-      <w:pPr>
-        <w:spacing w:after="240" w:before="240" w:lineRule="auto"/>
-        <w:jc w:val="left"/>
-        <w:rPr/>
-      </w:pPr>
-      <w:r>
-        <w:rPr>
-          <w:rtl w:val="0"/>
-        </w:rPr>
-        <w:t xml:space="preserve">Con MVVM ganamos:</w:t>
-      </w:r>
-    </w:p>
-    <w:p>
-      <w:pPr>
-        <w:spacing w:after="240" w:before="240" w:lineRule="auto"/>
-        <w:jc w:val="left"/>
-        <w:rPr>
-          <w:b w:val="1"/>
-          <w:bCs w:val="1"/>
-        </w:rPr>
-      </w:pPr>
-      <w:r>
-        <w:rPr>
-          <w:rtl w:val="0"/>
-        </w:rPr>
-        <w:t xml:space="preserve">✅ </w:t>
-      </w:r>
-      <w:r>
-        <w:rPr>
-          <w:b w:val="1"/>
-          <w:bCs w:val="1"/>
-          <w:rtl w:val="0"/>
-        </w:rPr>
-        <w:t xml:space="preserve">Separación de responsabilidades</w:t>
-      </w:r>
-    </w:p>
-    <w:p>
-      <w:pPr>
-        <w:numPr>
-          <w:ilvl w:val="0"/>
-          <w:numId w:val="10"/>
-        </w:numPr>
-        <w:spacing w:after="0" w:afterAutospacing="0" w:before="240" w:lineRule="auto"/>
-        <w:ind w:left="720" w:hanging="360"/>
-        <w:jc w:val="left"/>
-      </w:pPr>
-      <w:r>
-        <w:rPr>
-          <w:rtl w:val="0"/>
-        </w:rPr>
-        <w:t xml:space="preserve">La View se centra en mostrar datos.</w:t>
-      </w:r>
-    </w:p>
-    <w:p>
-      <w:pPr>
-        <w:numPr>
-          <w:ilvl w:val="0"/>
-          <w:numId w:val="10"/>
-        </w:numPr>
-        <w:spacing w:after="0" w:afterAutospacing="0" w:before="0" w:beforeAutospacing="0" w:lineRule="auto"/>
-        <w:ind w:left="720" w:hanging="360"/>
-        <w:jc w:val="left"/>
-      </w:pPr>
-      <w:r>
-        <w:rPr>
-          <w:rtl w:val="0"/>
-        </w:rPr>
-        <w:t xml:space="preserve">El ViewModel en manejar la lógica y el estado.</w:t>
-      </w:r>
-    </w:p>
-    <w:p>
-      <w:pPr>
-        <w:numPr>
-          <w:ilvl w:val="0"/>
-          <w:numId w:val="10"/>
-        </w:numPr>
-        <w:spacing w:after="240" w:before="0" w:beforeAutospacing="0" w:lineRule="auto"/>
-        <w:ind w:left="720" w:hanging="360"/>
-        <w:jc w:val="left"/>
-      </w:pPr>
-      <w:r>
-        <w:rPr>
-          <w:rtl w:val="0"/>
-        </w:rPr>
-        <w:t xml:space="preserve">El Model en gestionar los datos.</w:t>
-      </w:r>
-    </w:p>
-    <w:p>
-      <w:pPr>
-        <w:spacing w:after="240" w:before="240" w:lineRule="auto"/>
-        <w:jc w:val="left"/>
-        <w:rPr>
-          <w:b w:val="1"/>
-          <w:bCs w:val="1"/>
-        </w:rPr>
-      </w:pPr>
-      <w:r>
-        <w:rPr>
-          <w:rtl w:val="0"/>
-        </w:rPr>
-        <w:t xml:space="preserve">✅ </w:t>
-      </w:r>
-      <w:r>
-        <w:rPr>
-          <w:b w:val="1"/>
-          <w:bCs w:val="1"/>
-          <w:rtl w:val="0"/>
-        </w:rPr>
-        <w:t xml:space="preserve">Consistencia</w:t>
-      </w:r>
-    </w:p>
-    <w:p>
-      <w:pPr>
-        <w:numPr>
-          <w:ilvl w:val="0"/>
-          <w:numId w:val="22"/>
-        </w:numPr>
-        <w:spacing w:after="240" w:before="240" w:lineRule="auto"/>
-        <w:ind w:left="720" w:hanging="360"/>
-        <w:jc w:val="left"/>
-      </w:pPr>
-      <w:r>
-        <w:rPr>
-          <w:rtl w:val="0"/>
-        </w:rPr>
-        <w:t xml:space="preserve">Todas las pantallas siguen una estructura clara y predecible.</w:t>
-      </w:r>
-    </w:p>
-    <w:p>
-      <w:pPr>
-        <w:spacing w:after="240" w:before="240" w:lineRule="auto"/>
-        <w:jc w:val="left"/>
-        <w:rPr>
-          <w:b w:val="1"/>
-          <w:bCs w:val="1"/>
-        </w:rPr>
-      </w:pPr>
-      <w:r>
-        <w:rPr>
-          <w:rtl w:val="0"/>
-        </w:rPr>
-        <w:t xml:space="preserve">✅ </w:t>
-      </w:r>
-      <w:r>
-        <w:rPr>
-          <w:b w:val="1"/>
-          <w:bCs w:val="1"/>
-          <w:rtl w:val="0"/>
-        </w:rPr>
-        <w:t xml:space="preserve">Código mantenible y flexible</w:t>
-      </w:r>
-    </w:p>
-    <w:p>
-      <w:pPr>
-        <w:numPr>
-          <w:ilvl w:val="0"/>
-          <w:numId w:val="25"/>
-        </w:numPr>
-        <w:spacing w:after="0" w:afterAutospacing="0" w:before="240" w:lineRule="auto"/>
-        <w:ind w:left="720" w:hanging="360"/>
-        <w:jc w:val="left"/>
-      </w:pPr>
-      <w:r>
-        <w:rPr>
-          <w:rtl w:val="0"/>
-        </w:rPr>
-        <w:t xml:space="preserve">Cambiar la UI no rompe la lógica.</w:t>
-      </w:r>
-    </w:p>
-    <w:p>
-      <w:pPr>
-        <w:numPr>
-          <w:ilvl w:val="0"/>
-          <w:numId w:val="25"/>
-        </w:numPr>
-        <w:spacing w:after="240" w:before="0" w:beforeAutospacing="0" w:lineRule="auto"/>
-        <w:ind w:left="720" w:hanging="360"/>
-        <w:jc w:val="left"/>
-      </w:pPr>
-      <w:r>
-        <w:rPr>
-          <w:rtl w:val="0"/>
-        </w:rPr>
-        <w:t xml:space="preserve">Modificar una API no obliga a rehacer la interfaz.</w:t>
-      </w:r>
-    </w:p>
-    <w:p>
-      <w:pPr>
-        <w:spacing w:after="240" w:before="240" w:lineRule="auto"/>
-        <w:jc w:val="left"/>
-        <w:rPr/>
-      </w:pPr>
-      <w:r>
-        <w:rPr>
-          <w:rtl w:val="0"/>
-        </w:rPr>
-        <w:t xml:space="preserve">En Flutter, el </w:t>
-      </w:r>
-      <w:r>
-        <w:rPr>
-          <w:b w:val="1"/>
-          <w:bCs w:val="1"/>
-          <w:rtl w:val="0"/>
-        </w:rPr>
-        <w:t xml:space="preserve">ViewModel suele implementarse con herramientas de gestión de estado</w:t>
-      </w:r>
-      <w:r>
-        <w:rPr>
-          <w:rtl w:val="0"/>
-        </w:rPr>
-        <w:t xml:space="preserve"> como </w:t>
-      </w:r>
-      <w:r>
-        <w:rPr>
-          <w:b w:val="1"/>
-          <w:bCs w:val="1"/>
-          <w:rtl w:val="0"/>
-        </w:rPr>
-        <w:t xml:space="preserve">Provider</w:t>
-      </w:r>
-      <w:r>
-        <w:rPr>
-          <w:rtl w:val="0"/>
-        </w:rPr>
-        <w:t xml:space="preserve">, </w:t>
-      </w:r>
-      <w:r>
-        <w:rPr>
-          <w:b w:val="1"/>
-          <w:bCs w:val="1"/>
-          <w:rtl w:val="0"/>
-        </w:rPr>
-        <w:t xml:space="preserve">Riverpod</w:t>
-      </w:r>
-      <w:r>
-        <w:rPr>
-          <w:rtl w:val="0"/>
-        </w:rPr>
-        <w:t xml:space="preserve"> o </w:t>
-      </w:r>
-      <w:r>
-        <w:rPr>
-          <w:b w:val="1"/>
-          <w:bCs w:val="1"/>
-          <w:rtl w:val="0"/>
-        </w:rPr>
-        <w:t xml:space="preserve">Bloc</w:t>
-      </w:r>
-      <w:r>
-        <w:rPr>
-          <w:rtl w:val="0"/>
-        </w:rPr>
-        <w:t xml:space="preserve">, que permiten que la UI reaccione automáticamente a los cambios de datos.</w:t>
-      </w:r>
-      <w:r>
-        <w:rPr>
-          <w:rtl w:val="0"/>
-        </w:rPr>
+        <w:t xml:space="preserve">View</w:t>
+      </w:r>
+      <w:r>
+        <w:rPr>
+          <w:rtl w:val="0"/>
+        </w:rPr>
+        <w:t xml:space="preserve">: catálogo de productos y botón de “comprar”.</w:t>
       </w:r>
     </w:p>
     <w:p>
@@ -2603,7 +2813,7 @@
           <w:bCs w:val="1"/>
           <w:rtl w:val="0"/>
         </w:rPr>
-        <w:t xml:space="preserve">🎯 Ejemplos Didácticos en apps reales</w:t>
+        <w:t xml:space="preserve">✅ En Resumen</w:t>
       </w:r>
     </w:p>
     <w:p>
@@ -2622,84 +2832,13 @@
           <w:bCs w:val="1"/>
           <w:rtl w:val="0"/>
         </w:rPr>
-        <w:t xml:space="preserve">App Lista de tareas</w:t>
-        <w:br w:type="textWrapping"/>
-      </w:r>
-    </w:p>
-    <w:p>
-      <w:pPr>
-        <w:numPr>
-          <w:ilvl w:val="1"/>
-          <w:numId w:val="14"/>
-        </w:numPr>
-        <w:spacing w:after="0" w:afterAutospacing="0" w:before="0" w:beforeAutospacing="0" w:lineRule="auto"/>
-        <w:ind w:left="1440" w:hanging="360"/>
-        <w:jc w:val="left"/>
-      </w:pPr>
-      <w:r>
-        <w:rPr>
-          <w:b w:val="1"/>
-          <w:bCs w:val="1"/>
-          <w:rtl w:val="0"/>
-        </w:rPr>
-        <w:t xml:space="preserve">Model</w:t>
-      </w:r>
-      <w:r>
-        <w:rPr>
-          <w:rtl w:val="0"/>
-        </w:rPr>
-        <w:t xml:space="preserve">: lista de tareas (con título, fecha, estado).</w:t>
-      </w:r>
-    </w:p>
-    <w:p>
-      <w:pPr>
-        <w:numPr>
-          <w:ilvl w:val="1"/>
-          <w:numId w:val="14"/>
-        </w:numPr>
-        <w:spacing w:after="0" w:afterAutospacing="0" w:before="0" w:beforeAutospacing="0" w:lineRule="auto"/>
-        <w:ind w:left="1440" w:hanging="360"/>
-        <w:jc w:val="left"/>
-      </w:pPr>
-      <w:r>
-        <w:rPr>
-          <w:b w:val="1"/>
-          <w:bCs w:val="1"/>
-          <w:rtl w:val="0"/>
-        </w:rPr>
-        <w:t xml:space="preserve">ViewModel</w:t>
-      </w:r>
-      <w:r>
-        <w:rPr>
-          <w:rtl w:val="0"/>
-        </w:rPr>
-        <w:t xml:space="preserve">: gestiona añadir, borrar, marcar como completada. Expone una lista "lista para mostrar".</w:t>
-      </w:r>
-    </w:p>
-    <w:p>
-      <w:pPr>
-        <w:numPr>
-          <w:ilvl w:val="1"/>
-          <w:numId w:val="14"/>
-        </w:numPr>
-        <w:spacing w:after="0" w:afterAutospacing="0" w:before="0" w:beforeAutospacing="0" w:lineRule="auto"/>
-        <w:ind w:left="1440" w:hanging="360"/>
-        <w:jc w:val="left"/>
-      </w:pPr>
-      <w:r>
-        <w:rPr>
-          <w:b w:val="1"/>
-          <w:bCs w:val="1"/>
-          <w:rtl w:val="0"/>
-        </w:rPr>
-        <w:t xml:space="preserve">View</w:t>
-      </w:r>
-      <w:r>
-        <w:rPr>
-          <w:rtl w:val="0"/>
-        </w:rPr>
-        <w:t xml:space="preserve">: solo muestra la lista y botones.</w:t>
-        <w:br w:type="textWrapping"/>
+        <w:t xml:space="preserve">MVVM</w:t>
+      </w:r>
+      <w:r>
+        <w:rPr>
+          <w:rtl w:val="0"/>
+        </w:rPr>
+        <w:t xml:space="preserve"> = Modelo + Vista + ViewModel.</w:t>
       </w:r>
     </w:p>
     <w:p>
@@ -2714,138 +2853,30 @@
       </w:pPr>
       <w:r>
         <w:rPr>
+          <w:rtl w:val="0"/>
+        </w:rPr>
+        <w:t xml:space="preserve">Aporta </w:t>
+      </w:r>
+      <w:r>
+        <w:rPr>
           <w:b w:val="1"/>
           <w:bCs w:val="1"/>
           <w:rtl w:val="0"/>
         </w:rPr>
-        <w:t xml:space="preserve">App Comercio electrónico</w:t>
-      </w:r>
-    </w:p>
-    <w:p>
-      <w:pPr>
-        <w:numPr>
-          <w:ilvl w:val="1"/>
-          <w:numId w:val="14"/>
-        </w:numPr>
-        <w:spacing w:after="0" w:afterAutospacing="0" w:before="0" w:beforeAutospacing="0" w:lineRule="auto"/>
-        <w:ind w:left="1440" w:hanging="360"/>
-        <w:jc w:val="left"/>
-      </w:pPr>
-      <w:r>
-        <w:rPr>
-          <w:b w:val="1"/>
-          <w:bCs w:val="1"/>
-          <w:rtl w:val="0"/>
-        </w:rPr>
-        <w:t xml:space="preserve">Model</w:t>
-      </w:r>
-      <w:r>
-        <w:rPr>
-          <w:rtl w:val="0"/>
-        </w:rPr>
-        <w:t xml:space="preserve">: productos con precio, stock, imágenes.</w:t>
-      </w:r>
-    </w:p>
-    <w:p>
-      <w:pPr>
-        <w:numPr>
-          <w:ilvl w:val="1"/>
-          <w:numId w:val="14"/>
-        </w:numPr>
-        <w:spacing w:after="0" w:afterAutospacing="0" w:before="0" w:beforeAutospacing="0" w:lineRule="auto"/>
-        <w:ind w:left="1440" w:hanging="360"/>
-        <w:jc w:val="left"/>
-      </w:pPr>
-      <w:r>
-        <w:rPr>
-          <w:b w:val="1"/>
-          <w:bCs w:val="1"/>
-          <w:rtl w:val="0"/>
-        </w:rPr>
-        <w:t xml:space="preserve">ViewModel</w:t>
-      </w:r>
-      <w:r>
-        <w:rPr>
-          <w:rtl w:val="0"/>
-        </w:rPr>
-        <w:t xml:space="preserve">: gestiona carrito, calcula total, aplica descuentos.</w:t>
-      </w:r>
-    </w:p>
-    <w:p>
-      <w:pPr>
-        <w:numPr>
-          <w:ilvl w:val="1"/>
-          <w:numId w:val="14"/>
-        </w:numPr>
-        <w:spacing w:after="240" w:before="0" w:beforeAutospacing="0" w:lineRule="auto"/>
-        <w:ind w:left="1440" w:hanging="360"/>
-        <w:jc w:val="left"/>
-      </w:pPr>
-      <w:r>
-        <w:rPr>
-          <w:b w:val="1"/>
-          <w:bCs w:val="1"/>
-          <w:rtl w:val="0"/>
-        </w:rPr>
-        <w:t xml:space="preserve">View</w:t>
-      </w:r>
-      <w:r>
-        <w:rPr>
-          <w:rtl w:val="0"/>
-        </w:rPr>
-        <w:t xml:space="preserve">: catálogo de productos y botón de “comprar”.</w:t>
-      </w:r>
-    </w:p>
-    <w:p>
-      <w:pPr>
-        <w:keepNext w:val="0"/>
-        <w:spacing w:after="80" w:before="360" w:lineRule="auto"/>
-        <w:ind w:left="0"/>
-        <w:jc w:val="both"/>
-        <w:rPr>
-          <w:b w:val="1"/>
-          <w:bCs w:val="1"/>
-        </w:rPr>
-      </w:pPr>
-      <w:r>
-        <w:rPr>
-          <w:b w:val="1"/>
-          <w:bCs w:val="1"/>
-          <w:rtl w:val="0"/>
-        </w:rPr>
-        <w:t xml:space="preserve">✅ En Resumen</w:t>
+        <w:t xml:space="preserve">orden y claridad</w:t>
+      </w:r>
+      <w:r>
+        <w:rPr>
+          <w:rtl w:val="0"/>
+        </w:rPr>
+        <w:t xml:space="preserve">: cada parte tiene un rol definido.</w:t>
       </w:r>
     </w:p>
     <w:p>
       <w:pPr>
         <w:numPr>
           <w:ilvl w:val="0"/>
-          <w:numId w:val="12"/>
-        </w:numPr>
-        <w:spacing w:after="0" w:afterAutospacing="0" w:before="240" w:lineRule="auto"/>
-        <w:ind w:left="720" w:hanging="360"/>
-        <w:jc w:val="left"/>
-      </w:pPr>
-      <w:r>
-        <w:rPr>
-          <w:b w:val="1"/>
-          <w:bCs w:val="1"/>
-          <w:rtl w:val="0"/>
-        </w:rPr>
-        <w:t xml:space="preserve">MVVM</w:t>
-      </w:r>
-      <w:r>
-        <w:rPr>
-          <w:rtl w:val="0"/>
-        </w:rPr>
-        <w:t xml:space="preserve"> = Modelo + Vista + ViewModel.</w:t>
-      </w:r>
-    </w:p>
-    <w:p>
-      <w:pPr>
-        <w:numPr>
-          <w:ilvl w:val="0"/>
-          <w:numId w:val="12"/>
+          <w:numId w:val="14"/>
         </w:numPr>
         <w:spacing w:after="0" w:afterAutospacing="0" w:before="0" w:beforeAutospacing="0" w:lineRule="auto"/>
         <w:ind w:left="720" w:hanging="360"/>
@@ -2855,7 +2886,7 @@
         <w:rPr>
           <w:rtl w:val="0"/>
         </w:rPr>
-        <w:t xml:space="preserve">Aporta </w:t>
+        <w:t xml:space="preserve">Permite apps más </w:t>
       </w:r>
       <w:r>
         <w:rPr>
@@ -2863,51 +2894,20 @@
           <w:bCs w:val="1"/>
           <w:rtl w:val="0"/>
         </w:rPr>
-        <w:t xml:space="preserve">orden y claridad</w:t>
-      </w:r>
-      <w:r>
-        <w:rPr>
-          <w:rtl w:val="0"/>
-        </w:rPr>
-        <w:t xml:space="preserve">: cada parte tiene un rol definido.</w:t>
+        <w:t xml:space="preserve">mantenibles, escalables y testeables</w:t>
+      </w:r>
+      <w:r>
+        <w:rPr>
+          <w:rtl w:val="0"/>
+        </w:rPr>
+        <w:t xml:space="preserve">.</w:t>
       </w:r>
     </w:p>
     <w:p>
       <w:pPr>
         <w:numPr>
           <w:ilvl w:val="0"/>
-          <w:numId w:val="12"/>
-        </w:numPr>
-        <w:spacing w:after="0" w:afterAutospacing="0" w:before="0" w:beforeAutospacing="0" w:lineRule="auto"/>
-        <w:ind w:left="720" w:hanging="360"/>
-        <w:jc w:val="left"/>
-      </w:pPr>
-      <w:r>
-        <w:rPr>
-          <w:rtl w:val="0"/>
-        </w:rPr>
-        <w:t xml:space="preserve">Permite apps más </w:t>
-      </w:r>
-      <w:r>
-        <w:rPr>
-          <w:b w:val="1"/>
-          <w:bCs w:val="1"/>
-          <w:rtl w:val="0"/>
-        </w:rPr>
-        <w:t xml:space="preserve">mantenibles, escalables y testeables</w:t>
-      </w:r>
-      <w:r>
-        <w:rPr>
-          <w:rtl w:val="0"/>
-        </w:rPr>
-        <w:t xml:space="preserve">.</w:t>
-      </w:r>
-    </w:p>
-    <w:p>
-      <w:pPr>
-        <w:numPr>
-          <w:ilvl w:val="0"/>
-          <w:numId w:val="12"/>
+          <w:numId w:val="14"/>
         </w:numPr>
         <w:spacing w:after="240" w:before="0" w:beforeAutospacing="0" w:lineRule="auto"/>
         <w:ind w:left="720" w:hanging="360"/>
@@ -3208,7 +3208,7 @@
       <w:pPr>
         <w:numPr>
           <w:ilvl w:val="0"/>
-          <w:numId w:val="16"/>
+          <w:numId w:val="18"/>
         </w:numPr>
         <w:spacing w:after="0" w:afterAutospacing="0" w:before="240" w:lineRule="auto"/>
         <w:ind w:left="720" w:hanging="360"/>
@@ -3233,7 +3233,7 @@
       <w:pPr>
         <w:numPr>
           <w:ilvl w:val="0"/>
-          <w:numId w:val="16"/>
+          <w:numId w:val="18"/>
         </w:numPr>
         <w:spacing w:after="0" w:afterAutospacing="0" w:before="0" w:beforeAutospacing="0" w:lineRule="auto"/>
         <w:ind w:left="720" w:hanging="360"/>
@@ -3258,7 +3258,7 @@
       <w:pPr>
         <w:numPr>
           <w:ilvl w:val="0"/>
-          <w:numId w:val="16"/>
+          <w:numId w:val="18"/>
         </w:numPr>
         <w:spacing w:after="0" w:afterAutospacing="0" w:before="0" w:beforeAutospacing="0" w:lineRule="auto"/>
         <w:ind w:left="720" w:hanging="360"/>
@@ -3283,7 +3283,7 @@
       <w:pPr>
         <w:numPr>
           <w:ilvl w:val="0"/>
-          <w:numId w:val="16"/>
+          <w:numId w:val="18"/>
         </w:numPr>
         <w:spacing w:after="240" w:before="0" w:beforeAutospacing="0" w:lineRule="auto"/>
         <w:ind w:left="720" w:hanging="360"/>
@@ -5238,7 +5238,7 @@
       <w:pPr>
         <w:numPr>
           <w:ilvl w:val="0"/>
-          <w:numId w:val="17"/>
+          <w:numId w:val="19"/>
         </w:numPr>
         <w:ind w:left="720" w:hanging="360"/>
       </w:pPr>
@@ -5269,7 +5269,7 @@
       <w:pPr>
         <w:numPr>
           <w:ilvl w:val="0"/>
-          <w:numId w:val="17"/>
+          <w:numId w:val="19"/>
         </w:numPr>
         <w:ind w:left="720" w:hanging="360"/>
       </w:pPr>
@@ -5487,7 +5487,7 @@
       <w:pPr>
         <w:numPr>
           <w:ilvl w:val="0"/>
-          <w:numId w:val="15"/>
+          <w:numId w:val="17"/>
         </w:numPr>
         <w:ind w:left="720" w:hanging="360"/>
       </w:pPr>
@@ -5502,7 +5502,7 @@
       <w:pPr>
         <w:numPr>
           <w:ilvl w:val="0"/>
-          <w:numId w:val="15"/>
+          <w:numId w:val="17"/>
         </w:numPr>
         <w:ind w:left="720" w:hanging="360"/>
       </w:pPr>
@@ -7467,8 +7467,174 @@
         <w:rPr>
           <w:rtl w:val="0"/>
         </w:rPr>
-        <w:t xml:space="preserve"> go_router es un paquete declarativo que usa la API de Router de Flutter para facilitar rutas basadas en URL, deep links, parámetros en path y query, redirecciones y navegación más predecible. Es la opción recomendada para apps con rutas complejas o targeting web + mobile.</w:t>
-      </w:r>
+        <w:t xml:space="preserve"> go_router es un paquete oficial de Flutter que implementa navegación declarativa utilizando la API Router. Permite definir las rutas de la aplicación de forma centralizada y clara, soportando:</w:t>
+      </w:r>
+    </w:p>
+    <w:p>
+      <w:pPr>
+        <w:numPr>
+          <w:ilvl w:val="0"/>
+          <w:numId w:val="12"/>
+        </w:numPr>
+        <w:spacing w:after="0" w:afterAutospacing="0"/>
+        <w:ind w:left="720" w:hanging="360"/>
+        <w:rPr>
+          <w:u w:val="none"/>
+        </w:rPr>
+      </w:pPr>
+      <w:r>
+        <w:rPr>
+          <w:rtl w:val="0"/>
+        </w:rPr>
+        <w:t xml:space="preserve">Navegación basada en URL.</w:t>
+      </w:r>
+    </w:p>
+    <w:p>
+      <w:pPr>
+        <w:numPr>
+          <w:ilvl w:val="0"/>
+          <w:numId w:val="12"/>
+        </w:numPr>
+        <w:spacing w:after="0" w:afterAutospacing="0" w:before="0" w:beforeAutospacing="0"/>
+        <w:ind w:left="720" w:hanging="360"/>
+        <w:rPr>
+          <w:u w:val="none"/>
+        </w:rPr>
+      </w:pPr>
+      <w:r>
+        <w:rPr>
+          <w:rtl w:val="0"/>
+        </w:rPr>
+        <w:t xml:space="preserve">Deep links.</w:t>
+      </w:r>
+    </w:p>
+    <w:p>
+      <w:pPr>
+        <w:numPr>
+          <w:ilvl w:val="0"/>
+          <w:numId w:val="12"/>
+        </w:numPr>
+        <w:spacing w:after="0" w:afterAutospacing="0" w:before="0" w:beforeAutospacing="0"/>
+        <w:ind w:left="720" w:hanging="360"/>
+        <w:rPr>
+          <w:u w:val="none"/>
+        </w:rPr>
+      </w:pPr>
+      <w:r>
+        <w:rPr>
+          <w:rtl w:val="0"/>
+        </w:rPr>
+        <w:t xml:space="preserve">Parámetros en la ruta (path parameters).</w:t>
+      </w:r>
+    </w:p>
+    <w:p>
+      <w:pPr>
+        <w:numPr>
+          <w:ilvl w:val="0"/>
+          <w:numId w:val="12"/>
+        </w:numPr>
+        <w:spacing w:after="0" w:afterAutospacing="0" w:before="0" w:beforeAutospacing="0"/>
+        <w:ind w:left="720" w:hanging="360"/>
+        <w:rPr>
+          <w:u w:val="none"/>
+        </w:rPr>
+      </w:pPr>
+      <w:r>
+        <w:rPr>
+          <w:rtl w:val="0"/>
+        </w:rPr>
+        <w:t xml:space="preserve">Parámetros de consulta (query parameters).</w:t>
+      </w:r>
+    </w:p>
+    <w:p>
+      <w:pPr>
+        <w:numPr>
+          <w:ilvl w:val="0"/>
+          <w:numId w:val="12"/>
+        </w:numPr>
+        <w:spacing w:after="0" w:afterAutospacing="0" w:before="0" w:beforeAutospacing="0"/>
+        <w:ind w:left="720" w:hanging="360"/>
+        <w:rPr>
+          <w:u w:val="none"/>
+        </w:rPr>
+      </w:pPr>
+      <w:r>
+        <w:rPr>
+          <w:rtl w:val="0"/>
+        </w:rPr>
+        <w:t xml:space="preserve">Paso de objetos entre pantallas (extra).</w:t>
+      </w:r>
+    </w:p>
+    <w:p>
+      <w:pPr>
+        <w:numPr>
+          <w:ilvl w:val="0"/>
+          <w:numId w:val="12"/>
+        </w:numPr>
+        <w:spacing w:before="0" w:beforeAutospacing="0"/>
+        <w:ind w:left="720" w:hanging="360"/>
+        <w:rPr>
+          <w:u w:val="none"/>
+        </w:rPr>
+      </w:pPr>
+      <w:r>
+        <w:rPr>
+          <w:rtl w:val="0"/>
+        </w:rPr>
+        <w:t xml:space="preserve">Redirecciones y control del flujo de navegación.</w:t>
+      </w:r>
+    </w:p>
+    <w:p>
+      <w:pPr>
+        <w:rPr/>
+      </w:pPr>
+      <w:r>
+        <w:rPr>
+          <w:rtl w:val="0"/>
+        </w:rPr>
+        <w:t xml:space="preserve">Es la opción recomendada para aplicaciones medianas o grandes y especialmente adecuada para proyectos que combinan web y mobile.</w:t>
+      </w:r>
+    </w:p>
+    <w:p>
+      <w:pPr>
+        <w:rPr>
+          <w:b w:val="1"/>
+          <w:bCs w:val="1"/>
+        </w:rPr>
+      </w:pPr>
+      <w:r>
+        <w:rPr>
+          <w:b w:val="1"/>
+          <w:bCs w:val="1"/>
+          <w:rtl w:val="0"/>
+        </w:rPr>
+        <w:t xml:space="preserve">Idea clave (go vs push):</w:t>
+      </w:r>
+    </w:p>
+    <w:p>
+      <w:pPr>
+        <w:ind w:left="0" w:firstLine="0"/>
+        <w:rPr/>
+      </w:pPr>
+      <w:r>
+        <w:rPr>
+          <w:rtl w:val="0"/>
+        </w:rPr>
+        <w:t xml:space="preserve">En GoRouter existen dos formas principales de navegar:</w:t>
+      </w:r>
+    </w:p>
+    <w:p>
+      <w:pPr>
+        <w:numPr>
+          <w:ilvl w:val="0"/>
+          <w:numId w:val="23"/>
+        </w:numPr>
+        <w:spacing w:after="0" w:afterAutospacing="0"/>
+        <w:ind w:left="720" w:hanging="360"/>
+        <w:rPr>
+          <w:u w:val="none"/>
+        </w:rPr>
+      </w:pPr>
       <w:hyperlink r:id="rId15">
         <w:r>
           <w:rPr>
@@ -7476,75 +7642,219 @@
             <w:u w:val="single"/>
             <w:rtl w:val="0"/>
           </w:rPr>
-          <w:t xml:space="preserve"> </w:t>
+          <w:t xml:space="preserve">context.go</w:t>
         </w:r>
       </w:hyperlink>
       <w:r>
         <w:rPr>
           <w:rtl w:val="0"/>
         </w:rPr>
-      </w:r>
-    </w:p>
-    <w:p>
-      <w:pPr>
-        <w:rPr>
-          <w:b w:val="1"/>
-          <w:bCs w:val="1"/>
-        </w:rPr>
-      </w:pPr>
-      <w:r>
-        <w:rPr>
-          <w:b w:val="1"/>
-          <w:bCs w:val="1"/>
-          <w:rtl w:val="0"/>
-        </w:rPr>
-        <w:t xml:space="preserve">Idea clave (go vs push):</w:t>
+        <w:t xml:space="preserve">()</w:t>
+      </w:r>
+    </w:p>
+    <w:p>
+      <w:pPr>
+        <w:numPr>
+          <w:ilvl w:val="1"/>
+          <w:numId w:val="23"/>
+        </w:numPr>
+        <w:spacing w:after="0" w:afterAutospacing="0" w:before="0" w:beforeAutospacing="0"/>
+        <w:ind w:left="1440" w:hanging="360"/>
+        <w:rPr>
+          <w:u w:val="none"/>
+        </w:rPr>
+      </w:pPr>
+      <w:r>
+        <w:rPr>
+          <w:rtl w:val="0"/>
+        </w:rPr>
+        <w:t xml:space="preserve">Navegación declarativa</w:t>
+      </w:r>
+    </w:p>
+    <w:p>
+      <w:pPr>
+        <w:numPr>
+          <w:ilvl w:val="1"/>
+          <w:numId w:val="23"/>
+        </w:numPr>
+        <w:spacing w:after="0" w:afterAutospacing="0" w:before="0" w:beforeAutospacing="0"/>
+        <w:ind w:left="1440" w:hanging="360"/>
+        <w:rPr>
+          <w:u w:val="none"/>
+        </w:rPr>
+      </w:pPr>
+      <w:r>
+        <w:rPr>
+          <w:rtl w:val="0"/>
+        </w:rPr>
+        <w:t xml:space="preserve">No apila pantallas</w:t>
+      </w:r>
+    </w:p>
+    <w:p>
+      <w:pPr>
+        <w:numPr>
+          <w:ilvl w:val="1"/>
+          <w:numId w:val="23"/>
+        </w:numPr>
+        <w:spacing w:after="0" w:afterAutospacing="0" w:before="0" w:beforeAutospacing="0"/>
+        <w:ind w:left="1440" w:hanging="360"/>
+        <w:rPr>
+          <w:u w:val="none"/>
+        </w:rPr>
+      </w:pPr>
+      <w:r>
+        <w:rPr>
+          <w:rtl w:val="0"/>
+        </w:rPr>
+        <w:t xml:space="preserve">Reemplaza la ubicación actual</w:t>
+      </w:r>
+    </w:p>
+    <w:p>
+      <w:pPr>
+        <w:numPr>
+          <w:ilvl w:val="1"/>
+          <w:numId w:val="23"/>
+        </w:numPr>
+        <w:spacing w:after="0" w:afterAutospacing="0" w:before="0" w:beforeAutospacing="0"/>
+        <w:ind w:left="1440" w:hanging="360"/>
+        <w:rPr>
+          <w:u w:val="none"/>
+        </w:rPr>
+      </w:pPr>
+      <w:r>
+        <w:rPr>
+          <w:rtl w:val="0"/>
+        </w:rPr>
+        <w:t xml:space="preserve">Ideal para deep links y “saltos directos”</w:t>
       </w:r>
     </w:p>
     <w:p>
       <w:pPr>
         <w:numPr>
           <w:ilvl w:val="0"/>
-          <w:numId w:val="18"/>
+          <w:numId w:val="23"/>
         </w:numPr>
+        <w:spacing w:after="0" w:afterAutospacing="0" w:before="0" w:beforeAutospacing="0"/>
         <w:ind w:left="720" w:hanging="360"/>
-      </w:pPr>
-      <w:r>
-        <w:rPr>
-          <w:b w:val="1"/>
-          <w:bCs w:val="1"/>
-          <w:rtl w:val="0"/>
-        </w:rPr>
-        <w:t xml:space="preserve">context.push(...) </w:t>
-      </w:r>
-      <w:r>
-        <w:rPr>
-          <w:rtl w:val="0"/>
-        </w:rPr>
-        <w:t xml:space="preserve">añade una página encima de la pila (similar a Navigator.push)</w:t>
+        <w:rPr>
+          <w:u w:val="none"/>
+        </w:rPr>
+      </w:pPr>
+      <w:r>
+        <w:rPr>
+          <w:rtl w:val="0"/>
+        </w:rPr>
+        <w:t xml:space="preserve">context.push()</w:t>
       </w:r>
     </w:p>
     <w:p>
       <w:pPr>
         <w:numPr>
-          <w:ilvl w:val="0"/>
-          <w:numId w:val="18"/>
+          <w:ilvl w:val="1"/>
+          <w:numId w:val="23"/>
         </w:numPr>
-        <w:ind w:left="720" w:hanging="360"/>
-      </w:pPr>
-      <w:r>
-        <w:rPr>
-          <w:b w:val="1"/>
-          <w:bCs w:val="1"/>
-          <w:rtl w:val="0"/>
-        </w:rPr>
-        <w:t xml:space="preserve">context.go(...)</w:t>
-      </w:r>
-      <w:r>
-        <w:rPr>
-          <w:rtl w:val="0"/>
-        </w:rPr>
-        <w:t xml:space="preserve"> navega a una ubicación declarativa; según la jerarquía de rutas puede reemplazar rutas intermedias (comportamiento más declarativo). Entender la diferencia es importante para predecir el estado del stack.</w:t>
+        <w:spacing w:after="0" w:afterAutospacing="0" w:before="0" w:beforeAutospacing="0"/>
+        <w:ind w:left="1440" w:hanging="360"/>
+        <w:rPr>
+          <w:u w:val="none"/>
+        </w:rPr>
+      </w:pPr>
+      <w:r>
+        <w:rPr>
+          <w:rtl w:val="0"/>
+        </w:rPr>
+        <w:t xml:space="preserve">Navegación imperativa</w:t>
+      </w:r>
+    </w:p>
+    <w:p>
+      <w:pPr>
+        <w:numPr>
+          <w:ilvl w:val="1"/>
+          <w:numId w:val="23"/>
+        </w:numPr>
+        <w:spacing w:after="0" w:afterAutospacing="0" w:before="0" w:beforeAutospacing="0"/>
+        <w:ind w:left="1440" w:hanging="360"/>
+        <w:rPr>
+          <w:u w:val="none"/>
+        </w:rPr>
+      </w:pPr>
+      <w:r>
+        <w:rPr>
+          <w:rtl w:val="0"/>
+        </w:rPr>
+        <w:t xml:space="preserve">Apila una nueva pantalla</w:t>
+      </w:r>
+    </w:p>
+    <w:p>
+      <w:pPr>
+        <w:numPr>
+          <w:ilvl w:val="1"/>
+          <w:numId w:val="23"/>
+        </w:numPr>
+        <w:spacing w:after="0" w:afterAutospacing="0" w:before="0" w:beforeAutospacing="0"/>
+        <w:ind w:left="1440" w:hanging="360"/>
+        <w:rPr>
+          <w:u w:val="none"/>
+        </w:rPr>
+      </w:pPr>
+      <w:r>
+        <w:rPr>
+          <w:rtl w:val="0"/>
+        </w:rPr>
+        <w:t xml:space="preserve">Permite volver atrás (pop)</w:t>
+      </w:r>
+    </w:p>
+    <w:p>
+      <w:pPr>
+        <w:numPr>
+          <w:ilvl w:val="1"/>
+          <w:numId w:val="23"/>
+        </w:numPr>
+        <w:spacing w:before="0" w:beforeAutospacing="0"/>
+        <w:ind w:left="1440" w:hanging="360"/>
+        <w:rPr>
+          <w:u w:val="none"/>
+        </w:rPr>
+      </w:pPr>
+      <w:r>
+        <w:rPr>
+          <w:rtl w:val="0"/>
+        </w:rPr>
+        <w:t xml:space="preserve">Permite ejecutar código al regresar (await)</w:t>
+      </w:r>
+    </w:p>
+    <w:p>
+      <w:pPr>
+        <w:ind w:left="0" w:firstLine="0"/>
+        <w:rPr/>
+      </w:pPr>
+      <w:r>
+        <w:rPr>
+          <w:rtl w:val="0"/>
+        </w:rPr>
+      </w:r>
+    </w:p>
+    <w:p>
+      <w:pPr>
+        <w:ind w:left="0" w:firstLine="0"/>
+        <w:rPr/>
+      </w:pPr>
+      <w:r>
+        <w:rPr>
+          <w:rtl w:val="0"/>
+        </w:rPr>
+        <w:t xml:space="preserve">👉 Elegir bien entre go y push es fundamental para evitar errores de navegación.</w:t>
+      </w:r>
+    </w:p>
+    <w:p>
+      <w:pPr>
+        <w:ind w:left="0" w:firstLine="0"/>
+        <w:rPr/>
+      </w:pPr>
+      <w:r>
+        <w:rPr>
+          <w:rtl w:val="0"/>
+        </w:rPr>
       </w:r>
     </w:p>
     <w:p>
@@ -7618,8 +7928,8 @@
                 <w:b w:val="1"/>
                 <w:bCs w:val="1"/>
                 <w:color w:val="333333"/>
-                <w:sz w:val="22"/>
-                <w:szCs w:val="22"/>
+                <w:sz w:val="20"/>
+                <w:szCs w:val="20"/>
                 <w:shd w:fill="f8f8f8" w:val="clear"/>
               </w:rPr>
             </w:pPr>
@@ -7629,8 +7939,8 @@
                 <w:b w:val="1"/>
                 <w:bCs w:val="1"/>
                 <w:color w:val="333333"/>
-                <w:sz w:val="22"/>
-                <w:szCs w:val="22"/>
+                <w:sz w:val="20"/>
+                <w:szCs w:val="20"/>
                 <w:shd w:fill="f8f8f8" w:val="clear"/>
                 <w:rtl w:val="0"/>
               </w:rPr>
@@ -7642,8 +7952,8 @@
                 <w:b w:val="1"/>
                 <w:bCs w:val="1"/>
                 <w:color w:val="dd1144"/>
-                <w:sz w:val="22"/>
-                <w:szCs w:val="22"/>
+                <w:sz w:val="20"/>
+                <w:szCs w:val="20"/>
                 <w:shd w:fill="f8f8f8" w:val="clear"/>
                 <w:rtl w:val="0"/>
               </w:rPr>
@@ -7655,8 +7965,8 @@
                 <w:b w:val="1"/>
                 <w:bCs w:val="1"/>
                 <w:color w:val="333333"/>
-                <w:sz w:val="22"/>
-                <w:szCs w:val="22"/>
+                <w:sz w:val="20"/>
+                <w:szCs w:val="20"/>
                 <w:shd w:fill="f8f8f8" w:val="clear"/>
                 <w:rtl w:val="0"/>
               </w:rPr>
@@ -7670,8 +7980,8 @@
                 <w:b w:val="1"/>
                 <w:bCs w:val="1"/>
                 <w:color w:val="dd1144"/>
-                <w:sz w:val="22"/>
-                <w:szCs w:val="22"/>
+                <w:sz w:val="20"/>
+                <w:szCs w:val="20"/>
                 <w:shd w:fill="f8f8f8" w:val="clear"/>
                 <w:rtl w:val="0"/>
               </w:rPr>
@@ -7683,112 +7993,21 @@
                 <w:b w:val="1"/>
                 <w:bCs w:val="1"/>
                 <w:color w:val="333333"/>
-                <w:sz w:val="22"/>
-                <w:szCs w:val="22"/>
+                <w:sz w:val="20"/>
+                <w:szCs w:val="20"/>
                 <w:shd w:fill="f8f8f8" w:val="clear"/>
                 <w:rtl w:val="0"/>
               </w:rPr>
               <w:t xml:space="preserve">;</w:t>
               <w:br w:type="textWrapping"/>
               <w:br w:type="textWrapping"/>
-              <w:t xml:space="preserve">void main() =&gt; runApp(const MyApp());</w:t>
-              <w:br w:type="textWrapping"/>
-              <w:br w:type="textWrapping"/>
-              <w:t xml:space="preserve">final GoRouter _router = GoRouter(</w:t>
-              <w:br w:type="textWrapping"/>
-              <w:t xml:space="preserve">  initialLocation: </w:t>
-            </w:r>
-            <w:r>
-              <w:rPr>
-                <w:rFonts w:ascii="Consolas" w:cs="Consolas" w:eastAsia="Consolas" w:hAnsi="Consolas"/>
-                <w:b w:val="1"/>
-                <w:bCs w:val="1"/>
-                <w:color w:val="dd1144"/>
-                <w:sz w:val="22"/>
-                <w:szCs w:val="22"/>
-                <w:shd w:fill="f8f8f8" w:val="clear"/>
-                <w:rtl w:val="0"/>
-              </w:rPr>
-              <w:t xml:space="preserve">'/'</w:t>
-            </w:r>
-            <w:r>
-              <w:rPr>
-                <w:rFonts w:ascii="Consolas" w:cs="Consolas" w:eastAsia="Consolas" w:hAnsi="Consolas"/>
-                <w:b w:val="1"/>
-                <w:bCs w:val="1"/>
-                <w:color w:val="333333"/>
-                <w:sz w:val="22"/>
-                <w:szCs w:val="22"/>
-                <w:shd w:fill="f8f8f8" w:val="clear"/>
-                <w:rtl w:val="0"/>
-              </w:rPr>
-              <w:t xml:space="preserve">,</w:t>
-              <w:br w:type="textWrapping"/>
-              <w:t xml:space="preserve">  routes: [</w:t>
-              <w:br w:type="textWrapping"/>
-              <w:t xml:space="preserve">    GoRoute(</w:t>
-              <w:br w:type="textWrapping"/>
-              <w:t xml:space="preserve">      path: </w:t>
-            </w:r>
-            <w:r>
-              <w:rPr>
-                <w:rFonts w:ascii="Consolas" w:cs="Consolas" w:eastAsia="Consolas" w:hAnsi="Consolas"/>
-                <w:b w:val="1"/>
-                <w:bCs w:val="1"/>
-                <w:color w:val="dd1144"/>
-                <w:sz w:val="22"/>
-                <w:szCs w:val="22"/>
-                <w:shd w:fill="f8f8f8" w:val="clear"/>
-                <w:rtl w:val="0"/>
-              </w:rPr>
-              <w:t xml:space="preserve">'/'</w:t>
-            </w:r>
-            <w:r>
-              <w:rPr>
-                <w:rFonts w:ascii="Consolas" w:cs="Consolas" w:eastAsia="Consolas" w:hAnsi="Consolas"/>
-                <w:b w:val="1"/>
-                <w:bCs w:val="1"/>
-                <w:color w:val="333333"/>
-                <w:sz w:val="22"/>
-                <w:szCs w:val="22"/>
-                <w:shd w:fill="f8f8f8" w:val="clear"/>
-                <w:rtl w:val="0"/>
-              </w:rPr>
-              <w:t xml:space="preserve">,</w:t>
-              <w:br w:type="textWrapping"/>
-              <w:t xml:space="preserve">      name: </w:t>
-            </w:r>
-            <w:r>
-              <w:rPr>
-                <w:rFonts w:ascii="Consolas" w:cs="Consolas" w:eastAsia="Consolas" w:hAnsi="Consolas"/>
-                <w:b w:val="1"/>
-                <w:bCs w:val="1"/>
-                <w:color w:val="dd1144"/>
-                <w:sz w:val="22"/>
-                <w:szCs w:val="22"/>
-                <w:shd w:fill="f8f8f8" w:val="clear"/>
-                <w:rtl w:val="0"/>
-              </w:rPr>
-              <w:t xml:space="preserve">'home'</w:t>
-            </w:r>
-            <w:r>
-              <w:rPr>
-                <w:rFonts w:ascii="Consolas" w:cs="Consolas" w:eastAsia="Consolas" w:hAnsi="Consolas"/>
-                <w:b w:val="1"/>
-                <w:bCs w:val="1"/>
-                <w:color w:val="333333"/>
-                <w:sz w:val="22"/>
-                <w:szCs w:val="22"/>
-                <w:shd w:fill="f8f8f8" w:val="clear"/>
-                <w:rtl w:val="0"/>
-              </w:rPr>
-              <w:t xml:space="preserve">,</w:t>
-              <w:br w:type="textWrapping"/>
-              <w:t xml:space="preserve">      builder: (context, state) =&gt; const HomeScreen(),</w:t>
-              <w:br w:type="textWrapping"/>
-              <w:t xml:space="preserve">      routes: [</w:t>
-              <w:br w:type="textWrapping"/>
-              <w:t xml:space="preserve">        </w:t>
+              <w:t xml:space="preserve">void main() {</w:t>
+              <w:br w:type="textWrapping"/>
+              <w:t xml:space="preserve">  runApp(const MyApp());</w:t>
+              <w:br w:type="textWrapping"/>
+              <w:t xml:space="preserve">}</w:t>
+              <w:br w:type="textWrapping"/>
+              <w:br w:type="textWrapping"/>
             </w:r>
             <w:r>
               <w:rPr>
@@ -7798,86 +8017,25 @@
                 <w:i w:val="1"/>
                 <w:iCs w:val="1"/>
                 <w:color w:val="999988"/>
-                <w:sz w:val="22"/>
-                <w:szCs w:val="22"/>
-                <w:shd w:fill="f8f8f8" w:val="clear"/>
-                <w:rtl w:val="0"/>
-              </w:rPr>
-              <w:t xml:space="preserve">// subruta con parámetro obligatorio en path</w:t>
-            </w:r>
-            <w:r>
-              <w:rPr>
-                <w:rFonts w:ascii="Consolas" w:cs="Consolas" w:eastAsia="Consolas" w:hAnsi="Consolas"/>
-                <w:b w:val="1"/>
-                <w:bCs w:val="1"/>
-                <w:color w:val="333333"/>
-                <w:sz w:val="22"/>
-                <w:szCs w:val="22"/>
-                <w:shd w:fill="f8f8f8" w:val="clear"/>
-                <w:rtl w:val="0"/>
-              </w:rPr>
-              <w:br w:type="textWrapping"/>
-              <w:t xml:space="preserve">        GoRoute(</w:t>
-              <w:br w:type="textWrapping"/>
-              <w:t xml:space="preserve">          path: </w:t>
-            </w:r>
-            <w:r>
-              <w:rPr>
-                <w:rFonts w:ascii="Consolas" w:cs="Consolas" w:eastAsia="Consolas" w:hAnsi="Consolas"/>
-                <w:b w:val="1"/>
-                <w:bCs w:val="1"/>
-                <w:color w:val="dd1144"/>
-                <w:sz w:val="22"/>
-                <w:szCs w:val="22"/>
-                <w:shd w:fill="f8f8f8" w:val="clear"/>
-                <w:rtl w:val="0"/>
-              </w:rPr>
-              <w:t xml:space="preserve">'details/:id'</w:t>
-            </w:r>
-            <w:r>
-              <w:rPr>
-                <w:rFonts w:ascii="Consolas" w:cs="Consolas" w:eastAsia="Consolas" w:hAnsi="Consolas"/>
-                <w:b w:val="1"/>
-                <w:bCs w:val="1"/>
-                <w:color w:val="333333"/>
-                <w:sz w:val="22"/>
-                <w:szCs w:val="22"/>
-                <w:shd w:fill="f8f8f8" w:val="clear"/>
-                <w:rtl w:val="0"/>
-              </w:rPr>
-              <w:t xml:space="preserve">,</w:t>
-              <w:br w:type="textWrapping"/>
-              <w:t xml:space="preserve">          name: </w:t>
-            </w:r>
-            <w:r>
-              <w:rPr>
-                <w:rFonts w:ascii="Consolas" w:cs="Consolas" w:eastAsia="Consolas" w:hAnsi="Consolas"/>
-                <w:b w:val="1"/>
-                <w:bCs w:val="1"/>
-                <w:color w:val="dd1144"/>
-                <w:sz w:val="22"/>
-                <w:szCs w:val="22"/>
-                <w:shd w:fill="f8f8f8" w:val="clear"/>
-                <w:rtl w:val="0"/>
-              </w:rPr>
-              <w:t xml:space="preserve">'details'</w:t>
-            </w:r>
-            <w:r>
-              <w:rPr>
-                <w:rFonts w:ascii="Consolas" w:cs="Consolas" w:eastAsia="Consolas" w:hAnsi="Consolas"/>
-                <w:b w:val="1"/>
-                <w:bCs w:val="1"/>
-                <w:color w:val="333333"/>
-                <w:sz w:val="22"/>
-                <w:szCs w:val="22"/>
-                <w:shd w:fill="f8f8f8" w:val="clear"/>
-                <w:rtl w:val="0"/>
-              </w:rPr>
-              <w:t xml:space="preserve">,</w:t>
-              <w:br w:type="textWrapping"/>
-              <w:t xml:space="preserve">          builder: (context, state) {</w:t>
-              <w:br w:type="textWrapping"/>
-              <w:t xml:space="preserve">            </w:t>
+                <w:sz w:val="20"/>
+                <w:szCs w:val="20"/>
+                <w:shd w:fill="f8f8f8" w:val="clear"/>
+                <w:rtl w:val="0"/>
+              </w:rPr>
+              <w:t xml:space="preserve">/// ----------------------------</w:t>
+            </w:r>
+            <w:r>
+              <w:rPr>
+                <w:rFonts w:ascii="Consolas" w:cs="Consolas" w:eastAsia="Consolas" w:hAnsi="Consolas"/>
+                <w:b w:val="1"/>
+                <w:bCs w:val="1"/>
+                <w:color w:val="333333"/>
+                <w:sz w:val="20"/>
+                <w:szCs w:val="20"/>
+                <w:shd w:fill="f8f8f8" w:val="clear"/>
+                <w:rtl w:val="0"/>
+              </w:rPr>
+              <w:br w:type="textWrapping"/>
             </w:r>
             <w:r>
               <w:rPr>
@@ -7887,52 +8045,25 @@
                 <w:i w:val="1"/>
                 <w:iCs w:val="1"/>
                 <w:color w:val="999988"/>
-                <w:sz w:val="22"/>
-                <w:szCs w:val="22"/>
-                <w:shd w:fill="f8f8f8" w:val="clear"/>
-                <w:rtl w:val="0"/>
-              </w:rPr>
-              <w:t xml:space="preserve">// ¡Correcto en 2026! state.pathParameters en vez de params</w:t>
-            </w:r>
-            <w:r>
-              <w:rPr>
-                <w:rFonts w:ascii="Consolas" w:cs="Consolas" w:eastAsia="Consolas" w:hAnsi="Consolas"/>
-                <w:b w:val="1"/>
-                <w:bCs w:val="1"/>
-                <w:color w:val="333333"/>
-                <w:sz w:val="22"/>
-                <w:szCs w:val="22"/>
-                <w:shd w:fill="f8f8f8" w:val="clear"/>
-                <w:rtl w:val="0"/>
-              </w:rPr>
-              <w:br w:type="textWrapping"/>
-              <w:t xml:space="preserve">            final id = state.pathParameters[</w:t>
-            </w:r>
-            <w:r>
-              <w:rPr>
-                <w:rFonts w:ascii="Consolas" w:cs="Consolas" w:eastAsia="Consolas" w:hAnsi="Consolas"/>
-                <w:b w:val="1"/>
-                <w:bCs w:val="1"/>
-                <w:color w:val="dd1144"/>
-                <w:sz w:val="22"/>
-                <w:szCs w:val="22"/>
-                <w:shd w:fill="f8f8f8" w:val="clear"/>
-                <w:rtl w:val="0"/>
-              </w:rPr>
-              <w:t xml:space="preserve">'id'</w:t>
-            </w:r>
-            <w:r>
-              <w:rPr>
-                <w:rFonts w:ascii="Consolas" w:cs="Consolas" w:eastAsia="Consolas" w:hAnsi="Consolas"/>
-                <w:b w:val="1"/>
-                <w:bCs w:val="1"/>
-                <w:color w:val="333333"/>
-                <w:sz w:val="22"/>
-                <w:szCs w:val="22"/>
-                <w:shd w:fill="f8f8f8" w:val="clear"/>
-                <w:rtl w:val="0"/>
-              </w:rPr>
-              <w:t xml:space="preserve">]!; </w:t>
+                <w:sz w:val="20"/>
+                <w:szCs w:val="20"/>
+                <w:shd w:fill="f8f8f8" w:val="clear"/>
+                <w:rtl w:val="0"/>
+              </w:rPr>
+              <w:t xml:space="preserve">/// GoRouter configuration</w:t>
+            </w:r>
+            <w:r>
+              <w:rPr>
+                <w:rFonts w:ascii="Consolas" w:cs="Consolas" w:eastAsia="Consolas" w:hAnsi="Consolas"/>
+                <w:b w:val="1"/>
+                <w:bCs w:val="1"/>
+                <w:color w:val="333333"/>
+                <w:sz w:val="20"/>
+                <w:szCs w:val="20"/>
+                <w:shd w:fill="f8f8f8" w:val="clear"/>
+                <w:rtl w:val="0"/>
+              </w:rPr>
+              <w:br w:type="textWrapping"/>
             </w:r>
             <w:r>
               <w:rPr>
@@ -7942,26 +8073,210 @@
                 <w:i w:val="1"/>
                 <w:iCs w:val="1"/>
                 <w:color w:val="999988"/>
-                <w:sz w:val="22"/>
-                <w:szCs w:val="22"/>
-                <w:shd w:fill="f8f8f8" w:val="clear"/>
-                <w:rtl w:val="0"/>
-              </w:rPr>
-              <w:t xml:space="preserve">// siempre existe porque :id es required</w:t>
-            </w:r>
-            <w:r>
-              <w:rPr>
-                <w:rFonts w:ascii="Consolas" w:cs="Consolas" w:eastAsia="Consolas" w:hAnsi="Consolas"/>
-                <w:b w:val="1"/>
-                <w:bCs w:val="1"/>
-                <w:color w:val="333333"/>
-                <w:sz w:val="22"/>
-                <w:szCs w:val="22"/>
-                <w:shd w:fill="f8f8f8" w:val="clear"/>
-                <w:rtl w:val="0"/>
-              </w:rPr>
-              <w:br w:type="textWrapping"/>
-              <w:t xml:space="preserve">            final extra = state.extra as </w:t>
+                <w:sz w:val="20"/>
+                <w:szCs w:val="20"/>
+                <w:shd w:fill="f8f8f8" w:val="clear"/>
+                <w:rtl w:val="0"/>
+              </w:rPr>
+              <w:t xml:space="preserve">/// ----------------------------</w:t>
+            </w:r>
+            <w:r>
+              <w:rPr>
+                <w:rFonts w:ascii="Consolas" w:cs="Consolas" w:eastAsia="Consolas" w:hAnsi="Consolas"/>
+                <w:b w:val="1"/>
+                <w:bCs w:val="1"/>
+                <w:color w:val="333333"/>
+                <w:sz w:val="20"/>
+                <w:szCs w:val="20"/>
+                <w:shd w:fill="f8f8f8" w:val="clear"/>
+                <w:rtl w:val="0"/>
+              </w:rPr>
+              <w:br w:type="textWrapping"/>
+              <w:t xml:space="preserve">final GoRouter _router = GoRouter(</w:t>
+              <w:br w:type="textWrapping"/>
+              <w:t xml:space="preserve">  debugLogDiagnostics: true,</w:t>
+              <w:br w:type="textWrapping"/>
+              <w:t xml:space="preserve">  initialLocation: </w:t>
+            </w:r>
+            <w:r>
+              <w:rPr>
+                <w:rFonts w:ascii="Consolas" w:cs="Consolas" w:eastAsia="Consolas" w:hAnsi="Consolas"/>
+                <w:b w:val="1"/>
+                <w:bCs w:val="1"/>
+                <w:color w:val="dd1144"/>
+                <w:sz w:val="20"/>
+                <w:szCs w:val="20"/>
+                <w:shd w:fill="f8f8f8" w:val="clear"/>
+                <w:rtl w:val="0"/>
+              </w:rPr>
+              <w:t xml:space="preserve">'/'</w:t>
+            </w:r>
+            <w:r>
+              <w:rPr>
+                <w:rFonts w:ascii="Consolas" w:cs="Consolas" w:eastAsia="Consolas" w:hAnsi="Consolas"/>
+                <w:b w:val="1"/>
+                <w:bCs w:val="1"/>
+                <w:color w:val="333333"/>
+                <w:sz w:val="20"/>
+                <w:szCs w:val="20"/>
+                <w:shd w:fill="f8f8f8" w:val="clear"/>
+                <w:rtl w:val="0"/>
+              </w:rPr>
+              <w:t xml:space="preserve">,</w:t>
+              <w:br w:type="textWrapping"/>
+              <w:t xml:space="preserve">  routes: [</w:t>
+              <w:br w:type="textWrapping"/>
+              <w:t xml:space="preserve">    GoRoute(</w:t>
+              <w:br w:type="textWrapping"/>
+              <w:t xml:space="preserve">      path: </w:t>
+            </w:r>
+            <w:r>
+              <w:rPr>
+                <w:rFonts w:ascii="Consolas" w:cs="Consolas" w:eastAsia="Consolas" w:hAnsi="Consolas"/>
+                <w:b w:val="1"/>
+                <w:bCs w:val="1"/>
+                <w:color w:val="dd1144"/>
+                <w:sz w:val="20"/>
+                <w:szCs w:val="20"/>
+                <w:shd w:fill="f8f8f8" w:val="clear"/>
+                <w:rtl w:val="0"/>
+              </w:rPr>
+              <w:t xml:space="preserve">'/'</w:t>
+            </w:r>
+            <w:r>
+              <w:rPr>
+                <w:rFonts w:ascii="Consolas" w:cs="Consolas" w:eastAsia="Consolas" w:hAnsi="Consolas"/>
+                <w:b w:val="1"/>
+                <w:bCs w:val="1"/>
+                <w:color w:val="333333"/>
+                <w:sz w:val="20"/>
+                <w:szCs w:val="20"/>
+                <w:shd w:fill="f8f8f8" w:val="clear"/>
+                <w:rtl w:val="0"/>
+              </w:rPr>
+              <w:t xml:space="preserve">,</w:t>
+              <w:br w:type="textWrapping"/>
+              <w:t xml:space="preserve">      name: </w:t>
+            </w:r>
+            <w:r>
+              <w:rPr>
+                <w:rFonts w:ascii="Consolas" w:cs="Consolas" w:eastAsia="Consolas" w:hAnsi="Consolas"/>
+                <w:b w:val="1"/>
+                <w:bCs w:val="1"/>
+                <w:color w:val="dd1144"/>
+                <w:sz w:val="20"/>
+                <w:szCs w:val="20"/>
+                <w:shd w:fill="f8f8f8" w:val="clear"/>
+                <w:rtl w:val="0"/>
+              </w:rPr>
+              <w:t xml:space="preserve">'home'</w:t>
+            </w:r>
+            <w:r>
+              <w:rPr>
+                <w:rFonts w:ascii="Consolas" w:cs="Consolas" w:eastAsia="Consolas" w:hAnsi="Consolas"/>
+                <w:b w:val="1"/>
+                <w:bCs w:val="1"/>
+                <w:color w:val="333333"/>
+                <w:sz w:val="20"/>
+                <w:szCs w:val="20"/>
+                <w:shd w:fill="f8f8f8" w:val="clear"/>
+                <w:rtl w:val="0"/>
+              </w:rPr>
+              <w:t xml:space="preserve">,</w:t>
+              <w:br w:type="textWrapping"/>
+              <w:t xml:space="preserve">      builder: (context, state) =&gt; const HomeScreen(),</w:t>
+              <w:br w:type="textWrapping"/>
+              <w:t xml:space="preserve">    ),</w:t>
+              <w:br w:type="textWrapping"/>
+              <w:t xml:space="preserve">    GoRoute(</w:t>
+              <w:br w:type="textWrapping"/>
+              <w:t xml:space="preserve">      path: </w:t>
+            </w:r>
+            <w:r>
+              <w:rPr>
+                <w:rFonts w:ascii="Consolas" w:cs="Consolas" w:eastAsia="Consolas" w:hAnsi="Consolas"/>
+                <w:b w:val="1"/>
+                <w:bCs w:val="1"/>
+                <w:color w:val="dd1144"/>
+                <w:sz w:val="20"/>
+                <w:szCs w:val="20"/>
+                <w:shd w:fill="f8f8f8" w:val="clear"/>
+                <w:rtl w:val="0"/>
+              </w:rPr>
+              <w:t xml:space="preserve">'/details/:id'</w:t>
+            </w:r>
+            <w:r>
+              <w:rPr>
+                <w:rFonts w:ascii="Consolas" w:cs="Consolas" w:eastAsia="Consolas" w:hAnsi="Consolas"/>
+                <w:b w:val="1"/>
+                <w:bCs w:val="1"/>
+                <w:color w:val="333333"/>
+                <w:sz w:val="20"/>
+                <w:szCs w:val="20"/>
+                <w:shd w:fill="f8f8f8" w:val="clear"/>
+                <w:rtl w:val="0"/>
+              </w:rPr>
+              <w:t xml:space="preserve">,</w:t>
+              <w:br w:type="textWrapping"/>
+              <w:t xml:space="preserve">      name: </w:t>
+            </w:r>
+            <w:r>
+              <w:rPr>
+                <w:rFonts w:ascii="Consolas" w:cs="Consolas" w:eastAsia="Consolas" w:hAnsi="Consolas"/>
+                <w:b w:val="1"/>
+                <w:bCs w:val="1"/>
+                <w:color w:val="dd1144"/>
+                <w:sz w:val="20"/>
+                <w:szCs w:val="20"/>
+                <w:shd w:fill="f8f8f8" w:val="clear"/>
+                <w:rtl w:val="0"/>
+              </w:rPr>
+              <w:t xml:space="preserve">'details'</w:t>
+            </w:r>
+            <w:r>
+              <w:rPr>
+                <w:rFonts w:ascii="Consolas" w:cs="Consolas" w:eastAsia="Consolas" w:hAnsi="Consolas"/>
+                <w:b w:val="1"/>
+                <w:bCs w:val="1"/>
+                <w:color w:val="333333"/>
+                <w:sz w:val="20"/>
+                <w:szCs w:val="20"/>
+                <w:shd w:fill="f8f8f8" w:val="clear"/>
+                <w:rtl w:val="0"/>
+              </w:rPr>
+              <w:t xml:space="preserve">,</w:t>
+              <w:br w:type="textWrapping"/>
+              <w:t xml:space="preserve">      builder: (context, state) {</w:t>
+              <w:br w:type="textWrapping"/>
+              <w:t xml:space="preserve">        final id = state.pathParameters[</w:t>
+            </w:r>
+            <w:r>
+              <w:rPr>
+                <w:rFonts w:ascii="Consolas" w:cs="Consolas" w:eastAsia="Consolas" w:hAnsi="Consolas"/>
+                <w:b w:val="1"/>
+                <w:bCs w:val="1"/>
+                <w:color w:val="dd1144"/>
+                <w:sz w:val="20"/>
+                <w:szCs w:val="20"/>
+                <w:shd w:fill="f8f8f8" w:val="clear"/>
+                <w:rtl w:val="0"/>
+              </w:rPr>
+              <w:t xml:space="preserve">'id'</w:t>
+            </w:r>
+            <w:r>
+              <w:rPr>
+                <w:rFonts w:ascii="Consolas" w:cs="Consolas" w:eastAsia="Consolas" w:hAnsi="Consolas"/>
+                <w:b w:val="1"/>
+                <w:bCs w:val="1"/>
+                <w:color w:val="333333"/>
+                <w:sz w:val="20"/>
+                <w:szCs w:val="20"/>
+                <w:shd w:fill="f8f8f8" w:val="clear"/>
+                <w:rtl w:val="0"/>
+              </w:rPr>
+              <w:t xml:space="preserve">]!;</w:t>
+              <w:br w:type="textWrapping"/>
+              <w:t xml:space="preserve">        final extra = state.extra as </w:t>
             </w:r>
             <w:r>
               <w:rPr>
@@ -7969,8 +8284,8 @@
                 <w:b w:val="1"/>
                 <w:bCs w:val="1"/>
                 <w:color w:val="0086b3"/>
-                <w:sz w:val="22"/>
-                <w:szCs w:val="22"/>
+                <w:sz w:val="20"/>
+                <w:szCs w:val="20"/>
                 <w:shd w:fill="f8f8f8" w:val="clear"/>
                 <w:rtl w:val="0"/>
               </w:rPr>
@@ -7982,117 +8297,1166 @@
                 <w:b w:val="1"/>
                 <w:bCs w:val="1"/>
                 <w:color w:val="333333"/>
-                <w:sz w:val="22"/>
-                <w:szCs w:val="22"/>
+                <w:sz w:val="20"/>
+                <w:szCs w:val="20"/>
                 <w:shd w:fill="f8f8f8" w:val="clear"/>
                 <w:rtl w:val="0"/>
               </w:rPr>
               <w:t xml:space="preserve">?;</w:t>
               <w:br w:type="textWrapping"/>
-              <w:t xml:space="preserve">            return DetailsScreen(id: id, extra: extra);</w:t>
-              <w:br w:type="textWrapping"/>
-              <w:t xml:space="preserve">          },</w:t>
+              <w:t xml:space="preserve">        return DetailsScreen(id: id, extra: extra);</w:t>
+              <w:br w:type="textWrapping"/>
+              <w:t xml:space="preserve">      },</w:t>
+              <w:br w:type="textWrapping"/>
+              <w:t xml:space="preserve">    ),</w:t>
+              <w:br w:type="textWrapping"/>
+              <w:t xml:space="preserve">  ],</w:t>
+              <w:br w:type="textWrapping"/>
+              <w:t xml:space="preserve">);</w:t>
+              <w:br w:type="textWrapping"/>
+              <w:br w:type="textWrapping"/>
+              <w:t xml:space="preserve">class </w:t>
+            </w:r>
+            <w:r>
+              <w:rPr>
+                <w:rFonts w:ascii="Consolas" w:cs="Consolas" w:eastAsia="Consolas" w:hAnsi="Consolas"/>
+                <w:b w:val="1"/>
+                <w:bCs w:val="1"/>
+                <w:color w:val="445588"/>
+                <w:sz w:val="20"/>
+                <w:szCs w:val="20"/>
+                <w:shd w:fill="f8f8f8" w:val="clear"/>
+                <w:rtl w:val="0"/>
+              </w:rPr>
+              <w:t xml:space="preserve">MyApp</w:t>
+            </w:r>
+            <w:r>
+              <w:rPr>
+                <w:rFonts w:ascii="Consolas" w:cs="Consolas" w:eastAsia="Consolas" w:hAnsi="Consolas"/>
+                <w:b w:val="1"/>
+                <w:bCs w:val="1"/>
+                <w:color w:val="333333"/>
+                <w:sz w:val="20"/>
+                <w:szCs w:val="20"/>
+                <w:shd w:fill="f8f8f8" w:val="clear"/>
+                <w:rtl w:val="0"/>
+              </w:rPr>
+              <w:t xml:space="preserve"> extends </w:t>
+            </w:r>
+            <w:r>
+              <w:rPr>
+                <w:rFonts w:ascii="Consolas" w:cs="Consolas" w:eastAsia="Consolas" w:hAnsi="Consolas"/>
+                <w:b w:val="1"/>
+                <w:bCs w:val="1"/>
+                <w:color w:val="445588"/>
+                <w:sz w:val="20"/>
+                <w:szCs w:val="20"/>
+                <w:shd w:fill="f8f8f8" w:val="clear"/>
+                <w:rtl w:val="0"/>
+              </w:rPr>
+              <w:t xml:space="preserve">StatelessWidget</w:t>
+            </w:r>
+            <w:r>
+              <w:rPr>
+                <w:rFonts w:ascii="Consolas" w:cs="Consolas" w:eastAsia="Consolas" w:hAnsi="Consolas"/>
+                <w:b w:val="1"/>
+                <w:bCs w:val="1"/>
+                <w:color w:val="333333"/>
+                <w:sz w:val="20"/>
+                <w:szCs w:val="20"/>
+                <w:shd w:fill="f8f8f8" w:val="clear"/>
+                <w:rtl w:val="0"/>
+              </w:rPr>
+              <w:t xml:space="preserve"> {</w:t>
+              <w:br w:type="textWrapping"/>
+              <w:t xml:space="preserve">  const MyApp({super.key});</w:t>
+              <w:br w:type="textWrapping"/>
+              <w:br w:type="textWrapping"/>
+              <w:t xml:space="preserve">  </w:t>
+            </w:r>
+            <w:r>
+              <w:rPr>
+                <w:rFonts w:ascii="Consolas" w:cs="Consolas" w:eastAsia="Consolas" w:hAnsi="Consolas"/>
+                <w:b w:val="1"/>
+                <w:bCs w:val="1"/>
+                <w:color w:val="999999"/>
+                <w:sz w:val="20"/>
+                <w:szCs w:val="20"/>
+                <w:shd w:fill="f8f8f8" w:val="clear"/>
+                <w:rtl w:val="0"/>
+              </w:rPr>
+              <w:t xml:space="preserve">@override</w:t>
+            </w:r>
+            <w:r>
+              <w:rPr>
+                <w:rFonts w:ascii="Consolas" w:cs="Consolas" w:eastAsia="Consolas" w:hAnsi="Consolas"/>
+                <w:b w:val="1"/>
+                <w:bCs w:val="1"/>
+                <w:color w:val="333333"/>
+                <w:sz w:val="20"/>
+                <w:szCs w:val="20"/>
+                <w:shd w:fill="f8f8f8" w:val="clear"/>
+                <w:rtl w:val="0"/>
+              </w:rPr>
+              <w:br w:type="textWrapping"/>
+              <w:t xml:space="preserve">  Widget build(BuildContext context) {</w:t>
+              <w:br w:type="textWrapping"/>
+              <w:t xml:space="preserve">    return MaterialApp.router(</w:t>
+              <w:br w:type="textWrapping"/>
+              <w:t xml:space="preserve">      routerConfig: _router,</w:t>
+              <w:br w:type="textWrapping"/>
+              <w:t xml:space="preserve">      title: </w:t>
+            </w:r>
+            <w:r>
+              <w:rPr>
+                <w:rFonts w:ascii="Consolas" w:cs="Consolas" w:eastAsia="Consolas" w:hAnsi="Consolas"/>
+                <w:b w:val="1"/>
+                <w:bCs w:val="1"/>
+                <w:color w:val="dd1144"/>
+                <w:sz w:val="20"/>
+                <w:szCs w:val="20"/>
+                <w:shd w:fill="f8f8f8" w:val="clear"/>
+                <w:rtl w:val="0"/>
+              </w:rPr>
+              <w:t xml:space="preserve">'GoRouter Example'</w:t>
+            </w:r>
+            <w:r>
+              <w:rPr>
+                <w:rFonts w:ascii="Consolas" w:cs="Consolas" w:eastAsia="Consolas" w:hAnsi="Consolas"/>
+                <w:b w:val="1"/>
+                <w:bCs w:val="1"/>
+                <w:color w:val="333333"/>
+                <w:sz w:val="20"/>
+                <w:szCs w:val="20"/>
+                <w:shd w:fill="f8f8f8" w:val="clear"/>
+                <w:rtl w:val="0"/>
+              </w:rPr>
+              <w:t xml:space="preserve">,</w:t>
+              <w:br w:type="textWrapping"/>
+              <w:t xml:space="preserve">      theme: ThemeData(primarySwatch: Colors.blue),</w:t>
+              <w:br w:type="textWrapping"/>
+              <w:t xml:space="preserve">    );</w:t>
+              <w:br w:type="textWrapping"/>
+              <w:t xml:space="preserve">  }</w:t>
+              <w:br w:type="textWrapping"/>
+              <w:t xml:space="preserve">}</w:t>
+              <w:br w:type="textWrapping"/>
+              <w:br w:type="textWrapping"/>
+              <w:t xml:space="preserve">class </w:t>
+            </w:r>
+            <w:r>
+              <w:rPr>
+                <w:rFonts w:ascii="Consolas" w:cs="Consolas" w:eastAsia="Consolas" w:hAnsi="Consolas"/>
+                <w:b w:val="1"/>
+                <w:bCs w:val="1"/>
+                <w:color w:val="445588"/>
+                <w:sz w:val="20"/>
+                <w:szCs w:val="20"/>
+                <w:shd w:fill="f8f8f8" w:val="clear"/>
+                <w:rtl w:val="0"/>
+              </w:rPr>
+              <w:t xml:space="preserve">HomeScreen</w:t>
+            </w:r>
+            <w:r>
+              <w:rPr>
+                <w:rFonts w:ascii="Consolas" w:cs="Consolas" w:eastAsia="Consolas" w:hAnsi="Consolas"/>
+                <w:b w:val="1"/>
+                <w:bCs w:val="1"/>
+                <w:color w:val="333333"/>
+                <w:sz w:val="20"/>
+                <w:szCs w:val="20"/>
+                <w:shd w:fill="f8f8f8" w:val="clear"/>
+                <w:rtl w:val="0"/>
+              </w:rPr>
+              <w:t xml:space="preserve"> extends </w:t>
+            </w:r>
+            <w:r>
+              <w:rPr>
+                <w:rFonts w:ascii="Consolas" w:cs="Consolas" w:eastAsia="Consolas" w:hAnsi="Consolas"/>
+                <w:b w:val="1"/>
+                <w:bCs w:val="1"/>
+                <w:color w:val="445588"/>
+                <w:sz w:val="20"/>
+                <w:szCs w:val="20"/>
+                <w:shd w:fill="f8f8f8" w:val="clear"/>
+                <w:rtl w:val="0"/>
+              </w:rPr>
+              <w:t xml:space="preserve">StatelessWidget</w:t>
+            </w:r>
+            <w:r>
+              <w:rPr>
+                <w:rFonts w:ascii="Consolas" w:cs="Consolas" w:eastAsia="Consolas" w:hAnsi="Consolas"/>
+                <w:b w:val="1"/>
+                <w:bCs w:val="1"/>
+                <w:color w:val="333333"/>
+                <w:sz w:val="20"/>
+                <w:szCs w:val="20"/>
+                <w:shd w:fill="f8f8f8" w:val="clear"/>
+                <w:rtl w:val="0"/>
+              </w:rPr>
+              <w:t xml:space="preserve"> {</w:t>
+              <w:br w:type="textWrapping"/>
+              <w:t xml:space="preserve">  const HomeScreen({super.key});</w:t>
+              <w:br w:type="textWrapping"/>
+              <w:br w:type="textWrapping"/>
+              <w:t xml:space="preserve">  </w:t>
+            </w:r>
+            <w:r>
+              <w:rPr>
+                <w:rFonts w:ascii="Consolas" w:cs="Consolas" w:eastAsia="Consolas" w:hAnsi="Consolas"/>
+                <w:b w:val="1"/>
+                <w:bCs w:val="1"/>
+                <w:color w:val="999999"/>
+                <w:sz w:val="20"/>
+                <w:szCs w:val="20"/>
+                <w:shd w:fill="f8f8f8" w:val="clear"/>
+                <w:rtl w:val="0"/>
+              </w:rPr>
+              <w:t xml:space="preserve">@override</w:t>
+            </w:r>
+            <w:r>
+              <w:rPr>
+                <w:rFonts w:ascii="Consolas" w:cs="Consolas" w:eastAsia="Consolas" w:hAnsi="Consolas"/>
+                <w:b w:val="1"/>
+                <w:bCs w:val="1"/>
+                <w:color w:val="333333"/>
+                <w:sz w:val="20"/>
+                <w:szCs w:val="20"/>
+                <w:shd w:fill="f8f8f8" w:val="clear"/>
+                <w:rtl w:val="0"/>
+              </w:rPr>
+              <w:br w:type="textWrapping"/>
+              <w:t xml:space="preserve">  Widget build(BuildContext context) {</w:t>
+              <w:br w:type="textWrapping"/>
+              <w:t xml:space="preserve">    return Scaffold(</w:t>
+              <w:br w:type="textWrapping"/>
+              <w:t xml:space="preserve">      appBar: AppBar(title: const Text(</w:t>
+            </w:r>
+            <w:r>
+              <w:rPr>
+                <w:rFonts w:ascii="Consolas" w:cs="Consolas" w:eastAsia="Consolas" w:hAnsi="Consolas"/>
+                <w:b w:val="1"/>
+                <w:bCs w:val="1"/>
+                <w:color w:val="dd1144"/>
+                <w:sz w:val="20"/>
+                <w:szCs w:val="20"/>
+                <w:shd w:fill="f8f8f8" w:val="clear"/>
+                <w:rtl w:val="0"/>
+              </w:rPr>
+              <w:t xml:space="preserve">'Home Screen'</w:t>
+            </w:r>
+            <w:r>
+              <w:rPr>
+                <w:rFonts w:ascii="Consolas" w:cs="Consolas" w:eastAsia="Consolas" w:hAnsi="Consolas"/>
+                <w:b w:val="1"/>
+                <w:bCs w:val="1"/>
+                <w:color w:val="333333"/>
+                <w:sz w:val="20"/>
+                <w:szCs w:val="20"/>
+                <w:shd w:fill="f8f8f8" w:val="clear"/>
+                <w:rtl w:val="0"/>
+              </w:rPr>
+              <w:t xml:space="preserve">)),</w:t>
+              <w:br w:type="textWrapping"/>
+              <w:t xml:space="preserve">      body: Center(</w:t>
+              <w:br w:type="textWrapping"/>
+              <w:t xml:space="preserve">        child: Column(</w:t>
+              <w:br w:type="textWrapping"/>
+              <w:t xml:space="preserve">          mainAxisAlignment: MainAxisAlignment.center,</w:t>
+              <w:br w:type="textWrapping"/>
+              <w:t xml:space="preserve">          children: [</w:t>
+              <w:br w:type="textWrapping"/>
+              <w:t xml:space="preserve">            ElevatedButton(</w:t>
+              <w:br w:type="textWrapping"/>
+              <w:t xml:space="preserve">              onPressed: () async {</w:t>
+              <w:br w:type="textWrapping"/>
+              <w:t xml:space="preserve">                await context.pushNamed(</w:t>
+              <w:br w:type="textWrapping"/>
+              <w:t xml:space="preserve">                  </w:t>
+            </w:r>
+            <w:r>
+              <w:rPr>
+                <w:rFonts w:ascii="Consolas" w:cs="Consolas" w:eastAsia="Consolas" w:hAnsi="Consolas"/>
+                <w:b w:val="1"/>
+                <w:bCs w:val="1"/>
+                <w:color w:val="dd1144"/>
+                <w:sz w:val="20"/>
+                <w:szCs w:val="20"/>
+                <w:shd w:fill="f8f8f8" w:val="clear"/>
+                <w:rtl w:val="0"/>
+              </w:rPr>
+              <w:t xml:space="preserve">'details'</w:t>
+            </w:r>
+            <w:r>
+              <w:rPr>
+                <w:rFonts w:ascii="Consolas" w:cs="Consolas" w:eastAsia="Consolas" w:hAnsi="Consolas"/>
+                <w:b w:val="1"/>
+                <w:bCs w:val="1"/>
+                <w:color w:val="333333"/>
+                <w:sz w:val="20"/>
+                <w:szCs w:val="20"/>
+                <w:shd w:fill="f8f8f8" w:val="clear"/>
+                <w:rtl w:val="0"/>
+              </w:rPr>
+              <w:t xml:space="preserve">,</w:t>
+              <w:br w:type="textWrapping"/>
+              <w:t xml:space="preserve">                  pathParameters: {</w:t>
+            </w:r>
+            <w:r>
+              <w:rPr>
+                <w:rFonts w:ascii="Consolas" w:cs="Consolas" w:eastAsia="Consolas" w:hAnsi="Consolas"/>
+                <w:b w:val="1"/>
+                <w:bCs w:val="1"/>
+                <w:color w:val="dd1144"/>
+                <w:sz w:val="20"/>
+                <w:szCs w:val="20"/>
+                <w:shd w:fill="f8f8f8" w:val="clear"/>
+                <w:rtl w:val="0"/>
+              </w:rPr>
+              <w:t xml:space="preserve">'id'</w:t>
+            </w:r>
+            <w:r>
+              <w:rPr>
+                <w:rFonts w:ascii="Consolas" w:cs="Consolas" w:eastAsia="Consolas" w:hAnsi="Consolas"/>
+                <w:b w:val="1"/>
+                <w:bCs w:val="1"/>
+                <w:color w:val="333333"/>
+                <w:sz w:val="20"/>
+                <w:szCs w:val="20"/>
+                <w:shd w:fill="f8f8f8" w:val="clear"/>
+                <w:rtl w:val="0"/>
+              </w:rPr>
+              <w:t xml:space="preserve">: </w:t>
+            </w:r>
+            <w:r>
+              <w:rPr>
+                <w:rFonts w:ascii="Consolas" w:cs="Consolas" w:eastAsia="Consolas" w:hAnsi="Consolas"/>
+                <w:b w:val="1"/>
+                <w:bCs w:val="1"/>
+                <w:color w:val="dd1144"/>
+                <w:sz w:val="20"/>
+                <w:szCs w:val="20"/>
+                <w:shd w:fill="f8f8f8" w:val="clear"/>
+                <w:rtl w:val="0"/>
+              </w:rPr>
+              <w:t xml:space="preserve">'123'</w:t>
+            </w:r>
+            <w:r>
+              <w:rPr>
+                <w:rFonts w:ascii="Consolas" w:cs="Consolas" w:eastAsia="Consolas" w:hAnsi="Consolas"/>
+                <w:b w:val="1"/>
+                <w:bCs w:val="1"/>
+                <w:color w:val="333333"/>
+                <w:sz w:val="20"/>
+                <w:szCs w:val="20"/>
+                <w:shd w:fill="f8f8f8" w:val="clear"/>
+                <w:rtl w:val="0"/>
+              </w:rPr>
+              <w:t xml:space="preserve">},</w:t>
+              <w:br w:type="textWrapping"/>
+              <w:t xml:space="preserve">                  extra: </w:t>
+            </w:r>
+            <w:r>
+              <w:rPr>
+                <w:rFonts w:ascii="Consolas" w:cs="Consolas" w:eastAsia="Consolas" w:hAnsi="Consolas"/>
+                <w:b w:val="1"/>
+                <w:bCs w:val="1"/>
+                <w:color w:val="dd1144"/>
+                <w:sz w:val="20"/>
+                <w:szCs w:val="20"/>
+                <w:shd w:fill="f8f8f8" w:val="clear"/>
+                <w:rtl w:val="0"/>
+              </w:rPr>
+              <w:t xml:space="preserve">'Extra desde Home (pushNamed)'</w:t>
+            </w:r>
+            <w:r>
+              <w:rPr>
+                <w:rFonts w:ascii="Consolas" w:cs="Consolas" w:eastAsia="Consolas" w:hAnsi="Consolas"/>
+                <w:b w:val="1"/>
+                <w:bCs w:val="1"/>
+                <w:color w:val="333333"/>
+                <w:sz w:val="20"/>
+                <w:szCs w:val="20"/>
+                <w:shd w:fill="f8f8f8" w:val="clear"/>
+                <w:rtl w:val="0"/>
+              </w:rPr>
+              <w:t xml:space="preserve">,</w:t>
+              <w:br w:type="textWrapping"/>
+              <w:t xml:space="preserve">                );</w:t>
+              <w:br w:type="textWrapping"/>
+              <w:br w:type="textWrapping"/>
+              <w:t xml:space="preserve">                if (!context.mounted) return;</w:t>
+              <w:br w:type="textWrapping"/>
+              <w:br w:type="textWrapping"/>
+              <w:t xml:space="preserve">                ScaffoldMessenger.of(context).showSnackBar(</w:t>
+              <w:br w:type="textWrapping"/>
+              <w:t xml:space="preserve">                  const SnackBar(</w:t>
+              <w:br w:type="textWrapping"/>
+              <w:t xml:space="preserve">                    content: Text(</w:t>
+            </w:r>
+            <w:r>
+              <w:rPr>
+                <w:rFonts w:ascii="Consolas" w:cs="Consolas" w:eastAsia="Consolas" w:hAnsi="Consolas"/>
+                <w:b w:val="1"/>
+                <w:bCs w:val="1"/>
+                <w:color w:val="dd1144"/>
+                <w:sz w:val="20"/>
+                <w:szCs w:val="20"/>
+                <w:shd w:fill="f8f8f8" w:val="clear"/>
+                <w:rtl w:val="0"/>
+              </w:rPr>
+              <w:t xml:space="preserve">'Volvimos desde detail (pushNamed)'</w:t>
+            </w:r>
+            <w:r>
+              <w:rPr>
+                <w:rFonts w:ascii="Consolas" w:cs="Consolas" w:eastAsia="Consolas" w:hAnsi="Consolas"/>
+                <w:b w:val="1"/>
+                <w:bCs w:val="1"/>
+                <w:color w:val="333333"/>
+                <w:sz w:val="20"/>
+                <w:szCs w:val="20"/>
+                <w:shd w:fill="f8f8f8" w:val="clear"/>
+                <w:rtl w:val="0"/>
+              </w:rPr>
+              <w:t xml:space="preserve">),</w:t>
+              <w:br w:type="textWrapping"/>
+              <w:t xml:space="preserve">                  ),</w:t>
+              <w:br w:type="textWrapping"/>
+              <w:t xml:space="preserve">                );</w:t>
+              <w:br w:type="textWrapping"/>
+              <w:t xml:space="preserve">              },</w:t>
+              <w:br w:type="textWrapping"/>
+              <w:t xml:space="preserve">              child: const Text(</w:t>
+            </w:r>
+            <w:r>
+              <w:rPr>
+                <w:rFonts w:ascii="Consolas" w:cs="Consolas" w:eastAsia="Consolas" w:hAnsi="Consolas"/>
+                <w:b w:val="1"/>
+                <w:bCs w:val="1"/>
+                <w:color w:val="dd1144"/>
+                <w:sz w:val="20"/>
+                <w:szCs w:val="20"/>
+                <w:shd w:fill="f8f8f8" w:val="clear"/>
+                <w:rtl w:val="0"/>
+              </w:rPr>
+              <w:t xml:space="preserve">'PushNamed /details/123'</w:t>
+            </w:r>
+            <w:r>
+              <w:rPr>
+                <w:rFonts w:ascii="Consolas" w:cs="Consolas" w:eastAsia="Consolas" w:hAnsi="Consolas"/>
+                <w:b w:val="1"/>
+                <w:bCs w:val="1"/>
+                <w:color w:val="333333"/>
+                <w:sz w:val="20"/>
+                <w:szCs w:val="20"/>
+                <w:shd w:fill="f8f8f8" w:val="clear"/>
+                <w:rtl w:val="0"/>
+              </w:rPr>
+              <w:t xml:space="preserve">),</w:t>
+              <w:br w:type="textWrapping"/>
+              <w:t xml:space="preserve">            ),</w:t>
+              <w:br w:type="textWrapping"/>
+              <w:t xml:space="preserve">            const SizedBox(height: </w:t>
+            </w:r>
+            <w:r>
+              <w:rPr>
+                <w:rFonts w:ascii="Consolas" w:cs="Consolas" w:eastAsia="Consolas" w:hAnsi="Consolas"/>
+                <w:b w:val="1"/>
+                <w:bCs w:val="1"/>
+                <w:color w:val="008080"/>
+                <w:sz w:val="20"/>
+                <w:szCs w:val="20"/>
+                <w:shd w:fill="f8f8f8" w:val="clear"/>
+                <w:rtl w:val="0"/>
+              </w:rPr>
+              <w:t xml:space="preserve">16</w:t>
+            </w:r>
+            <w:r>
+              <w:rPr>
+                <w:rFonts w:ascii="Consolas" w:cs="Consolas" w:eastAsia="Consolas" w:hAnsi="Consolas"/>
+                <w:b w:val="1"/>
+                <w:bCs w:val="1"/>
+                <w:color w:val="333333"/>
+                <w:sz w:val="20"/>
+                <w:szCs w:val="20"/>
+                <w:shd w:fill="f8f8f8" w:val="clear"/>
+                <w:rtl w:val="0"/>
+              </w:rPr>
+              <w:t xml:space="preserve">),</w:t>
+              <w:br w:type="textWrapping"/>
+              <w:t xml:space="preserve">            ElevatedButton(</w:t>
+              <w:br w:type="textWrapping"/>
+              <w:t xml:space="preserve">              onPressed: () async {</w:t>
+              <w:br w:type="textWrapping"/>
+              <w:t xml:space="preserve">                await context.push(</w:t>
+              <w:br w:type="textWrapping"/>
+              <w:t xml:space="preserve">                  </w:t>
+            </w:r>
+            <w:r>
+              <w:rPr>
+                <w:rFonts w:ascii="Consolas" w:cs="Consolas" w:eastAsia="Consolas" w:hAnsi="Consolas"/>
+                <w:b w:val="1"/>
+                <w:bCs w:val="1"/>
+                <w:color w:val="dd1144"/>
+                <w:sz w:val="20"/>
+                <w:szCs w:val="20"/>
+                <w:shd w:fill="f8f8f8" w:val="clear"/>
+                <w:rtl w:val="0"/>
+              </w:rPr>
+              <w:t xml:space="preserve">'/details/456'</w:t>
+            </w:r>
+            <w:r>
+              <w:rPr>
+                <w:rFonts w:ascii="Consolas" w:cs="Consolas" w:eastAsia="Consolas" w:hAnsi="Consolas"/>
+                <w:b w:val="1"/>
+                <w:bCs w:val="1"/>
+                <w:color w:val="333333"/>
+                <w:sz w:val="20"/>
+                <w:szCs w:val="20"/>
+                <w:shd w:fill="f8f8f8" w:val="clear"/>
+                <w:rtl w:val="0"/>
+              </w:rPr>
+              <w:t xml:space="preserve">,</w:t>
+              <w:br w:type="textWrapping"/>
+              <w:t xml:space="preserve">                  extra: </w:t>
+            </w:r>
+            <w:r>
+              <w:rPr>
+                <w:rFonts w:ascii="Consolas" w:cs="Consolas" w:eastAsia="Consolas" w:hAnsi="Consolas"/>
+                <w:b w:val="1"/>
+                <w:bCs w:val="1"/>
+                <w:color w:val="dd1144"/>
+                <w:sz w:val="20"/>
+                <w:szCs w:val="20"/>
+                <w:shd w:fill="f8f8f8" w:val="clear"/>
+                <w:rtl w:val="0"/>
+              </w:rPr>
+              <w:t xml:space="preserve">'Extra desde Home (push)'</w:t>
+            </w:r>
+            <w:r>
+              <w:rPr>
+                <w:rFonts w:ascii="Consolas" w:cs="Consolas" w:eastAsia="Consolas" w:hAnsi="Consolas"/>
+                <w:b w:val="1"/>
+                <w:bCs w:val="1"/>
+                <w:color w:val="333333"/>
+                <w:sz w:val="20"/>
+                <w:szCs w:val="20"/>
+                <w:shd w:fill="f8f8f8" w:val="clear"/>
+                <w:rtl w:val="0"/>
+              </w:rPr>
+              <w:t xml:space="preserve">,</w:t>
+              <w:br w:type="textWrapping"/>
+              <w:t xml:space="preserve">                );</w:t>
+              <w:br w:type="textWrapping"/>
+              <w:br w:type="textWrapping"/>
+              <w:t xml:space="preserve">                if (!context.mounted) return;</w:t>
+              <w:br w:type="textWrapping"/>
+              <w:br w:type="textWrapping"/>
+              <w:t xml:space="preserve">                ScaffoldMessenger.of(context).showSnackBar(</w:t>
+              <w:br w:type="textWrapping"/>
+              <w:t xml:space="preserve">                  const SnackBar(</w:t>
+              <w:br w:type="textWrapping"/>
+              <w:t xml:space="preserve">                    content: Text(</w:t>
+            </w:r>
+            <w:r>
+              <w:rPr>
+                <w:rFonts w:ascii="Consolas" w:cs="Consolas" w:eastAsia="Consolas" w:hAnsi="Consolas"/>
+                <w:b w:val="1"/>
+                <w:bCs w:val="1"/>
+                <w:color w:val="dd1144"/>
+                <w:sz w:val="20"/>
+                <w:szCs w:val="20"/>
+                <w:shd w:fill="f8f8f8" w:val="clear"/>
+                <w:rtl w:val="0"/>
+              </w:rPr>
+              <w:t xml:space="preserve">'Volvimos desde detail (push)'</w:t>
+            </w:r>
+            <w:r>
+              <w:rPr>
+                <w:rFonts w:ascii="Consolas" w:cs="Consolas" w:eastAsia="Consolas" w:hAnsi="Consolas"/>
+                <w:b w:val="1"/>
+                <w:bCs w:val="1"/>
+                <w:color w:val="333333"/>
+                <w:sz w:val="20"/>
+                <w:szCs w:val="20"/>
+                <w:shd w:fill="f8f8f8" w:val="clear"/>
+                <w:rtl w:val="0"/>
+              </w:rPr>
+              <w:t xml:space="preserve">),</w:t>
+              <w:br w:type="textWrapping"/>
+              <w:t xml:space="preserve">                  ),</w:t>
+              <w:br w:type="textWrapping"/>
+              <w:t xml:space="preserve">                );</w:t>
+              <w:br w:type="textWrapping"/>
+              <w:t xml:space="preserve">              },</w:t>
+              <w:br w:type="textWrapping"/>
+              <w:t xml:space="preserve">              child: const Text(</w:t>
+            </w:r>
+            <w:r>
+              <w:rPr>
+                <w:rFonts w:ascii="Consolas" w:cs="Consolas" w:eastAsia="Consolas" w:hAnsi="Consolas"/>
+                <w:b w:val="1"/>
+                <w:bCs w:val="1"/>
+                <w:color w:val="dd1144"/>
+                <w:sz w:val="20"/>
+                <w:szCs w:val="20"/>
+                <w:shd w:fill="f8f8f8" w:val="clear"/>
+                <w:rtl w:val="0"/>
+              </w:rPr>
+              <w:t xml:space="preserve">'Push /details/456'</w:t>
+            </w:r>
+            <w:r>
+              <w:rPr>
+                <w:rFonts w:ascii="Consolas" w:cs="Consolas" w:eastAsia="Consolas" w:hAnsi="Consolas"/>
+                <w:b w:val="1"/>
+                <w:bCs w:val="1"/>
+                <w:color w:val="333333"/>
+                <w:sz w:val="20"/>
+                <w:szCs w:val="20"/>
+                <w:shd w:fill="f8f8f8" w:val="clear"/>
+                <w:rtl w:val="0"/>
+              </w:rPr>
+              <w:t xml:space="preserve">),</w:t>
+              <w:br w:type="textWrapping"/>
+              <w:t xml:space="preserve">            ),</w:t>
+              <w:br w:type="textWrapping"/>
+              <w:t xml:space="preserve">            const SizedBox(height: </w:t>
+            </w:r>
+            <w:r>
+              <w:rPr>
+                <w:rFonts w:ascii="Consolas" w:cs="Consolas" w:eastAsia="Consolas" w:hAnsi="Consolas"/>
+                <w:b w:val="1"/>
+                <w:bCs w:val="1"/>
+                <w:color w:val="008080"/>
+                <w:sz w:val="20"/>
+                <w:szCs w:val="20"/>
+                <w:shd w:fill="f8f8f8" w:val="clear"/>
+                <w:rtl w:val="0"/>
+              </w:rPr>
+              <w:t xml:space="preserve">16</w:t>
+            </w:r>
+            <w:r>
+              <w:rPr>
+                <w:rFonts w:ascii="Consolas" w:cs="Consolas" w:eastAsia="Consolas" w:hAnsi="Consolas"/>
+                <w:b w:val="1"/>
+                <w:bCs w:val="1"/>
+                <w:color w:val="333333"/>
+                <w:sz w:val="20"/>
+                <w:szCs w:val="20"/>
+                <w:shd w:fill="f8f8f8" w:val="clear"/>
+                <w:rtl w:val="0"/>
+              </w:rPr>
+              <w:t xml:space="preserve">),</w:t>
+              <w:br w:type="textWrapping"/>
+              <w:t xml:space="preserve">            ElevatedButton(</w:t>
+              <w:br w:type="textWrapping"/>
+              <w:t xml:space="preserve">              onPressed: () {</w:t>
+              <w:br w:type="textWrapping"/>
+              <w:t xml:space="preserve">                context.go(</w:t>
+              <w:br w:type="textWrapping"/>
+              <w:t xml:space="preserve">                  </w:t>
+            </w:r>
+            <w:r>
+              <w:rPr>
+                <w:rFonts w:ascii="Consolas" w:cs="Consolas" w:eastAsia="Consolas" w:hAnsi="Consolas"/>
+                <w:b w:val="1"/>
+                <w:bCs w:val="1"/>
+                <w:color w:val="dd1144"/>
+                <w:sz w:val="20"/>
+                <w:szCs w:val="20"/>
+                <w:shd w:fill="f8f8f8" w:val="clear"/>
+                <w:rtl w:val="0"/>
+              </w:rPr>
+              <w:t xml:space="preserve">'/details/789'</w:t>
+            </w:r>
+            <w:r>
+              <w:rPr>
+                <w:rFonts w:ascii="Consolas" w:cs="Consolas" w:eastAsia="Consolas" w:hAnsi="Consolas"/>
+                <w:b w:val="1"/>
+                <w:bCs w:val="1"/>
+                <w:color w:val="333333"/>
+                <w:sz w:val="20"/>
+                <w:szCs w:val="20"/>
+                <w:shd w:fill="f8f8f8" w:val="clear"/>
+                <w:rtl w:val="0"/>
+              </w:rPr>
+              <w:t xml:space="preserve">,</w:t>
+              <w:br w:type="textWrapping"/>
+              <w:t xml:space="preserve">                  extra: </w:t>
+            </w:r>
+            <w:r>
+              <w:rPr>
+                <w:rFonts w:ascii="Consolas" w:cs="Consolas" w:eastAsia="Consolas" w:hAnsi="Consolas"/>
+                <w:b w:val="1"/>
+                <w:bCs w:val="1"/>
+                <w:color w:val="dd1144"/>
+                <w:sz w:val="20"/>
+                <w:szCs w:val="20"/>
+                <w:shd w:fill="f8f8f8" w:val="clear"/>
+                <w:rtl w:val="0"/>
+              </w:rPr>
+              <w:t xml:space="preserve">'Extra desde Home (go)'</w:t>
+            </w:r>
+            <w:r>
+              <w:rPr>
+                <w:rFonts w:ascii="Consolas" w:cs="Consolas" w:eastAsia="Consolas" w:hAnsi="Consolas"/>
+                <w:b w:val="1"/>
+                <w:bCs w:val="1"/>
+                <w:color w:val="333333"/>
+                <w:sz w:val="20"/>
+                <w:szCs w:val="20"/>
+                <w:shd w:fill="f8f8f8" w:val="clear"/>
+                <w:rtl w:val="0"/>
+              </w:rPr>
+              <w:t xml:space="preserve">,</w:t>
+              <w:br w:type="textWrapping"/>
+              <w:t xml:space="preserve">                );</w:t>
+              <w:br w:type="textWrapping"/>
+              <w:t xml:space="preserve">              },</w:t>
+              <w:br w:type="textWrapping"/>
+              <w:t xml:space="preserve">              child: const Text(</w:t>
+            </w:r>
+            <w:r>
+              <w:rPr>
+                <w:rFonts w:ascii="Consolas" w:cs="Consolas" w:eastAsia="Consolas" w:hAnsi="Consolas"/>
+                <w:b w:val="1"/>
+                <w:bCs w:val="1"/>
+                <w:color w:val="dd1144"/>
+                <w:sz w:val="20"/>
+                <w:szCs w:val="20"/>
+                <w:shd w:fill="f8f8f8" w:val="clear"/>
+                <w:rtl w:val="0"/>
+              </w:rPr>
+              <w:t xml:space="preserve">'Go /details/789'</w:t>
+            </w:r>
+            <w:r>
+              <w:rPr>
+                <w:rFonts w:ascii="Consolas" w:cs="Consolas" w:eastAsia="Consolas" w:hAnsi="Consolas"/>
+                <w:b w:val="1"/>
+                <w:bCs w:val="1"/>
+                <w:color w:val="333333"/>
+                <w:sz w:val="20"/>
+                <w:szCs w:val="20"/>
+                <w:shd w:fill="f8f8f8" w:val="clear"/>
+                <w:rtl w:val="0"/>
+              </w:rPr>
+              <w:t xml:space="preserve">),</w:t>
+              <w:br w:type="textWrapping"/>
+              <w:t xml:space="preserve">            ),</w:t>
+              <w:br w:type="textWrapping"/>
+              <w:t xml:space="preserve">          ],</w:t>
               <w:br w:type="textWrapping"/>
               <w:t xml:space="preserve">        ),</w:t>
               <w:br w:type="textWrapping"/>
-              <w:t xml:space="preserve">      ],</w:t>
-              <w:br w:type="textWrapping"/>
-              <w:t xml:space="preserve">    ),</w:t>
-              <w:br w:type="textWrapping"/>
-              <w:t xml:space="preserve">  ],</w:t>
-              <w:br w:type="textWrapping"/>
+              <w:t xml:space="preserve">      ),</w:t>
+              <w:br w:type="textWrapping"/>
+              <w:t xml:space="preserve">    );</w:t>
+              <w:br w:type="textWrapping"/>
+              <w:t xml:space="preserve">  }</w:t>
+              <w:br w:type="textWrapping"/>
+              <w:t xml:space="preserve">}</w:t>
+              <w:br w:type="textWrapping"/>
+              <w:br w:type="textWrapping"/>
+              <w:t xml:space="preserve">class </w:t>
+            </w:r>
+            <w:r>
+              <w:rPr>
+                <w:rFonts w:ascii="Consolas" w:cs="Consolas" w:eastAsia="Consolas" w:hAnsi="Consolas"/>
+                <w:b w:val="1"/>
+                <w:bCs w:val="1"/>
+                <w:color w:val="445588"/>
+                <w:sz w:val="20"/>
+                <w:szCs w:val="20"/>
+                <w:shd w:fill="f8f8f8" w:val="clear"/>
+                <w:rtl w:val="0"/>
+              </w:rPr>
+              <w:t xml:space="preserve">DetailsScreen</w:t>
+            </w:r>
+            <w:r>
+              <w:rPr>
+                <w:rFonts w:ascii="Consolas" w:cs="Consolas" w:eastAsia="Consolas" w:hAnsi="Consolas"/>
+                <w:b w:val="1"/>
+                <w:bCs w:val="1"/>
+                <w:color w:val="333333"/>
+                <w:sz w:val="20"/>
+                <w:szCs w:val="20"/>
+                <w:shd w:fill="f8f8f8" w:val="clear"/>
+                <w:rtl w:val="0"/>
+              </w:rPr>
+              <w:t xml:space="preserve"> extends </w:t>
+            </w:r>
+            <w:r>
+              <w:rPr>
+                <w:rFonts w:ascii="Consolas" w:cs="Consolas" w:eastAsia="Consolas" w:hAnsi="Consolas"/>
+                <w:b w:val="1"/>
+                <w:bCs w:val="1"/>
+                <w:color w:val="445588"/>
+                <w:sz w:val="20"/>
+                <w:szCs w:val="20"/>
+                <w:shd w:fill="f8f8f8" w:val="clear"/>
+                <w:rtl w:val="0"/>
+              </w:rPr>
+              <w:t xml:space="preserve">StatelessWidget</w:t>
+            </w:r>
+            <w:r>
+              <w:rPr>
+                <w:rFonts w:ascii="Consolas" w:cs="Consolas" w:eastAsia="Consolas" w:hAnsi="Consolas"/>
+                <w:b w:val="1"/>
+                <w:bCs w:val="1"/>
+                <w:color w:val="333333"/>
+                <w:sz w:val="20"/>
+                <w:szCs w:val="20"/>
+                <w:shd w:fill="f8f8f8" w:val="clear"/>
+                <w:rtl w:val="0"/>
+              </w:rPr>
+              <w:t xml:space="preserve"> {</w:t>
+              <w:br w:type="textWrapping"/>
+              <w:t xml:space="preserve">  final </w:t>
+            </w:r>
+            <w:r>
+              <w:rPr>
+                <w:rFonts w:ascii="Consolas" w:cs="Consolas" w:eastAsia="Consolas" w:hAnsi="Consolas"/>
+                <w:b w:val="1"/>
+                <w:bCs w:val="1"/>
+                <w:color w:val="0086b3"/>
+                <w:sz w:val="20"/>
+                <w:szCs w:val="20"/>
+                <w:shd w:fill="f8f8f8" w:val="clear"/>
+                <w:rtl w:val="0"/>
+              </w:rPr>
+              <w:t xml:space="preserve">String</w:t>
+            </w:r>
+            <w:r>
+              <w:rPr>
+                <w:rFonts w:ascii="Consolas" w:cs="Consolas" w:eastAsia="Consolas" w:hAnsi="Consolas"/>
+                <w:b w:val="1"/>
+                <w:bCs w:val="1"/>
+                <w:color w:val="333333"/>
+                <w:sz w:val="20"/>
+                <w:szCs w:val="20"/>
+                <w:shd w:fill="f8f8f8" w:val="clear"/>
+                <w:rtl w:val="0"/>
+              </w:rPr>
+              <w:t xml:space="preserve"> id;</w:t>
+              <w:br w:type="textWrapping"/>
+              <w:t xml:space="preserve">  final </w:t>
+            </w:r>
+            <w:r>
+              <w:rPr>
+                <w:rFonts w:ascii="Consolas" w:cs="Consolas" w:eastAsia="Consolas" w:hAnsi="Consolas"/>
+                <w:b w:val="1"/>
+                <w:bCs w:val="1"/>
+                <w:color w:val="0086b3"/>
+                <w:sz w:val="20"/>
+                <w:szCs w:val="20"/>
+                <w:shd w:fill="f8f8f8" w:val="clear"/>
+                <w:rtl w:val="0"/>
+              </w:rPr>
+              <w:t xml:space="preserve">String</w:t>
+            </w:r>
+            <w:r>
+              <w:rPr>
+                <w:rFonts w:ascii="Consolas" w:cs="Consolas" w:eastAsia="Consolas" w:hAnsi="Consolas"/>
+                <w:b w:val="1"/>
+                <w:bCs w:val="1"/>
+                <w:color w:val="333333"/>
+                <w:sz w:val="20"/>
+                <w:szCs w:val="20"/>
+                <w:shd w:fill="f8f8f8" w:val="clear"/>
+                <w:rtl w:val="0"/>
+              </w:rPr>
+              <w:t xml:space="preserve">? extra;</w:t>
+              <w:br w:type="textWrapping"/>
+              <w:br w:type="textWrapping"/>
+              <w:t xml:space="preserve">  const DetailsScreen({super.key, required this.id, this.extra});</w:t>
+              <w:br w:type="textWrapping"/>
+              <w:br w:type="textWrapping"/>
+              <w:t xml:space="preserve">  </w:t>
+            </w:r>
+            <w:r>
+              <w:rPr>
+                <w:rFonts w:ascii="Consolas" w:cs="Consolas" w:eastAsia="Consolas" w:hAnsi="Consolas"/>
+                <w:b w:val="1"/>
+                <w:bCs w:val="1"/>
+                <w:color w:val="999999"/>
+                <w:sz w:val="20"/>
+                <w:szCs w:val="20"/>
+                <w:shd w:fill="f8f8f8" w:val="clear"/>
+                <w:rtl w:val="0"/>
+              </w:rPr>
+              <w:t xml:space="preserve">@override</w:t>
+            </w:r>
+            <w:r>
+              <w:rPr>
+                <w:rFonts w:ascii="Consolas" w:cs="Consolas" w:eastAsia="Consolas" w:hAnsi="Consolas"/>
+                <w:b w:val="1"/>
+                <w:bCs w:val="1"/>
+                <w:color w:val="333333"/>
+                <w:sz w:val="20"/>
+                <w:szCs w:val="20"/>
+                <w:shd w:fill="f8f8f8" w:val="clear"/>
+                <w:rtl w:val="0"/>
+              </w:rPr>
+              <w:br w:type="textWrapping"/>
+              <w:t xml:space="preserve">  Widget build(BuildContext context) {</w:t>
+              <w:br w:type="textWrapping"/>
+              <w:t xml:space="preserve">    return Scaffold(</w:t>
+              <w:br w:type="textWrapping"/>
+              <w:t xml:space="preserve">      appBar: AppBar(title: const Text(</w:t>
+            </w:r>
+            <w:r>
+              <w:rPr>
+                <w:rFonts w:ascii="Consolas" w:cs="Consolas" w:eastAsia="Consolas" w:hAnsi="Consolas"/>
+                <w:b w:val="1"/>
+                <w:bCs w:val="1"/>
+                <w:color w:val="dd1144"/>
+                <w:sz w:val="20"/>
+                <w:szCs w:val="20"/>
+                <w:shd w:fill="f8f8f8" w:val="clear"/>
+                <w:rtl w:val="0"/>
+              </w:rPr>
+              <w:t xml:space="preserve">'Details Screen'</w:t>
+            </w:r>
+            <w:r>
+              <w:rPr>
+                <w:rFonts w:ascii="Consolas" w:cs="Consolas" w:eastAsia="Consolas" w:hAnsi="Consolas"/>
+                <w:b w:val="1"/>
+                <w:bCs w:val="1"/>
+                <w:color w:val="333333"/>
+                <w:sz w:val="20"/>
+                <w:szCs w:val="20"/>
+                <w:shd w:fill="f8f8f8" w:val="clear"/>
+                <w:rtl w:val="0"/>
+              </w:rPr>
+              <w:t xml:space="preserve">)),</w:t>
+              <w:br w:type="textWrapping"/>
+              <w:t xml:space="preserve">      body: Center(</w:t>
+              <w:br w:type="textWrapping"/>
+              <w:t xml:space="preserve">        child: Column(</w:t>
+              <w:br w:type="textWrapping"/>
+              <w:t xml:space="preserve">          mainAxisAlignment: MainAxisAlignment.center,</w:t>
+              <w:br w:type="textWrapping"/>
+              <w:t xml:space="preserve">          children: [</w:t>
+              <w:br w:type="textWrapping"/>
+              <w:t xml:space="preserve">            Text(</w:t>
+            </w:r>
+            <w:r>
+              <w:rPr>
+                <w:rFonts w:ascii="Consolas" w:cs="Consolas" w:eastAsia="Consolas" w:hAnsi="Consolas"/>
+                <w:b w:val="1"/>
+                <w:bCs w:val="1"/>
+                <w:color w:val="dd1144"/>
+                <w:sz w:val="20"/>
+                <w:szCs w:val="20"/>
+                <w:shd w:fill="f8f8f8" w:val="clear"/>
+                <w:rtl w:val="0"/>
+              </w:rPr>
+              <w:t xml:space="preserve">'ID: $id'</w:t>
+            </w:r>
+            <w:r>
+              <w:rPr>
+                <w:rFonts w:ascii="Consolas" w:cs="Consolas" w:eastAsia="Consolas" w:hAnsi="Consolas"/>
+                <w:b w:val="1"/>
+                <w:bCs w:val="1"/>
+                <w:color w:val="333333"/>
+                <w:sz w:val="20"/>
+                <w:szCs w:val="20"/>
+                <w:shd w:fill="f8f8f8" w:val="clear"/>
+                <w:rtl w:val="0"/>
+              </w:rPr>
+              <w:t xml:space="preserve">, style: const TextStyle(fontSize: </w:t>
+            </w:r>
+            <w:r>
+              <w:rPr>
+                <w:rFonts w:ascii="Consolas" w:cs="Consolas" w:eastAsia="Consolas" w:hAnsi="Consolas"/>
+                <w:b w:val="1"/>
+                <w:bCs w:val="1"/>
+                <w:color w:val="008080"/>
+                <w:sz w:val="20"/>
+                <w:szCs w:val="20"/>
+                <w:shd w:fill="f8f8f8" w:val="clear"/>
+                <w:rtl w:val="0"/>
+              </w:rPr>
+              <w:t xml:space="preserve">24</w:t>
+            </w:r>
+            <w:r>
+              <w:rPr>
+                <w:rFonts w:ascii="Consolas" w:cs="Consolas" w:eastAsia="Consolas" w:hAnsi="Consolas"/>
+                <w:b w:val="1"/>
+                <w:bCs w:val="1"/>
+                <w:color w:val="333333"/>
+                <w:sz w:val="20"/>
+                <w:szCs w:val="20"/>
+                <w:shd w:fill="f8f8f8" w:val="clear"/>
+                <w:rtl w:val="0"/>
+              </w:rPr>
+              <w:t xml:space="preserve">)),</w:t>
+              <w:br w:type="textWrapping"/>
+              <w:t xml:space="preserve">            if (extra != null)</w:t>
+              <w:br w:type="textWrapping"/>
+              <w:t xml:space="preserve">              Padding(</w:t>
+              <w:br w:type="textWrapping"/>
+              <w:t xml:space="preserve">                padding: const EdgeInsets.only(top: </w:t>
+            </w:r>
+            <w:r>
+              <w:rPr>
+                <w:rFonts w:ascii="Consolas" w:cs="Consolas" w:eastAsia="Consolas" w:hAnsi="Consolas"/>
+                <w:b w:val="1"/>
+                <w:bCs w:val="1"/>
+                <w:color w:val="008080"/>
+                <w:sz w:val="20"/>
+                <w:szCs w:val="20"/>
+                <w:shd w:fill="f8f8f8" w:val="clear"/>
+                <w:rtl w:val="0"/>
+              </w:rPr>
+              <w:t xml:space="preserve">10</w:t>
+            </w:r>
+            <w:r>
+              <w:rPr>
+                <w:rFonts w:ascii="Consolas" w:cs="Consolas" w:eastAsia="Consolas" w:hAnsi="Consolas"/>
+                <w:b w:val="1"/>
+                <w:bCs w:val="1"/>
+                <w:color w:val="333333"/>
+                <w:sz w:val="20"/>
+                <w:szCs w:val="20"/>
+                <w:shd w:fill="f8f8f8" w:val="clear"/>
+                <w:rtl w:val="0"/>
+              </w:rPr>
+              <w:t xml:space="preserve">),</w:t>
+              <w:br w:type="textWrapping"/>
+              <w:t xml:space="preserve">                child: Text(</w:t>
+              <w:br w:type="textWrapping"/>
+              <w:t xml:space="preserve">                  </w:t>
+            </w:r>
+            <w:r>
+              <w:rPr>
+                <w:rFonts w:ascii="Consolas" w:cs="Consolas" w:eastAsia="Consolas" w:hAnsi="Consolas"/>
+                <w:b w:val="1"/>
+                <w:bCs w:val="1"/>
+                <w:color w:val="dd1144"/>
+                <w:sz w:val="20"/>
+                <w:szCs w:val="20"/>
+                <w:shd w:fill="f8f8f8" w:val="clear"/>
+                <w:rtl w:val="0"/>
+              </w:rPr>
+              <w:t xml:space="preserve">'Extra: $extra'</w:t>
+            </w:r>
+            <w:r>
+              <w:rPr>
+                <w:rFonts w:ascii="Consolas" w:cs="Consolas" w:eastAsia="Consolas" w:hAnsi="Consolas"/>
+                <w:b w:val="1"/>
+                <w:bCs w:val="1"/>
+                <w:color w:val="333333"/>
+                <w:sz w:val="20"/>
+                <w:szCs w:val="20"/>
+                <w:shd w:fill="f8f8f8" w:val="clear"/>
+                <w:rtl w:val="0"/>
+              </w:rPr>
+              <w:t xml:space="preserve">,</w:t>
+              <w:br w:type="textWrapping"/>
+              <w:t xml:space="preserve">                  style: const TextStyle(fontSize: </w:t>
+            </w:r>
+            <w:r>
+              <w:rPr>
+                <w:rFonts w:ascii="Consolas" w:cs="Consolas" w:eastAsia="Consolas" w:hAnsi="Consolas"/>
+                <w:b w:val="1"/>
+                <w:bCs w:val="1"/>
+                <w:color w:val="008080"/>
+                <w:sz w:val="20"/>
+                <w:szCs w:val="20"/>
+                <w:shd w:fill="f8f8f8" w:val="clear"/>
+                <w:rtl w:val="0"/>
+              </w:rPr>
+              <w:t xml:space="preserve">18</w:t>
+            </w:r>
+            <w:r>
+              <w:rPr>
+                <w:rFonts w:ascii="Consolas" w:cs="Consolas" w:eastAsia="Consolas" w:hAnsi="Consolas"/>
+                <w:b w:val="1"/>
+                <w:bCs w:val="1"/>
+                <w:color w:val="333333"/>
+                <w:sz w:val="20"/>
+                <w:szCs w:val="20"/>
+                <w:shd w:fill="f8f8f8" w:val="clear"/>
+                <w:rtl w:val="0"/>
+              </w:rPr>
+              <w:t xml:space="preserve">),</w:t>
+              <w:br w:type="textWrapping"/>
+              <w:t xml:space="preserve">                ),</w:t>
+              <w:br w:type="textWrapping"/>
+              <w:t xml:space="preserve">              ),</w:t>
+              <w:br w:type="textWrapping"/>
+              <w:t xml:space="preserve">            const SizedBox(height: </w:t>
+            </w:r>
+            <w:r>
+              <w:rPr>
+                <w:rFonts w:ascii="Consolas" w:cs="Consolas" w:eastAsia="Consolas" w:hAnsi="Consolas"/>
+                <w:b w:val="1"/>
+                <w:bCs w:val="1"/>
+                <w:color w:val="008080"/>
+                <w:sz w:val="20"/>
+                <w:szCs w:val="20"/>
+                <w:shd w:fill="f8f8f8" w:val="clear"/>
+                <w:rtl w:val="0"/>
+              </w:rPr>
+              <w:t xml:space="preserve">20</w:t>
+            </w:r>
+            <w:r>
+              <w:rPr>
+                <w:rFonts w:ascii="Consolas" w:cs="Consolas" w:eastAsia="Consolas" w:hAnsi="Consolas"/>
+                <w:b w:val="1"/>
+                <w:bCs w:val="1"/>
+                <w:color w:val="333333"/>
+                <w:sz w:val="20"/>
+                <w:szCs w:val="20"/>
+                <w:shd w:fill="f8f8f8" w:val="clear"/>
+                <w:rtl w:val="0"/>
+              </w:rPr>
+              <w:t xml:space="preserve">),</w:t>
+              <w:br w:type="textWrapping"/>
+              <w:t xml:space="preserve">            ElevatedButton(</w:t>
+              <w:br w:type="textWrapping"/>
+              <w:t xml:space="preserve">              onPressed: () {</w:t>
+              <w:br w:type="textWrapping"/>
+              <w:t xml:space="preserve">                if (context.canPop()) {</w:t>
+              <w:br w:type="textWrapping"/>
+              <w:t xml:space="preserve">                  context.pop();</w:t>
+              <w:br w:type="textWrapping"/>
+              <w:t xml:space="preserve">                } else {</w:t>
+              <w:br w:type="textWrapping"/>
+              <w:t xml:space="preserve">                  context.go(</w:t>
+            </w:r>
+            <w:r>
+              <w:rPr>
+                <w:rFonts w:ascii="Consolas" w:cs="Consolas" w:eastAsia="Consolas" w:hAnsi="Consolas"/>
+                <w:b w:val="1"/>
+                <w:bCs w:val="1"/>
+                <w:color w:val="dd1144"/>
+                <w:sz w:val="20"/>
+                <w:szCs w:val="20"/>
+                <w:shd w:fill="f8f8f8" w:val="clear"/>
+                <w:rtl w:val="0"/>
+              </w:rPr>
+              <w:t xml:space="preserve">'/'</w:t>
+            </w:r>
+            <w:r>
+              <w:rPr>
+                <w:rFonts w:ascii="Consolas" w:cs="Consolas" w:eastAsia="Consolas" w:hAnsi="Consolas"/>
+                <w:b w:val="1"/>
+                <w:bCs w:val="1"/>
+                <w:color w:val="333333"/>
+                <w:sz w:val="20"/>
+                <w:szCs w:val="20"/>
+                <w:shd w:fill="f8f8f8" w:val="clear"/>
+                <w:rtl w:val="0"/>
+              </w:rPr>
               <w:t xml:space="preserve">);</w:t>
               <w:br w:type="textWrapping"/>
-              <w:br w:type="textWrapping"/>
-              <w:t xml:space="preserve">class </w:t>
-            </w:r>
-            <w:r>
-              <w:rPr>
-                <w:rFonts w:ascii="Consolas" w:cs="Consolas" w:eastAsia="Consolas" w:hAnsi="Consolas"/>
-                <w:b w:val="1"/>
-                <w:bCs w:val="1"/>
-                <w:color w:val="445588"/>
-                <w:sz w:val="22"/>
-                <w:szCs w:val="22"/>
-                <w:shd w:fill="f8f8f8" w:val="clear"/>
-                <w:rtl w:val="0"/>
-              </w:rPr>
-              <w:t xml:space="preserve">MyApp</w:t>
-            </w:r>
-            <w:r>
-              <w:rPr>
-                <w:rFonts w:ascii="Consolas" w:cs="Consolas" w:eastAsia="Consolas" w:hAnsi="Consolas"/>
-                <w:b w:val="1"/>
-                <w:bCs w:val="1"/>
-                <w:color w:val="333333"/>
-                <w:sz w:val="22"/>
-                <w:szCs w:val="22"/>
-                <w:shd w:fill="f8f8f8" w:val="clear"/>
-                <w:rtl w:val="0"/>
-              </w:rPr>
-              <w:t xml:space="preserve"> extends </w:t>
-            </w:r>
-            <w:r>
-              <w:rPr>
-                <w:rFonts w:ascii="Consolas" w:cs="Consolas" w:eastAsia="Consolas" w:hAnsi="Consolas"/>
-                <w:b w:val="1"/>
-                <w:bCs w:val="1"/>
-                <w:color w:val="445588"/>
-                <w:sz w:val="22"/>
-                <w:szCs w:val="22"/>
-                <w:shd w:fill="f8f8f8" w:val="clear"/>
-                <w:rtl w:val="0"/>
-              </w:rPr>
-              <w:t xml:space="preserve">StatelessWidget</w:t>
-            </w:r>
-            <w:r>
-              <w:rPr>
-                <w:rFonts w:ascii="Consolas" w:cs="Consolas" w:eastAsia="Consolas" w:hAnsi="Consolas"/>
-                <w:b w:val="1"/>
-                <w:bCs w:val="1"/>
-                <w:color w:val="333333"/>
-                <w:sz w:val="22"/>
-                <w:szCs w:val="22"/>
-                <w:shd w:fill="f8f8f8" w:val="clear"/>
-                <w:rtl w:val="0"/>
-              </w:rPr>
-              <w:t xml:space="preserve"> {</w:t>
-              <w:br w:type="textWrapping"/>
-              <w:t xml:space="preserve">  const MyApp({super.key});</w:t>
-              <w:br w:type="textWrapping"/>
-              <w:br w:type="textWrapping"/>
-              <w:t xml:space="preserve">  </w:t>
-            </w:r>
-            <w:r>
-              <w:rPr>
-                <w:rFonts w:ascii="Consolas" w:cs="Consolas" w:eastAsia="Consolas" w:hAnsi="Consolas"/>
-                <w:b w:val="1"/>
-                <w:bCs w:val="1"/>
-                <w:color w:val="999999"/>
-                <w:sz w:val="22"/>
-                <w:szCs w:val="22"/>
-                <w:shd w:fill="f8f8f8" w:val="clear"/>
-                <w:rtl w:val="0"/>
-              </w:rPr>
-              <w:t xml:space="preserve">@override</w:t>
-            </w:r>
-            <w:r>
-              <w:rPr>
-                <w:rFonts w:ascii="Consolas" w:cs="Consolas" w:eastAsia="Consolas" w:hAnsi="Consolas"/>
-                <w:b w:val="1"/>
-                <w:bCs w:val="1"/>
-                <w:color w:val="333333"/>
-                <w:sz w:val="22"/>
-                <w:szCs w:val="22"/>
-                <w:shd w:fill="f8f8f8" w:val="clear"/>
-                <w:rtl w:val="0"/>
-              </w:rPr>
-              <w:br w:type="textWrapping"/>
-              <w:t xml:space="preserve">  Widget build(BuildContext context) {</w:t>
-              <w:br w:type="textWrapping"/>
-              <w:t xml:space="preserve">    return MaterialApp.router(</w:t>
-              <w:br w:type="textWrapping"/>
-              <w:t xml:space="preserve">      title: </w:t>
+              <w:t xml:space="preserve">                }</w:t>
+              <w:br w:type="textWrapping"/>
+              <w:t xml:space="preserve">              },</w:t>
+              <w:br w:type="textWrapping"/>
+              <w:t xml:space="preserve">              child: const Text(</w:t>
             </w:r>
             <w:r>
               <w:rPr>
@@ -8100,874 +9464,8 @@
                 <w:b w:val="1"/>
                 <w:bCs w:val="1"/>
                 <w:color w:val="dd1144"/>
-                <w:sz w:val="22"/>
-                <w:szCs w:val="22"/>
-                <w:shd w:fill="f8f8f8" w:val="clear"/>
-                <w:rtl w:val="0"/>
-              </w:rPr>
-              <w:t xml:space="preserve">'GoRouter Demo'</w:t>
-            </w:r>
-            <w:r>
-              <w:rPr>
-                <w:rFonts w:ascii="Consolas" w:cs="Consolas" w:eastAsia="Consolas" w:hAnsi="Consolas"/>
-                <w:b w:val="1"/>
-                <w:bCs w:val="1"/>
-                <w:color w:val="333333"/>
-                <w:sz w:val="22"/>
-                <w:szCs w:val="22"/>
-                <w:shd w:fill="f8f8f8" w:val="clear"/>
-                <w:rtl w:val="0"/>
-              </w:rPr>
-              <w:t xml:space="preserve">,</w:t>
-              <w:br w:type="textWrapping"/>
-              <w:t xml:space="preserve">      routerConfig: _router,</w:t>
-              <w:br w:type="textWrapping"/>
-              <w:t xml:space="preserve">      debugShowCheckedModeBanner: false,</w:t>
-              <w:br w:type="textWrapping"/>
-              <w:t xml:space="preserve">    );</w:t>
-              <w:br w:type="textWrapping"/>
-              <w:t xml:space="preserve">  }</w:t>
-              <w:br w:type="textWrapping"/>
-              <w:t xml:space="preserve">}</w:t>
-              <w:br w:type="textWrapping"/>
-              <w:br w:type="textWrapping"/>
-              <w:t xml:space="preserve">class </w:t>
-            </w:r>
-            <w:r>
-              <w:rPr>
-                <w:rFonts w:ascii="Consolas" w:cs="Consolas" w:eastAsia="Consolas" w:hAnsi="Consolas"/>
-                <w:b w:val="1"/>
-                <w:bCs w:val="1"/>
-                <w:color w:val="445588"/>
-                <w:sz w:val="22"/>
-                <w:szCs w:val="22"/>
-                <w:shd w:fill="f8f8f8" w:val="clear"/>
-                <w:rtl w:val="0"/>
-              </w:rPr>
-              <w:t xml:space="preserve">HomeScreen</w:t>
-            </w:r>
-            <w:r>
-              <w:rPr>
-                <w:rFonts w:ascii="Consolas" w:cs="Consolas" w:eastAsia="Consolas" w:hAnsi="Consolas"/>
-                <w:b w:val="1"/>
-                <w:bCs w:val="1"/>
-                <w:color w:val="333333"/>
-                <w:sz w:val="22"/>
-                <w:szCs w:val="22"/>
-                <w:shd w:fill="f8f8f8" w:val="clear"/>
-                <w:rtl w:val="0"/>
-              </w:rPr>
-              <w:t xml:space="preserve"> extends </w:t>
-            </w:r>
-            <w:r>
-              <w:rPr>
-                <w:rFonts w:ascii="Consolas" w:cs="Consolas" w:eastAsia="Consolas" w:hAnsi="Consolas"/>
-                <w:b w:val="1"/>
-                <w:bCs w:val="1"/>
-                <w:color w:val="445588"/>
-                <w:sz w:val="22"/>
-                <w:szCs w:val="22"/>
-                <w:shd w:fill="f8f8f8" w:val="clear"/>
-                <w:rtl w:val="0"/>
-              </w:rPr>
-              <w:t xml:space="preserve">StatelessWidget</w:t>
-            </w:r>
-            <w:r>
-              <w:rPr>
-                <w:rFonts w:ascii="Consolas" w:cs="Consolas" w:eastAsia="Consolas" w:hAnsi="Consolas"/>
-                <w:b w:val="1"/>
-                <w:bCs w:val="1"/>
-                <w:color w:val="333333"/>
-                <w:sz w:val="22"/>
-                <w:szCs w:val="22"/>
-                <w:shd w:fill="f8f8f8" w:val="clear"/>
-                <w:rtl w:val="0"/>
-              </w:rPr>
-              <w:t xml:space="preserve"> {</w:t>
-              <w:br w:type="textWrapping"/>
-              <w:t xml:space="preserve">  const HomeScreen({super.key});</w:t>
-              <w:br w:type="textWrapping"/>
-              <w:br w:type="textWrapping"/>
-              <w:t xml:space="preserve">  </w:t>
-            </w:r>
-            <w:r>
-              <w:rPr>
-                <w:rFonts w:ascii="Consolas" w:cs="Consolas" w:eastAsia="Consolas" w:hAnsi="Consolas"/>
-                <w:b w:val="1"/>
-                <w:bCs w:val="1"/>
-                <w:color w:val="999999"/>
-                <w:sz w:val="22"/>
-                <w:szCs w:val="22"/>
-                <w:shd w:fill="f8f8f8" w:val="clear"/>
-                <w:rtl w:val="0"/>
-              </w:rPr>
-              <w:t xml:space="preserve">@override</w:t>
-            </w:r>
-            <w:r>
-              <w:rPr>
-                <w:rFonts w:ascii="Consolas" w:cs="Consolas" w:eastAsia="Consolas" w:hAnsi="Consolas"/>
-                <w:b w:val="1"/>
-                <w:bCs w:val="1"/>
-                <w:color w:val="333333"/>
-                <w:sz w:val="22"/>
-                <w:szCs w:val="22"/>
-                <w:shd w:fill="f8f8f8" w:val="clear"/>
-                <w:rtl w:val="0"/>
-              </w:rPr>
-              <w:br w:type="textWrapping"/>
-              <w:t xml:space="preserve">  Widget build(BuildContext context) {</w:t>
-              <w:br w:type="textWrapping"/>
-              <w:t xml:space="preserve">    return Scaffold(</w:t>
-              <w:br w:type="textWrapping"/>
-              <w:t xml:space="preserve">      appBar: AppBar(title: const Text(</w:t>
-            </w:r>
-            <w:r>
-              <w:rPr>
-                <w:rFonts w:ascii="Consolas" w:cs="Consolas" w:eastAsia="Consolas" w:hAnsi="Consolas"/>
-                <w:b w:val="1"/>
-                <w:bCs w:val="1"/>
-                <w:color w:val="dd1144"/>
-                <w:sz w:val="22"/>
-                <w:szCs w:val="22"/>
-                <w:shd w:fill="f8f8f8" w:val="clear"/>
-                <w:rtl w:val="0"/>
-              </w:rPr>
-              <w:t xml:space="preserve">'Home (GoRouter)'</w:t>
-            </w:r>
-            <w:r>
-              <w:rPr>
-                <w:rFonts w:ascii="Consolas" w:cs="Consolas" w:eastAsia="Consolas" w:hAnsi="Consolas"/>
-                <w:b w:val="1"/>
-                <w:bCs w:val="1"/>
-                <w:color w:val="333333"/>
-                <w:sz w:val="22"/>
-                <w:szCs w:val="22"/>
-                <w:shd w:fill="f8f8f8" w:val="clear"/>
-                <w:rtl w:val="0"/>
-              </w:rPr>
-              <w:t xml:space="preserve">)),</w:t>
-              <w:br w:type="textWrapping"/>
-              <w:t xml:space="preserve">      body: Center(</w:t>
-              <w:br w:type="textWrapping"/>
-              <w:t xml:space="preserve">        child: Column(</w:t>
-              <w:br w:type="textWrapping"/>
-              <w:t xml:space="preserve">          mainAxisSize: MainAxisSize.min,</w:t>
-              <w:br w:type="textWrapping"/>
-              <w:t xml:space="preserve">          children: [</w:t>
-              <w:br w:type="textWrapping"/>
-              <w:t xml:space="preserve">            ElevatedButton(</w:t>
-              <w:br w:type="textWrapping"/>
-              <w:t xml:space="preserve">              onPressed: () {</w:t>
-              <w:br w:type="textWrapping"/>
-              <w:t xml:space="preserve">                </w:t>
-            </w:r>
-            <w:r>
-              <w:rPr>
-                <w:rFonts w:ascii="Consolas" w:cs="Consolas" w:eastAsia="Consolas" w:hAnsi="Consolas"/>
-                <w:b w:val="1"/>
-                <w:bCs w:val="1"/>
-                <w:i w:val="1"/>
-                <w:iCs w:val="1"/>
-                <w:color w:val="999988"/>
-                <w:sz w:val="22"/>
-                <w:szCs w:val="22"/>
-                <w:shd w:fill="f8f8f8" w:val="clear"/>
-                <w:rtl w:val="0"/>
-              </w:rPr>
-              <w:t xml:space="preserve">// Navegación declarativa (recomendada para la mayoría de casos)</w:t>
-            </w:r>
-            <w:r>
-              <w:rPr>
-                <w:rFonts w:ascii="Consolas" w:cs="Consolas" w:eastAsia="Consolas" w:hAnsi="Consolas"/>
-                <w:b w:val="1"/>
-                <w:bCs w:val="1"/>
-                <w:color w:val="333333"/>
-                <w:sz w:val="22"/>
-                <w:szCs w:val="22"/>
-                <w:shd w:fill="f8f8f8" w:val="clear"/>
-                <w:rtl w:val="0"/>
-              </w:rPr>
-              <w:br w:type="textWrapping"/>
-              <w:t xml:space="preserve">                context.go(</w:t>
-            </w:r>
-            <w:r>
-              <w:rPr>
-                <w:rFonts w:ascii="Consolas" w:cs="Consolas" w:eastAsia="Consolas" w:hAnsi="Consolas"/>
-                <w:b w:val="1"/>
-                <w:bCs w:val="1"/>
-                <w:color w:val="dd1144"/>
-                <w:sz w:val="22"/>
-                <w:szCs w:val="22"/>
-                <w:shd w:fill="f8f8f8" w:val="clear"/>
-                <w:rtl w:val="0"/>
-              </w:rPr>
-              <w:t xml:space="preserve">'/details/42'</w:t>
-            </w:r>
-            <w:r>
-              <w:rPr>
-                <w:rFonts w:ascii="Consolas" w:cs="Consolas" w:eastAsia="Consolas" w:hAnsi="Consolas"/>
-                <w:b w:val="1"/>
-                <w:bCs w:val="1"/>
-                <w:color w:val="333333"/>
-                <w:sz w:val="22"/>
-                <w:szCs w:val="22"/>
-                <w:shd w:fill="f8f8f8" w:val="clear"/>
-                <w:rtl w:val="0"/>
-              </w:rPr>
-              <w:t xml:space="preserve">);</w:t>
-              <w:br w:type="textWrapping"/>
-              <w:t xml:space="preserve">              },</w:t>
-              <w:br w:type="textWrapping"/>
-              <w:t xml:space="preserve">              child: const Text(</w:t>
-            </w:r>
-            <w:r>
-              <w:rPr>
-                <w:rFonts w:ascii="Consolas" w:cs="Consolas" w:eastAsia="Consolas" w:hAnsi="Consolas"/>
-                <w:b w:val="1"/>
-                <w:bCs w:val="1"/>
-                <w:color w:val="dd1144"/>
-                <w:sz w:val="22"/>
-                <w:szCs w:val="22"/>
-                <w:shd w:fill="f8f8f8" w:val="clear"/>
-                <w:rtl w:val="0"/>
-              </w:rPr>
-              <w:t xml:space="preserve">'Ir a details/42 (context.go)'</w:t>
-            </w:r>
-            <w:r>
-              <w:rPr>
-                <w:rFonts w:ascii="Consolas" w:cs="Consolas" w:eastAsia="Consolas" w:hAnsi="Consolas"/>
-                <w:b w:val="1"/>
-                <w:bCs w:val="1"/>
-                <w:color w:val="333333"/>
-                <w:sz w:val="22"/>
-                <w:szCs w:val="22"/>
-                <w:shd w:fill="f8f8f8" w:val="clear"/>
-                <w:rtl w:val="0"/>
-              </w:rPr>
-              <w:t xml:space="preserve">),</w:t>
-              <w:br w:type="textWrapping"/>
-              <w:t xml:space="preserve">            ),</w:t>
-              <w:br w:type="textWrapping"/>
-              <w:t xml:space="preserve">            const SizedBox(height: </w:t>
-            </w:r>
-            <w:r>
-              <w:rPr>
-                <w:rFonts w:ascii="Consolas" w:cs="Consolas" w:eastAsia="Consolas" w:hAnsi="Consolas"/>
-                <w:b w:val="1"/>
-                <w:bCs w:val="1"/>
-                <w:color w:val="008080"/>
-                <w:sz w:val="22"/>
-                <w:szCs w:val="22"/>
-                <w:shd w:fill="f8f8f8" w:val="clear"/>
-                <w:rtl w:val="0"/>
-              </w:rPr>
-              <w:t xml:space="preserve">16</w:t>
-            </w:r>
-            <w:r>
-              <w:rPr>
-                <w:rFonts w:ascii="Consolas" w:cs="Consolas" w:eastAsia="Consolas" w:hAnsi="Consolas"/>
-                <w:b w:val="1"/>
-                <w:bCs w:val="1"/>
-                <w:color w:val="333333"/>
-                <w:sz w:val="22"/>
-                <w:szCs w:val="22"/>
-                <w:shd w:fill="f8f8f8" w:val="clear"/>
-                <w:rtl w:val="0"/>
-              </w:rPr>
-              <w:t xml:space="preserve">),</w:t>
-              <w:br w:type="textWrapping"/>
-              <w:t xml:space="preserve">            ElevatedButton(</w:t>
-              <w:br w:type="textWrapping"/>
-              <w:t xml:space="preserve">              onPressed: () async {</w:t>
-              <w:br w:type="textWrapping"/>
-              <w:t xml:space="preserve">                </w:t>
-            </w:r>
-            <w:r>
-              <w:rPr>
-                <w:rFonts w:ascii="Consolas" w:cs="Consolas" w:eastAsia="Consolas" w:hAnsi="Consolas"/>
-                <w:b w:val="1"/>
-                <w:bCs w:val="1"/>
-                <w:i w:val="1"/>
-                <w:iCs w:val="1"/>
-                <w:color w:val="999988"/>
-                <w:sz w:val="22"/>
-                <w:szCs w:val="22"/>
-                <w:shd w:fill="f8f8f8" w:val="clear"/>
-                <w:rtl w:val="0"/>
-              </w:rPr>
-              <w:t xml:space="preserve">// Guardamos el messenger ANTES del await (buena práctica)</w:t>
-            </w:r>
-            <w:r>
-              <w:rPr>
-                <w:rFonts w:ascii="Consolas" w:cs="Consolas" w:eastAsia="Consolas" w:hAnsi="Consolas"/>
-                <w:b w:val="1"/>
-                <w:bCs w:val="1"/>
-                <w:color w:val="333333"/>
-                <w:sz w:val="22"/>
-                <w:szCs w:val="22"/>
-                <w:shd w:fill="f8f8f8" w:val="clear"/>
-                <w:rtl w:val="0"/>
-              </w:rPr>
-              <w:br w:type="textWrapping"/>
-              <w:t xml:space="preserve">                final messenger = ScaffoldMessenger.of(context);</w:t>
-              <w:br w:type="textWrapping"/>
-              <w:br w:type="textWrapping"/>
-              <w:t xml:space="preserve">                </w:t>
-            </w:r>
-            <w:r>
-              <w:rPr>
-                <w:rFonts w:ascii="Consolas" w:cs="Consolas" w:eastAsia="Consolas" w:hAnsi="Consolas"/>
-                <w:b w:val="1"/>
-                <w:bCs w:val="1"/>
-                <w:i w:val="1"/>
-                <w:iCs w:val="1"/>
-                <w:color w:val="999988"/>
-                <w:sz w:val="22"/>
-                <w:szCs w:val="22"/>
-                <w:shd w:fill="f8f8f8" w:val="clear"/>
-                <w:rtl w:val="0"/>
-              </w:rPr>
-              <w:t xml:space="preserve">// push → apila y permite volver + ejecutar código al regresar</w:t>
-            </w:r>
-            <w:r>
-              <w:rPr>
-                <w:rFonts w:ascii="Consolas" w:cs="Consolas" w:eastAsia="Consolas" w:hAnsi="Consolas"/>
-                <w:b w:val="1"/>
-                <w:bCs w:val="1"/>
-                <w:color w:val="333333"/>
-                <w:sz w:val="22"/>
-                <w:szCs w:val="22"/>
-                <w:shd w:fill="f8f8f8" w:val="clear"/>
-                <w:rtl w:val="0"/>
-              </w:rPr>
-              <w:br w:type="textWrapping"/>
-              <w:t xml:space="preserve">                await context.push(</w:t>
-            </w:r>
-            <w:r>
-              <w:rPr>
-                <w:rFonts w:ascii="Consolas" w:cs="Consolas" w:eastAsia="Consolas" w:hAnsi="Consolas"/>
-                <w:b w:val="1"/>
-                <w:bCs w:val="1"/>
-                <w:color w:val="dd1144"/>
-                <w:sz w:val="22"/>
-                <w:szCs w:val="22"/>
-                <w:shd w:fill="f8f8f8" w:val="clear"/>
-                <w:rtl w:val="0"/>
-              </w:rPr>
-              <w:t xml:space="preserve">'/details/99'</w:t>
-            </w:r>
-            <w:r>
-              <w:rPr>
-                <w:rFonts w:ascii="Consolas" w:cs="Consolas" w:eastAsia="Consolas" w:hAnsi="Consolas"/>
-                <w:b w:val="1"/>
-                <w:bCs w:val="1"/>
-                <w:color w:val="333333"/>
-                <w:sz w:val="22"/>
-                <w:szCs w:val="22"/>
-                <w:shd w:fill="f8f8f8" w:val="clear"/>
-                <w:rtl w:val="0"/>
-              </w:rPr>
-              <w:t xml:space="preserve">, extra: </w:t>
-            </w:r>
-            <w:r>
-              <w:rPr>
-                <w:rFonts w:ascii="Consolas" w:cs="Consolas" w:eastAsia="Consolas" w:hAnsi="Consolas"/>
-                <w:b w:val="1"/>
-                <w:bCs w:val="1"/>
-                <w:color w:val="dd1144"/>
-                <w:sz w:val="22"/>
-                <w:szCs w:val="22"/>
-                <w:shd w:fill="f8f8f8" w:val="clear"/>
-                <w:rtl w:val="0"/>
-              </w:rPr>
-              <w:t xml:space="preserve">'Extra desde Home'</w:t>
-            </w:r>
-            <w:r>
-              <w:rPr>
-                <w:rFonts w:ascii="Consolas" w:cs="Consolas" w:eastAsia="Consolas" w:hAnsi="Consolas"/>
-                <w:b w:val="1"/>
-                <w:bCs w:val="1"/>
-                <w:color w:val="333333"/>
-                <w:sz w:val="22"/>
-                <w:szCs w:val="22"/>
-                <w:shd w:fill="f8f8f8" w:val="clear"/>
-                <w:rtl w:val="0"/>
-              </w:rPr>
-              <w:t xml:space="preserve">);</w:t>
-              <w:br w:type="textWrapping"/>
-              <w:br w:type="textWrapping"/>
-              <w:t xml:space="preserve">                </w:t>
-            </w:r>
-            <w:r>
-              <w:rPr>
-                <w:rFonts w:ascii="Consolas" w:cs="Consolas" w:eastAsia="Consolas" w:hAnsi="Consolas"/>
-                <w:b w:val="1"/>
-                <w:bCs w:val="1"/>
-                <w:i w:val="1"/>
-                <w:iCs w:val="1"/>
-                <w:color w:val="999988"/>
-                <w:sz w:val="22"/>
-                <w:szCs w:val="22"/>
-                <w:shd w:fill="f8f8f8" w:val="clear"/>
-                <w:rtl w:val="0"/>
-              </w:rPr>
-              <w:t xml:space="preserve">// Protección obligatoria contra "async gap"</w:t>
-            </w:r>
-            <w:r>
-              <w:rPr>
-                <w:rFonts w:ascii="Consolas" w:cs="Consolas" w:eastAsia="Consolas" w:hAnsi="Consolas"/>
-                <w:b w:val="1"/>
-                <w:bCs w:val="1"/>
-                <w:color w:val="333333"/>
-                <w:sz w:val="22"/>
-                <w:szCs w:val="22"/>
-                <w:shd w:fill="f8f8f8" w:val="clear"/>
-                <w:rtl w:val="0"/>
-              </w:rPr>
-              <w:br w:type="textWrapping"/>
-              <w:t xml:space="preserve">                if (!context.mounted) return;</w:t>
-              <w:br w:type="textWrapping"/>
-              <w:br w:type="textWrapping"/>
-              <w:t xml:space="preserve">                messenger.showSnackBar(</w:t>
-              <w:br w:type="textWrapping"/>
-              <w:t xml:space="preserve">                  const SnackBar(content: Text(</w:t>
-            </w:r>
-            <w:r>
-              <w:rPr>
-                <w:rFonts w:ascii="Consolas" w:cs="Consolas" w:eastAsia="Consolas" w:hAnsi="Consolas"/>
-                <w:b w:val="1"/>
-                <w:bCs w:val="1"/>
-                <w:color w:val="dd1144"/>
-                <w:sz w:val="22"/>
-                <w:szCs w:val="22"/>
-                <w:shd w:fill="f8f8f8" w:val="clear"/>
-                <w:rtl w:val="0"/>
-              </w:rPr>
-              <w:t xml:space="preserve">'Volvimos desde details (push)'</w:t>
-            </w:r>
-            <w:r>
-              <w:rPr>
-                <w:rFonts w:ascii="Consolas" w:cs="Consolas" w:eastAsia="Consolas" w:hAnsi="Consolas"/>
-                <w:b w:val="1"/>
-                <w:bCs w:val="1"/>
-                <w:color w:val="333333"/>
-                <w:sz w:val="22"/>
-                <w:szCs w:val="22"/>
-                <w:shd w:fill="f8f8f8" w:val="clear"/>
-                <w:rtl w:val="0"/>
-              </w:rPr>
-              <w:t xml:space="preserve">)),</w:t>
-              <w:br w:type="textWrapping"/>
-              <w:t xml:space="preserve">                );</w:t>
-              <w:br w:type="textWrapping"/>
-              <w:t xml:space="preserve">              },</w:t>
-              <w:br w:type="textWrapping"/>
-              <w:t xml:space="preserve">              child: const Text(</w:t>
-            </w:r>
-            <w:r>
-              <w:rPr>
-                <w:rFonts w:ascii="Consolas" w:cs="Consolas" w:eastAsia="Consolas" w:hAnsi="Consolas"/>
-                <w:b w:val="1"/>
-                <w:bCs w:val="1"/>
-                <w:color w:val="dd1144"/>
-                <w:sz w:val="22"/>
-                <w:szCs w:val="22"/>
-                <w:shd w:fill="f8f8f8" w:val="clear"/>
-                <w:rtl w:val="0"/>
-              </w:rPr>
-              <w:t xml:space="preserve">'Push /details/99 + extra + refresh al volver'</w:t>
-            </w:r>
-            <w:r>
-              <w:rPr>
-                <w:rFonts w:ascii="Consolas" w:cs="Consolas" w:eastAsia="Consolas" w:hAnsi="Consolas"/>
-                <w:b w:val="1"/>
-                <w:bCs w:val="1"/>
-                <w:color w:val="333333"/>
-                <w:sz w:val="22"/>
-                <w:szCs w:val="22"/>
-                <w:shd w:fill="f8f8f8" w:val="clear"/>
-                <w:rtl w:val="0"/>
-              </w:rPr>
-              <w:t xml:space="preserve">),</w:t>
-              <w:br w:type="textWrapping"/>
-              <w:t xml:space="preserve">            ),</w:t>
-              <w:br w:type="textWrapping"/>
-              <w:t xml:space="preserve">          ],</w:t>
-              <w:br w:type="textWrapping"/>
-              <w:t xml:space="preserve">        ),</w:t>
-              <w:br w:type="textWrapping"/>
-              <w:t xml:space="preserve">      ),</w:t>
-              <w:br w:type="textWrapping"/>
-              <w:t xml:space="preserve">    );</w:t>
-              <w:br w:type="textWrapping"/>
-              <w:t xml:space="preserve">  }</w:t>
-              <w:br w:type="textWrapping"/>
-              <w:t xml:space="preserve">}</w:t>
-              <w:br w:type="textWrapping"/>
-              <w:br w:type="textWrapping"/>
-              <w:t xml:space="preserve">class </w:t>
-            </w:r>
-            <w:r>
-              <w:rPr>
-                <w:rFonts w:ascii="Consolas" w:cs="Consolas" w:eastAsia="Consolas" w:hAnsi="Consolas"/>
-                <w:b w:val="1"/>
-                <w:bCs w:val="1"/>
-                <w:color w:val="445588"/>
-                <w:sz w:val="22"/>
-                <w:szCs w:val="22"/>
-                <w:shd w:fill="f8f8f8" w:val="clear"/>
-                <w:rtl w:val="0"/>
-              </w:rPr>
-              <w:t xml:space="preserve">DetailsScreen</w:t>
-            </w:r>
-            <w:r>
-              <w:rPr>
-                <w:rFonts w:ascii="Consolas" w:cs="Consolas" w:eastAsia="Consolas" w:hAnsi="Consolas"/>
-                <w:b w:val="1"/>
-                <w:bCs w:val="1"/>
-                <w:color w:val="333333"/>
-                <w:sz w:val="22"/>
-                <w:szCs w:val="22"/>
-                <w:shd w:fill="f8f8f8" w:val="clear"/>
-                <w:rtl w:val="0"/>
-              </w:rPr>
-              <w:t xml:space="preserve"> extends </w:t>
-            </w:r>
-            <w:r>
-              <w:rPr>
-                <w:rFonts w:ascii="Consolas" w:cs="Consolas" w:eastAsia="Consolas" w:hAnsi="Consolas"/>
-                <w:b w:val="1"/>
-                <w:bCs w:val="1"/>
-                <w:color w:val="445588"/>
-                <w:sz w:val="22"/>
-                <w:szCs w:val="22"/>
-                <w:shd w:fill="f8f8f8" w:val="clear"/>
-                <w:rtl w:val="0"/>
-              </w:rPr>
-              <w:t xml:space="preserve">StatelessWidget</w:t>
-            </w:r>
-            <w:r>
-              <w:rPr>
-                <w:rFonts w:ascii="Consolas" w:cs="Consolas" w:eastAsia="Consolas" w:hAnsi="Consolas"/>
-                <w:b w:val="1"/>
-                <w:bCs w:val="1"/>
-                <w:color w:val="333333"/>
-                <w:sz w:val="22"/>
-                <w:szCs w:val="22"/>
-                <w:shd w:fill="f8f8f8" w:val="clear"/>
-                <w:rtl w:val="0"/>
-              </w:rPr>
-              <w:t xml:space="preserve"> {</w:t>
-              <w:br w:type="textWrapping"/>
-              <w:t xml:space="preserve">  final </w:t>
-            </w:r>
-            <w:r>
-              <w:rPr>
-                <w:rFonts w:ascii="Consolas" w:cs="Consolas" w:eastAsia="Consolas" w:hAnsi="Consolas"/>
-                <w:b w:val="1"/>
-                <w:bCs w:val="1"/>
-                <w:color w:val="0086b3"/>
-                <w:sz w:val="22"/>
-                <w:szCs w:val="22"/>
-                <w:shd w:fill="f8f8f8" w:val="clear"/>
-                <w:rtl w:val="0"/>
-              </w:rPr>
-              <w:t xml:space="preserve">String</w:t>
-            </w:r>
-            <w:r>
-              <w:rPr>
-                <w:rFonts w:ascii="Consolas" w:cs="Consolas" w:eastAsia="Consolas" w:hAnsi="Consolas"/>
-                <w:b w:val="1"/>
-                <w:bCs w:val="1"/>
-                <w:color w:val="333333"/>
-                <w:sz w:val="22"/>
-                <w:szCs w:val="22"/>
-                <w:shd w:fill="f8f8f8" w:val="clear"/>
-                <w:rtl w:val="0"/>
-              </w:rPr>
-              <w:t xml:space="preserve"> id;</w:t>
-              <w:br w:type="textWrapping"/>
-              <w:t xml:space="preserve">  final </w:t>
-            </w:r>
-            <w:r>
-              <w:rPr>
-                <w:rFonts w:ascii="Consolas" w:cs="Consolas" w:eastAsia="Consolas" w:hAnsi="Consolas"/>
-                <w:b w:val="1"/>
-                <w:bCs w:val="1"/>
-                <w:color w:val="0086b3"/>
-                <w:sz w:val="22"/>
-                <w:szCs w:val="22"/>
-                <w:shd w:fill="f8f8f8" w:val="clear"/>
-                <w:rtl w:val="0"/>
-              </w:rPr>
-              <w:t xml:space="preserve">String</w:t>
-            </w:r>
-            <w:r>
-              <w:rPr>
-                <w:rFonts w:ascii="Consolas" w:cs="Consolas" w:eastAsia="Consolas" w:hAnsi="Consolas"/>
-                <w:b w:val="1"/>
-                <w:bCs w:val="1"/>
-                <w:color w:val="333333"/>
-                <w:sz w:val="22"/>
-                <w:szCs w:val="22"/>
-                <w:shd w:fill="f8f8f8" w:val="clear"/>
-                <w:rtl w:val="0"/>
-              </w:rPr>
-              <w:t xml:space="preserve">? extra;</w:t>
-              <w:br w:type="textWrapping"/>
-              <w:br w:type="textWrapping"/>
-              <w:t xml:space="preserve">  const DetailsScreen({super.key, required this.id, this.extra});</w:t>
-              <w:br w:type="textWrapping"/>
-              <w:br w:type="textWrapping"/>
-              <w:t xml:space="preserve">  </w:t>
-            </w:r>
-            <w:r>
-              <w:rPr>
-                <w:rFonts w:ascii="Consolas" w:cs="Consolas" w:eastAsia="Consolas" w:hAnsi="Consolas"/>
-                <w:b w:val="1"/>
-                <w:bCs w:val="1"/>
-                <w:color w:val="999999"/>
-                <w:sz w:val="22"/>
-                <w:szCs w:val="22"/>
-                <w:shd w:fill="f8f8f8" w:val="clear"/>
-                <w:rtl w:val="0"/>
-              </w:rPr>
-              <w:t xml:space="preserve">@override</w:t>
-            </w:r>
-            <w:r>
-              <w:rPr>
-                <w:rFonts w:ascii="Consolas" w:cs="Consolas" w:eastAsia="Consolas" w:hAnsi="Consolas"/>
-                <w:b w:val="1"/>
-                <w:bCs w:val="1"/>
-                <w:color w:val="333333"/>
-                <w:sz w:val="22"/>
-                <w:szCs w:val="22"/>
-                <w:shd w:fill="f8f8f8" w:val="clear"/>
-                <w:rtl w:val="0"/>
-              </w:rPr>
-              <w:br w:type="textWrapping"/>
-              <w:t xml:space="preserve">  Widget build(BuildContext context) {</w:t>
-              <w:br w:type="textWrapping"/>
-              <w:t xml:space="preserve">    return Scaffold(</w:t>
-              <w:br w:type="textWrapping"/>
-              <w:t xml:space="preserve">      appBar: AppBar(title: Text(</w:t>
-            </w:r>
-            <w:r>
-              <w:rPr>
-                <w:rFonts w:ascii="Consolas" w:cs="Consolas" w:eastAsia="Consolas" w:hAnsi="Consolas"/>
-                <w:b w:val="1"/>
-                <w:bCs w:val="1"/>
-                <w:color w:val="dd1144"/>
-                <w:sz w:val="22"/>
-                <w:szCs w:val="22"/>
-                <w:shd w:fill="f8f8f8" w:val="clear"/>
-                <w:rtl w:val="0"/>
-              </w:rPr>
-              <w:t xml:space="preserve">'Details #$id'</w:t>
-            </w:r>
-            <w:r>
-              <w:rPr>
-                <w:rFonts w:ascii="Consolas" w:cs="Consolas" w:eastAsia="Consolas" w:hAnsi="Consolas"/>
-                <w:b w:val="1"/>
-                <w:bCs w:val="1"/>
-                <w:color w:val="333333"/>
-                <w:sz w:val="22"/>
-                <w:szCs w:val="22"/>
-                <w:shd w:fill="f8f8f8" w:val="clear"/>
-                <w:rtl w:val="0"/>
-              </w:rPr>
-              <w:t xml:space="preserve">)),</w:t>
-              <w:br w:type="textWrapping"/>
-              <w:t xml:space="preserve">      body: Center(</w:t>
-              <w:br w:type="textWrapping"/>
-              <w:t xml:space="preserve">        child: Column(</w:t>
-              <w:br w:type="textWrapping"/>
-              <w:t xml:space="preserve">          mainAxisSize: MainAxisSize.min,</w:t>
-              <w:br w:type="textWrapping"/>
-              <w:t xml:space="preserve">          children: [</w:t>
-              <w:br w:type="textWrapping"/>
-              <w:t xml:space="preserve">            Text(</w:t>
-            </w:r>
-            <w:r>
-              <w:rPr>
-                <w:rFonts w:ascii="Consolas" w:cs="Consolas" w:eastAsia="Consolas" w:hAnsi="Consolas"/>
-                <w:b w:val="1"/>
-                <w:bCs w:val="1"/>
-                <w:color w:val="dd1144"/>
-                <w:sz w:val="22"/>
-                <w:szCs w:val="22"/>
-                <w:shd w:fill="f8f8f8" w:val="clear"/>
-                <w:rtl w:val="0"/>
-              </w:rPr>
-              <w:t xml:space="preserve">'ID: $id'</w:t>
-            </w:r>
-            <w:r>
-              <w:rPr>
-                <w:rFonts w:ascii="Consolas" w:cs="Consolas" w:eastAsia="Consolas" w:hAnsi="Consolas"/>
-                <w:b w:val="1"/>
-                <w:bCs w:val="1"/>
-                <w:color w:val="333333"/>
-                <w:sz w:val="22"/>
-                <w:szCs w:val="22"/>
-                <w:shd w:fill="f8f8f8" w:val="clear"/>
-                <w:rtl w:val="0"/>
-              </w:rPr>
-              <w:t xml:space="preserve">, style: const TextStyle(fontSize: </w:t>
-            </w:r>
-            <w:r>
-              <w:rPr>
-                <w:rFonts w:ascii="Consolas" w:cs="Consolas" w:eastAsia="Consolas" w:hAnsi="Consolas"/>
-                <w:b w:val="1"/>
-                <w:bCs w:val="1"/>
-                <w:color w:val="008080"/>
-                <w:sz w:val="22"/>
-                <w:szCs w:val="22"/>
-                <w:shd w:fill="f8f8f8" w:val="clear"/>
-                <w:rtl w:val="0"/>
-              </w:rPr>
-              <w:t xml:space="preserve">24</w:t>
-            </w:r>
-            <w:r>
-              <w:rPr>
-                <w:rFonts w:ascii="Consolas" w:cs="Consolas" w:eastAsia="Consolas" w:hAnsi="Consolas"/>
-                <w:b w:val="1"/>
-                <w:bCs w:val="1"/>
-                <w:color w:val="333333"/>
-                <w:sz w:val="22"/>
-                <w:szCs w:val="22"/>
-                <w:shd w:fill="f8f8f8" w:val="clear"/>
-                <w:rtl w:val="0"/>
-              </w:rPr>
-              <w:t xml:space="preserve">)),</w:t>
-              <w:br w:type="textWrapping"/>
-              <w:t xml:space="preserve">            if (extra != null) ...[</w:t>
-              <w:br w:type="textWrapping"/>
-              <w:t xml:space="preserve">              const SizedBox(height: </w:t>
-            </w:r>
-            <w:r>
-              <w:rPr>
-                <w:rFonts w:ascii="Consolas" w:cs="Consolas" w:eastAsia="Consolas" w:hAnsi="Consolas"/>
-                <w:b w:val="1"/>
-                <w:bCs w:val="1"/>
-                <w:color w:val="008080"/>
-                <w:sz w:val="22"/>
-                <w:szCs w:val="22"/>
-                <w:shd w:fill="f8f8f8" w:val="clear"/>
-                <w:rtl w:val="0"/>
-              </w:rPr>
-              <w:t xml:space="preserve">16</w:t>
-            </w:r>
-            <w:r>
-              <w:rPr>
-                <w:rFonts w:ascii="Consolas" w:cs="Consolas" w:eastAsia="Consolas" w:hAnsi="Consolas"/>
-                <w:b w:val="1"/>
-                <w:bCs w:val="1"/>
-                <w:color w:val="333333"/>
-                <w:sz w:val="22"/>
-                <w:szCs w:val="22"/>
-                <w:shd w:fill="f8f8f8" w:val="clear"/>
-                <w:rtl w:val="0"/>
-              </w:rPr>
-              <w:t xml:space="preserve">),</w:t>
-              <w:br w:type="textWrapping"/>
-              <w:t xml:space="preserve">              Text(</w:t>
-            </w:r>
-            <w:r>
-              <w:rPr>
-                <w:rFonts w:ascii="Consolas" w:cs="Consolas" w:eastAsia="Consolas" w:hAnsi="Consolas"/>
-                <w:b w:val="1"/>
-                <w:bCs w:val="1"/>
-                <w:color w:val="dd1144"/>
-                <w:sz w:val="22"/>
-                <w:szCs w:val="22"/>
-                <w:shd w:fill="f8f8f8" w:val="clear"/>
-                <w:rtl w:val="0"/>
-              </w:rPr>
-              <w:t xml:space="preserve">'Extra: $extra'</w:t>
-            </w:r>
-            <w:r>
-              <w:rPr>
-                <w:rFonts w:ascii="Consolas" w:cs="Consolas" w:eastAsia="Consolas" w:hAnsi="Consolas"/>
-                <w:b w:val="1"/>
-                <w:bCs w:val="1"/>
-                <w:color w:val="333333"/>
-                <w:sz w:val="22"/>
-                <w:szCs w:val="22"/>
-                <w:shd w:fill="f8f8f8" w:val="clear"/>
-                <w:rtl w:val="0"/>
-              </w:rPr>
-              <w:t xml:space="preserve">, style: const TextStyle(fontSize: </w:t>
-            </w:r>
-            <w:r>
-              <w:rPr>
-                <w:rFonts w:ascii="Consolas" w:cs="Consolas" w:eastAsia="Consolas" w:hAnsi="Consolas"/>
-                <w:b w:val="1"/>
-                <w:bCs w:val="1"/>
-                <w:color w:val="008080"/>
-                <w:sz w:val="22"/>
-                <w:szCs w:val="22"/>
-                <w:shd w:fill="f8f8f8" w:val="clear"/>
-                <w:rtl w:val="0"/>
-              </w:rPr>
-              <w:t xml:space="preserve">18</w:t>
-            </w:r>
-            <w:r>
-              <w:rPr>
-                <w:rFonts w:ascii="Consolas" w:cs="Consolas" w:eastAsia="Consolas" w:hAnsi="Consolas"/>
-                <w:b w:val="1"/>
-                <w:bCs w:val="1"/>
-                <w:color w:val="333333"/>
-                <w:sz w:val="22"/>
-                <w:szCs w:val="22"/>
-                <w:shd w:fill="f8f8f8" w:val="clear"/>
-                <w:rtl w:val="0"/>
-              </w:rPr>
-              <w:t xml:space="preserve">)),</w:t>
-              <w:br w:type="textWrapping"/>
-              <w:t xml:space="preserve">            ],</w:t>
-              <w:br w:type="textWrapping"/>
-              <w:t xml:space="preserve">            const SizedBox(height: </w:t>
-            </w:r>
-            <w:r>
-              <w:rPr>
-                <w:rFonts w:ascii="Consolas" w:cs="Consolas" w:eastAsia="Consolas" w:hAnsi="Consolas"/>
-                <w:b w:val="1"/>
-                <w:bCs w:val="1"/>
-                <w:color w:val="008080"/>
-                <w:sz w:val="22"/>
-                <w:szCs w:val="22"/>
-                <w:shd w:fill="f8f8f8" w:val="clear"/>
-                <w:rtl w:val="0"/>
-              </w:rPr>
-              <w:t xml:space="preserve">32</w:t>
-            </w:r>
-            <w:r>
-              <w:rPr>
-                <w:rFonts w:ascii="Consolas" w:cs="Consolas" w:eastAsia="Consolas" w:hAnsi="Consolas"/>
-                <w:b w:val="1"/>
-                <w:bCs w:val="1"/>
-                <w:color w:val="333333"/>
-                <w:sz w:val="22"/>
-                <w:szCs w:val="22"/>
-                <w:shd w:fill="f8f8f8" w:val="clear"/>
-                <w:rtl w:val="0"/>
-              </w:rPr>
-              <w:t xml:space="preserve">),</w:t>
-              <w:br w:type="textWrapping"/>
-              <w:t xml:space="preserve">            ElevatedButton(</w:t>
-              <w:br w:type="textWrapping"/>
-              <w:t xml:space="preserve">              onPressed: () =&gt; context.pop(),</w:t>
-              <w:br w:type="textWrapping"/>
-              <w:t xml:space="preserve">              child: const Text(</w:t>
-            </w:r>
-            <w:r>
-              <w:rPr>
-                <w:rFonts w:ascii="Consolas" w:cs="Consolas" w:eastAsia="Consolas" w:hAnsi="Consolas"/>
-                <w:b w:val="1"/>
-                <w:bCs w:val="1"/>
-                <w:color w:val="dd1144"/>
-                <w:sz w:val="22"/>
-                <w:szCs w:val="22"/>
+                <w:sz w:val="20"/>
+                <w:szCs w:val="20"/>
                 <w:shd w:fill="f8f8f8" w:val="clear"/>
                 <w:rtl w:val="0"/>
               </w:rPr>
@@ -8979,8 +9477,8 @@
                 <w:b w:val="1"/>
                 <w:bCs w:val="1"/>
                 <w:color w:val="333333"/>
-                <w:sz w:val="22"/>
-                <w:szCs w:val="22"/>
+                <w:sz w:val="20"/>
+                <w:szCs w:val="20"/>
                 <w:shd w:fill="f8f8f8" w:val="clear"/>
                 <w:rtl w:val="0"/>
               </w:rPr>
@@ -9006,35 +9504,322 @@
     </w:tbl>
     <w:p>
       <w:pPr>
-        <w:rPr/>
-      </w:pPr>
-      <w:r>
-        <w:rPr>
-          <w:rtl w:val="0"/>
-        </w:rPr>
-      </w:r>
-    </w:p>
-    <w:p>
-      <w:pPr>
-        <w:rPr>
+        <w:pStyle w:val="Heading3"/>
+        <w:keepNext w:val="0"/>
+        <w:spacing w:after="80" w:before="280" w:lineRule="auto"/>
+        <w:ind w:left="0"/>
+        <w:jc w:val="both"/>
+        <w:rPr>
+          <w:rFonts w:ascii="Calibri" w:cs="Calibri" w:eastAsia="Calibri" w:hAnsi="Calibri"/>
           <w:b w:val="1"/>
           <w:bCs w:val="1"/>
-        </w:rPr>
-      </w:pPr>
-      <w:r>
-        <w:rPr>
+          <w:color w:val="000000"/>
+          <w:sz w:val="26"/>
+          <w:szCs w:val="26"/>
+        </w:rPr>
+      </w:pPr>
+      <w:bookmarkStart w:colFirst="0" w:colLast="0" w:name="_bvuxhh3chgus" w:id="8"/>
+      <w:bookmarkEnd w:id="8"/>
+      <w:r>
+        <w:rPr>
+          <w:rFonts w:ascii="Calibri" w:cs="Calibri" w:eastAsia="Calibri" w:hAnsi="Calibri"/>
           <w:b w:val="1"/>
           <w:bCs w:val="1"/>
-          <w:rtl w:val="0"/>
-        </w:rPr>
-        <w:t xml:space="preserve">Notas GoRouter</w:t>
+          <w:color w:val="000000"/>
+          <w:sz w:val="26"/>
+          <w:szCs w:val="26"/>
+          <w:rtl w:val="0"/>
+        </w:rPr>
+        <w:t xml:space="preserve">Notas importantes sobre GoRouter</w:t>
       </w:r>
     </w:p>
     <w:p>
       <w:pPr>
         <w:numPr>
           <w:ilvl w:val="0"/>
-          <w:numId w:val="19"/>
+          <w:numId w:val="9"/>
+        </w:numPr>
+        <w:spacing w:after="0" w:afterAutospacing="0" w:before="240" w:lineRule="auto"/>
+        <w:ind w:left="720" w:hanging="360"/>
+        <w:jc w:val="left"/>
+        <w:rPr/>
+      </w:pPr>
+      <w:r>
+        <w:rPr>
+          <w:rtl w:val="0"/>
+        </w:rPr>
+        <w:t xml:space="preserve">Las rutas se definen como </w:t>
+      </w:r>
+      <w:r>
+        <w:rPr>
+          <w:b w:val="1"/>
+          <w:bCs w:val="1"/>
+          <w:rtl w:val="0"/>
+        </w:rPr>
+        <w:t xml:space="preserve">absolutas</w:t>
+      </w:r>
+      <w:r>
+        <w:rPr>
+          <w:rtl w:val="0"/>
+        </w:rPr>
+        <w:t xml:space="preserve"> (</w:t>
+      </w:r>
+      <w:r>
+        <w:rPr>
+          <w:rtl w:val="0"/>
+        </w:rPr>
+        <w:t xml:space="preserve">/details/:id</w:t>
+      </w:r>
+      <w:r>
+        <w:rPr>
+          <w:rtl w:val="0"/>
+        </w:rPr>
+        <w:t xml:space="preserve">) para evitar errores y facilitar el aprendizaje.</w:t>
+      </w:r>
+    </w:p>
+    <w:p>
+      <w:pPr>
+        <w:numPr>
+          <w:ilvl w:val="0"/>
+          <w:numId w:val="9"/>
+        </w:numPr>
+        <w:spacing w:after="0" w:afterAutospacing="0" w:before="0" w:beforeAutospacing="0" w:lineRule="auto"/>
+        <w:ind w:left="720" w:hanging="360"/>
+        <w:jc w:val="left"/>
+        <w:rPr/>
+      </w:pPr>
+      <w:r>
+        <w:rPr>
+          <w:rtl w:val="0"/>
+        </w:rPr>
+        <w:t xml:space="preserve">Los parámetros se obtienen desde:</w:t>
+      </w:r>
+    </w:p>
+    <w:p>
+      <w:pPr>
+        <w:numPr>
+          <w:ilvl w:val="1"/>
+          <w:numId w:val="9"/>
+        </w:numPr>
+        <w:spacing w:after="0" w:afterAutospacing="0" w:before="0" w:beforeAutospacing="0" w:lineRule="auto"/>
+        <w:ind w:left="1440" w:hanging="360"/>
+        <w:jc w:val="left"/>
+        <w:rPr/>
+      </w:pPr>
+      <w:r>
+        <w:rPr>
+          <w:rtl w:val="0"/>
+        </w:rPr>
+        <w:t xml:space="preserve">state.pathParameters</w:t>
+      </w:r>
+      <w:r>
+        <w:rPr>
+          <w:rtl w:val="0"/>
+        </w:rPr>
+        <w:t xml:space="preserve"> → parámetros en la ruta</w:t>
+      </w:r>
+    </w:p>
+    <w:p>
+      <w:pPr>
+        <w:numPr>
+          <w:ilvl w:val="1"/>
+          <w:numId w:val="9"/>
+        </w:numPr>
+        <w:spacing w:after="0" w:afterAutospacing="0" w:before="0" w:beforeAutospacing="0" w:lineRule="auto"/>
+        <w:ind w:left="1440" w:hanging="360"/>
+        <w:jc w:val="left"/>
+        <w:rPr/>
+      </w:pPr>
+      <w:r>
+        <w:rPr>
+          <w:rtl w:val="0"/>
+        </w:rPr>
+        <w:t xml:space="preserve">state.uri.queryParameters</w:t>
+      </w:r>
+      <w:r>
+        <w:rPr>
+          <w:rtl w:val="0"/>
+        </w:rPr>
+        <w:t xml:space="preserve"> → parámetros de consulta</w:t>
+      </w:r>
+    </w:p>
+    <w:p>
+      <w:pPr>
+        <w:numPr>
+          <w:ilvl w:val="1"/>
+          <w:numId w:val="9"/>
+        </w:numPr>
+        <w:spacing w:after="0" w:afterAutospacing="0" w:before="0" w:beforeAutospacing="0" w:lineRule="auto"/>
+        <w:ind w:left="1440" w:hanging="360"/>
+        <w:jc w:val="left"/>
+        <w:rPr/>
+      </w:pPr>
+      <w:r>
+        <w:rPr>
+          <w:rtl w:val="0"/>
+        </w:rPr>
+        <w:t xml:space="preserve">state.extra</w:t>
+      </w:r>
+      <w:r>
+        <w:rPr>
+          <w:rtl w:val="0"/>
+        </w:rPr>
+        <w:t xml:space="preserve"> → objetos adicionales</w:t>
+      </w:r>
+    </w:p>
+    <w:p>
+      <w:pPr>
+        <w:numPr>
+          <w:ilvl w:val="1"/>
+          <w:numId w:val="9"/>
+        </w:numPr>
+        <w:spacing w:after="0" w:afterAutospacing="0" w:before="0" w:beforeAutospacing="0" w:lineRule="auto"/>
+        <w:ind w:left="1440" w:hanging="360"/>
+        <w:jc w:val="left"/>
+        <w:rPr/>
+      </w:pPr>
+      <w:r>
+        <w:rPr>
+          <w:rtl w:val="0"/>
+        </w:rPr>
+        <w:t xml:space="preserve">Tras un </w:t>
+      </w:r>
+      <w:r>
+        <w:rPr>
+          <w:rtl w:val="0"/>
+        </w:rPr>
+        <w:t xml:space="preserve">await context.push(...)</w:t>
+      </w:r>
+      <w:r>
+        <w:rPr>
+          <w:rtl w:val="0"/>
+        </w:rPr>
+        <w:t xml:space="preserve"> es obligatorio comprobar:</w:t>
+      </w:r>
+    </w:p>
+    <w:p>
+      <w:pPr>
+        <w:numPr>
+          <w:ilvl w:val="2"/>
+          <w:numId w:val="9"/>
+        </w:numPr>
+        <w:spacing w:after="0" w:afterAutospacing="0" w:before="0" w:beforeAutospacing="0" w:lineRule="auto"/>
+        <w:ind w:left="2160" w:hanging="360"/>
+        <w:jc w:val="left"/>
+        <w:rPr/>
+      </w:pPr>
+      <w:r>
+        <w:rPr>
+          <w:rtl w:val="0"/>
+        </w:rPr>
+        <w:t xml:space="preserve">if (!context.mounted) return;</w:t>
+      </w:r>
+    </w:p>
+    <w:p>
+      <w:pPr>
+        <w:numPr>
+          <w:ilvl w:val="1"/>
+          <w:numId w:val="9"/>
+        </w:numPr>
+        <w:spacing w:after="0" w:afterAutospacing="0" w:before="0" w:beforeAutospacing="0" w:lineRule="auto"/>
+        <w:ind w:left="1440" w:hanging="360"/>
+        <w:jc w:val="left"/>
+        <w:rPr/>
+      </w:pPr>
+      <w:r>
+        <w:rPr>
+          <w:rtl w:val="0"/>
+        </w:rPr>
+        <w:t xml:space="preserve">push</w:t>
+      </w:r>
+      <w:r>
+        <w:rPr>
+          <w:rtl w:val="0"/>
+        </w:rPr>
+        <w:t xml:space="preserve"> debe usarse con rutas </w:t>
+      </w:r>
+      <w:r>
+        <w:rPr>
+          <w:b w:val="1"/>
+          <w:bCs w:val="1"/>
+          <w:rtl w:val="0"/>
+        </w:rPr>
+        <w:t xml:space="preserve">absolutas</w:t>
+      </w:r>
+      <w:r>
+        <w:rPr>
+          <w:rtl w:val="0"/>
+        </w:rPr>
+        <w:t xml:space="preserve"> o con </w:t>
+      </w:r>
+      <w:r>
+        <w:rPr>
+          <w:rtl w:val="0"/>
+        </w:rPr>
+        <w:t xml:space="preserve">pushNamed</w:t>
+      </w:r>
+      <w:r>
+        <w:rPr>
+          <w:rtl w:val="0"/>
+        </w:rPr>
+        <w:t xml:space="preserve">.</w:t>
+      </w:r>
+    </w:p>
+    <w:p>
+      <w:pPr>
+        <w:numPr>
+          <w:ilvl w:val="1"/>
+          <w:numId w:val="9"/>
+        </w:numPr>
+        <w:spacing w:after="240" w:before="0" w:beforeAutospacing="0" w:lineRule="auto"/>
+        <w:ind w:left="1440" w:hanging="360"/>
+        <w:jc w:val="left"/>
+        <w:rPr/>
+      </w:pPr>
+      <w:r>
+        <w:rPr>
+          <w:rtl w:val="0"/>
+        </w:rPr>
+        <w:t xml:space="preserve">go</w:t>
+      </w:r>
+      <w:r>
+        <w:rPr>
+          <w:rtl w:val="0"/>
+        </w:rPr>
+        <w:t xml:space="preserve"> no apila pantallas; por tanto, no siempre es posible usar </w:t>
+      </w:r>
+      <w:r>
+        <w:rPr>
+          <w:rtl w:val="0"/>
+        </w:rPr>
+        <w:t xml:space="preserve">pop()</w:t>
+      </w:r>
+      <w:r>
+        <w:rPr>
+          <w:rtl w:val="0"/>
+        </w:rPr>
+        <w:t xml:space="preserve">.</w:t>
+      </w:r>
+    </w:p>
+    <w:p>
+      <w:pPr>
+        <w:pStyle w:val="Heading2"/>
+        <w:rPr/>
+      </w:pPr>
+      <w:bookmarkStart w:colFirst="0" w:colLast="0" w:name="_cgvmvgnvr4d2" w:id="9"/>
+      <w:bookmarkEnd w:id="9"/>
+      <w:r>
+        <w:rPr>
+          <w:rtl w:val="0"/>
+        </w:rPr>
+        <w:t xml:space="preserve">3.5. Buenas prácticas y cuándo usar cada técnica</w:t>
+      </w:r>
+    </w:p>
+    <w:p>
+      <w:pPr>
+        <w:numPr>
+          <w:ilvl w:val="0"/>
+          <w:numId w:val="13"/>
         </w:numPr>
         <w:ind w:left="720" w:hanging="360"/>
       </w:pPr>
@@ -9042,89 +9827,44 @@
         <w:rPr>
           <w:rtl w:val="0"/>
         </w:rPr>
-        <w:t xml:space="preserve">Puedes usar state.pathParameters , state.uri.queryParameters (query params) y state.extra (objetos) para pasar datos.</w:t>
+        <w:t xml:space="preserve">Navigator.push / MaterialPageRoute — ideal para demostraciones rápidas o pantallas modales/temporales. Fácil y directo.</w:t>
       </w:r>
     </w:p>
     <w:p>
       <w:pPr>
         <w:numPr>
           <w:ilvl w:val="0"/>
-          <w:numId w:val="19"/>
+          <w:numId w:val="13"/>
         </w:numPr>
         <w:ind w:left="720" w:hanging="360"/>
       </w:pPr>
       <w:r>
         <w:rPr>
-          <w:b w:val="1"/>
-          <w:bCs w:val="1"/>
-          <w:rtl w:val="0"/>
-        </w:rPr>
-        <w:t xml:space="preserve">Después de await en push</w:t>
-      </w:r>
-      <w:r>
-        <w:rPr>
-          <w:rtl w:val="0"/>
-        </w:rPr>
-        <w:t xml:space="preserve"> → siempre protege con if (!context.mounted) return; para evitar el warning "BuildContext across async gaps".</w:t>
+          <w:rtl w:val="0"/>
+        </w:rPr>
+        <w:t xml:space="preserve">Rutas nombradas (pushNamed) — aceptable en apps simples; si tu app crece y necesita deep linking, reconsidera.</w:t>
       </w:r>
     </w:p>
     <w:p>
       <w:pPr>
         <w:numPr>
           <w:ilvl w:val="0"/>
-          <w:numId w:val="19"/>
+          <w:numId w:val="13"/>
         </w:numPr>
         <w:ind w:left="720" w:hanging="360"/>
       </w:pPr>
       <w:r>
         <w:rPr>
-          <w:b w:val="1"/>
-          <w:bCs w:val="1"/>
-          <w:rtl w:val="0"/>
-        </w:rPr>
-        <w:t xml:space="preserve">push vs go</w:t>
-      </w:r>
-      <w:r>
-        <w:rPr>
-          <w:rtl w:val="0"/>
-        </w:rPr>
-        <w:t xml:space="preserve">: elige push si quieres apilar y luego volver al punto anterior; usa go cuando quieres navegar declarativamente a una ubicación (útil para deep links y rutas "salto directo").</w:t>
-      </w:r>
-      <w:hyperlink r:id="rId16">
-        <w:r>
-          <w:rPr>
-            <w:color w:val="1155cc"/>
-            <w:u w:val="single"/>
-            <w:rtl w:val="0"/>
-          </w:rPr>
-          <w:br w:type="textWrapping"/>
-        </w:r>
-      </w:hyperlink>
-      <w:r>
-        <w:rPr>
-          <w:rtl w:val="0"/>
-        </w:rPr>
-      </w:r>
-    </w:p>
-    <w:p>
-      <w:pPr>
-        <w:pStyle w:val="Heading2"/>
-        <w:rPr/>
-      </w:pPr>
-      <w:bookmarkStart w:colFirst="0" w:colLast="0" w:name="_cgvmvgnvr4d2" w:id="8"/>
-      <w:bookmarkEnd w:id="8"/>
-      <w:r>
-        <w:rPr>
-          <w:rtl w:val="0"/>
-        </w:rPr>
-        <w:t xml:space="preserve">3.5. Buenas prácticas y cuándo usar cada técnica</w:t>
+          <w:rtl w:val="0"/>
+        </w:rPr>
+        <w:t xml:space="preserve">onGenerateRoute — útil para validar/centrar la creación de rutas con argumentos tipados.</w:t>
       </w:r>
     </w:p>
     <w:p>
       <w:pPr>
         <w:numPr>
           <w:ilvl w:val="0"/>
-          <w:numId w:val="11"/>
+          <w:numId w:val="13"/>
         </w:numPr>
         <w:ind w:left="720" w:hanging="360"/>
       </w:pPr>
@@ -9132,14 +9872,14 @@
         <w:rPr>
           <w:rtl w:val="0"/>
         </w:rPr>
-        <w:t xml:space="preserve">Navigator.push / MaterialPageRoute — ideal para demostraciones rápidas o pantallas modales/temporales. Fácil y directo.</w:t>
+        <w:t xml:space="preserve">go_router (o Router API) — recomendado para apps complejas, web, deep linking, autenticación y redirecciones. Maneja parámetros, query y extra de forma declarativa.</w:t>
       </w:r>
     </w:p>
     <w:p>
       <w:pPr>
         <w:numPr>
           <w:ilvl w:val="0"/>
-          <w:numId w:val="11"/>
+          <w:numId w:val="13"/>
         </w:numPr>
         <w:ind w:left="720" w:hanging="360"/>
       </w:pPr>
@@ -9147,14 +9887,14 @@
         <w:rPr>
           <w:rtl w:val="0"/>
         </w:rPr>
-        <w:t xml:space="preserve">Rutas nombradas (pushNamed) — aceptable en apps simples; si tu app crece y necesita deep linking, reconsidera.</w:t>
+        <w:t xml:space="preserve">Evita pasar objetos gigantes por argumentos repetidamente; usa un state manager para datos compartidos (Provider, Riverpod, Bloc).</w:t>
       </w:r>
     </w:p>
     <w:p>
       <w:pPr>
         <w:numPr>
           <w:ilvl w:val="0"/>
-          <w:numId w:val="11"/>
+          <w:numId w:val="13"/>
         </w:numPr>
         <w:ind w:left="720" w:hanging="360"/>
       </w:pPr>
@@ -9162,51 +9902,6 @@
         <w:rPr>
           <w:rtl w:val="0"/>
         </w:rPr>
-        <w:t xml:space="preserve">onGenerateRoute — útil para validar/centrar la creación de rutas con argumentos tipados.</w:t>
-      </w:r>
-    </w:p>
-    <w:p>
-      <w:pPr>
-        <w:numPr>
-          <w:ilvl w:val="0"/>
-          <w:numId w:val="11"/>
-        </w:numPr>
-        <w:ind w:left="720" w:hanging="360"/>
-      </w:pPr>
-      <w:r>
-        <w:rPr>
-          <w:rtl w:val="0"/>
-        </w:rPr>
-        <w:t xml:space="preserve">go_router (o Router API) — recomendado para apps complejas, web, deep linking, autenticación y redirecciones. Maneja parámetros, query y extra de forma declarativa.</w:t>
-      </w:r>
-    </w:p>
-    <w:p>
-      <w:pPr>
-        <w:numPr>
-          <w:ilvl w:val="0"/>
-          <w:numId w:val="11"/>
-        </w:numPr>
-        <w:ind w:left="720" w:hanging="360"/>
-      </w:pPr>
-      <w:r>
-        <w:rPr>
-          <w:rtl w:val="0"/>
-        </w:rPr>
-        <w:t xml:space="preserve">Evita pasar objetos gigantes por argumentos repetidamente; usa un state manager para datos compartidos (Provider, Riverpod, Bloc).</w:t>
-      </w:r>
-    </w:p>
-    <w:p>
-      <w:pPr>
-        <w:numPr>
-          <w:ilvl w:val="0"/>
-          <w:numId w:val="11"/>
-        </w:numPr>
-        <w:ind w:left="720" w:hanging="360"/>
-      </w:pPr>
-      <w:r>
-        <w:rPr>
-          <w:rtl w:val="0"/>
-        </w:rPr>
         <w:t xml:space="preserve">Control del stack: aprende métodos como pushReplacement, pushAndRemoveUntil y las diferencias go/push en go_router.</w:t>
       </w:r>
     </w:p>
@@ -9215,8 +9910,8 @@
         <w:pStyle w:val="Heading1"/>
         <w:rPr/>
       </w:pPr>
-      <w:bookmarkStart w:colFirst="0" w:colLast="0" w:name="_ipkpvf5y5ab2" w:id="9"/>
-      <w:bookmarkEnd w:id="9"/>
+      <w:bookmarkStart w:colFirst="0" w:colLast="0" w:name="_ipkpvf5y5ab2" w:id="10"/>
+      <w:bookmarkEnd w:id="10"/>
       <w:r>
         <w:rPr>
           <w:rtl w:val="0"/>
@@ -9715,8 +10410,8 @@
         <w:pStyle w:val="Heading2"/>
         <w:rPr/>
       </w:pPr>
-      <w:bookmarkStart w:colFirst="0" w:colLast="0" w:name="_c4tu0lznnqw" w:id="10"/>
-      <w:bookmarkEnd w:id="10"/>
+      <w:bookmarkStart w:colFirst="0" w:colLast="0" w:name="_c4tu0lznnqw" w:id="11"/>
+      <w:bookmarkEnd w:id="11"/>
       <w:r>
         <w:rPr>
           <w:rtl w:val="0"/>
@@ -10493,8 +11188,8 @@
         <w:pStyle w:val="Heading2"/>
         <w:rPr/>
       </w:pPr>
-      <w:bookmarkStart w:colFirst="0" w:colLast="0" w:name="_hbi2krhs3uxb" w:id="11"/>
-      <w:bookmarkEnd w:id="11"/>
+      <w:bookmarkStart w:colFirst="0" w:colLast="0" w:name="_hbi2krhs3uxb" w:id="12"/>
+      <w:bookmarkEnd w:id="12"/>
       <w:r>
         <w:rPr>
           <w:rtl w:val="0"/>
@@ -11679,8 +12374,8 @@
         <w:pStyle w:val="Heading2"/>
         <w:rPr/>
       </w:pPr>
-      <w:bookmarkStart w:colFirst="0" w:colLast="0" w:name="_3uky6rcmu4ed" w:id="12"/>
-      <w:bookmarkEnd w:id="12"/>
+      <w:bookmarkStart w:colFirst="0" w:colLast="0" w:name="_3uky6rcmu4ed" w:id="13"/>
+      <w:bookmarkEnd w:id="13"/>
       <w:r>
         <w:rPr>
           <w:rtl w:val="0"/>
@@ -12550,8 +13245,8 @@
         <w:pStyle w:val="Heading1"/>
         <w:rPr/>
       </w:pPr>
-      <w:bookmarkStart w:colFirst="0" w:colLast="0" w:name="_ncs3x1cb8dso" w:id="13"/>
-      <w:bookmarkEnd w:id="13"/>
+      <w:bookmarkStart w:colFirst="0" w:colLast="0" w:name="_ncs3x1cb8dso" w:id="14"/>
+      <w:bookmarkEnd w:id="14"/>
       <w:r>
         <w:rPr>
           <w:rtl w:val="0"/>
@@ -16715,7 +17410,7 @@
       <w:pPr>
         <w:numPr>
           <w:ilvl w:val="0"/>
-          <w:numId w:val="23"/>
+          <w:numId w:val="24"/>
         </w:numPr>
         <w:ind w:left="720" w:hanging="360"/>
       </w:pPr>
@@ -16730,7 +17425,7 @@
       <w:pPr>
         <w:numPr>
           <w:ilvl w:val="0"/>
-          <w:numId w:val="23"/>
+          <w:numId w:val="24"/>
         </w:numPr>
         <w:ind w:left="720" w:hanging="360"/>
       </w:pPr>
@@ -16745,7 +17440,7 @@
       <w:pPr>
         <w:numPr>
           <w:ilvl w:val="1"/>
-          <w:numId w:val="23"/>
+          <w:numId w:val="24"/>
         </w:numPr>
         <w:ind w:left="1440" w:hanging="360"/>
       </w:pPr>
@@ -16760,7 +17455,7 @@
       <w:pPr>
         <w:numPr>
           <w:ilvl w:val="1"/>
-          <w:numId w:val="23"/>
+          <w:numId w:val="24"/>
         </w:numPr>
         <w:ind w:left="1440" w:hanging="360"/>
       </w:pPr>
@@ -16775,7 +17470,7 @@
       <w:pPr>
         <w:numPr>
           <w:ilvl w:val="1"/>
-          <w:numId w:val="23"/>
+          <w:numId w:val="24"/>
         </w:numPr>
         <w:ind w:left="1440" w:hanging="360"/>
       </w:pPr>
@@ -16790,7 +17485,7 @@
       <w:pPr>
         <w:numPr>
           <w:ilvl w:val="0"/>
-          <w:numId w:val="23"/>
+          <w:numId w:val="24"/>
         </w:numPr>
         <w:ind w:left="720" w:hanging="360"/>
       </w:pPr>
@@ -16806,8 +17501,8 @@
         <w:pStyle w:val="Heading1"/>
         <w:rPr/>
       </w:pPr>
-      <w:bookmarkStart w:colFirst="0" w:colLast="0" w:name="_ax44ni7spos4" w:id="14"/>
-      <w:bookmarkEnd w:id="14"/>
+      <w:bookmarkStart w:colFirst="0" w:colLast="0" w:name="_ax44ni7spos4" w:id="15"/>
+      <w:bookmarkEnd w:id="15"/>
       <w:r>
         <w:rPr>
           <w:rtl w:val="0"/>
@@ -16835,7 +17530,7 @@
       <w:pPr>
         <w:numPr>
           <w:ilvl w:val="0"/>
-          <w:numId w:val="28"/>
+          <w:numId w:val="29"/>
         </w:numPr>
         <w:ind w:left="720" w:hanging="360"/>
       </w:pPr>
@@ -16847,7 +17542,7 @@
         <w:br w:type="textWrapping"/>
         <w:t xml:space="preserve">🔗 </w:t>
       </w:r>
-      <w:hyperlink r:id="rId17">
+      <w:hyperlink r:id="rId16">
         <w:r>
           <w:rPr>
             <w:color w:val="1155cc"/>
@@ -16867,7 +17562,7 @@
       <w:pPr>
         <w:numPr>
           <w:ilvl w:val="0"/>
-          <w:numId w:val="28"/>
+          <w:numId w:val="29"/>
         </w:numPr>
         <w:ind w:left="720" w:hanging="360"/>
       </w:pPr>
@@ -16879,7 +17574,7 @@
         <w:br w:type="textWrapping"/>
         <w:t xml:space="preserve">🔗 </w:t>
       </w:r>
-      <w:hyperlink r:id="rId18">
+      <w:hyperlink r:id="rId17">
         <w:r>
           <w:rPr>
             <w:color w:val="1155cc"/>
@@ -16915,7 +17610,7 @@
       <w:pPr>
         <w:numPr>
           <w:ilvl w:val="0"/>
-          <w:numId w:val="24"/>
+          <w:numId w:val="25"/>
         </w:numPr>
         <w:ind w:left="720" w:hanging="360"/>
       </w:pPr>
@@ -16927,7 +17622,7 @@
         <w:br w:type="textWrapping"/>
         <w:t xml:space="preserve">🔗 </w:t>
       </w:r>
-      <w:hyperlink r:id="rId19">
+      <w:hyperlink r:id="rId18">
         <w:r>
           <w:rPr>
             <w:color w:val="1155cc"/>
@@ -16947,7 +17642,7 @@
       <w:pPr>
         <w:numPr>
           <w:ilvl w:val="0"/>
-          <w:numId w:val="24"/>
+          <w:numId w:val="25"/>
         </w:numPr>
         <w:ind w:left="720" w:hanging="360"/>
       </w:pPr>
@@ -16959,7 +17654,7 @@
         <w:br w:type="textWrapping"/>
         <w:t xml:space="preserve">🔗 </w:t>
       </w:r>
-      <w:hyperlink r:id="rId20">
+      <w:hyperlink r:id="rId19">
         <w:r>
           <w:rPr>
             <w:color w:val="1155cc"/>
@@ -16979,7 +17674,7 @@
       <w:pPr>
         <w:numPr>
           <w:ilvl w:val="0"/>
-          <w:numId w:val="24"/>
+          <w:numId w:val="25"/>
         </w:numPr>
         <w:ind w:left="720" w:hanging="360"/>
       </w:pPr>
@@ -16991,7 +17686,7 @@
         <w:br w:type="textWrapping"/>
         <w:t xml:space="preserve">🔗 </w:t>
       </w:r>
-      <w:hyperlink r:id="rId21">
+      <w:hyperlink r:id="rId20">
         <w:r>
           <w:rPr>
             <w:color w:val="1155cc"/>
@@ -17027,7 +17722,7 @@
       <w:pPr>
         <w:numPr>
           <w:ilvl w:val="0"/>
-          <w:numId w:val="9"/>
+          <w:numId w:val="10"/>
         </w:numPr>
         <w:ind w:left="720" w:hanging="360"/>
       </w:pPr>
@@ -17039,7 +17734,7 @@
         <w:br w:type="textWrapping"/>
         <w:t xml:space="preserve">🔗 </w:t>
       </w:r>
-      <w:hyperlink r:id="rId22">
+      <w:hyperlink r:id="rId21">
         <w:r>
           <w:rPr>
             <w:color w:val="1155cc"/>
@@ -17059,7 +17754,7 @@
       <w:pPr>
         <w:numPr>
           <w:ilvl w:val="0"/>
-          <w:numId w:val="9"/>
+          <w:numId w:val="10"/>
         </w:numPr>
         <w:ind w:left="720" w:hanging="360"/>
       </w:pPr>
@@ -17071,7 +17766,7 @@
         <w:br w:type="textWrapping"/>
         <w:t xml:space="preserve">🔗 </w:t>
       </w:r>
-      <w:hyperlink r:id="rId23">
+      <w:hyperlink r:id="rId22">
         <w:r>
           <w:rPr>
             <w:color w:val="1155cc"/>
@@ -17119,7 +17814,7 @@
         <w:br w:type="textWrapping"/>
         <w:t xml:space="preserve">🔗 </w:t>
       </w:r>
-      <w:hyperlink r:id="rId24">
+      <w:hyperlink r:id="rId23">
         <w:r>
           <w:rPr>
             <w:color w:val="1155cc"/>
@@ -17151,7 +17846,7 @@
         <w:br w:type="textWrapping"/>
         <w:t xml:space="preserve">🔗 </w:t>
       </w:r>
-      <w:hyperlink r:id="rId25">
+      <w:hyperlink r:id="rId24">
         <w:r>
           <w:rPr>
             <w:color w:val="1155cc"/>
@@ -17199,7 +17894,7 @@
         <w:br w:type="textWrapping"/>
         <w:t xml:space="preserve">🔗 </w:t>
       </w:r>
-      <w:hyperlink r:id="rId26">
+      <w:hyperlink r:id="rId25">
         <w:r>
           <w:rPr>
             <w:color w:val="1155cc"/>
@@ -17231,7 +17926,7 @@
         <w:br w:type="textWrapping"/>
         <w:t xml:space="preserve">🔗 </w:t>
       </w:r>
-      <w:hyperlink r:id="rId27">
+      <w:hyperlink r:id="rId26">
         <w:r>
           <w:rPr>
             <w:color w:val="1155cc"/>
@@ -17263,7 +17958,7 @@
         <w:br w:type="textWrapping"/>
         <w:t xml:space="preserve">🔗 </w:t>
       </w:r>
-      <w:hyperlink r:id="rId28">
+      <w:hyperlink r:id="rId27">
         <w:r>
           <w:rPr>
             <w:color w:val="1155cc"/>
@@ -17299,7 +17994,7 @@
       <w:pPr>
         <w:numPr>
           <w:ilvl w:val="0"/>
-          <w:numId w:val="13"/>
+          <w:numId w:val="15"/>
         </w:numPr>
         <w:ind w:left="720" w:hanging="360"/>
       </w:pPr>
@@ -17311,7 +18006,7 @@
         <w:br w:type="textWrapping"/>
         <w:t xml:space="preserve">🔗 </w:t>
       </w:r>
-      <w:hyperlink r:id="rId29">
+      <w:hyperlink r:id="rId28">
         <w:r>
           <w:rPr>
             <w:color w:val="1155cc"/>
@@ -17331,7 +18026,7 @@
       <w:pPr>
         <w:numPr>
           <w:ilvl w:val="0"/>
-          <w:numId w:val="13"/>
+          <w:numId w:val="15"/>
         </w:numPr>
         <w:ind w:left="720" w:hanging="360"/>
       </w:pPr>
@@ -17343,7 +18038,7 @@
         <w:br w:type="textWrapping"/>
         <w:t xml:space="preserve">🔗 </w:t>
       </w:r>
-      <w:hyperlink r:id="rId30">
+      <w:hyperlink r:id="rId29">
         <w:r>
           <w:rPr>
             <w:color w:val="1155cc"/>
@@ -17363,7 +18058,7 @@
       <w:pPr>
         <w:numPr>
           <w:ilvl w:val="0"/>
-          <w:numId w:val="13"/>
+          <w:numId w:val="15"/>
         </w:numPr>
         <w:ind w:left="720" w:hanging="360"/>
       </w:pPr>
@@ -17375,7 +18070,7 @@
         <w:br w:type="textWrapping"/>
         <w:t xml:space="preserve">🔗 </w:t>
       </w:r>
-      <w:hyperlink r:id="rId31">
+      <w:hyperlink r:id="rId30">
         <w:r>
           <w:rPr>
             <w:color w:val="1155cc"/>
@@ -17395,7 +18090,7 @@
       <w:pPr>
         <w:numPr>
           <w:ilvl w:val="0"/>
-          <w:numId w:val="13"/>
+          <w:numId w:val="15"/>
         </w:numPr>
         <w:ind w:left="720" w:hanging="360"/>
       </w:pPr>
@@ -17407,7 +18102,7 @@
         <w:br w:type="textWrapping"/>
         <w:t xml:space="preserve">🔗 </w:t>
       </w:r>
-      <w:hyperlink r:id="rId32">
+      <w:hyperlink r:id="rId31">
         <w:r>
           <w:rPr>
             <w:color w:val="1155cc"/>
@@ -17443,7 +18138,7 @@
       <w:pPr>
         <w:numPr>
           <w:ilvl w:val="0"/>
-          <w:numId w:val="27"/>
+          <w:numId w:val="28"/>
         </w:numPr>
         <w:ind w:left="720" w:hanging="360"/>
       </w:pPr>
@@ -17455,7 +18150,7 @@
         <w:br w:type="textWrapping"/>
         <w:t xml:space="preserve">🔗 </w:t>
       </w:r>
-      <w:hyperlink r:id="rId33">
+      <w:hyperlink r:id="rId32">
         <w:r>
           <w:rPr>
             <w:color w:val="1155cc"/>
@@ -17472,10 +18167,10 @@
       </w:r>
     </w:p>
     <w:sectPr>
-      <w:headerReference r:id="rId34" w:type="default"/>
-      <w:headerReference r:id="rId35" w:type="first"/>
-      <w:footerReference r:id="rId36" w:type="default"/>
-      <w:footerReference r:id="rId37" w:type="first"/>
+      <w:headerReference r:id="rId33" w:type="default"/>
+      <w:headerReference r:id="rId34" w:type="first"/>
+      <w:footerReference r:id="rId35" w:type="default"/>
+      <w:footerReference r:id="rId36" w:type="first"/>
       <w:pgSz w:h="16838" w:w="11906" w:orient="portrait"/>
       <w:pgMar w:bottom="1106.574803149607" w:top="1133.8582677165355" w:left="1133.8582677165355" w:right="1133.8582677165355" w:header="0" w:footer="0"/>
       <w:pgNumType w:start="1"/>
@@ -18580,6 +19275,116 @@
         <w:ind w:left="720" w:hanging="360"/>
       </w:pPr>
       <w:rPr>
+        <w:u w:val="none"/>
+      </w:rPr>
+    </w:lvl>
+    <w:lvl w:ilvl="1">
+      <w:start w:val="1"/>
+      <w:numFmt w:val="bullet"/>
+      <w:lvlText w:val="○"/>
+      <w:lvlJc w:val="left"/>
+      <w:pPr>
+        <w:ind w:left="1440" w:hanging="360"/>
+      </w:pPr>
+      <w:rPr>
+        <w:u w:val="none"/>
+      </w:rPr>
+    </w:lvl>
+    <w:lvl w:ilvl="2">
+      <w:start w:val="1"/>
+      <w:numFmt w:val="bullet"/>
+      <w:lvlText w:val="■"/>
+      <w:lvlJc w:val="left"/>
+      <w:pPr>
+        <w:ind w:left="2160" w:hanging="360"/>
+      </w:pPr>
+      <w:rPr>
+        <w:u w:val="none"/>
+      </w:rPr>
+    </w:lvl>
+    <w:lvl w:ilvl="3">
+      <w:start w:val="1"/>
+      <w:numFmt w:val="bullet"/>
+      <w:lvlText w:val="●"/>
+      <w:lvlJc w:val="left"/>
+      <w:pPr>
+        <w:ind w:left="2880" w:hanging="360"/>
+      </w:pPr>
+      <w:rPr>
+        <w:u w:val="none"/>
+      </w:rPr>
+    </w:lvl>
+    <w:lvl w:ilvl="4">
+      <w:start w:val="1"/>
+      <w:numFmt w:val="bullet"/>
+      <w:lvlText w:val="○"/>
+      <w:lvlJc w:val="left"/>
+      <w:pPr>
+        <w:ind w:left="3600" w:hanging="360"/>
+      </w:pPr>
+      <w:rPr>
+        <w:u w:val="none"/>
+      </w:rPr>
+    </w:lvl>
+    <w:lvl w:ilvl="5">
+      <w:start w:val="1"/>
+      <w:numFmt w:val="bullet"/>
+      <w:lvlText w:val="■"/>
+      <w:lvlJc w:val="left"/>
+      <w:pPr>
+        <w:ind w:left="4320" w:hanging="360"/>
+      </w:pPr>
+      <w:rPr>
+        <w:u w:val="none"/>
+      </w:rPr>
+    </w:lvl>
+    <w:lvl w:ilvl="6">
+      <w:start w:val="1"/>
+      <w:numFmt w:val="bullet"/>
+      <w:lvlText w:val="●"/>
+      <w:lvlJc w:val="left"/>
+      <w:pPr>
+        <w:ind w:left="5040" w:hanging="360"/>
+      </w:pPr>
+      <w:rPr>
+        <w:u w:val="none"/>
+      </w:rPr>
+    </w:lvl>
+    <w:lvl w:ilvl="7">
+      <w:start w:val="1"/>
+      <w:numFmt w:val="bullet"/>
+      <w:lvlText w:val="○"/>
+      <w:lvlJc w:val="left"/>
+      <w:pPr>
+        <w:ind w:left="5760" w:hanging="360"/>
+      </w:pPr>
+      <w:rPr>
+        <w:u w:val="none"/>
+      </w:rPr>
+    </w:lvl>
+    <w:lvl w:ilvl="8">
+      <w:start w:val="1"/>
+      <w:numFmt w:val="bullet"/>
+      <w:lvlText w:val="■"/>
+      <w:lvlJc w:val="left"/>
+      <w:pPr>
+        <w:ind w:left="6480" w:hanging="360"/>
+      </w:pPr>
+      <w:rPr>
+        <w:u w:val="none"/>
+      </w:rPr>
+    </w:lvl>
+  </w:abstractNum>
+  <w:abstractNum w:abstractNumId="10">
+    <w:lvl w:ilvl="0">
+      <w:start w:val="1"/>
+      <w:numFmt w:val="bullet"/>
+      <w:lvlText w:val="●"/>
+      <w:lvlJc w:val="left"/>
+      <w:pPr>
+        <w:ind w:left="720" w:hanging="360"/>
+      </w:pPr>
+      <w:rPr>
         <w:rFonts w:ascii="Roboto" w:cs="Roboto" w:eastAsia="Roboto" w:hAnsi="Roboto"/>
         <w:color w:val="404040"/>
         <w:sz w:val="24"/>
@@ -18684,116 +19489,6 @@
       </w:rPr>
     </w:lvl>
   </w:abstractNum>
-  <w:abstractNum w:abstractNumId="10">
-    <w:lvl w:ilvl="0">
-      <w:start w:val="1"/>
-      <w:numFmt w:val="bullet"/>
-      <w:lvlText w:val="●"/>
-      <w:lvlJc w:val="left"/>
-      <w:pPr>
-        <w:ind w:left="720" w:hanging="360"/>
-      </w:pPr>
-      <w:rPr>
-        <w:u w:val="none"/>
-      </w:rPr>
-    </w:lvl>
-    <w:lvl w:ilvl="1">
-      <w:start w:val="1"/>
-      <w:numFmt w:val="bullet"/>
-      <w:lvlText w:val="○"/>
-      <w:lvlJc w:val="left"/>
-      <w:pPr>
-        <w:ind w:left="1440" w:hanging="360"/>
-      </w:pPr>
-      <w:rPr>
-        <w:u w:val="none"/>
-      </w:rPr>
-    </w:lvl>
-    <w:lvl w:ilvl="2">
-      <w:start w:val="1"/>
-      <w:numFmt w:val="bullet"/>
-      <w:lvlText w:val="■"/>
-      <w:lvlJc w:val="left"/>
-      <w:pPr>
-        <w:ind w:left="2160" w:hanging="360"/>
-      </w:pPr>
-      <w:rPr>
-        <w:u w:val="none"/>
-      </w:rPr>
-    </w:lvl>
-    <w:lvl w:ilvl="3">
-      <w:start w:val="1"/>
-      <w:numFmt w:val="bullet"/>
-      <w:lvlText w:val="●"/>
-      <w:lvlJc w:val="left"/>
-      <w:pPr>
-        <w:ind w:left="2880" w:hanging="360"/>
-      </w:pPr>
-      <w:rPr>
-        <w:u w:val="none"/>
-      </w:rPr>
-    </w:lvl>
-    <w:lvl w:ilvl="4">
-      <w:start w:val="1"/>
-      <w:numFmt w:val="bullet"/>
-      <w:lvlText w:val="○"/>
-      <w:lvlJc w:val="left"/>
-      <w:pPr>
-        <w:ind w:left="3600" w:hanging="360"/>
-      </w:pPr>
-      <w:rPr>
-        <w:u w:val="none"/>
-      </w:rPr>
-    </w:lvl>
-    <w:lvl w:ilvl="5">
-      <w:start w:val="1"/>
-      <w:numFmt w:val="bullet"/>
-      <w:lvlText w:val="■"/>
-      <w:lvlJc w:val="left"/>
-      <w:pPr>
-        <w:ind w:left="4320" w:hanging="360"/>
-      </w:pPr>
-      <w:rPr>
-        <w:u w:val="none"/>
-      </w:rPr>
-    </w:lvl>
-    <w:lvl w:ilvl="6">
-      <w:start w:val="1"/>
-      <w:numFmt w:val="bullet"/>
-      <w:lvlText w:val="●"/>
-      <w:lvlJc w:val="left"/>
-      <w:pPr>
-        <w:ind w:left="5040" w:hanging="360"/>
-      </w:pPr>
-      <w:rPr>
-        <w:u w:val="none"/>
-      </w:rPr>
-    </w:lvl>
-    <w:lvl w:ilvl="7">
-      <w:start w:val="1"/>
-      <w:numFmt w:val="bullet"/>
-      <w:lvlText w:val="○"/>
-      <w:lvlJc w:val="left"/>
-      <w:pPr>
-        <w:ind w:left="5760" w:hanging="360"/>
-      </w:pPr>
-      <w:rPr>
-        <w:u w:val="none"/>
-      </w:rPr>
-    </w:lvl>
-    <w:lvl w:ilvl="8">
-      <w:start w:val="1"/>
-      <w:numFmt w:val="bullet"/>
-      <w:lvlText w:val="■"/>
-      <w:lvlJc w:val="left"/>
-      <w:pPr>
-        <w:ind w:left="6480" w:hanging="360"/>
-      </w:pPr>
-      <w:rPr>
-        <w:u w:val="none"/>
-      </w:rPr>
-    </w:lvl>
-  </w:abstractNum>
   <w:abstractNum w:abstractNumId="11">
     <w:lvl w:ilvl="0">
       <w:start w:val="1"/>
@@ -19015,6 +19710,226 @@
     </w:lvl>
   </w:abstractNum>
   <w:abstractNum w:abstractNumId="13">
+    <w:lvl w:ilvl="0">
+      <w:start w:val="1"/>
+      <w:numFmt w:val="bullet"/>
+      <w:lvlText w:val="●"/>
+      <w:lvlJc w:val="left"/>
+      <w:pPr>
+        <w:ind w:left="720" w:hanging="360"/>
+      </w:pPr>
+      <w:rPr>
+        <w:u w:val="none"/>
+      </w:rPr>
+    </w:lvl>
+    <w:lvl w:ilvl="1">
+      <w:start w:val="1"/>
+      <w:numFmt w:val="bullet"/>
+      <w:lvlText w:val="○"/>
+      <w:lvlJc w:val="left"/>
+      <w:pPr>
+        <w:ind w:left="1440" w:hanging="360"/>
+      </w:pPr>
+      <w:rPr>
+        <w:u w:val="none"/>
+      </w:rPr>
+    </w:lvl>
+    <w:lvl w:ilvl="2">
+      <w:start w:val="1"/>
+      <w:numFmt w:val="bullet"/>
+      <w:lvlText w:val="■"/>
+      <w:lvlJc w:val="left"/>
+      <w:pPr>
+        <w:ind w:left="2160" w:hanging="360"/>
+      </w:pPr>
+      <w:rPr>
+        <w:u w:val="none"/>
+      </w:rPr>
+    </w:lvl>
+    <w:lvl w:ilvl="3">
+      <w:start w:val="1"/>
+      <w:numFmt w:val="bullet"/>
+      <w:lvlText w:val="●"/>
+      <w:lvlJc w:val="left"/>
+      <w:pPr>
+        <w:ind w:left="2880" w:hanging="360"/>
+      </w:pPr>
+      <w:rPr>
+        <w:u w:val="none"/>
+      </w:rPr>
+    </w:lvl>
+    <w:lvl w:ilvl="4">
+      <w:start w:val="1"/>
+      <w:numFmt w:val="bullet"/>
+      <w:lvlText w:val="○"/>
+      <w:lvlJc w:val="left"/>
+      <w:pPr>
+        <w:ind w:left="3600" w:hanging="360"/>
+      </w:pPr>
+      <w:rPr>
+        <w:u w:val="none"/>
+      </w:rPr>
+    </w:lvl>
+    <w:lvl w:ilvl="5">
+      <w:start w:val="1"/>
+      <w:numFmt w:val="bullet"/>
+      <w:lvlText w:val="■"/>
+      <w:lvlJc w:val="left"/>
+      <w:pPr>
+        <w:ind w:left="4320" w:hanging="360"/>
+      </w:pPr>
+      <w:rPr>
+        <w:u w:val="none"/>
+      </w:rPr>
+    </w:lvl>
+    <w:lvl w:ilvl="6">
+      <w:start w:val="1"/>
+      <w:numFmt w:val="bullet"/>
+      <w:lvlText w:val="●"/>
+      <w:lvlJc w:val="left"/>
+      <w:pPr>
+        <w:ind w:left="5040" w:hanging="360"/>
+      </w:pPr>
+      <w:rPr>
+        <w:u w:val="none"/>
+      </w:rPr>
+    </w:lvl>
+    <w:lvl w:ilvl="7">
+      <w:start w:val="1"/>
+      <w:numFmt w:val="bullet"/>
+      <w:lvlText w:val="○"/>
+      <w:lvlJc w:val="left"/>
+      <w:pPr>
+        <w:ind w:left="5760" w:hanging="360"/>
+      </w:pPr>
+      <w:rPr>
+        <w:u w:val="none"/>
+      </w:rPr>
+    </w:lvl>
+    <w:lvl w:ilvl="8">
+      <w:start w:val="1"/>
+      <w:numFmt w:val="bullet"/>
+      <w:lvlText w:val="■"/>
+      <w:lvlJc w:val="left"/>
+      <w:pPr>
+        <w:ind w:left="6480" w:hanging="360"/>
+      </w:pPr>
+      <w:rPr>
+        <w:u w:val="none"/>
+      </w:rPr>
+    </w:lvl>
+  </w:abstractNum>
+  <w:abstractNum w:abstractNumId="14">
+    <w:lvl w:ilvl="0">
+      <w:start w:val="1"/>
+      <w:numFmt w:val="bullet"/>
+      <w:lvlText w:val="●"/>
+      <w:lvlJc w:val="left"/>
+      <w:pPr>
+        <w:ind w:left="720" w:hanging="360"/>
+      </w:pPr>
+      <w:rPr>
+        <w:u w:val="none"/>
+      </w:rPr>
+    </w:lvl>
+    <w:lvl w:ilvl="1">
+      <w:start w:val="1"/>
+      <w:numFmt w:val="bullet"/>
+      <w:lvlText w:val="○"/>
+      <w:lvlJc w:val="left"/>
+      <w:pPr>
+        <w:ind w:left="1440" w:hanging="360"/>
+      </w:pPr>
+      <w:rPr>
+        <w:u w:val="none"/>
+      </w:rPr>
+    </w:lvl>
+    <w:lvl w:ilvl="2">
+      <w:start w:val="1"/>
+      <w:numFmt w:val="bullet"/>
+      <w:lvlText w:val="■"/>
+      <w:lvlJc w:val="left"/>
+      <w:pPr>
+        <w:ind w:left="2160" w:hanging="360"/>
+      </w:pPr>
+      <w:rPr>
+        <w:u w:val="none"/>
+      </w:rPr>
+    </w:lvl>
+    <w:lvl w:ilvl="3">
+      <w:start w:val="1"/>
+      <w:numFmt w:val="bullet"/>
+      <w:lvlText w:val="●"/>
+      <w:lvlJc w:val="left"/>
+      <w:pPr>
+        <w:ind w:left="2880" w:hanging="360"/>
+      </w:pPr>
+      <w:rPr>
+        <w:u w:val="none"/>
+      </w:rPr>
+    </w:lvl>
+    <w:lvl w:ilvl="4">
+      <w:start w:val="1"/>
+      <w:numFmt w:val="bullet"/>
+      <w:lvlText w:val="○"/>
+      <w:lvlJc w:val="left"/>
+      <w:pPr>
+        <w:ind w:left="3600" w:hanging="360"/>
+      </w:pPr>
+      <w:rPr>
+        <w:u w:val="none"/>
+      </w:rPr>
+    </w:lvl>
+    <w:lvl w:ilvl="5">
+      <w:start w:val="1"/>
+      <w:numFmt w:val="bullet"/>
+      <w:lvlText w:val="■"/>
+      <w:lvlJc w:val="left"/>
+      <w:pPr>
+        <w:ind w:left="4320" w:hanging="360"/>
+      </w:pPr>
+      <w:rPr>
+        <w:u w:val="none"/>
+      </w:rPr>
+    </w:lvl>
+    <w:lvl w:ilvl="6">
+      <w:start w:val="1"/>
+      <w:numFmt w:val="bullet"/>
+      <w:lvlText w:val="●"/>
+      <w:lvlJc w:val="left"/>
+      <w:pPr>
+        <w:ind w:left="5040" w:hanging="360"/>
+      </w:pPr>
+      <w:rPr>
+        <w:u w:val="none"/>
+      </w:rPr>
+    </w:lvl>
+    <w:lvl w:ilvl="7">
+      <w:start w:val="1"/>
+      <w:numFmt w:val="bullet"/>
+      <w:lvlText w:val="○"/>
+      <w:lvlJc w:val="left"/>
+      <w:pPr>
+        <w:ind w:left="5760" w:hanging="360"/>
+      </w:pPr>
+      <w:rPr>
+        <w:u w:val="none"/>
+      </w:rPr>
+    </w:lvl>
+    <w:lvl w:ilvl="8">
+      <w:start w:val="1"/>
+      <w:numFmt w:val="bullet"/>
+      <w:lvlText w:val="■"/>
+      <w:lvlJc w:val="left"/>
+      <w:pPr>
+        <w:ind w:left="6480" w:hanging="360"/>
+      </w:pPr>
+      <w:rPr>
+        <w:u w:val="none"/>
+      </w:rPr>
+    </w:lvl>
+  </w:abstractNum>
+  <w:abstractNum w:abstractNumId="15">
     <w:lvl w:ilvl="0">
       <w:start w:val="1"/>
       <w:numFmt w:val="decimal"/>
@@ -19128,226 +20043,6 @@
       </w:rPr>
     </w:lvl>
   </w:abstractNum>
-  <w:abstractNum w:abstractNumId="14">
-    <w:lvl w:ilvl="0">
-      <w:start w:val="1"/>
-      <w:numFmt w:val="bullet"/>
-      <w:lvlText w:val="●"/>
-      <w:lvlJc w:val="left"/>
-      <w:pPr>
-        <w:ind w:left="720" w:hanging="360"/>
-      </w:pPr>
-      <w:rPr>
-        <w:u w:val="none"/>
-      </w:rPr>
-    </w:lvl>
-    <w:lvl w:ilvl="1">
-      <w:start w:val="1"/>
-      <w:numFmt w:val="bullet"/>
-      <w:lvlText w:val="○"/>
-      <w:lvlJc w:val="left"/>
-      <w:pPr>
-        <w:ind w:left="1440" w:hanging="360"/>
-      </w:pPr>
-      <w:rPr>
-        <w:u w:val="none"/>
-      </w:rPr>
-    </w:lvl>
-    <w:lvl w:ilvl="2">
-      <w:start w:val="1"/>
-      <w:numFmt w:val="bullet"/>
-      <w:lvlText w:val="■"/>
-      <w:lvlJc w:val="left"/>
-      <w:pPr>
-        <w:ind w:left="2160" w:hanging="360"/>
-      </w:pPr>
-      <w:rPr>
-        <w:u w:val="none"/>
-      </w:rPr>
-    </w:lvl>
-    <w:lvl w:ilvl="3">
-      <w:start w:val="1"/>
-      <w:numFmt w:val="bullet"/>
-      <w:lvlText w:val="●"/>
-      <w:lvlJc w:val="left"/>
-      <w:pPr>
-        <w:ind w:left="2880" w:hanging="360"/>
-      </w:pPr>
-      <w:rPr>
-        <w:u w:val="none"/>
-      </w:rPr>
-    </w:lvl>
-    <w:lvl w:ilvl="4">
-      <w:start w:val="1"/>
-      <w:numFmt w:val="bullet"/>
-      <w:lvlText w:val="○"/>
-      <w:lvlJc w:val="left"/>
-      <w:pPr>
-        <w:ind w:left="3600" w:hanging="360"/>
-      </w:pPr>
-      <w:rPr>
-        <w:u w:val="none"/>
-      </w:rPr>
-    </w:lvl>
-    <w:lvl w:ilvl="5">
-      <w:start w:val="1"/>
-      <w:numFmt w:val="bullet"/>
-      <w:lvlText w:val="■"/>
-      <w:lvlJc w:val="left"/>
-      <w:pPr>
-        <w:ind w:left="4320" w:hanging="360"/>
-      </w:pPr>
-      <w:rPr>
-        <w:u w:val="none"/>
-      </w:rPr>
-    </w:lvl>
-    <w:lvl w:ilvl="6">
-      <w:start w:val="1"/>
-      <w:numFmt w:val="bullet"/>
-      <w:lvlText w:val="●"/>
-      <w:lvlJc w:val="left"/>
-      <w:pPr>
-        <w:ind w:left="5040" w:hanging="360"/>
-      </w:pPr>
-      <w:rPr>
-        <w:u w:val="none"/>
-      </w:rPr>
-    </w:lvl>
-    <w:lvl w:ilvl="7">
-      <w:start w:val="1"/>
-      <w:numFmt w:val="bullet"/>
-      <w:lvlText w:val="○"/>
-      <w:lvlJc w:val="left"/>
-      <w:pPr>
-        <w:ind w:left="5760" w:hanging="360"/>
-      </w:pPr>
-      <w:rPr>
-        <w:u w:val="none"/>
-      </w:rPr>
-    </w:lvl>
-    <w:lvl w:ilvl="8">
-      <w:start w:val="1"/>
-      <w:numFmt w:val="bullet"/>
-      <w:lvlText w:val="■"/>
-      <w:lvlJc w:val="left"/>
-      <w:pPr>
-        <w:ind w:left="6480" w:hanging="360"/>
-      </w:pPr>
-      <w:rPr>
-        <w:u w:val="none"/>
-      </w:rPr>
-    </w:lvl>
-  </w:abstractNum>
-  <w:abstractNum w:abstractNumId="15">
-    <w:lvl w:ilvl="0">
-      <w:start w:val="1"/>
-      <w:numFmt w:val="bullet"/>
-      <w:lvlText w:val="●"/>
-      <w:lvlJc w:val="left"/>
-      <w:pPr>
-        <w:ind w:left="720" w:hanging="360"/>
-      </w:pPr>
-      <w:rPr>
-        <w:u w:val="none"/>
-      </w:rPr>
-    </w:lvl>
-    <w:lvl w:ilvl="1">
-      <w:start w:val="1"/>
-      <w:numFmt w:val="bullet"/>
-      <w:lvlText w:val="○"/>
-      <w:lvlJc w:val="left"/>
-      <w:pPr>
-        <w:ind w:left="1440" w:hanging="360"/>
-      </w:pPr>
-      <w:rPr>
-        <w:u w:val="none"/>
-      </w:rPr>
-    </w:lvl>
-    <w:lvl w:ilvl="2">
-      <w:start w:val="1"/>
-      <w:numFmt w:val="bullet"/>
-      <w:lvlText w:val="■"/>
-      <w:lvlJc w:val="left"/>
-      <w:pPr>
-        <w:ind w:left="2160" w:hanging="360"/>
-      </w:pPr>
-      <w:rPr>
-        <w:u w:val="none"/>
-      </w:rPr>
-    </w:lvl>
-    <w:lvl w:ilvl="3">
-      <w:start w:val="1"/>
-      <w:numFmt w:val="bullet"/>
-      <w:lvlText w:val="●"/>
-      <w:lvlJc w:val="left"/>
-      <w:pPr>
-        <w:ind w:left="2880" w:hanging="360"/>
-      </w:pPr>
-      <w:rPr>
-        <w:u w:val="none"/>
-      </w:rPr>
-    </w:lvl>
-    <w:lvl w:ilvl="4">
-      <w:start w:val="1"/>
-      <w:numFmt w:val="bullet"/>
-      <w:lvlText w:val="○"/>
-      <w:lvlJc w:val="left"/>
-      <w:pPr>
-        <w:ind w:left="3600" w:hanging="360"/>
-      </w:pPr>
-      <w:rPr>
-        <w:u w:val="none"/>
-      </w:rPr>
-    </w:lvl>
-    <w:lvl w:ilvl="5">
-      <w:start w:val="1"/>
-      <w:numFmt w:val="bullet"/>
-      <w:lvlText w:val="■"/>
-      <w:lvlJc w:val="left"/>
-      <w:pPr>
-        <w:ind w:left="4320" w:hanging="360"/>
-      </w:pPr>
-      <w:rPr>
-        <w:u w:val="none"/>
-      </w:rPr>
-    </w:lvl>
-    <w:lvl w:ilvl="6">
-      <w:start w:val="1"/>
-      <w:numFmt w:val="bullet"/>
-      <w:lvlText w:val="●"/>
-      <w:lvlJc w:val="left"/>
-      <w:pPr>
-        <w:ind w:left="5040" w:hanging="360"/>
-      </w:pPr>
-      <w:rPr>
-        <w:u w:val="none"/>
-      </w:rPr>
-    </w:lvl>
-    <w:lvl w:ilvl="7">
-      <w:start w:val="1"/>
-      <w:numFmt w:val="bullet"/>
-      <w:lvlText w:val="○"/>
-      <w:lvlJc w:val="left"/>
-      <w:pPr>
-        <w:ind w:left="5760" w:hanging="360"/>
-      </w:pPr>
-      <w:rPr>
-        <w:u w:val="none"/>
-      </w:rPr>
-    </w:lvl>
-    <w:lvl w:ilvl="8">
-      <w:start w:val="1"/>
-      <w:numFmt w:val="bullet"/>
-      <w:lvlText w:val="■"/>
-      <w:lvlJc w:val="left"/>
-      <w:pPr>
-        <w:ind w:left="6480" w:hanging="360"/>
-      </w:pPr>
-      <w:rPr>
-        <w:u w:val="none"/>
-      </w:rPr>
-    </w:lvl>
-  </w:abstractNum>
   <w:abstractNum w:abstractNumId="16">
     <w:lvl w:ilvl="0">
       <w:start w:val="1"/>
@@ -20229,6 +20924,116 @@
     </w:lvl>
   </w:abstractNum>
   <w:abstractNum w:abstractNumId="24">
+    <w:lvl w:ilvl="0">
+      <w:start w:val="1"/>
+      <w:numFmt w:val="bullet"/>
+      <w:lvlText w:val="●"/>
+      <w:lvlJc w:val="left"/>
+      <w:pPr>
+        <w:ind w:left="720" w:hanging="360"/>
+      </w:pPr>
+      <w:rPr>
+        <w:u w:val="none"/>
+      </w:rPr>
+    </w:lvl>
+    <w:lvl w:ilvl="1">
+      <w:start w:val="1"/>
+      <w:numFmt w:val="bullet"/>
+      <w:lvlText w:val="○"/>
+      <w:lvlJc w:val="left"/>
+      <w:pPr>
+        <w:ind w:left="1440" w:hanging="360"/>
+      </w:pPr>
+      <w:rPr>
+        <w:u w:val="none"/>
+      </w:rPr>
+    </w:lvl>
+    <w:lvl w:ilvl="2">
+      <w:start w:val="1"/>
+      <w:numFmt w:val="bullet"/>
+      <w:lvlText w:val="■"/>
+      <w:lvlJc w:val="left"/>
+      <w:pPr>
+        <w:ind w:left="2160" w:hanging="360"/>
+      </w:pPr>
+      <w:rPr>
+        <w:u w:val="none"/>
+      </w:rPr>
+    </w:lvl>
+    <w:lvl w:ilvl="3">
+      <w:start w:val="1"/>
+      <w:numFmt w:val="bullet"/>
+      <w:lvlText w:val="●"/>
+      <w:lvlJc w:val="left"/>
+      <w:pPr>
+        <w:ind w:left="2880" w:hanging="360"/>
+      </w:pPr>
+      <w:rPr>
+        <w:u w:val="none"/>
+      </w:rPr>
+    </w:lvl>
+    <w:lvl w:ilvl="4">
+      <w:start w:val="1"/>
+      <w:numFmt w:val="bullet"/>
+      <w:lvlText w:val="○"/>
+      <w:lvlJc w:val="left"/>
+      <w:pPr>
+        <w:ind w:left="3600" w:hanging="360"/>
+      </w:pPr>
+      <w:rPr>
+        <w:u w:val="none"/>
+      </w:rPr>
+    </w:lvl>
+    <w:lvl w:ilvl="5">
+      <w:start w:val="1"/>
+      <w:numFmt w:val="bullet"/>
+      <w:lvlText w:val="■"/>
+      <w:lvlJc w:val="left"/>
+      <w:pPr>
+        <w:ind w:left="4320" w:hanging="360"/>
+      </w:pPr>
+      <w:rPr>
+        <w:u w:val="none"/>
+      </w:rPr>
+    </w:lvl>
+    <w:lvl w:ilvl="6">
+      <w:start w:val="1"/>
+      <w:numFmt w:val="bullet"/>
+      <w:lvlText w:val="●"/>
+      <w:lvlJc w:val="left"/>
+      <w:pPr>
+        <w:ind w:left="5040" w:hanging="360"/>
+      </w:pPr>
+      <w:rPr>
+        <w:u w:val="none"/>
+      </w:rPr>
+    </w:lvl>
+    <w:lvl w:ilvl="7">
+      <w:start w:val="1"/>
+      <w:numFmt w:val="bullet"/>
+      <w:lvlText w:val="○"/>
+      <w:lvlJc w:val="left"/>
+      <w:pPr>
+        <w:ind w:left="5760" w:hanging="360"/>
+      </w:pPr>
+      <w:rPr>
+        <w:u w:val="none"/>
+      </w:rPr>
+    </w:lvl>
+    <w:lvl w:ilvl="8">
+      <w:start w:val="1"/>
+      <w:numFmt w:val="bullet"/>
+      <w:lvlText w:val="■"/>
+      <w:lvlJc w:val="left"/>
+      <w:pPr>
+        <w:ind w:left="6480" w:hanging="360"/>
+      </w:pPr>
+      <w:rPr>
+        <w:u w:val="none"/>
+      </w:rPr>
+    </w:lvl>
+  </w:abstractNum>
+  <w:abstractNum w:abstractNumId="25">
     <w:lvl w:ilvl="0">
       <w:start w:val="1"/>
       <w:numFmt w:val="decimal"/>
@@ -20342,116 +21147,6 @@
       </w:rPr>
     </w:lvl>
   </w:abstractNum>
-  <w:abstractNum w:abstractNumId="25">
-    <w:lvl w:ilvl="0">
-      <w:start w:val="1"/>
-      <w:numFmt w:val="bullet"/>
-      <w:lvlText w:val="●"/>
-      <w:lvlJc w:val="left"/>
-      <w:pPr>
-        <w:ind w:left="720" w:hanging="360"/>
-      </w:pPr>
-      <w:rPr>
-        <w:u w:val="none"/>
-      </w:rPr>
-    </w:lvl>
-    <w:lvl w:ilvl="1">
-      <w:start w:val="1"/>
-      <w:numFmt w:val="bullet"/>
-      <w:lvlText w:val="○"/>
-      <w:lvlJc w:val="left"/>
-      <w:pPr>
-        <w:ind w:left="1440" w:hanging="360"/>
-      </w:pPr>
-      <w:rPr>
-        <w:u w:val="none"/>
-      </w:rPr>
-    </w:lvl>
-    <w:lvl w:ilvl="2">
-      <w:start w:val="1"/>
-      <w:numFmt w:val="bullet"/>
-      <w:lvlText w:val="■"/>
-      <w:lvlJc w:val="left"/>
-      <w:pPr>
-        <w:ind w:left="2160" w:hanging="360"/>
-      </w:pPr>
-      <w:rPr>
-        <w:u w:val="none"/>
-      </w:rPr>
-    </w:lvl>
-    <w:lvl w:ilvl="3">
-      <w:start w:val="1"/>
-      <w:numFmt w:val="bullet"/>
-      <w:lvlText w:val="●"/>
-      <w:lvlJc w:val="left"/>
-      <w:pPr>
-        <w:ind w:left="2880" w:hanging="360"/>
-      </w:pPr>
-      <w:rPr>
-        <w:u w:val="none"/>
-      </w:rPr>
-    </w:lvl>
-    <w:lvl w:ilvl="4">
-      <w:start w:val="1"/>
-      <w:numFmt w:val="bullet"/>
-      <w:lvlText w:val="○"/>
-      <w:lvlJc w:val="left"/>
-      <w:pPr>
-        <w:ind w:left="3600" w:hanging="360"/>
-      </w:pPr>
-      <w:rPr>
-        <w:u w:val="none"/>
-      </w:rPr>
-    </w:lvl>
-    <w:lvl w:ilvl="5">
-      <w:start w:val="1"/>
-      <w:numFmt w:val="bullet"/>
-      <w:lvlText w:val="■"/>
-      <w:lvlJc w:val="left"/>
-      <w:pPr>
-        <w:ind w:left="4320" w:hanging="360"/>
-      </w:pPr>
-      <w:rPr>
-        <w:u w:val="none"/>
-      </w:rPr>
-    </w:lvl>
-    <w:lvl w:ilvl="6">
-      <w:start w:val="1"/>
-      <w:numFmt w:val="bullet"/>
-      <w:lvlText w:val="●"/>
-      <w:lvlJc w:val="left"/>
-      <w:pPr>
-        <w:ind w:left="5040" w:hanging="360"/>
-      </w:pPr>
-      <w:rPr>
-        <w:u w:val="none"/>
-      </w:rPr>
-    </w:lvl>
-    <w:lvl w:ilvl="7">
-      <w:start w:val="1"/>
-      <w:numFmt w:val="bullet"/>
-      <w:lvlText w:val="○"/>
-      <w:lvlJc w:val="left"/>
-      <w:pPr>
-        <w:ind w:left="5760" w:hanging="360"/>
-      </w:pPr>
-      <w:rPr>
-        <w:u w:val="none"/>
-      </w:rPr>
-    </w:lvl>
-    <w:lvl w:ilvl="8">
-      <w:start w:val="1"/>
-      <w:numFmt w:val="bullet"/>
-      <w:lvlText w:val="■"/>
-      <w:lvlJc w:val="left"/>
-      <w:pPr>
-        <w:ind w:left="6480" w:hanging="360"/>
-      </w:pPr>
-      <w:rPr>
-        <w:u w:val="none"/>
-      </w:rPr>
-    </w:lvl>
-  </w:abstractNum>
   <w:abstractNum w:abstractNumId="26">
     <w:lvl w:ilvl="0">
       <w:start w:val="1"/>
@@ -20563,6 +21258,116 @@
     </w:lvl>
   </w:abstractNum>
   <w:abstractNum w:abstractNumId="27">
+    <w:lvl w:ilvl="0">
+      <w:start w:val="1"/>
+      <w:numFmt w:val="bullet"/>
+      <w:lvlText w:val="●"/>
+      <w:lvlJc w:val="left"/>
+      <w:pPr>
+        <w:ind w:left="720" w:hanging="360"/>
+      </w:pPr>
+      <w:rPr>
+        <w:u w:val="none"/>
+      </w:rPr>
+    </w:lvl>
+    <w:lvl w:ilvl="1">
+      <w:start w:val="1"/>
+      <w:numFmt w:val="bullet"/>
+      <w:lvlText w:val="○"/>
+      <w:lvlJc w:val="left"/>
+      <w:pPr>
+        <w:ind w:left="1440" w:hanging="360"/>
+      </w:pPr>
+      <w:rPr>
+        <w:u w:val="none"/>
+      </w:rPr>
+    </w:lvl>
+    <w:lvl w:ilvl="2">
+      <w:start w:val="1"/>
+      <w:numFmt w:val="bullet"/>
+      <w:lvlText w:val="■"/>
+      <w:lvlJc w:val="left"/>
+      <w:pPr>
+        <w:ind w:left="2160" w:hanging="360"/>
+      </w:pPr>
+      <w:rPr>
+        <w:u w:val="none"/>
+      </w:rPr>
+    </w:lvl>
+    <w:lvl w:ilvl="3">
+      <w:start w:val="1"/>
+      <w:numFmt w:val="bullet"/>
+      <w:lvlText w:val="●"/>
+      <w:lvlJc w:val="left"/>
+      <w:pPr>
+        <w:ind w:left="2880" w:hanging="360"/>
+      </w:pPr>
+      <w:rPr>
+        <w:u w:val="none"/>
+      </w:rPr>
+    </w:lvl>
+    <w:lvl w:ilvl="4">
+      <w:start w:val="1"/>
+      <w:numFmt w:val="bullet"/>
+      <w:lvlText w:val="○"/>
+      <w:lvlJc w:val="left"/>
+      <w:pPr>
+        <w:ind w:left="3600" w:hanging="360"/>
+      </w:pPr>
+      <w:rPr>
+        <w:u w:val="none"/>
+      </w:rPr>
+    </w:lvl>
+    <w:lvl w:ilvl="5">
+      <w:start w:val="1"/>
+      <w:numFmt w:val="bullet"/>
+      <w:lvlText w:val="■"/>
+      <w:lvlJc w:val="left"/>
+      <w:pPr>
+        <w:ind w:left="4320" w:hanging="360"/>
+      </w:pPr>
+      <w:rPr>
+        <w:u w:val="none"/>
+      </w:rPr>
+    </w:lvl>
+    <w:lvl w:ilvl="6">
+      <w:start w:val="1"/>
+      <w:numFmt w:val="bullet"/>
+      <w:lvlText w:val="●"/>
+      <w:lvlJc w:val="left"/>
+      <w:pPr>
+        <w:ind w:left="5040" w:hanging="360"/>
+      </w:pPr>
+      <w:rPr>
+        <w:u w:val="none"/>
+      </w:rPr>
+    </w:lvl>
+    <w:lvl w:ilvl="7">
+      <w:start w:val="1"/>
+      <w:numFmt w:val="bullet"/>
+      <w:lvlText w:val="○"/>
+      <w:lvlJc w:val="left"/>
+      <w:pPr>
+        <w:ind w:left="5760" w:hanging="360"/>
+      </w:pPr>
+      <w:rPr>
+        <w:u w:val="none"/>
+      </w:rPr>
+    </w:lvl>
+    <w:lvl w:ilvl="8">
+      <w:start w:val="1"/>
+      <w:numFmt w:val="bullet"/>
+      <w:lvlText w:val="■"/>
+      <w:lvlJc w:val="left"/>
+      <w:pPr>
+        <w:ind w:left="6480" w:hanging="360"/>
+      </w:pPr>
+      <w:rPr>
+        <w:u w:val="none"/>
+      </w:rPr>
+    </w:lvl>
+  </w:abstractNum>
+  <w:abstractNum w:abstractNumId="28">
     <w:lvl w:ilvl="0">
       <w:start w:val="1"/>
       <w:numFmt w:val="bullet"/>
@@ -20676,7 +21481,7 @@
       </w:rPr>
     </w:lvl>
   </w:abstractNum>
-  <w:abstractNum w:abstractNumId="28">
+  <w:abstractNum w:abstractNumId="29">
     <w:lvl w:ilvl="0">
       <w:start w:val="1"/>
       <w:numFmt w:val="bullet"/>
@@ -20873,6 +21678,9 @@
   </w:num>
   <w:num w:numId="28">
     <w:abstractNumId w:val="28"/>
+  </w:num>
+  <w:num w:numId="29">
+    <w:abstractNumId w:val="29"/>
   </w:num>
 </w:numbering>
 </file>
